--- a/text/Figure_Legends.docx
+++ b/text/Figure_Legends.docx
@@ -1,6 +1,6 @@
 
 <file path=word/document.xml><?xml version="1.0" encoding="utf-8"?>
-<w:document xmlns:wpc="http://schemas.microsoft.com/office/word/2010/wordprocessingCanvas" xmlns:cx="http://schemas.microsoft.com/office/drawing/2014/chartex" xmlns:cx1="http://schemas.microsoft.com/office/drawing/2015/9/8/chartex" xmlns:cx2="http://schemas.microsoft.com/office/drawing/2015/10/21/chartex" xmlns:cx3="http://schemas.microsoft.com/office/drawing/2016/5/9/chartex" xmlns:cx4="http://schemas.microsoft.com/office/drawing/2016/5/10/chartex" xmlns:cx5="http://schemas.microsoft.com/office/drawing/2016/5/11/chartex" xmlns:cx6="http://schemas.microsoft.com/office/drawing/2016/5/12/chartex" xmlns:cx7="http://schemas.microsoft.com/office/drawing/2016/5/13/chartex" xmlns:cx8="http://schemas.microsoft.com/office/drawing/2016/5/14/chartex" xmlns:mc="http://schemas.openxmlformats.org/markup-compatibility/2006" xmlns:aink="http://schemas.microsoft.com/office/drawing/2016/ink" xmlns:am3d="http://schemas.microsoft.com/office/drawing/2017/model3d" xmlns:o="urn:schemas-microsoft-com:office:office" xmlns:oel="http://schemas.microsoft.com/office/2019/extlst" xmlns:r="http://schemas.openxmlformats.org/officeDocument/2006/relationships" xmlns:m="http://schemas.openxmlformats.org/officeDocument/2006/math" xmlns:v="urn:schemas-microsoft-com:vml" xmlns:wp14="http://schemas.microsoft.com/office/word/2010/wordprocessingDrawing" xmlns:wp="http://schemas.openxmlformats.org/drawingml/2006/wordprocessingDrawing" xmlns:w10="urn:schemas-microsoft-com:office:word" xmlns:w="http://schemas.openxmlformats.org/wordprocessingml/2006/main" xmlns:w14="http://schemas.microsoft.com/office/word/2010/wordml" xmlns:w15="http://schemas.microsoft.com/office/word/2012/wordml" xmlns:w16cex="http://schemas.microsoft.com/office/word/2018/wordml/cex" xmlns:w16cid="http://schemas.microsoft.com/office/word/2016/wordml/cid" xmlns:w16="http://schemas.microsoft.com/office/word/2018/wordml" xmlns:w16du="http://schemas.microsoft.com/office/word/2023/wordml/word16du" xmlns:w16sdtdh="http://schemas.microsoft.com/office/word/2020/wordml/sdtdatahash" xmlns:w16sdtfl="http://schemas.microsoft.com/office/word/2024/wordml/sdtformatlock" xmlns:w16se="http://schemas.microsoft.com/office/word/2015/wordml/symex" xmlns:wpg="http://schemas.microsoft.com/office/word/2010/wordprocessingGroup" xmlns:wpi="http://schemas.microsoft.com/office/word/2010/wordprocessingInk" xmlns:wne="http://schemas.microsoft.com/office/word/2006/wordml" xmlns:wps="http://schemas.microsoft.com/office/word/2010/wordprocessingShape" mc:Ignorable="w14 w15 w16se w16cid w16 w16cex w16sdtdh w16sdtfl w16du wp14">
+<w:document xmlns:wpc="http://schemas.microsoft.com/office/word/2010/wordprocessingCanvas" xmlns:cx="http://schemas.microsoft.com/office/drawing/2014/chartex" xmlns:cx1="http://schemas.microsoft.com/office/drawing/2015/9/8/chartex" xmlns:cx2="http://schemas.microsoft.com/office/drawing/2015/10/21/chartex" xmlns:cx3="http://schemas.microsoft.com/office/drawing/2016/5/9/chartex" xmlns:cx4="http://schemas.microsoft.com/office/drawing/2016/5/10/chartex" xmlns:cx5="http://schemas.microsoft.com/office/drawing/2016/5/11/chartex" xmlns:cx6="http://schemas.microsoft.com/office/drawing/2016/5/12/chartex" xmlns:cx7="http://schemas.microsoft.com/office/drawing/2016/5/13/chartex" xmlns:cx8="http://schemas.microsoft.com/office/drawing/2016/5/14/chartex" xmlns:mc="http://schemas.openxmlformats.org/markup-compatibility/2006" xmlns:m="http://schemas.openxmlformats.org/officeDocument/2006/math" xmlns:aink="http://schemas.microsoft.com/office/drawing/2016/ink" xmlns:am3d="http://schemas.microsoft.com/office/drawing/2017/model3d" xmlns:oel="http://schemas.microsoft.com/office/2019/extlst" xmlns:r="http://schemas.openxmlformats.org/officeDocument/2006/relationships" xmlns:wp14="http://schemas.microsoft.com/office/word/2010/wordprocessingDrawing" xmlns:wp="http://schemas.openxmlformats.org/drawingml/2006/wordprocessingDrawing" xmlns:wpg="http://schemas.microsoft.com/office/word/2010/wordprocessingGroup" xmlns:wpi="http://schemas.microsoft.com/office/word/2010/wordprocessingInk" xmlns:wps="http://schemas.microsoft.com/office/word/2010/wordprocessingShape" xmlns:o="urn:schemas-microsoft-com:office:office" xmlns:v="urn:schemas-microsoft-com:vml" xmlns:w10="urn:schemas-microsoft-com:office:word" xmlns:w="http://schemas.openxmlformats.org/wordprocessingml/2006/main" xmlns:w14="http://schemas.microsoft.com/office/word/2010/wordml" xmlns:w15="http://schemas.microsoft.com/office/word/2012/wordml" xmlns:w16cex="http://schemas.microsoft.com/office/word/2018/wordml/cex" xmlns:w16cid="http://schemas.microsoft.com/office/word/2016/wordml/cid" xmlns:w16="http://schemas.microsoft.com/office/word/2018/wordml" xmlns:w16sdtdh="http://schemas.microsoft.com/office/word/2020/wordml/sdtdatahash" xmlns:w16sdtfl="http://schemas.microsoft.com/office/word/2024/wordml/sdtformatlock" xmlns:w16se="http://schemas.microsoft.com/office/word/2015/wordml/symex" xmlns:w16du="http://schemas.microsoft.com/office/word/2023/wordml/word16du" xmlns:wne="http://schemas.microsoft.com/office/word/2006/wordml" mc:Ignorable="w14 w15 w16se w16cid w16 w16cex w16sdtdh w16sdtfl w16du wp14">
   <w:body>
     <w:p>
       <w:pPr>
@@ -91,7 +91,27 @@
           <w:color w:val="000000" w:themeColor="text1"/>
           <w:lang w:val="en-US"/>
         </w:rPr>
-        <w:t xml:space="preserve"> FIREFate integrat</w:t>
+        <w:t xml:space="preserve"> </w:t>
+      </w:r>
+      <w:proofErr w:type="spellStart"/>
+      <w:r>
+        <w:rPr>
+          <w:rStyle w:val="Strong"/>
+          <w:rFonts w:ascii="Calibri" w:hAnsi="Calibri" w:cs="Calibri"/>
+          <w:color w:val="000000" w:themeColor="text1"/>
+          <w:lang w:val="en-US"/>
+        </w:rPr>
+        <w:t>FIREFate</w:t>
+      </w:r>
+      <w:proofErr w:type="spellEnd"/>
+      <w:r>
+        <w:rPr>
+          <w:rStyle w:val="Strong"/>
+          <w:rFonts w:ascii="Calibri" w:hAnsi="Calibri" w:cs="Calibri"/>
+          <w:color w:val="000000" w:themeColor="text1"/>
+          <w:lang w:val="en-US"/>
+        </w:rPr>
+        <w:t xml:space="preserve"> integrat</w:t>
       </w:r>
       <w:r>
         <w:rPr>
@@ -147,13 +167,23 @@
           <w:lang w:val="en-US"/>
         </w:rPr>
       </w:pPr>
-      <w:r>
-        <w:rPr>
-          <w:rFonts w:ascii="Calibri" w:hAnsi="Calibri" w:cs="Calibri"/>
-          <w:color w:val="000000" w:themeColor="text1"/>
-          <w:lang w:val="en-US"/>
-        </w:rPr>
-        <w:t xml:space="preserve">FIREFate integrates interpretable machine learning with mechanistic modeling to dissect cell fate decisions through two complementary approaches. In parallel, it constructs state-specific and dynamic gene regulatory networks (GRNs) by integrating single-cell RNA-seq and ATAC-seq data, while an interpretable ML framework identifies discriminatory cellular programs (CPs)—co-expression modules sufficient to distinguish cell states. Significant GRN edges are then cross-referenced with CP-associated genes to prioritize key regulatory subnetworks. In series, CPs are overlaid onto mechanistic models to reveal dynamic transcription factor activity </w:t>
+      <w:proofErr w:type="spellStart"/>
+      <w:r>
+        <w:rPr>
+          <w:rFonts w:ascii="Calibri" w:hAnsi="Calibri" w:cs="Calibri"/>
+          <w:color w:val="000000" w:themeColor="text1"/>
+          <w:lang w:val="en-US"/>
+        </w:rPr>
+        <w:t>FIREFate</w:t>
+      </w:r>
+      <w:proofErr w:type="spellEnd"/>
+      <w:r>
+        <w:rPr>
+          <w:rFonts w:ascii="Calibri" w:hAnsi="Calibri" w:cs="Calibri"/>
+          <w:color w:val="000000" w:themeColor="text1"/>
+          <w:lang w:val="en-US"/>
+        </w:rPr>
+        <w:t xml:space="preserve"> integrates interpretable machine learning with mechanistic modeling to dissect cell fate decisions through two complementary approaches. In parallel, it constructs state-specific and dynamic gene regulatory networks (GRNs) by integrating single-cell RNA-seq and ATAC-seq data, while an interpretable ML framework identifies discriminatory cellular programs (CPs)—co-expression modules sufficient to distinguish cell states. Significant GRN edges are then cross-referenced with CP-associated genes to prioritize key regulatory subnetworks. In series, CPs are overlaid onto mechanistic models to reveal dynamic transcription factor activity </w:t>
       </w:r>
       <w:r>
         <w:rPr>
@@ -168,15 +198,51 @@
           <w:color w:val="000000" w:themeColor="text1"/>
           <w:lang w:val="en-US"/>
         </w:rPr>
-        <w:t xml:space="preserve">cell fate. FIREFate is applied to immune systems </w:t>
-      </w:r>
-      <w:r>
-        <w:rPr>
-          <w:rFonts w:ascii="Calibri" w:hAnsi="Calibri" w:cs="Calibri"/>
-          <w:color w:val="000000" w:themeColor="text1"/>
-          <w:lang w:val="en-US"/>
-        </w:rPr>
-        <w:t xml:space="preserve">as an examplar </w:t>
+        <w:t xml:space="preserve">cell fate. </w:t>
+      </w:r>
+      <w:proofErr w:type="spellStart"/>
+      <w:r>
+        <w:rPr>
+          <w:rFonts w:ascii="Calibri" w:hAnsi="Calibri" w:cs="Calibri"/>
+          <w:color w:val="000000" w:themeColor="text1"/>
+          <w:lang w:val="en-US"/>
+        </w:rPr>
+        <w:t>FIREFate</w:t>
+      </w:r>
+      <w:proofErr w:type="spellEnd"/>
+      <w:r>
+        <w:rPr>
+          <w:rFonts w:ascii="Calibri" w:hAnsi="Calibri" w:cs="Calibri"/>
+          <w:color w:val="000000" w:themeColor="text1"/>
+          <w:lang w:val="en-US"/>
+        </w:rPr>
+        <w:t xml:space="preserve"> is applied to immune systems </w:t>
+      </w:r>
+      <w:r>
+        <w:rPr>
+          <w:rFonts w:ascii="Calibri" w:hAnsi="Calibri" w:cs="Calibri"/>
+          <w:color w:val="000000" w:themeColor="text1"/>
+          <w:lang w:val="en-US"/>
+        </w:rPr>
+        <w:t xml:space="preserve">as an </w:t>
+      </w:r>
+      <w:proofErr w:type="spellStart"/>
+      <w:r>
+        <w:rPr>
+          <w:rFonts w:ascii="Calibri" w:hAnsi="Calibri" w:cs="Calibri"/>
+          <w:color w:val="000000" w:themeColor="text1"/>
+          <w:lang w:val="en-US"/>
+        </w:rPr>
+        <w:t>examplar</w:t>
+      </w:r>
+      <w:proofErr w:type="spellEnd"/>
+      <w:r>
+        <w:rPr>
+          <w:rFonts w:ascii="Calibri" w:hAnsi="Calibri" w:cs="Calibri"/>
+          <w:color w:val="000000" w:themeColor="text1"/>
+          <w:lang w:val="en-US"/>
+        </w:rPr>
+        <w:t xml:space="preserve"> </w:t>
       </w:r>
       <w:r>
         <w:rPr>
@@ -221,31 +287,79 @@
         </w:rPr>
         <w:t xml:space="preserve"> </w:t>
       </w:r>
-      <w:r>
-        <w:rPr>
-          <w:rFonts w:ascii="Calibri" w:hAnsi="Calibri" w:cs="Calibri"/>
-          <w:b/>
-          <w:bCs/>
-          <w:sz w:val="22"/>
-          <w:szCs w:val="22"/>
-        </w:rPr>
-        <w:t>FIREFate framework and advantages over existing methods</w:t>
-      </w:r>
-    </w:p>
-    <w:p>
-      <w:pPr>
-        <w:jc w:val="both"/>
-        <w:rPr>
-          <w:rFonts w:ascii="Calibri" w:hAnsi="Calibri" w:cs="Calibri"/>
-          <w:b/>
-          <w:bCs/>
-        </w:rPr>
-      </w:pPr>
-      <w:r>
-        <w:rPr>
-          <w:rFonts w:ascii="Calibri" w:hAnsi="Calibri" w:cs="Calibri"/>
-        </w:rPr>
-        <w:t>FIREFate introduces a novel conceptual framework that identifies key regulatory subnetworks driving cell fate decisions and captures dynamic TF activities that guide trajectories toward terminal states. It supports diverse single-cell modalities, including multiome, RNA-seq, and Perturb-seq. By integrating interpretable machine learning with gene regulatory network modeling, FIREFate overcomes limitations of existing approaches, enabling mechanistic insight, improved interpretability, and robust inference of fate-determining regulators across conditions.</w:t>
+      <w:proofErr w:type="spellStart"/>
+      <w:r>
+        <w:rPr>
+          <w:rFonts w:ascii="Calibri" w:hAnsi="Calibri" w:cs="Calibri"/>
+          <w:b/>
+          <w:bCs/>
+          <w:sz w:val="22"/>
+          <w:szCs w:val="22"/>
+        </w:rPr>
+        <w:t>FIREFate</w:t>
+      </w:r>
+      <w:proofErr w:type="spellEnd"/>
+      <w:r>
+        <w:rPr>
+          <w:rFonts w:ascii="Calibri" w:hAnsi="Calibri" w:cs="Calibri"/>
+          <w:b/>
+          <w:bCs/>
+          <w:sz w:val="22"/>
+          <w:szCs w:val="22"/>
+        </w:rPr>
+        <w:t xml:space="preserve"> framework and advantages over existing methods</w:t>
+      </w:r>
+    </w:p>
+    <w:p>
+      <w:pPr>
+        <w:jc w:val="both"/>
+        <w:rPr>
+          <w:rFonts w:ascii="Calibri" w:hAnsi="Calibri" w:cs="Calibri"/>
+          <w:b/>
+          <w:bCs/>
+        </w:rPr>
+      </w:pPr>
+      <w:proofErr w:type="spellStart"/>
+      <w:r>
+        <w:rPr>
+          <w:rFonts w:ascii="Calibri" w:hAnsi="Calibri" w:cs="Calibri"/>
+        </w:rPr>
+        <w:t>FIREFate</w:t>
+      </w:r>
+      <w:proofErr w:type="spellEnd"/>
+      <w:r>
+        <w:rPr>
+          <w:rFonts w:ascii="Calibri" w:hAnsi="Calibri" w:cs="Calibri"/>
+        </w:rPr>
+        <w:t xml:space="preserve"> introduces a novel conceptual framework that identifies key regulatory subnetworks driving cell fate decisions and captures dynamic TF activities that guide trajectories toward terminal states. It supports diverse single-cell modalities, including </w:t>
+      </w:r>
+      <w:proofErr w:type="spellStart"/>
+      <w:r>
+        <w:rPr>
+          <w:rFonts w:ascii="Calibri" w:hAnsi="Calibri" w:cs="Calibri"/>
+        </w:rPr>
+        <w:t>multiome</w:t>
+      </w:r>
+      <w:proofErr w:type="spellEnd"/>
+      <w:r>
+        <w:rPr>
+          <w:rFonts w:ascii="Calibri" w:hAnsi="Calibri" w:cs="Calibri"/>
+        </w:rPr>
+        <w:t xml:space="preserve">, RNA-seq, and Perturb-seq. By integrating interpretable machine learning with gene regulatory network modeling, </w:t>
+      </w:r>
+      <w:proofErr w:type="spellStart"/>
+      <w:r>
+        <w:rPr>
+          <w:rFonts w:ascii="Calibri" w:hAnsi="Calibri" w:cs="Calibri"/>
+        </w:rPr>
+        <w:t>FIREFate</w:t>
+      </w:r>
+      <w:proofErr w:type="spellEnd"/>
+      <w:r>
+        <w:rPr>
+          <w:rFonts w:ascii="Calibri" w:hAnsi="Calibri" w:cs="Calibri"/>
+        </w:rPr>
+        <w:t xml:space="preserve"> overcomes limitations of existing approaches, enabling mechanistic insight, improved interpretability, and robust inference of fate-determining regulators across conditions.</w:t>
       </w:r>
     </w:p>
     <w:p>
@@ -309,7 +423,31 @@
           <w:sz w:val="22"/>
           <w:szCs w:val="22"/>
         </w:rPr>
-        <w:t>Schematic of FIREFate prioritizing regulatory subnetworks underlying B cell bifurcation.</w:t>
+        <w:t xml:space="preserve">Schematic of </w:t>
+      </w:r>
+      <w:proofErr w:type="spellStart"/>
+      <w:r>
+        <w:rPr>
+          <w:rFonts w:ascii="Calibri" w:hAnsi="Calibri" w:cs="Calibri"/>
+          <w:b/>
+          <w:bCs/>
+          <w:color w:val="000000" w:themeColor="text1"/>
+          <w:sz w:val="22"/>
+          <w:szCs w:val="22"/>
+        </w:rPr>
+        <w:t>FIREFate</w:t>
+      </w:r>
+      <w:proofErr w:type="spellEnd"/>
+      <w:r>
+        <w:rPr>
+          <w:rFonts w:ascii="Calibri" w:hAnsi="Calibri" w:cs="Calibri"/>
+          <w:b/>
+          <w:bCs/>
+          <w:color w:val="000000" w:themeColor="text1"/>
+          <w:sz w:val="22"/>
+          <w:szCs w:val="22"/>
+        </w:rPr>
+        <w:t xml:space="preserve"> prioritizing regulatory subnetworks underlying B cell bifurcation.</w:t>
       </w:r>
     </w:p>
     <w:p>
@@ -331,7 +469,27 @@
           <w:sz w:val="22"/>
           <w:szCs w:val="22"/>
         </w:rPr>
-        <w:t>Upon antigen encounter, primary human B cells activate and diverge into plasmablast (PB) and germinal center (GC) lineages. State-specific GRNs for PB and GC are constructed by integrating single-cell RNA-seq and ATAC-seq data, with significant edges selected by weight thresholds. In parallel, SLIDE identifies discriminatory cellular programs (CPs). FIREFate maps CP-associated genes onto the combined GRN to prioritize key regulatory subnetworks driving GC and PB fates.</w:t>
+        <w:t xml:space="preserve">Upon antigen encounter, primary human B cells activate and diverge into plasmablast (PB) and germinal center (GC) lineages. State-specific GRNs for PB and GC are constructed by integrating single-cell RNA-seq and ATAC-seq data, with significant edges selected by weight thresholds. In parallel, SLIDE identifies discriminatory cellular programs (CPs). </w:t>
+      </w:r>
+      <w:proofErr w:type="spellStart"/>
+      <w:r>
+        <w:rPr>
+          <w:rFonts w:ascii="Calibri" w:hAnsi="Calibri" w:cs="Calibri"/>
+          <w:color w:val="000000" w:themeColor="text1"/>
+          <w:sz w:val="22"/>
+          <w:szCs w:val="22"/>
+        </w:rPr>
+        <w:t>FIREFate</w:t>
+      </w:r>
+      <w:proofErr w:type="spellEnd"/>
+      <w:r>
+        <w:rPr>
+          <w:rFonts w:ascii="Calibri" w:hAnsi="Calibri" w:cs="Calibri"/>
+          <w:color w:val="000000" w:themeColor="text1"/>
+          <w:sz w:val="22"/>
+          <w:szCs w:val="22"/>
+        </w:rPr>
+        <w:t xml:space="preserve"> maps CP-associated genes onto the combined GRN to prioritize key regulatory subnetworks driving GC and PB fates.</w:t>
       </w:r>
     </w:p>
     <w:p>
@@ -420,6 +578,7 @@
         </w:rPr>
         <w:t xml:space="preserve">overlaying top genes in </w:t>
       </w:r>
+      <w:proofErr w:type="spellStart"/>
       <w:r>
         <w:rPr>
           <w:rFonts w:ascii="Calibri" w:hAnsi="Calibri" w:cs="Calibri"/>
@@ -430,6 +589,7 @@
         </w:rPr>
         <w:t>FIREFate</w:t>
       </w:r>
+      <w:proofErr w:type="spellEnd"/>
       <w:r>
         <w:rPr>
           <w:rFonts w:ascii="Calibri" w:hAnsi="Calibri" w:cs="Calibri"/>
@@ -790,7 +950,27 @@
           <w:color w:val="000000" w:themeColor="text1"/>
           <w:lang w:val="en-US"/>
         </w:rPr>
-        <w:t>Comparison of perturbation scores for FIREFate-prioritized TFs in primary human B cells</w:t>
+        <w:t xml:space="preserve">Comparison of perturbation scores for </w:t>
+      </w:r>
+      <w:proofErr w:type="spellStart"/>
+      <w:r>
+        <w:rPr>
+          <w:rStyle w:val="Strong"/>
+          <w:rFonts w:ascii="Calibri" w:hAnsi="Calibri" w:cs="Calibri"/>
+          <w:color w:val="000000" w:themeColor="text1"/>
+          <w:lang w:val="en-US"/>
+        </w:rPr>
+        <w:t>FIREFate</w:t>
+      </w:r>
+      <w:proofErr w:type="spellEnd"/>
+      <w:r>
+        <w:rPr>
+          <w:rStyle w:val="Strong"/>
+          <w:rFonts w:ascii="Calibri" w:hAnsi="Calibri" w:cs="Calibri"/>
+          <w:color w:val="000000" w:themeColor="text1"/>
+          <w:lang w:val="en-US"/>
+        </w:rPr>
+        <w:t>-prioritized TFs in primary human B cells</w:t>
       </w:r>
       <w:r>
         <w:rPr>
@@ -823,79 +1003,10 @@
           <w:color w:val="000000" w:themeColor="text1"/>
           <w:lang w:val="en-US"/>
         </w:rPr>
-        <w:t>In silico perturbation analysis contrasts FIREFate-enriched TFs with others, highlighting their impact on cell identity within GC–PB gene regulatory networks derived from single-cell multiome data.</w:t>
-      </w:r>
-    </w:p>
-    <w:p>
-      <w:pPr>
-        <w:jc w:val="both"/>
-        <w:rPr>
-          <w:rStyle w:val="Strong"/>
-          <w:rFonts w:ascii="Calibri" w:hAnsi="Calibri" w:cs="Calibri"/>
-          <w:color w:val="000000" w:themeColor="text1"/>
-          <w:lang w:val="en-US"/>
-        </w:rPr>
-      </w:pPr>
-    </w:p>
-    <w:p>
-      <w:pPr>
-        <w:jc w:val="both"/>
-        <w:rPr>
-          <w:rStyle w:val="Strong"/>
-          <w:rFonts w:ascii="Calibri" w:hAnsi="Calibri" w:cs="Calibri"/>
-          <w:color w:val="000000" w:themeColor="text1"/>
-          <w:lang w:val="en-US"/>
-        </w:rPr>
-      </w:pPr>
-      <w:r>
-        <w:rPr>
-          <w:rStyle w:val="Strong"/>
-          <w:rFonts w:ascii="Calibri" w:hAnsi="Calibri" w:cs="Calibri"/>
-          <w:color w:val="000000" w:themeColor="text1"/>
-          <w:lang w:val="en-US"/>
-        </w:rPr>
-        <w:t>E</w:t>
-      </w:r>
-      <w:r>
-        <w:rPr>
-          <w:rStyle w:val="Strong"/>
-          <w:rFonts w:ascii="Calibri" w:hAnsi="Calibri" w:cs="Calibri"/>
-          <w:color w:val="000000" w:themeColor="text1"/>
-          <w:lang w:val="en-US"/>
-        </w:rPr>
-        <w:t xml:space="preserve">. </w:t>
-      </w:r>
-      <w:r>
-        <w:rPr>
-          <w:rStyle w:val="Strong"/>
-          <w:rFonts w:ascii="Calibri" w:hAnsi="Calibri" w:cs="Calibri"/>
-          <w:color w:val="000000" w:themeColor="text1"/>
-          <w:lang w:val="en-US"/>
-        </w:rPr>
-        <w:t xml:space="preserve">Comparison of perturbation scores for FIREFate-prioritized </w:t>
-      </w:r>
-      <w:r>
-        <w:rPr>
-          <w:rStyle w:val="Strong"/>
-          <w:rFonts w:ascii="Calibri" w:hAnsi="Calibri" w:cs="Calibri"/>
-          <w:color w:val="000000" w:themeColor="text1"/>
-          <w:lang w:val="en-US"/>
-        </w:rPr>
-        <w:t>human B cell data from tonsil atlas data</w:t>
-      </w:r>
-      <w:r>
-        <w:rPr>
-          <w:rStyle w:val="Strong"/>
-          <w:rFonts w:ascii="Calibri" w:hAnsi="Calibri" w:cs="Calibri"/>
-          <w:color w:val="000000" w:themeColor="text1"/>
-          <w:lang w:val="en-US"/>
-        </w:rPr>
-        <w:t>.</w:t>
-      </w:r>
-    </w:p>
-    <w:p>
-      <w:pPr>
-        <w:jc w:val="both"/>
+        <w:t xml:space="preserve">In silico perturbation analysis contrasts </w:t>
+      </w:r>
+      <w:proofErr w:type="spellStart"/>
+      <w:r>
         <w:rPr>
           <w:rStyle w:val="Strong"/>
           <w:rFonts w:ascii="Calibri" w:hAnsi="Calibri" w:cs="Calibri"/>
@@ -904,7 +1015,9 @@
           <w:color w:val="000000" w:themeColor="text1"/>
           <w:lang w:val="en-US"/>
         </w:rPr>
-      </w:pPr>
+        <w:t>FIREFate</w:t>
+      </w:r>
+      <w:proofErr w:type="spellEnd"/>
       <w:r>
         <w:rPr>
           <w:rStyle w:val="Strong"/>
@@ -914,8 +1027,9 @@
           <w:color w:val="000000" w:themeColor="text1"/>
           <w:lang w:val="en-US"/>
         </w:rPr>
-        <w:t xml:space="preserve">In silico perturbation analysis contrasts FIREFate-enriched TFs with others, highlighting their impact on cell identity within GC–PB gene regulatory networks derived from </w:t>
-      </w:r>
+        <w:t xml:space="preserve">-enriched TFs with others, highlighting their impact on cell identity within GC–PB gene regulatory networks derived from single-cell </w:t>
+      </w:r>
+      <w:proofErr w:type="spellStart"/>
       <w:r>
         <w:rPr>
           <w:rStyle w:val="Strong"/>
@@ -925,8 +1039,9 @@
           <w:color w:val="000000" w:themeColor="text1"/>
           <w:lang w:val="en-US"/>
         </w:rPr>
-        <w:t xml:space="preserve">sc-multiome data of B cells </w:t>
-      </w:r>
+        <w:t>multiome</w:t>
+      </w:r>
+      <w:proofErr w:type="spellEnd"/>
       <w:r>
         <w:rPr>
           <w:rStyle w:val="Strong"/>
@@ -936,9 +1051,99 @@
           <w:color w:val="000000" w:themeColor="text1"/>
           <w:lang w:val="en-US"/>
         </w:rPr>
-        <w:t xml:space="preserve">from </w:t>
-      </w:r>
-      <w:r>
+        <w:t xml:space="preserve"> data.</w:t>
+      </w:r>
+    </w:p>
+    <w:p>
+      <w:pPr>
+        <w:jc w:val="both"/>
+        <w:rPr>
+          <w:rStyle w:val="Strong"/>
+          <w:rFonts w:ascii="Calibri" w:hAnsi="Calibri" w:cs="Calibri"/>
+          <w:color w:val="000000" w:themeColor="text1"/>
+          <w:lang w:val="en-US"/>
+        </w:rPr>
+      </w:pPr>
+    </w:p>
+    <w:p>
+      <w:pPr>
+        <w:jc w:val="both"/>
+        <w:rPr>
+          <w:rStyle w:val="Strong"/>
+          <w:rFonts w:ascii="Calibri" w:hAnsi="Calibri" w:cs="Calibri"/>
+          <w:color w:val="000000" w:themeColor="text1"/>
+          <w:lang w:val="en-US"/>
+        </w:rPr>
+      </w:pPr>
+      <w:r>
+        <w:rPr>
+          <w:rStyle w:val="Strong"/>
+          <w:rFonts w:ascii="Calibri" w:hAnsi="Calibri" w:cs="Calibri"/>
+          <w:color w:val="000000" w:themeColor="text1"/>
+          <w:lang w:val="en-US"/>
+        </w:rPr>
+        <w:t>E</w:t>
+      </w:r>
+      <w:r>
+        <w:rPr>
+          <w:rStyle w:val="Strong"/>
+          <w:rFonts w:ascii="Calibri" w:hAnsi="Calibri" w:cs="Calibri"/>
+          <w:color w:val="000000" w:themeColor="text1"/>
+          <w:lang w:val="en-US"/>
+        </w:rPr>
+        <w:t xml:space="preserve">. </w:t>
+      </w:r>
+      <w:r>
+        <w:rPr>
+          <w:rStyle w:val="Strong"/>
+          <w:rFonts w:ascii="Calibri" w:hAnsi="Calibri" w:cs="Calibri"/>
+          <w:color w:val="000000" w:themeColor="text1"/>
+          <w:lang w:val="en-US"/>
+        </w:rPr>
+        <w:t xml:space="preserve">Comparison of perturbation scores for </w:t>
+      </w:r>
+      <w:proofErr w:type="spellStart"/>
+      <w:r>
+        <w:rPr>
+          <w:rStyle w:val="Strong"/>
+          <w:rFonts w:ascii="Calibri" w:hAnsi="Calibri" w:cs="Calibri"/>
+          <w:color w:val="000000" w:themeColor="text1"/>
+          <w:lang w:val="en-US"/>
+        </w:rPr>
+        <w:t>FIREFate</w:t>
+      </w:r>
+      <w:proofErr w:type="spellEnd"/>
+      <w:r>
+        <w:rPr>
+          <w:rStyle w:val="Strong"/>
+          <w:rFonts w:ascii="Calibri" w:hAnsi="Calibri" w:cs="Calibri"/>
+          <w:color w:val="000000" w:themeColor="text1"/>
+          <w:lang w:val="en-US"/>
+        </w:rPr>
+        <w:t xml:space="preserve">-prioritized </w:t>
+      </w:r>
+      <w:r>
+        <w:rPr>
+          <w:rStyle w:val="Strong"/>
+          <w:rFonts w:ascii="Calibri" w:hAnsi="Calibri" w:cs="Calibri"/>
+          <w:color w:val="000000" w:themeColor="text1"/>
+          <w:lang w:val="en-US"/>
+        </w:rPr>
+        <w:t>human B cell data from tonsil atlas data</w:t>
+      </w:r>
+      <w:r>
+        <w:rPr>
+          <w:rStyle w:val="Strong"/>
+          <w:rFonts w:ascii="Calibri" w:hAnsi="Calibri" w:cs="Calibri"/>
+          <w:color w:val="000000" w:themeColor="text1"/>
+          <w:lang w:val="en-US"/>
+        </w:rPr>
+        <w:t>.</w:t>
+      </w:r>
+    </w:p>
+    <w:p>
+      <w:pPr>
+        <w:jc w:val="both"/>
         <w:rPr>
           <w:rStyle w:val="Strong"/>
           <w:rFonts w:ascii="Calibri" w:hAnsi="Calibri" w:cs="Calibri"/>
@@ -947,8 +1152,7 @@
           <w:color w:val="000000" w:themeColor="text1"/>
           <w:lang w:val="en-US"/>
         </w:rPr>
-        <w:t xml:space="preserve">human </w:t>
-      </w:r>
+      </w:pPr>
       <w:r>
         <w:rPr>
           <w:rStyle w:val="Strong"/>
@@ -958,8 +1162,9 @@
           <w:color w:val="000000" w:themeColor="text1"/>
           <w:lang w:val="en-US"/>
         </w:rPr>
-        <w:t>tonsil atlas data</w:t>
-      </w:r>
+        <w:t xml:space="preserve">In silico perturbation analysis contrasts </w:t>
+      </w:r>
+      <w:proofErr w:type="spellStart"/>
       <w:r>
         <w:rPr>
           <w:rStyle w:val="Strong"/>
@@ -969,6 +1174,86 @@
           <w:color w:val="000000" w:themeColor="text1"/>
           <w:lang w:val="en-US"/>
         </w:rPr>
+        <w:t>FIREFate</w:t>
+      </w:r>
+      <w:proofErr w:type="spellEnd"/>
+      <w:r>
+        <w:rPr>
+          <w:rStyle w:val="Strong"/>
+          <w:rFonts w:ascii="Calibri" w:hAnsi="Calibri" w:cs="Calibri"/>
+          <w:b w:val="0"/>
+          <w:bCs w:val="0"/>
+          <w:color w:val="000000" w:themeColor="text1"/>
+          <w:lang w:val="en-US"/>
+        </w:rPr>
+        <w:t xml:space="preserve">-enriched TFs with others, highlighting their impact on cell identity within GC–PB gene regulatory networks derived from </w:t>
+      </w:r>
+      <w:proofErr w:type="spellStart"/>
+      <w:r>
+        <w:rPr>
+          <w:rStyle w:val="Strong"/>
+          <w:rFonts w:ascii="Calibri" w:hAnsi="Calibri" w:cs="Calibri"/>
+          <w:b w:val="0"/>
+          <w:bCs w:val="0"/>
+          <w:color w:val="000000" w:themeColor="text1"/>
+          <w:lang w:val="en-US"/>
+        </w:rPr>
+        <w:t>sc-multiome</w:t>
+      </w:r>
+      <w:proofErr w:type="spellEnd"/>
+      <w:r>
+        <w:rPr>
+          <w:rStyle w:val="Strong"/>
+          <w:rFonts w:ascii="Calibri" w:hAnsi="Calibri" w:cs="Calibri"/>
+          <w:b w:val="0"/>
+          <w:bCs w:val="0"/>
+          <w:color w:val="000000" w:themeColor="text1"/>
+          <w:lang w:val="en-US"/>
+        </w:rPr>
+        <w:t xml:space="preserve"> data of B cells </w:t>
+      </w:r>
+      <w:r>
+        <w:rPr>
+          <w:rStyle w:val="Strong"/>
+          <w:rFonts w:ascii="Calibri" w:hAnsi="Calibri" w:cs="Calibri"/>
+          <w:b w:val="0"/>
+          <w:bCs w:val="0"/>
+          <w:color w:val="000000" w:themeColor="text1"/>
+          <w:lang w:val="en-US"/>
+        </w:rPr>
+        <w:t xml:space="preserve">from </w:t>
+      </w:r>
+      <w:r>
+        <w:rPr>
+          <w:rStyle w:val="Strong"/>
+          <w:rFonts w:ascii="Calibri" w:hAnsi="Calibri" w:cs="Calibri"/>
+          <w:b w:val="0"/>
+          <w:bCs w:val="0"/>
+          <w:color w:val="000000" w:themeColor="text1"/>
+          <w:lang w:val="en-US"/>
+        </w:rPr>
+        <w:t xml:space="preserve">human </w:t>
+      </w:r>
+      <w:r>
+        <w:rPr>
+          <w:rStyle w:val="Strong"/>
+          <w:rFonts w:ascii="Calibri" w:hAnsi="Calibri" w:cs="Calibri"/>
+          <w:b w:val="0"/>
+          <w:bCs w:val="0"/>
+          <w:color w:val="000000" w:themeColor="text1"/>
+          <w:lang w:val="en-US"/>
+        </w:rPr>
+        <w:t>tonsil atlas data</w:t>
+      </w:r>
+      <w:r>
+        <w:rPr>
+          <w:rStyle w:val="Strong"/>
+          <w:rFonts w:ascii="Calibri" w:hAnsi="Calibri" w:cs="Calibri"/>
+          <w:b w:val="0"/>
+          <w:bCs w:val="0"/>
+          <w:color w:val="000000" w:themeColor="text1"/>
+          <w:lang w:val="en-US"/>
+        </w:rPr>
         <w:t>.</w:t>
       </w:r>
     </w:p>
@@ -1019,14 +1304,25 @@
         </w:rPr>
         <w:t xml:space="preserve">Benchmarking </w:t>
       </w:r>
-      <w:r>
-        <w:rPr>
-          <w:rStyle w:val="Strong"/>
-          <w:rFonts w:ascii="Calibri" w:hAnsi="Calibri" w:cs="Calibri"/>
-          <w:color w:val="000000" w:themeColor="text1"/>
-          <w:lang w:val="en-US"/>
-        </w:rPr>
-        <w:t xml:space="preserve">FIREFates’ </w:t>
+      <w:proofErr w:type="spellStart"/>
+      <w:r>
+        <w:rPr>
+          <w:rStyle w:val="Strong"/>
+          <w:rFonts w:ascii="Calibri" w:hAnsi="Calibri" w:cs="Calibri"/>
+          <w:color w:val="000000" w:themeColor="text1"/>
+          <w:lang w:val="en-US"/>
+        </w:rPr>
+        <w:t>FIREFates</w:t>
+      </w:r>
+      <w:proofErr w:type="spellEnd"/>
+      <w:r>
+        <w:rPr>
+          <w:rStyle w:val="Strong"/>
+          <w:rFonts w:ascii="Calibri" w:hAnsi="Calibri" w:cs="Calibri"/>
+          <w:color w:val="000000" w:themeColor="text1"/>
+          <w:lang w:val="en-US"/>
+        </w:rPr>
+        <w:t xml:space="preserve">’ </w:t>
       </w:r>
       <w:r>
         <w:rPr>
@@ -1087,8 +1383,27 @@
           <w:color w:val="000000" w:themeColor="text1"/>
           <w:lang w:val="en-US"/>
         </w:rPr>
-        <w:t xml:space="preserve">he distribution of mean absolute logFC of gene expression values of downstream target genes for eight TFs shared between </w:t>
-      </w:r>
+        <w:t xml:space="preserve">he distribution of mean absolute </w:t>
+      </w:r>
+      <w:proofErr w:type="spellStart"/>
+      <w:r>
+        <w:rPr>
+          <w:rFonts w:ascii="Calibri" w:hAnsi="Calibri" w:cs="Calibri"/>
+          <w:color w:val="000000" w:themeColor="text1"/>
+          <w:lang w:val="en-US"/>
+        </w:rPr>
+        <w:t>logFC</w:t>
+      </w:r>
+      <w:proofErr w:type="spellEnd"/>
+      <w:r>
+        <w:rPr>
+          <w:rFonts w:ascii="Calibri" w:hAnsi="Calibri" w:cs="Calibri"/>
+          <w:color w:val="000000" w:themeColor="text1"/>
+          <w:lang w:val="en-US"/>
+        </w:rPr>
+        <w:t xml:space="preserve"> of gene expression values of downstream target genes for eight TFs shared between </w:t>
+      </w:r>
+      <w:proofErr w:type="spellStart"/>
       <w:r>
         <w:rPr>
           <w:rFonts w:ascii="Calibri" w:hAnsi="Calibri" w:cs="Calibri"/>
@@ -1097,13 +1412,32 @@
         </w:rPr>
         <w:t>FIREFate</w:t>
       </w:r>
-      <w:r>
-        <w:rPr>
-          <w:rFonts w:ascii="Calibri" w:hAnsi="Calibri" w:cs="Calibri"/>
-          <w:color w:val="000000" w:themeColor="text1"/>
-          <w:lang w:val="en-US"/>
-        </w:rPr>
-        <w:t xml:space="preserve"> and SCENIC+ (PAX5, RUNX2, TCF12, XBP1, BACH2, PRDM1, IRF4, PBX3). Each point represents the average logFC of gene expression values in a TF’s regulon. </w:t>
+      <w:proofErr w:type="spellEnd"/>
+      <w:r>
+        <w:rPr>
+          <w:rFonts w:ascii="Calibri" w:hAnsi="Calibri" w:cs="Calibri"/>
+          <w:color w:val="000000" w:themeColor="text1"/>
+          <w:lang w:val="en-US"/>
+        </w:rPr>
+        <w:t xml:space="preserve"> and SCENIC+ (PAX5, RUNX2, TCF12, XBP1, BACH2, PRDM1, IRF4, PBX3). Each point represents the average </w:t>
+      </w:r>
+      <w:proofErr w:type="spellStart"/>
+      <w:r>
+        <w:rPr>
+          <w:rFonts w:ascii="Calibri" w:hAnsi="Calibri" w:cs="Calibri"/>
+          <w:color w:val="000000" w:themeColor="text1"/>
+          <w:lang w:val="en-US"/>
+        </w:rPr>
+        <w:t>logFC</w:t>
+      </w:r>
+      <w:proofErr w:type="spellEnd"/>
+      <w:r>
+        <w:rPr>
+          <w:rFonts w:ascii="Calibri" w:hAnsi="Calibri" w:cs="Calibri"/>
+          <w:color w:val="000000" w:themeColor="text1"/>
+          <w:lang w:val="en-US"/>
+        </w:rPr>
+        <w:t xml:space="preserve"> of gene expression values in a TF’s regulon. </w:t>
       </w:r>
     </w:p>
     <w:p>
@@ -1154,14 +1488,25 @@
         </w:rPr>
         <w:t xml:space="preserve">Benchmarking </w:t>
       </w:r>
-      <w:r>
-        <w:rPr>
-          <w:rStyle w:val="Strong"/>
-          <w:rFonts w:ascii="Calibri" w:hAnsi="Calibri" w:cs="Calibri"/>
-          <w:color w:val="000000" w:themeColor="text1"/>
-          <w:lang w:val="en-US"/>
-        </w:rPr>
-        <w:t xml:space="preserve">FIREFates’ </w:t>
+      <w:proofErr w:type="spellStart"/>
+      <w:r>
+        <w:rPr>
+          <w:rStyle w:val="Strong"/>
+          <w:rFonts w:ascii="Calibri" w:hAnsi="Calibri" w:cs="Calibri"/>
+          <w:color w:val="000000" w:themeColor="text1"/>
+          <w:lang w:val="en-US"/>
+        </w:rPr>
+        <w:t>FIREFates</w:t>
+      </w:r>
+      <w:proofErr w:type="spellEnd"/>
+      <w:r>
+        <w:rPr>
+          <w:rStyle w:val="Strong"/>
+          <w:rFonts w:ascii="Calibri" w:hAnsi="Calibri" w:cs="Calibri"/>
+          <w:color w:val="000000" w:themeColor="text1"/>
+          <w:lang w:val="en-US"/>
+        </w:rPr>
+        <w:t xml:space="preserve">’ </w:t>
       </w:r>
       <w:r>
         <w:rPr>
@@ -1224,8 +1569,27 @@
           <w:color w:val="000000" w:themeColor="text1"/>
           <w:lang w:val="en-US"/>
         </w:rPr>
-        <w:t xml:space="preserve">he full distribution of absolute logFC values for downstream genes of each shared TF (PAX5, RUNX2, TCF12, XBP1, BACH2, PRDM1, IRF4, PBX3) as inferred by </w:t>
-      </w:r>
+        <w:t xml:space="preserve">he full distribution of absolute </w:t>
+      </w:r>
+      <w:proofErr w:type="spellStart"/>
+      <w:r>
+        <w:rPr>
+          <w:rFonts w:ascii="Calibri" w:hAnsi="Calibri" w:cs="Calibri"/>
+          <w:color w:val="000000" w:themeColor="text1"/>
+          <w:lang w:val="en-US"/>
+        </w:rPr>
+        <w:t>logFC</w:t>
+      </w:r>
+      <w:proofErr w:type="spellEnd"/>
+      <w:r>
+        <w:rPr>
+          <w:rFonts w:ascii="Calibri" w:hAnsi="Calibri" w:cs="Calibri"/>
+          <w:color w:val="000000" w:themeColor="text1"/>
+          <w:lang w:val="en-US"/>
+        </w:rPr>
+        <w:t xml:space="preserve"> values for downstream genes of each shared TF (PAX5, RUNX2, TCF12, XBP1, BACH2, PRDM1, IRF4, PBX3) as inferred by </w:t>
+      </w:r>
+      <w:proofErr w:type="spellStart"/>
       <w:r>
         <w:rPr>
           <w:rFonts w:ascii="Calibri" w:hAnsi="Calibri" w:cs="Calibri"/>
@@ -1234,6 +1598,7 @@
         </w:rPr>
         <w:t>FIREFate</w:t>
       </w:r>
+      <w:proofErr w:type="spellEnd"/>
       <w:r>
         <w:rPr>
           <w:rFonts w:ascii="Calibri" w:hAnsi="Calibri" w:cs="Calibri"/>
@@ -1313,7 +1678,153 @@
           <w:color w:val="000000" w:themeColor="text1"/>
           <w:lang w:val="en-US"/>
         </w:rPr>
-        <w:t>A</w:t>
+        <w:t xml:space="preserve">A. </w:t>
+      </w:r>
+      <w:r>
+        <w:rPr>
+          <w:rFonts w:ascii="Calibri" w:hAnsi="Calibri" w:cs="Calibri"/>
+          <w:b/>
+          <w:bCs/>
+        </w:rPr>
+        <w:t xml:space="preserve">Schematic overview of sequential waves of </w:t>
+      </w:r>
+      <w:r>
+        <w:rPr>
+          <w:rFonts w:ascii="Calibri" w:hAnsi="Calibri" w:cs="Calibri"/>
+          <w:b/>
+          <w:bCs/>
+        </w:rPr>
+        <w:t>TF</w:t>
+      </w:r>
+      <w:r>
+        <w:rPr>
+          <w:rFonts w:ascii="Calibri" w:hAnsi="Calibri" w:cs="Calibri"/>
+          <w:b/>
+          <w:bCs/>
+        </w:rPr>
+        <w:t xml:space="preserve"> activation that orchestrate cell fate bifurcation</w:t>
+      </w:r>
+      <w:r>
+        <w:rPr>
+          <w:rFonts w:ascii="Calibri" w:hAnsi="Calibri" w:cs="Calibri"/>
+          <w:b/>
+          <w:bCs/>
+        </w:rPr>
+        <w:t>.</w:t>
+      </w:r>
+    </w:p>
+    <w:p>
+      <w:pPr>
+        <w:jc w:val="both"/>
+        <w:rPr>
+          <w:rFonts w:ascii="Calibri" w:hAnsi="Calibri" w:cs="Calibri"/>
+          <w:color w:val="000000" w:themeColor="text1"/>
+          <w:lang w:val="en-US"/>
+        </w:rPr>
+      </w:pPr>
+    </w:p>
+    <w:p>
+      <w:pPr>
+        <w:jc w:val="both"/>
+        <w:rPr>
+          <w:rFonts w:ascii="Calibri" w:hAnsi="Calibri" w:cs="Calibri"/>
+          <w:b/>
+          <w:bCs/>
+          <w:color w:val="000000" w:themeColor="text1"/>
+          <w:lang w:val="en-US"/>
+        </w:rPr>
+      </w:pPr>
+      <w:r>
+        <w:rPr>
+          <w:rFonts w:ascii="Calibri" w:hAnsi="Calibri" w:cs="Calibri"/>
+          <w:b/>
+          <w:bCs/>
+          <w:color w:val="000000" w:themeColor="text1"/>
+          <w:lang w:val="en-US"/>
+        </w:rPr>
+        <w:t xml:space="preserve">B. Population dynamics of B cells branching out to PB and GC fates. </w:t>
+      </w:r>
+    </w:p>
+    <w:p>
+      <w:pPr>
+        <w:jc w:val="both"/>
+        <w:rPr>
+          <w:rFonts w:ascii="Calibri" w:hAnsi="Calibri" w:cs="Calibri"/>
+          <w:color w:val="000000" w:themeColor="text1"/>
+          <w:lang w:val="en-US"/>
+        </w:rPr>
+      </w:pPr>
+      <w:r>
+        <w:rPr>
+          <w:rFonts w:ascii="Calibri" w:hAnsi="Calibri" w:cs="Calibri"/>
+        </w:rPr>
+        <w:t xml:space="preserve">Post-bifurcation branches show expansion of activated Day-4 cells into PB and GC states alongside depletion of ABCs-, as captured across </w:t>
+      </w:r>
+      <w:proofErr w:type="spellStart"/>
+      <w:r>
+        <w:rPr>
+          <w:rFonts w:ascii="Calibri" w:hAnsi="Calibri" w:cs="Calibri"/>
+        </w:rPr>
+        <w:t>pseudotime</w:t>
+      </w:r>
+      <w:proofErr w:type="spellEnd"/>
+      <w:r>
+        <w:rPr>
+          <w:rFonts w:ascii="Calibri" w:hAnsi="Calibri" w:cs="Calibri"/>
+        </w:rPr>
+        <w:t xml:space="preserve"> windows.</w:t>
+      </w:r>
+    </w:p>
+    <w:p>
+      <w:pPr>
+        <w:jc w:val="both"/>
+        <w:rPr>
+          <w:rFonts w:ascii="Calibri" w:hAnsi="Calibri" w:cs="Calibri"/>
+          <w:color w:val="000000" w:themeColor="text1"/>
+          <w:lang w:val="en-US"/>
+        </w:rPr>
+      </w:pPr>
+    </w:p>
+    <w:p>
+      <w:pPr>
+        <w:jc w:val="both"/>
+        <w:rPr>
+          <w:rFonts w:ascii="Calibri" w:hAnsi="Calibri" w:cs="Calibri"/>
+          <w:b/>
+          <w:bCs/>
+          <w:color w:val="000000" w:themeColor="text1"/>
+          <w:lang w:val="en-US"/>
+        </w:rPr>
+      </w:pPr>
+      <w:r>
+        <w:rPr>
+          <w:rFonts w:ascii="Calibri" w:hAnsi="Calibri" w:cs="Calibri"/>
+          <w:b/>
+          <w:bCs/>
+          <w:color w:val="000000" w:themeColor="text1"/>
+          <w:lang w:val="en-US"/>
+        </w:rPr>
+        <w:t>C</w:t>
+      </w:r>
+      <w:r>
+        <w:rPr>
+          <w:rFonts w:ascii="Calibri" w:hAnsi="Calibri" w:cs="Calibri"/>
+          <w:b/>
+          <w:bCs/>
+          <w:color w:val="000000" w:themeColor="text1"/>
+          <w:lang w:val="en-US"/>
+        </w:rPr>
+        <w:t xml:space="preserve">, </w:t>
+      </w:r>
+      <w:r>
+        <w:rPr>
+          <w:rFonts w:ascii="Calibri" w:hAnsi="Calibri" w:cs="Calibri"/>
+          <w:b/>
+          <w:bCs/>
+          <w:color w:val="000000" w:themeColor="text1"/>
+          <w:lang w:val="en-US"/>
+        </w:rPr>
+        <w:t>D</w:t>
       </w:r>
       <w:r>
         <w:rPr>
@@ -1330,30 +1841,58 @@
           <w:rFonts w:ascii="Calibri" w:hAnsi="Calibri" w:cs="Calibri"/>
           <w:b/>
           <w:bCs/>
-        </w:rPr>
-        <w:t xml:space="preserve">Schematic overview of sequential waves of </w:t>
-      </w:r>
-      <w:r>
-        <w:rPr>
-          <w:rFonts w:ascii="Calibri" w:hAnsi="Calibri" w:cs="Calibri"/>
-          <w:b/>
-          <w:bCs/>
-        </w:rPr>
-        <w:t>TF</w:t>
-      </w:r>
-      <w:r>
-        <w:rPr>
-          <w:rFonts w:ascii="Calibri" w:hAnsi="Calibri" w:cs="Calibri"/>
-          <w:b/>
-          <w:bCs/>
-        </w:rPr>
-        <w:t xml:space="preserve"> activation that orchestrate cell fate bifurcation</w:t>
-      </w:r>
-      <w:r>
-        <w:rPr>
-          <w:rFonts w:ascii="Calibri" w:hAnsi="Calibri" w:cs="Calibri"/>
-          <w:b/>
-          <w:bCs/>
+          <w:color w:val="000000" w:themeColor="text1"/>
+          <w:lang w:val="en-US"/>
+        </w:rPr>
+        <w:t>E</w:t>
+      </w:r>
+      <w:r>
+        <w:rPr>
+          <w:rFonts w:ascii="Calibri" w:hAnsi="Calibri" w:cs="Calibri"/>
+          <w:b/>
+          <w:bCs/>
+          <w:color w:val="000000" w:themeColor="text1"/>
+          <w:lang w:val="en-US"/>
+        </w:rPr>
+        <w:t xml:space="preserve">pisodically enriched </w:t>
+      </w:r>
+      <w:r>
+        <w:rPr>
+          <w:rFonts w:ascii="Calibri" w:hAnsi="Calibri" w:cs="Calibri"/>
+          <w:b/>
+          <w:bCs/>
+          <w:color w:val="000000" w:themeColor="text1"/>
+          <w:lang w:val="en-US"/>
+        </w:rPr>
+        <w:t xml:space="preserve">TFs </w:t>
+      </w:r>
+      <w:r>
+        <w:rPr>
+          <w:rFonts w:ascii="Calibri" w:hAnsi="Calibri" w:cs="Calibri"/>
+          <w:b/>
+          <w:bCs/>
+          <w:color w:val="000000" w:themeColor="text1"/>
+          <w:lang w:val="en-US"/>
+        </w:rPr>
+        <w:t xml:space="preserve">regulating </w:t>
+      </w:r>
+      <w:r>
+        <w:rPr>
+          <w:rFonts w:ascii="Calibri" w:hAnsi="Calibri" w:cs="Calibri"/>
+          <w:b/>
+          <w:bCs/>
+          <w:color w:val="000000" w:themeColor="text1"/>
+          <w:lang w:val="en-US"/>
+        </w:rPr>
+        <w:t>genes associated with cellular programs in PB and GC branch</w:t>
+      </w:r>
+      <w:r>
+        <w:rPr>
+          <w:rFonts w:ascii="Calibri" w:hAnsi="Calibri" w:cs="Calibri"/>
+          <w:b/>
+          <w:bCs/>
+          <w:color w:val="000000" w:themeColor="text1"/>
+          <w:lang w:val="en-US"/>
         </w:rPr>
         <w:t>.</w:t>
       </w:r>
@@ -1367,68 +1906,154 @@
           <w:lang w:val="en-US"/>
         </w:rPr>
       </w:pPr>
-    </w:p>
-    <w:p>
-      <w:pPr>
-        <w:jc w:val="both"/>
-        <w:rPr>
-          <w:rFonts w:ascii="Calibri" w:hAnsi="Calibri" w:cs="Calibri"/>
-          <w:b/>
-          <w:bCs/>
-          <w:color w:val="000000" w:themeColor="text1"/>
-          <w:lang w:val="en-US"/>
-        </w:rPr>
-      </w:pPr>
-      <w:r>
-        <w:rPr>
-          <w:rFonts w:ascii="Calibri" w:hAnsi="Calibri" w:cs="Calibri"/>
-          <w:b/>
-          <w:bCs/>
-          <w:color w:val="000000" w:themeColor="text1"/>
-          <w:lang w:val="en-US"/>
-        </w:rPr>
-        <w:t xml:space="preserve">B. Population dynamics of B cells branching out to PB and GC fates. </w:t>
-      </w:r>
-    </w:p>
-    <w:p>
-      <w:pPr>
-        <w:jc w:val="both"/>
-        <w:rPr>
-          <w:rFonts w:ascii="Calibri" w:hAnsi="Calibri" w:cs="Calibri"/>
-          <w:color w:val="000000" w:themeColor="text1"/>
-          <w:lang w:val="en-US"/>
-        </w:rPr>
-      </w:pPr>
-      <w:r>
-        <w:rPr>
-          <w:rFonts w:ascii="Calibri" w:hAnsi="Calibri" w:cs="Calibri"/>
-        </w:rPr>
-        <w:t>Post-bifurcation branches show expansion of activated Day-4 cells into PB and GC states alongside depletion of ABCs-, as captured across pseudotime windows.</w:t>
-      </w:r>
-    </w:p>
-    <w:p>
-      <w:pPr>
-        <w:jc w:val="both"/>
-        <w:rPr>
-          <w:rFonts w:ascii="Calibri" w:hAnsi="Calibri" w:cs="Calibri"/>
-          <w:b/>
-          <w:bCs/>
-          <w:color w:val="000000" w:themeColor="text1"/>
-          <w:lang w:val="en-US"/>
-        </w:rPr>
-      </w:pPr>
-    </w:p>
-    <w:p>
-      <w:pPr>
-        <w:jc w:val="both"/>
-        <w:rPr>
-          <w:rFonts w:ascii="Calibri" w:hAnsi="Calibri" w:cs="Calibri"/>
-          <w:b/>
-          <w:bCs/>
-          <w:color w:val="000000" w:themeColor="text1"/>
-          <w:lang w:val="en-US"/>
-        </w:rPr>
-      </w:pPr>
+      <w:r>
+        <w:rPr>
+          <w:rFonts w:ascii="Calibri" w:hAnsi="Calibri" w:cs="Calibri"/>
+          <w:color w:val="000000" w:themeColor="text1"/>
+          <w:lang w:val="en-US"/>
+        </w:rPr>
+        <w:t xml:space="preserve">Episodic forces on </w:t>
+      </w:r>
+      <w:r>
+        <w:rPr>
+          <w:rFonts w:ascii="Calibri" w:hAnsi="Calibri" w:cs="Calibri"/>
+          <w:color w:val="000000" w:themeColor="text1"/>
+          <w:lang w:val="en-US"/>
+        </w:rPr>
+        <w:t>CP</w:t>
+      </w:r>
+      <w:r>
+        <w:rPr>
+          <w:rFonts w:ascii="Calibri" w:hAnsi="Calibri" w:cs="Calibri"/>
+          <w:color w:val="000000" w:themeColor="text1"/>
+          <w:lang w:val="en-US"/>
+        </w:rPr>
+        <w:t xml:space="preserve"> genes reveal TFs acting transiently and regulating the phenotype of PB and GC </w:t>
+      </w:r>
+      <w:r>
+        <w:rPr>
+          <w:rFonts w:ascii="Calibri" w:hAnsi="Calibri" w:cs="Calibri"/>
+          <w:color w:val="000000" w:themeColor="text1"/>
+          <w:lang w:val="en-US"/>
+        </w:rPr>
+        <w:t>branch</w:t>
+      </w:r>
+      <w:r>
+        <w:rPr>
+          <w:rFonts w:ascii="Calibri" w:hAnsi="Calibri" w:cs="Calibri"/>
+          <w:color w:val="000000" w:themeColor="text1"/>
+          <w:lang w:val="en-US"/>
+        </w:rPr>
+        <w:t>es</w:t>
+      </w:r>
+      <w:r>
+        <w:rPr>
+          <w:rFonts w:ascii="Calibri" w:hAnsi="Calibri" w:cs="Calibri"/>
+          <w:color w:val="000000" w:themeColor="text1"/>
+          <w:lang w:val="en-US"/>
+        </w:rPr>
+        <w:t>.</w:t>
+      </w:r>
+      <w:r>
+        <w:rPr>
+          <w:rFonts w:ascii="Calibri" w:hAnsi="Calibri" w:cs="Calibri"/>
+          <w:color w:val="000000" w:themeColor="text1"/>
+          <w:lang w:val="en-US"/>
+        </w:rPr>
+        <w:t xml:space="preserve"> Dot plots represent temporal episodes where TFs were enriched above a significance threshold, with colors representing the enrichment value. </w:t>
+      </w:r>
+    </w:p>
+    <w:p>
+      <w:pPr>
+        <w:jc w:val="both"/>
+        <w:rPr>
+          <w:rFonts w:ascii="Calibri" w:hAnsi="Calibri" w:cs="Calibri"/>
+          <w:color w:val="000000" w:themeColor="text1"/>
+          <w:lang w:val="en-US"/>
+        </w:rPr>
+      </w:pPr>
+    </w:p>
+    <w:p>
+      <w:pPr>
+        <w:jc w:val="both"/>
+        <w:rPr>
+          <w:rFonts w:ascii="Calibri" w:hAnsi="Calibri" w:cs="Calibri"/>
+          <w:b/>
+          <w:bCs/>
+          <w:color w:val="000000" w:themeColor="text1"/>
+          <w:lang w:val="en-US"/>
+        </w:rPr>
+      </w:pPr>
+      <w:r>
+        <w:rPr>
+          <w:rFonts w:ascii="Calibri" w:hAnsi="Calibri" w:cs="Calibri"/>
+          <w:b/>
+          <w:bCs/>
+          <w:color w:val="000000" w:themeColor="text1"/>
+          <w:lang w:val="en-US"/>
+        </w:rPr>
+        <w:t>E</w:t>
+      </w:r>
+      <w:r>
+        <w:rPr>
+          <w:rFonts w:ascii="Calibri" w:hAnsi="Calibri" w:cs="Calibri"/>
+          <w:b/>
+          <w:bCs/>
+          <w:color w:val="000000" w:themeColor="text1"/>
+          <w:lang w:val="en-US"/>
+        </w:rPr>
+        <w:t xml:space="preserve">, </w:t>
+      </w:r>
+      <w:r>
+        <w:rPr>
+          <w:rFonts w:ascii="Calibri" w:hAnsi="Calibri" w:cs="Calibri"/>
+          <w:b/>
+          <w:bCs/>
+          <w:color w:val="000000" w:themeColor="text1"/>
+          <w:lang w:val="en-US"/>
+        </w:rPr>
+        <w:t>F</w:t>
+      </w:r>
+      <w:r>
+        <w:rPr>
+          <w:rFonts w:ascii="Calibri" w:hAnsi="Calibri" w:cs="Calibri"/>
+          <w:b/>
+          <w:bCs/>
+          <w:color w:val="000000" w:themeColor="text1"/>
+          <w:lang w:val="en-US"/>
+        </w:rPr>
+        <w:t xml:space="preserve">, </w:t>
+      </w:r>
+      <w:r>
+        <w:rPr>
+          <w:rFonts w:ascii="Calibri" w:hAnsi="Calibri" w:cs="Calibri"/>
+          <w:b/>
+          <w:bCs/>
+          <w:color w:val="000000" w:themeColor="text1"/>
+          <w:lang w:val="en-US"/>
+        </w:rPr>
+        <w:t>G</w:t>
+      </w:r>
+      <w:r>
+        <w:rPr>
+          <w:rFonts w:ascii="Calibri" w:hAnsi="Calibri" w:cs="Calibri"/>
+          <w:b/>
+          <w:bCs/>
+          <w:color w:val="000000" w:themeColor="text1"/>
+          <w:lang w:val="en-US"/>
+        </w:rPr>
+        <w:t>.</w:t>
+      </w:r>
+      <w:r>
+        <w:rPr>
+          <w:rFonts w:ascii="Calibri" w:hAnsi="Calibri" w:cs="Calibri"/>
+          <w:b/>
+          <w:bCs/>
+          <w:color w:val="000000" w:themeColor="text1"/>
+          <w:lang w:val="en-US"/>
+        </w:rPr>
+        <w:t xml:space="preserve"> </w:t>
+      </w:r>
       <w:r>
         <w:rPr>
           <w:rFonts w:ascii="Calibri" w:hAnsi="Calibri" w:cs="Calibri"/>
@@ -1447,1178 +2072,271 @@
           <w:color w:val="000000" w:themeColor="text1"/>
           <w:lang w:val="en-US"/>
         </w:rPr>
+        <w:t>lassifi</w:t>
+      </w:r>
+      <w:r>
+        <w:rPr>
+          <w:rFonts w:ascii="Calibri" w:hAnsi="Calibri" w:cs="Calibri"/>
+          <w:b/>
+          <w:bCs/>
+          <w:color w:val="000000" w:themeColor="text1"/>
+          <w:lang w:val="en-US"/>
+        </w:rPr>
+        <w:t>cation of</w:t>
+      </w:r>
+      <w:r>
+        <w:rPr>
+          <w:rFonts w:ascii="Calibri" w:hAnsi="Calibri" w:cs="Calibri"/>
+          <w:b/>
+          <w:bCs/>
+          <w:color w:val="000000" w:themeColor="text1"/>
+          <w:lang w:val="en-US"/>
+        </w:rPr>
+        <w:t xml:space="preserve"> </w:t>
+      </w:r>
+      <w:r>
+        <w:rPr>
+          <w:rFonts w:ascii="Calibri" w:hAnsi="Calibri" w:cs="Calibri"/>
+          <w:b/>
+          <w:bCs/>
+          <w:color w:val="000000" w:themeColor="text1"/>
+          <w:lang w:val="en-US"/>
+        </w:rPr>
+        <w:t>e</w:t>
+      </w:r>
+      <w:r>
+        <w:rPr>
+          <w:rFonts w:ascii="Calibri" w:hAnsi="Calibri" w:cs="Calibri"/>
+          <w:b/>
+          <w:bCs/>
+          <w:color w:val="000000" w:themeColor="text1"/>
+          <w:lang w:val="en-US"/>
+        </w:rPr>
+        <w:t xml:space="preserve">pisodically enriched TFs </w:t>
+      </w:r>
+      <w:r>
+        <w:rPr>
+          <w:rFonts w:ascii="Calibri" w:hAnsi="Calibri" w:cs="Calibri"/>
+          <w:b/>
+          <w:bCs/>
+          <w:color w:val="000000" w:themeColor="text1"/>
+          <w:lang w:val="en-US"/>
+        </w:rPr>
+        <w:t xml:space="preserve">as </w:t>
+      </w:r>
+      <w:r>
+        <w:rPr>
+          <w:rFonts w:ascii="Calibri" w:hAnsi="Calibri" w:cs="Calibri"/>
+          <w:b/>
+          <w:bCs/>
+          <w:color w:val="000000" w:themeColor="text1"/>
+          <w:lang w:val="en-US"/>
+        </w:rPr>
+        <w:t xml:space="preserve">terminally </w:t>
+      </w:r>
+      <w:r>
+        <w:rPr>
+          <w:rFonts w:ascii="Calibri" w:hAnsi="Calibri" w:cs="Calibri"/>
+          <w:b/>
+          <w:bCs/>
+          <w:color w:val="000000" w:themeColor="text1"/>
+          <w:lang w:val="en-US"/>
+        </w:rPr>
+        <w:t>up</w:t>
+      </w:r>
+      <w:r>
+        <w:rPr>
+          <w:rFonts w:ascii="Calibri" w:hAnsi="Calibri" w:cs="Calibri"/>
+          <w:b/>
+          <w:bCs/>
+          <w:color w:val="000000" w:themeColor="text1"/>
+          <w:lang w:val="en-US"/>
+        </w:rPr>
+        <w:t xml:space="preserve">, </w:t>
+      </w:r>
+      <w:r>
+        <w:rPr>
+          <w:rFonts w:ascii="Calibri" w:hAnsi="Calibri" w:cs="Calibri"/>
+          <w:b/>
+          <w:bCs/>
+          <w:color w:val="000000" w:themeColor="text1"/>
+          <w:lang w:val="en-US"/>
+        </w:rPr>
+        <w:t>transiently</w:t>
+      </w:r>
+      <w:r>
+        <w:rPr>
+          <w:rFonts w:ascii="Calibri" w:hAnsi="Calibri" w:cs="Calibri"/>
+          <w:b/>
+          <w:bCs/>
+          <w:color w:val="000000" w:themeColor="text1"/>
+          <w:lang w:val="en-US"/>
+        </w:rPr>
+        <w:t xml:space="preserve"> up</w:t>
+      </w:r>
+      <w:r>
+        <w:rPr>
+          <w:rFonts w:ascii="Calibri" w:hAnsi="Calibri" w:cs="Calibri"/>
+          <w:b/>
+          <w:bCs/>
+          <w:color w:val="000000" w:themeColor="text1"/>
+          <w:lang w:val="en-US"/>
+        </w:rPr>
+        <w:t xml:space="preserve">, and </w:t>
+      </w:r>
+      <w:r>
+        <w:rPr>
+          <w:rFonts w:ascii="Calibri" w:hAnsi="Calibri" w:cs="Calibri"/>
+          <w:b/>
+          <w:bCs/>
+          <w:color w:val="000000" w:themeColor="text1"/>
+          <w:lang w:val="en-US"/>
+        </w:rPr>
+        <w:t xml:space="preserve">terminally </w:t>
+      </w:r>
+      <w:r>
+        <w:rPr>
+          <w:rFonts w:ascii="Calibri" w:hAnsi="Calibri" w:cs="Calibri"/>
+          <w:b/>
+          <w:bCs/>
+          <w:color w:val="000000" w:themeColor="text1"/>
+          <w:lang w:val="en-US"/>
+        </w:rPr>
+        <w:t>down</w:t>
+      </w:r>
+      <w:r>
+        <w:rPr>
+          <w:rFonts w:ascii="Calibri" w:hAnsi="Calibri" w:cs="Calibri"/>
+          <w:b/>
+          <w:bCs/>
+          <w:color w:val="000000" w:themeColor="text1"/>
+          <w:lang w:val="en-US"/>
+        </w:rPr>
+        <w:t xml:space="preserve"> </w:t>
+      </w:r>
+      <w:r>
+        <w:rPr>
+          <w:rFonts w:ascii="Calibri" w:hAnsi="Calibri" w:cs="Calibri"/>
+          <w:b/>
+          <w:bCs/>
+          <w:color w:val="000000" w:themeColor="text1"/>
+          <w:lang w:val="en-US"/>
+        </w:rPr>
+        <w:t>wave patterns</w:t>
+      </w:r>
+      <w:r>
+        <w:rPr>
+          <w:rFonts w:ascii="Calibri" w:hAnsi="Calibri" w:cs="Calibri"/>
+          <w:b/>
+          <w:bCs/>
+          <w:color w:val="000000" w:themeColor="text1"/>
+          <w:lang w:val="en-US"/>
+        </w:rPr>
         <w:t xml:space="preserve">. </w:t>
       </w:r>
-      <w:r>
-        <w:rPr>
-          <w:rFonts w:ascii="Calibri" w:hAnsi="Calibri" w:cs="Calibri"/>
-          <w:b/>
-          <w:bCs/>
-          <w:color w:val="000000" w:themeColor="text1"/>
-          <w:lang w:val="en-US"/>
-        </w:rPr>
-        <w:t>Gene expression of key lineage defining TFs</w:t>
-      </w:r>
-      <w:r>
-        <w:rPr>
-          <w:rFonts w:ascii="Calibri" w:hAnsi="Calibri" w:cs="Calibri"/>
-          <w:b/>
-          <w:bCs/>
-          <w:color w:val="000000" w:themeColor="text1"/>
-          <w:lang w:val="en-US"/>
-        </w:rPr>
-        <w:t xml:space="preserve"> in the PB Branch</w:t>
-      </w:r>
-      <w:r>
-        <w:rPr>
-          <w:rFonts w:ascii="Calibri" w:hAnsi="Calibri" w:cs="Calibri"/>
-          <w:b/>
-          <w:bCs/>
+    </w:p>
+    <w:p>
+      <w:pPr>
+        <w:jc w:val="both"/>
+        <w:rPr>
+          <w:rFonts w:ascii="Calibri" w:hAnsi="Calibri" w:cs="Calibri"/>
+          <w:color w:val="000000" w:themeColor="text1"/>
+          <w:lang w:val="en-US"/>
+        </w:rPr>
+      </w:pPr>
+      <w:r>
+        <w:rPr>
+          <w:rFonts w:ascii="Calibri" w:hAnsi="Calibri" w:cs="Calibri"/>
+        </w:rPr>
+        <w:t>C</w:t>
+      </w:r>
+      <w:r>
+        <w:rPr>
+          <w:rFonts w:ascii="Calibri" w:hAnsi="Calibri" w:cs="Calibri"/>
+        </w:rPr>
+        <w:t>lassification</w:t>
+      </w:r>
+      <w:r>
+        <w:rPr>
+          <w:rFonts w:ascii="Calibri" w:hAnsi="Calibri" w:cs="Calibri"/>
+        </w:rPr>
+        <w:t xml:space="preserve"> of episodically enriched TFs</w:t>
+      </w:r>
+      <w:r>
+        <w:rPr>
+          <w:rFonts w:ascii="Calibri" w:hAnsi="Calibri" w:cs="Calibri"/>
+        </w:rPr>
+        <w:t xml:space="preserve"> based on </w:t>
+      </w:r>
+      <w:r>
+        <w:rPr>
+          <w:rFonts w:ascii="Calibri" w:hAnsi="Calibri" w:cs="Calibri"/>
+        </w:rPr>
+        <w:t>their</w:t>
+      </w:r>
+      <w:r>
+        <w:rPr>
+          <w:rFonts w:ascii="Calibri" w:hAnsi="Calibri" w:cs="Calibri"/>
+        </w:rPr>
+        <w:t xml:space="preserve"> expression dynamics with significant effect sizes associated with PB and GC bifurcation.</w:t>
+      </w:r>
+      <w:r>
+        <w:rPr>
+          <w:rFonts w:ascii="Calibri" w:hAnsi="Calibri" w:cs="Calibri"/>
+          <w:b/>
+          <w:bCs/>
+          <w:color w:val="000000" w:themeColor="text1"/>
+          <w:lang w:val="en-US"/>
+        </w:rPr>
+        <w:t xml:space="preserve"> </w:t>
+      </w:r>
+      <w:r>
+        <w:rPr>
+          <w:rFonts w:ascii="Calibri" w:hAnsi="Calibri" w:cs="Calibri"/>
+          <w:color w:val="000000" w:themeColor="text1"/>
+          <w:lang w:val="en-US"/>
+        </w:rPr>
+        <w:t>Venn diagram showing the overlap between statically and episodically enriched TFs.</w:t>
+      </w:r>
+    </w:p>
+    <w:p>
+      <w:pPr>
+        <w:jc w:val="both"/>
+        <w:rPr>
+          <w:rFonts w:ascii="Calibri" w:hAnsi="Calibri" w:cs="Calibri"/>
+          <w:color w:val="000000" w:themeColor="text1"/>
+          <w:lang w:val="en-US"/>
+        </w:rPr>
+      </w:pPr>
+    </w:p>
+    <w:p>
+      <w:pPr>
+        <w:jc w:val="both"/>
+        <w:rPr>
+          <w:rStyle w:val="Strong"/>
+          <w:rFonts w:ascii="Calibri" w:hAnsi="Calibri" w:cs="Calibri"/>
+          <w:color w:val="000000" w:themeColor="text1"/>
+          <w:lang w:val="en-US"/>
+        </w:rPr>
+      </w:pPr>
+      <w:r>
+        <w:rPr>
+          <w:rStyle w:val="Strong"/>
+          <w:rFonts w:ascii="Calibri" w:hAnsi="Calibri" w:cs="Calibri"/>
+          <w:color w:val="000000" w:themeColor="text1"/>
+          <w:lang w:val="en-US"/>
+        </w:rPr>
+        <w:t>H</w:t>
+      </w:r>
+      <w:r>
+        <w:rPr>
+          <w:rStyle w:val="Strong"/>
+          <w:rFonts w:ascii="Calibri" w:hAnsi="Calibri" w:cs="Calibri"/>
           <w:color w:val="000000" w:themeColor="text1"/>
           <w:lang w:val="en-US"/>
         </w:rPr>
         <w:t xml:space="preserve">. </w:t>
       </w:r>
-    </w:p>
-    <w:p>
-      <w:pPr>
-        <w:jc w:val="both"/>
-        <w:rPr>
-          <w:rFonts w:ascii="Calibri" w:hAnsi="Calibri" w:cs="Calibri"/>
-          <w:color w:val="000000" w:themeColor="text1"/>
-          <w:lang w:val="en-US"/>
-        </w:rPr>
-      </w:pPr>
-      <w:r>
-        <w:rPr>
-          <w:rFonts w:ascii="Calibri" w:hAnsi="Calibri" w:cs="Calibri"/>
-          <w:color w:val="000000" w:themeColor="text1"/>
-          <w:lang w:val="en-US"/>
-        </w:rPr>
-        <w:t>Key transcription factors identified from cellular program enrichment exhibit progressive expression changes along differentiation branches.</w:t>
-      </w:r>
-    </w:p>
-    <w:p>
-      <w:pPr>
-        <w:jc w:val="both"/>
-        <w:rPr>
-          <w:rFonts w:ascii="Calibri" w:hAnsi="Calibri" w:cs="Calibri"/>
-          <w:color w:val="000000" w:themeColor="text1"/>
-          <w:lang w:val="en-US"/>
-        </w:rPr>
-      </w:pPr>
-    </w:p>
-    <w:p>
-      <w:pPr>
-        <w:jc w:val="both"/>
-        <w:rPr>
-          <w:rFonts w:ascii="Calibri" w:hAnsi="Calibri" w:cs="Calibri"/>
-          <w:b/>
-          <w:bCs/>
-          <w:color w:val="000000" w:themeColor="text1"/>
-          <w:lang w:val="en-US"/>
-        </w:rPr>
-      </w:pPr>
-      <w:r>
-        <w:rPr>
-          <w:rFonts w:ascii="Calibri" w:hAnsi="Calibri" w:cs="Calibri"/>
-          <w:b/>
-          <w:bCs/>
-          <w:color w:val="000000" w:themeColor="text1"/>
-          <w:lang w:val="en-US"/>
-        </w:rPr>
-        <w:t>D</w:t>
-      </w:r>
-      <w:r>
-        <w:rPr>
-          <w:rFonts w:ascii="Calibri" w:hAnsi="Calibri" w:cs="Calibri"/>
-          <w:b/>
-          <w:bCs/>
-          <w:color w:val="000000" w:themeColor="text1"/>
-          <w:lang w:val="en-US"/>
-        </w:rPr>
-        <w:t>.</w:t>
-      </w:r>
-      <w:r>
-        <w:rPr>
-          <w:rFonts w:ascii="Calibri" w:hAnsi="Calibri" w:cs="Calibri"/>
-          <w:b/>
-          <w:bCs/>
-          <w:color w:val="000000" w:themeColor="text1"/>
-          <w:lang w:val="en-US"/>
-        </w:rPr>
-        <w:t xml:space="preserve"> Regulatory activity of key lineage defining TFs</w:t>
-      </w:r>
-      <w:r>
-        <w:rPr>
-          <w:rFonts w:ascii="Calibri" w:hAnsi="Calibri" w:cs="Calibri"/>
-          <w:b/>
-          <w:bCs/>
-          <w:color w:val="000000" w:themeColor="text1"/>
-          <w:lang w:val="en-US"/>
-        </w:rPr>
-        <w:t xml:space="preserve"> in the PB Branch</w:t>
-      </w:r>
-      <w:r>
-        <w:rPr>
-          <w:rFonts w:ascii="Calibri" w:hAnsi="Calibri" w:cs="Calibri"/>
-          <w:b/>
-          <w:bCs/>
-          <w:color w:val="000000" w:themeColor="text1"/>
-          <w:lang w:val="en-US"/>
-        </w:rPr>
-        <w:t xml:space="preserve"> </w:t>
-      </w:r>
-    </w:p>
-    <w:p>
-      <w:pPr>
-        <w:jc w:val="both"/>
-        <w:rPr>
-          <w:rFonts w:ascii="Calibri" w:hAnsi="Calibri" w:cs="Calibri"/>
-          <w:color w:val="000000" w:themeColor="text1"/>
-          <w:lang w:val="en-US"/>
-        </w:rPr>
-      </w:pPr>
-      <w:r>
-        <w:rPr>
-          <w:rFonts w:ascii="Calibri" w:hAnsi="Calibri" w:cs="Calibri"/>
-          <w:color w:val="000000" w:themeColor="text1"/>
-          <w:lang w:val="en-US"/>
-        </w:rPr>
-        <w:t>TF regulatory activity across pseudotime shows dynamic, wave-like patterns with distinct bursts, including an early peak at the bifurcation point.</w:t>
-      </w:r>
-    </w:p>
-    <w:p>
-      <w:pPr>
-        <w:jc w:val="both"/>
-        <w:rPr>
-          <w:rFonts w:ascii="Calibri" w:hAnsi="Calibri" w:cs="Calibri"/>
-          <w:color w:val="000000" w:themeColor="text1"/>
-          <w:lang w:val="en-US"/>
-        </w:rPr>
-      </w:pPr>
-    </w:p>
-    <w:p>
-      <w:pPr>
-        <w:jc w:val="both"/>
-        <w:rPr>
-          <w:rFonts w:ascii="Calibri" w:hAnsi="Calibri" w:cs="Calibri"/>
-          <w:b/>
-          <w:bCs/>
-          <w:color w:val="000000" w:themeColor="text1"/>
-          <w:lang w:val="en-US"/>
-        </w:rPr>
-      </w:pPr>
-      <w:r>
-        <w:rPr>
-          <w:rFonts w:ascii="Calibri" w:hAnsi="Calibri" w:cs="Calibri"/>
-          <w:b/>
-          <w:bCs/>
-          <w:color w:val="000000" w:themeColor="text1"/>
-          <w:lang w:val="en-US"/>
-        </w:rPr>
-        <w:t>E</w:t>
-      </w:r>
-      <w:r>
-        <w:rPr>
-          <w:rFonts w:ascii="Calibri" w:hAnsi="Calibri" w:cs="Calibri"/>
-          <w:b/>
-          <w:bCs/>
-          <w:color w:val="000000" w:themeColor="text1"/>
-          <w:lang w:val="en-US"/>
-        </w:rPr>
-        <w:t xml:space="preserve">. Sequential waves of regulatory interactions </w:t>
-      </w:r>
-      <w:r>
-        <w:rPr>
-          <w:rFonts w:ascii="Calibri" w:hAnsi="Calibri" w:cs="Calibri"/>
-          <w:b/>
-          <w:bCs/>
-          <w:color w:val="000000" w:themeColor="text1"/>
-          <w:lang w:val="en-US"/>
-        </w:rPr>
-        <w:t>shape</w:t>
-      </w:r>
-      <w:r>
-        <w:rPr>
-          <w:rFonts w:ascii="Calibri" w:hAnsi="Calibri" w:cs="Calibri"/>
-          <w:b/>
-          <w:bCs/>
-          <w:color w:val="000000" w:themeColor="text1"/>
-          <w:lang w:val="en-US"/>
-        </w:rPr>
-        <w:t xml:space="preserve"> regulon-based B-cell phenotype</w:t>
-      </w:r>
-      <w:r>
-        <w:rPr>
-          <w:rFonts w:ascii="Calibri" w:hAnsi="Calibri" w:cs="Calibri"/>
-          <w:b/>
-          <w:bCs/>
-          <w:color w:val="000000" w:themeColor="text1"/>
-          <w:lang w:val="en-US"/>
-        </w:rPr>
-        <w:t xml:space="preserve"> in the PB Branch</w:t>
-      </w:r>
-      <w:r>
-        <w:rPr>
-          <w:rFonts w:ascii="Calibri" w:hAnsi="Calibri" w:cs="Calibri"/>
-          <w:b/>
-          <w:bCs/>
-          <w:color w:val="000000" w:themeColor="text1"/>
-          <w:lang w:val="en-US"/>
-        </w:rPr>
-        <w:t xml:space="preserve">. </w:t>
-      </w:r>
-    </w:p>
-    <w:p>
-      <w:pPr>
-        <w:jc w:val="both"/>
-        <w:rPr>
-          <w:rFonts w:ascii="Calibri" w:hAnsi="Calibri" w:cs="Calibri"/>
-          <w:color w:val="000000" w:themeColor="text1"/>
-          <w:lang w:val="en-US"/>
-        </w:rPr>
-      </w:pPr>
-      <w:r>
-        <w:rPr>
-          <w:rFonts w:ascii="Calibri" w:hAnsi="Calibri" w:cs="Calibri"/>
-          <w:color w:val="000000" w:themeColor="text1"/>
-          <w:lang w:val="en-US"/>
-        </w:rPr>
-        <w:t>Lineage-defining TFs show time-dependent regulatory activity organized into three waves based on peak activation, highlighting key known and novel regulatory interactions</w:t>
-      </w:r>
-      <w:r>
-        <w:rPr>
-          <w:rFonts w:ascii="Calibri" w:hAnsi="Calibri" w:cs="Calibri"/>
-        </w:rPr>
-        <w:t xml:space="preserve"> </w:t>
-      </w:r>
-      <w:r>
-        <w:rPr>
-          <w:rFonts w:ascii="Calibri" w:hAnsi="Calibri" w:cs="Calibri"/>
-        </w:rPr>
-        <w:t xml:space="preserve">along the </w:t>
-      </w:r>
-      <w:r>
-        <w:rPr>
-          <w:rFonts w:ascii="Calibri" w:hAnsi="Calibri" w:cs="Calibri"/>
-        </w:rPr>
-        <w:t>PB</w:t>
-      </w:r>
-      <w:r>
-        <w:rPr>
-          <w:rFonts w:ascii="Calibri" w:hAnsi="Calibri" w:cs="Calibri"/>
-        </w:rPr>
-        <w:t xml:space="preserve"> branch</w:t>
-      </w:r>
-      <w:r>
-        <w:rPr>
-          <w:rFonts w:ascii="Calibri" w:hAnsi="Calibri" w:cs="Calibri"/>
-          <w:color w:val="000000" w:themeColor="text1"/>
-          <w:lang w:val="en-US"/>
-        </w:rPr>
-        <w:t>.</w:t>
-      </w:r>
-    </w:p>
-    <w:p>
-      <w:pPr>
-        <w:jc w:val="both"/>
-        <w:rPr>
-          <w:rFonts w:ascii="Calibri" w:hAnsi="Calibri" w:cs="Calibri"/>
-          <w:color w:val="000000" w:themeColor="text1"/>
-          <w:lang w:val="en-US"/>
-        </w:rPr>
-      </w:pPr>
-    </w:p>
-    <w:p>
-      <w:pPr>
-        <w:jc w:val="both"/>
-        <w:rPr>
-          <w:rFonts w:ascii="Calibri" w:hAnsi="Calibri" w:cs="Calibri"/>
-          <w:b/>
-          <w:bCs/>
-          <w:color w:val="000000" w:themeColor="text1"/>
-          <w:lang w:val="en-US"/>
-        </w:rPr>
-      </w:pPr>
-      <w:r>
-        <w:rPr>
-          <w:rFonts w:ascii="Calibri" w:hAnsi="Calibri" w:cs="Calibri"/>
-          <w:b/>
-          <w:bCs/>
-          <w:color w:val="000000" w:themeColor="text1"/>
-          <w:lang w:val="en-US"/>
-        </w:rPr>
-        <w:t>F</w:t>
-      </w:r>
-      <w:r>
-        <w:rPr>
-          <w:rFonts w:ascii="Calibri" w:hAnsi="Calibri" w:cs="Calibri"/>
-          <w:b/>
-          <w:bCs/>
-          <w:color w:val="000000" w:themeColor="text1"/>
-          <w:lang w:val="en-US"/>
-        </w:rPr>
-        <w:t xml:space="preserve">. </w:t>
-      </w:r>
-      <w:r>
-        <w:rPr>
-          <w:rFonts w:ascii="Calibri" w:hAnsi="Calibri" w:cs="Calibri"/>
-          <w:b/>
-          <w:bCs/>
-          <w:color w:val="000000" w:themeColor="text1"/>
-          <w:lang w:val="en-US"/>
-        </w:rPr>
-        <w:t>Gene expression of key lineage defining TFs</w:t>
-      </w:r>
-      <w:r>
-        <w:rPr>
-          <w:rFonts w:ascii="Calibri" w:hAnsi="Calibri" w:cs="Calibri"/>
-          <w:b/>
-          <w:bCs/>
-          <w:color w:val="000000" w:themeColor="text1"/>
-          <w:lang w:val="en-US"/>
-        </w:rPr>
-        <w:t xml:space="preserve"> in the GC Branch</w:t>
-      </w:r>
-      <w:r>
-        <w:rPr>
-          <w:rFonts w:ascii="Calibri" w:hAnsi="Calibri" w:cs="Calibri"/>
-          <w:b/>
-          <w:bCs/>
-          <w:color w:val="000000" w:themeColor="text1"/>
-          <w:lang w:val="en-US"/>
-        </w:rPr>
-        <w:t xml:space="preserve">. </w:t>
-      </w:r>
-    </w:p>
-    <w:p>
-      <w:pPr>
-        <w:jc w:val="both"/>
-        <w:rPr>
-          <w:rFonts w:ascii="Calibri" w:hAnsi="Calibri" w:cs="Calibri"/>
-          <w:color w:val="000000" w:themeColor="text1"/>
-          <w:lang w:val="en-US"/>
-        </w:rPr>
-      </w:pPr>
-      <w:r>
-        <w:rPr>
-          <w:rFonts w:ascii="Calibri" w:hAnsi="Calibri" w:cs="Calibri"/>
-        </w:rPr>
-        <w:t xml:space="preserve">Key </w:t>
-      </w:r>
-      <w:r>
-        <w:rPr>
-          <w:rFonts w:ascii="Calibri" w:hAnsi="Calibri" w:cs="Calibri"/>
-        </w:rPr>
-        <w:t>TFs</w:t>
-      </w:r>
-      <w:r>
-        <w:rPr>
-          <w:rFonts w:ascii="Calibri" w:hAnsi="Calibri" w:cs="Calibri"/>
-        </w:rPr>
-        <w:t xml:space="preserve"> identified through cellular program enrichment display dynamic, progressive expression changes along differentiation branches.</w:t>
-      </w:r>
-    </w:p>
-    <w:p>
-      <w:pPr>
-        <w:jc w:val="both"/>
-        <w:rPr>
-          <w:rFonts w:ascii="Calibri" w:hAnsi="Calibri" w:cs="Calibri"/>
-          <w:color w:val="000000" w:themeColor="text1"/>
-          <w:lang w:val="en-US"/>
-        </w:rPr>
-      </w:pPr>
-    </w:p>
-    <w:p>
-      <w:pPr>
-        <w:jc w:val="both"/>
-        <w:rPr>
-          <w:rFonts w:ascii="Calibri" w:hAnsi="Calibri" w:cs="Calibri"/>
-          <w:b/>
-          <w:bCs/>
-          <w:color w:val="000000" w:themeColor="text1"/>
-          <w:lang w:val="en-US"/>
-        </w:rPr>
-      </w:pPr>
-      <w:r>
-        <w:rPr>
-          <w:rFonts w:ascii="Calibri" w:hAnsi="Calibri" w:cs="Calibri"/>
-          <w:b/>
-          <w:bCs/>
-          <w:color w:val="000000" w:themeColor="text1"/>
-          <w:lang w:val="en-US"/>
-        </w:rPr>
-        <w:lastRenderedPageBreak/>
-        <w:t>G</w:t>
-      </w:r>
-      <w:r>
-        <w:rPr>
-          <w:rFonts w:ascii="Calibri" w:hAnsi="Calibri" w:cs="Calibri"/>
-          <w:b/>
-          <w:bCs/>
-          <w:color w:val="000000" w:themeColor="text1"/>
-          <w:lang w:val="en-US"/>
-        </w:rPr>
-        <w:t>.</w:t>
-      </w:r>
-      <w:r>
-        <w:rPr>
-          <w:rFonts w:ascii="Calibri" w:hAnsi="Calibri" w:cs="Calibri"/>
-          <w:b/>
-          <w:bCs/>
-          <w:color w:val="000000" w:themeColor="text1"/>
-          <w:lang w:val="en-US"/>
-        </w:rPr>
-        <w:t xml:space="preserve"> Regulatory activity of key lineage defining TFs</w:t>
-      </w:r>
-      <w:r>
-        <w:rPr>
-          <w:rFonts w:ascii="Calibri" w:hAnsi="Calibri" w:cs="Calibri"/>
-          <w:b/>
-          <w:bCs/>
-          <w:color w:val="000000" w:themeColor="text1"/>
-          <w:lang w:val="en-US"/>
-        </w:rPr>
-        <w:t xml:space="preserve"> in the GC Branch</w:t>
-      </w:r>
-      <w:r>
-        <w:rPr>
-          <w:rFonts w:ascii="Calibri" w:hAnsi="Calibri" w:cs="Calibri"/>
-          <w:b/>
-          <w:bCs/>
-          <w:color w:val="000000" w:themeColor="text1"/>
-          <w:lang w:val="en-US"/>
-        </w:rPr>
-        <w:t>.</w:t>
-      </w:r>
-      <w:r>
-        <w:rPr>
-          <w:rFonts w:ascii="Calibri" w:hAnsi="Calibri" w:cs="Calibri"/>
-          <w:b/>
-          <w:bCs/>
-          <w:color w:val="000000" w:themeColor="text1"/>
-          <w:lang w:val="en-US"/>
-        </w:rPr>
-        <w:t xml:space="preserve"> </w:t>
-      </w:r>
-    </w:p>
-    <w:p>
-      <w:pPr>
-        <w:jc w:val="both"/>
-        <w:rPr>
-          <w:rFonts w:ascii="Calibri" w:hAnsi="Calibri" w:cs="Calibri"/>
-          <w:lang w:val="en-US"/>
-        </w:rPr>
-      </w:pPr>
-      <w:r>
-        <w:rPr>
-          <w:rFonts w:ascii="Calibri" w:hAnsi="Calibri" w:cs="Calibri"/>
-          <w:lang w:val="en-US"/>
-        </w:rPr>
-        <w:t>TF regulatory activity across pseudotime reveals wave-like patterns with distinct bursts, reflecting dynamic changes in target gene interactions.</w:t>
-      </w:r>
-    </w:p>
-    <w:p>
-      <w:pPr>
-        <w:jc w:val="both"/>
-        <w:rPr>
-          <w:rFonts w:ascii="Calibri" w:hAnsi="Calibri" w:cs="Calibri"/>
-          <w:color w:val="000000" w:themeColor="text1"/>
-          <w:lang w:val="en-US"/>
-        </w:rPr>
-      </w:pPr>
-    </w:p>
-    <w:p>
-      <w:pPr>
-        <w:jc w:val="both"/>
-        <w:rPr>
-          <w:rFonts w:ascii="Calibri" w:hAnsi="Calibri" w:cs="Calibri"/>
-          <w:b/>
-          <w:bCs/>
-          <w:color w:val="000000" w:themeColor="text1"/>
-          <w:lang w:val="en-US"/>
-        </w:rPr>
-      </w:pPr>
-      <w:r>
-        <w:rPr>
-          <w:rFonts w:ascii="Calibri" w:hAnsi="Calibri" w:cs="Calibri"/>
-          <w:b/>
-          <w:bCs/>
-          <w:color w:val="000000" w:themeColor="text1"/>
-          <w:lang w:val="en-US"/>
-        </w:rPr>
-        <w:t>H</w:t>
-      </w:r>
-      <w:r>
-        <w:rPr>
-          <w:rFonts w:ascii="Calibri" w:hAnsi="Calibri" w:cs="Calibri"/>
-          <w:b/>
-          <w:bCs/>
-          <w:color w:val="000000" w:themeColor="text1"/>
-          <w:lang w:val="en-US"/>
-        </w:rPr>
-        <w:t>. Sequential waves of regulatory interactions drive regulon</w:t>
-      </w:r>
-      <w:r>
-        <w:rPr>
-          <w:rFonts w:ascii="Calibri" w:hAnsi="Calibri" w:cs="Calibri"/>
-          <w:b/>
-          <w:bCs/>
-          <w:color w:val="000000" w:themeColor="text1"/>
-          <w:lang w:val="en-US"/>
-        </w:rPr>
-        <w:t>-</w:t>
-      </w:r>
-      <w:r>
-        <w:rPr>
-          <w:rFonts w:ascii="Calibri" w:hAnsi="Calibri" w:cs="Calibri"/>
-          <w:b/>
-          <w:bCs/>
-          <w:color w:val="000000" w:themeColor="text1"/>
-          <w:lang w:val="en-US"/>
-        </w:rPr>
-        <w:t>based B-cell phenotype</w:t>
-      </w:r>
-      <w:r>
-        <w:rPr>
-          <w:rFonts w:ascii="Calibri" w:hAnsi="Calibri" w:cs="Calibri"/>
-          <w:b/>
-          <w:bCs/>
-          <w:color w:val="000000" w:themeColor="text1"/>
-          <w:lang w:val="en-US"/>
-        </w:rPr>
-        <w:t xml:space="preserve"> in the GC Branch</w:t>
-      </w:r>
-      <w:r>
-        <w:rPr>
-          <w:rFonts w:ascii="Calibri" w:hAnsi="Calibri" w:cs="Calibri"/>
-          <w:b/>
-          <w:bCs/>
-          <w:color w:val="000000" w:themeColor="text1"/>
-          <w:lang w:val="en-US"/>
-        </w:rPr>
-        <w:t xml:space="preserve">. </w:t>
-      </w:r>
-    </w:p>
-    <w:p>
-      <w:pPr>
-        <w:jc w:val="both"/>
-        <w:rPr>
-          <w:rFonts w:ascii="Calibri" w:hAnsi="Calibri" w:cs="Calibri"/>
-        </w:rPr>
-      </w:pPr>
-      <w:r>
-        <w:rPr>
-          <w:rFonts w:ascii="Calibri" w:hAnsi="Calibri" w:cs="Calibri"/>
-        </w:rPr>
-        <w:t>Lineage-defining TFs show time-dependent regulatory activity organized into two waves based on peak repression, highlighting key known and novel interactions along the GC branch.</w:t>
-      </w:r>
-    </w:p>
-    <w:p>
-      <w:pPr>
-        <w:jc w:val="both"/>
-        <w:rPr>
-          <w:rFonts w:ascii="Calibri" w:hAnsi="Calibri" w:cs="Calibri"/>
-          <w:b/>
-          <w:bCs/>
-          <w:color w:val="000000" w:themeColor="text1"/>
-          <w:lang w:val="en-US"/>
-        </w:rPr>
-      </w:pPr>
-    </w:p>
-    <w:p>
-      <w:pPr>
-        <w:jc w:val="both"/>
-        <w:rPr>
-          <w:rFonts w:ascii="Calibri" w:hAnsi="Calibri" w:cs="Calibri"/>
-          <w:b/>
-          <w:bCs/>
-          <w:color w:val="000000" w:themeColor="text1"/>
-          <w:lang w:val="en-US"/>
-        </w:rPr>
-      </w:pPr>
-      <w:r>
-        <w:rPr>
-          <w:rFonts w:ascii="Calibri" w:hAnsi="Calibri" w:cs="Calibri"/>
-          <w:b/>
-          <w:bCs/>
-          <w:color w:val="000000" w:themeColor="text1"/>
-          <w:lang w:val="en-US"/>
-        </w:rPr>
-        <w:t>I</w:t>
-      </w:r>
-      <w:r>
-        <w:rPr>
-          <w:rFonts w:ascii="Calibri" w:hAnsi="Calibri" w:cs="Calibri"/>
-          <w:b/>
-          <w:bCs/>
-          <w:color w:val="000000" w:themeColor="text1"/>
-          <w:lang w:val="en-US"/>
-        </w:rPr>
-        <w:t>.</w:t>
-      </w:r>
-      <w:r>
-        <w:rPr>
-          <w:rFonts w:ascii="Calibri" w:hAnsi="Calibri" w:cs="Calibri"/>
-          <w:b/>
-          <w:bCs/>
-          <w:color w:val="000000" w:themeColor="text1"/>
-          <w:lang w:val="en-US"/>
-        </w:rPr>
-        <w:t>Temporal Episodes of TF Activity</w:t>
-      </w:r>
-      <w:r>
-        <w:rPr>
-          <w:rFonts w:ascii="Calibri" w:hAnsi="Calibri" w:cs="Calibri"/>
-          <w:b/>
-          <w:bCs/>
-          <w:color w:val="000000" w:themeColor="text1"/>
-          <w:lang w:val="en-US"/>
-        </w:rPr>
-        <w:t>.</w:t>
-      </w:r>
-    </w:p>
-    <w:p>
-      <w:pPr>
-        <w:jc w:val="both"/>
-        <w:rPr>
-          <w:rFonts w:ascii="Calibri" w:hAnsi="Calibri" w:cs="Calibri"/>
-          <w:color w:val="000000" w:themeColor="text1"/>
-          <w:lang w:val="en-US"/>
-        </w:rPr>
-      </w:pPr>
-      <w:r>
-        <w:rPr>
-          <w:rFonts w:ascii="Calibri" w:hAnsi="Calibri" w:cs="Calibri"/>
-          <w:color w:val="000000" w:themeColor="text1"/>
-          <w:lang w:val="en-US"/>
-        </w:rPr>
-        <w:t>Schematic of TF regulatory activity across five sliding windows, where GRNs built from invariant high-confidence edges capture periods of active regulation.</w:t>
-      </w:r>
-    </w:p>
-    <w:p>
-      <w:pPr>
-        <w:jc w:val="both"/>
-        <w:rPr>
-          <w:rFonts w:ascii="Calibri" w:hAnsi="Calibri" w:cs="Calibri"/>
-          <w:color w:val="000000" w:themeColor="text1"/>
-          <w:lang w:val="en-US"/>
-        </w:rPr>
-      </w:pPr>
-    </w:p>
-    <w:p>
-      <w:pPr>
-        <w:jc w:val="both"/>
-        <w:rPr>
-          <w:rFonts w:ascii="Calibri" w:hAnsi="Calibri" w:cs="Calibri"/>
-          <w:b/>
-          <w:bCs/>
-          <w:color w:val="000000" w:themeColor="text1"/>
-          <w:lang w:val="en-US"/>
-        </w:rPr>
-      </w:pPr>
-      <w:r>
-        <w:rPr>
-          <w:rFonts w:ascii="Calibri" w:hAnsi="Calibri" w:cs="Calibri"/>
-          <w:b/>
-          <w:bCs/>
-          <w:color w:val="000000" w:themeColor="text1"/>
-          <w:lang w:val="en-US"/>
-        </w:rPr>
-        <w:t>J</w:t>
-      </w:r>
-      <w:r>
-        <w:rPr>
-          <w:rFonts w:ascii="Calibri" w:hAnsi="Calibri" w:cs="Calibri"/>
-          <w:b/>
-          <w:bCs/>
-          <w:color w:val="000000" w:themeColor="text1"/>
-          <w:lang w:val="en-US"/>
-        </w:rPr>
-        <w:t>, K</w:t>
-      </w:r>
-      <w:r>
-        <w:rPr>
-          <w:rFonts w:ascii="Calibri" w:hAnsi="Calibri" w:cs="Calibri"/>
-          <w:b/>
-          <w:bCs/>
-          <w:color w:val="000000" w:themeColor="text1"/>
-          <w:lang w:val="en-US"/>
-        </w:rPr>
-        <w:t xml:space="preserve">. </w:t>
-      </w:r>
-      <w:r>
-        <w:rPr>
-          <w:rFonts w:ascii="Calibri" w:hAnsi="Calibri" w:cs="Calibri"/>
-          <w:b/>
-          <w:bCs/>
-          <w:color w:val="000000" w:themeColor="text1"/>
-          <w:lang w:val="en-US"/>
-        </w:rPr>
-        <w:t>E</w:t>
-      </w:r>
-      <w:r>
-        <w:rPr>
-          <w:rFonts w:ascii="Calibri" w:hAnsi="Calibri" w:cs="Calibri"/>
-          <w:b/>
-          <w:bCs/>
-          <w:color w:val="000000" w:themeColor="text1"/>
-          <w:lang w:val="en-US"/>
-        </w:rPr>
-        <w:t xml:space="preserve">pisodically enriched </w:t>
-      </w:r>
-      <w:r>
-        <w:rPr>
-          <w:rFonts w:ascii="Calibri" w:hAnsi="Calibri" w:cs="Calibri"/>
-          <w:b/>
-          <w:bCs/>
-          <w:color w:val="000000" w:themeColor="text1"/>
-          <w:lang w:val="en-US"/>
-        </w:rPr>
-        <w:t xml:space="preserve">TFs </w:t>
-      </w:r>
-      <w:r>
-        <w:rPr>
-          <w:rFonts w:ascii="Calibri" w:hAnsi="Calibri" w:cs="Calibri"/>
-          <w:b/>
-          <w:bCs/>
-          <w:color w:val="000000" w:themeColor="text1"/>
-          <w:lang w:val="en-US"/>
-        </w:rPr>
-        <w:t xml:space="preserve">regulating </w:t>
-      </w:r>
-      <w:r>
-        <w:rPr>
-          <w:rFonts w:ascii="Calibri" w:hAnsi="Calibri" w:cs="Calibri"/>
-          <w:b/>
-          <w:bCs/>
-          <w:color w:val="000000" w:themeColor="text1"/>
-          <w:lang w:val="en-US"/>
-        </w:rPr>
-        <w:t>genes associated with cellular programs in PB and GC branch</w:t>
-      </w:r>
-      <w:r>
-        <w:rPr>
-          <w:rFonts w:ascii="Calibri" w:hAnsi="Calibri" w:cs="Calibri"/>
-          <w:b/>
-          <w:bCs/>
-          <w:color w:val="000000" w:themeColor="text1"/>
-          <w:lang w:val="en-US"/>
-        </w:rPr>
-        <w:t>.</w:t>
-      </w:r>
-    </w:p>
-    <w:p>
-      <w:pPr>
-        <w:jc w:val="both"/>
-        <w:rPr>
-          <w:rFonts w:ascii="Calibri" w:hAnsi="Calibri" w:cs="Calibri"/>
-          <w:color w:val="000000" w:themeColor="text1"/>
-          <w:lang w:val="en-US"/>
-        </w:rPr>
-      </w:pPr>
-      <w:r>
-        <w:rPr>
-          <w:rFonts w:ascii="Calibri" w:hAnsi="Calibri" w:cs="Calibri"/>
-          <w:color w:val="000000" w:themeColor="text1"/>
-          <w:lang w:val="en-US"/>
-        </w:rPr>
-        <w:t xml:space="preserve">Episodic forces on </w:t>
-      </w:r>
-      <w:r>
-        <w:rPr>
-          <w:rFonts w:ascii="Calibri" w:hAnsi="Calibri" w:cs="Calibri"/>
-          <w:color w:val="000000" w:themeColor="text1"/>
-          <w:lang w:val="en-US"/>
-        </w:rPr>
-        <w:t>CP</w:t>
-      </w:r>
-      <w:r>
-        <w:rPr>
-          <w:rFonts w:ascii="Calibri" w:hAnsi="Calibri" w:cs="Calibri"/>
-          <w:color w:val="000000" w:themeColor="text1"/>
-          <w:lang w:val="en-US"/>
-        </w:rPr>
-        <w:t xml:space="preserve"> genes reveal TFs acting transiently and regulating the phenotype of PB and GC </w:t>
-      </w:r>
-      <w:r>
-        <w:rPr>
-          <w:rFonts w:ascii="Calibri" w:hAnsi="Calibri" w:cs="Calibri"/>
-          <w:color w:val="000000" w:themeColor="text1"/>
-          <w:lang w:val="en-US"/>
-        </w:rPr>
-        <w:t>branch</w:t>
-      </w:r>
-      <w:r>
-        <w:rPr>
-          <w:rFonts w:ascii="Calibri" w:hAnsi="Calibri" w:cs="Calibri"/>
-          <w:color w:val="000000" w:themeColor="text1"/>
-          <w:lang w:val="en-US"/>
-        </w:rPr>
-        <w:t>es</w:t>
-      </w:r>
-      <w:r>
-        <w:rPr>
-          <w:rFonts w:ascii="Calibri" w:hAnsi="Calibri" w:cs="Calibri"/>
-          <w:color w:val="000000" w:themeColor="text1"/>
-          <w:lang w:val="en-US"/>
-        </w:rPr>
-        <w:t>.</w:t>
-      </w:r>
-      <w:r>
-        <w:rPr>
-          <w:rFonts w:ascii="Calibri" w:hAnsi="Calibri" w:cs="Calibri"/>
-          <w:color w:val="000000" w:themeColor="text1"/>
-          <w:lang w:val="en-US"/>
-        </w:rPr>
-        <w:t xml:space="preserve"> Dot plots represent temporal episodes where TFs were enriched above a significance threshold, with colors representing the enrichment value. </w:t>
-      </w:r>
-    </w:p>
-    <w:p>
-      <w:pPr>
-        <w:jc w:val="both"/>
-        <w:rPr>
-          <w:rFonts w:ascii="Calibri" w:hAnsi="Calibri" w:cs="Calibri"/>
-          <w:color w:val="000000" w:themeColor="text1"/>
-          <w:lang w:val="en-US"/>
-        </w:rPr>
-      </w:pPr>
-    </w:p>
-    <w:p>
-      <w:pPr>
-        <w:jc w:val="both"/>
-        <w:rPr>
-          <w:rFonts w:ascii="Calibri" w:hAnsi="Calibri" w:cs="Calibri"/>
-          <w:b/>
-          <w:bCs/>
-          <w:color w:val="000000" w:themeColor="text1"/>
-          <w:lang w:val="en-US"/>
-        </w:rPr>
-      </w:pPr>
-      <w:r>
-        <w:rPr>
-          <w:rFonts w:ascii="Calibri" w:hAnsi="Calibri" w:cs="Calibri"/>
-          <w:b/>
-          <w:bCs/>
-          <w:color w:val="000000" w:themeColor="text1"/>
-          <w:lang w:val="en-US"/>
-        </w:rPr>
-        <w:t>L</w:t>
-      </w:r>
-      <w:r>
-        <w:rPr>
-          <w:rFonts w:ascii="Calibri" w:hAnsi="Calibri" w:cs="Calibri"/>
-          <w:b/>
-          <w:bCs/>
-          <w:color w:val="000000" w:themeColor="text1"/>
-          <w:lang w:val="en-US"/>
-        </w:rPr>
-        <w:t>, M, N</w:t>
-      </w:r>
-      <w:r>
-        <w:rPr>
-          <w:rFonts w:ascii="Calibri" w:hAnsi="Calibri" w:cs="Calibri"/>
-          <w:b/>
-          <w:bCs/>
-          <w:color w:val="000000" w:themeColor="text1"/>
-          <w:lang w:val="en-US"/>
-        </w:rPr>
-        <w:t>.</w:t>
-      </w:r>
-      <w:r>
-        <w:rPr>
-          <w:rFonts w:ascii="Calibri" w:hAnsi="Calibri" w:cs="Calibri"/>
-          <w:b/>
-          <w:bCs/>
-          <w:color w:val="000000" w:themeColor="text1"/>
-          <w:lang w:val="en-US"/>
-        </w:rPr>
-        <w:t xml:space="preserve"> </w:t>
-      </w:r>
-      <w:r>
-        <w:rPr>
-          <w:rFonts w:ascii="Calibri" w:hAnsi="Calibri" w:cs="Calibri"/>
-          <w:b/>
-          <w:bCs/>
-          <w:color w:val="000000" w:themeColor="text1"/>
-          <w:lang w:val="en-US"/>
-        </w:rPr>
-        <w:t>C</w:t>
-      </w:r>
-      <w:r>
-        <w:rPr>
-          <w:rFonts w:ascii="Calibri" w:hAnsi="Calibri" w:cs="Calibri"/>
-          <w:b/>
-          <w:bCs/>
-          <w:color w:val="000000" w:themeColor="text1"/>
-          <w:lang w:val="en-US"/>
-        </w:rPr>
-        <w:t>lassifi</w:t>
-      </w:r>
-      <w:r>
-        <w:rPr>
-          <w:rFonts w:ascii="Calibri" w:hAnsi="Calibri" w:cs="Calibri"/>
-          <w:b/>
-          <w:bCs/>
-          <w:color w:val="000000" w:themeColor="text1"/>
-          <w:lang w:val="en-US"/>
-        </w:rPr>
-        <w:t>cation of</w:t>
-      </w:r>
-      <w:r>
-        <w:rPr>
-          <w:rFonts w:ascii="Calibri" w:hAnsi="Calibri" w:cs="Calibri"/>
-          <w:b/>
-          <w:bCs/>
-          <w:color w:val="000000" w:themeColor="text1"/>
-          <w:lang w:val="en-US"/>
-        </w:rPr>
-        <w:t xml:space="preserve"> </w:t>
-      </w:r>
-      <w:r>
-        <w:rPr>
-          <w:rFonts w:ascii="Calibri" w:hAnsi="Calibri" w:cs="Calibri"/>
-          <w:b/>
-          <w:bCs/>
-          <w:color w:val="000000" w:themeColor="text1"/>
-          <w:lang w:val="en-US"/>
-        </w:rPr>
-        <w:t>e</w:t>
-      </w:r>
-      <w:r>
-        <w:rPr>
-          <w:rFonts w:ascii="Calibri" w:hAnsi="Calibri" w:cs="Calibri"/>
-          <w:b/>
-          <w:bCs/>
-          <w:color w:val="000000" w:themeColor="text1"/>
-          <w:lang w:val="en-US"/>
-        </w:rPr>
-        <w:t xml:space="preserve">pisodically enriched TFs </w:t>
-      </w:r>
-      <w:r>
-        <w:rPr>
-          <w:rFonts w:ascii="Calibri" w:hAnsi="Calibri" w:cs="Calibri"/>
-          <w:b/>
-          <w:bCs/>
-          <w:color w:val="000000" w:themeColor="text1"/>
-          <w:lang w:val="en-US"/>
-        </w:rPr>
-        <w:t xml:space="preserve">as </w:t>
-      </w:r>
-      <w:r>
-        <w:rPr>
-          <w:rFonts w:ascii="Calibri" w:hAnsi="Calibri" w:cs="Calibri"/>
-          <w:b/>
-          <w:bCs/>
-          <w:color w:val="000000" w:themeColor="text1"/>
-          <w:lang w:val="en-US"/>
-        </w:rPr>
-        <w:t xml:space="preserve">terminally </w:t>
-      </w:r>
-      <w:r>
-        <w:rPr>
-          <w:rFonts w:ascii="Calibri" w:hAnsi="Calibri" w:cs="Calibri"/>
-          <w:b/>
-          <w:bCs/>
-          <w:color w:val="000000" w:themeColor="text1"/>
-          <w:lang w:val="en-US"/>
-        </w:rPr>
-        <w:t>up</w:t>
-      </w:r>
-      <w:r>
-        <w:rPr>
-          <w:rFonts w:ascii="Calibri" w:hAnsi="Calibri" w:cs="Calibri"/>
-          <w:b/>
-          <w:bCs/>
-          <w:color w:val="000000" w:themeColor="text1"/>
-          <w:lang w:val="en-US"/>
-        </w:rPr>
-        <w:t xml:space="preserve">, </w:t>
-      </w:r>
-      <w:r>
-        <w:rPr>
-          <w:rFonts w:ascii="Calibri" w:hAnsi="Calibri" w:cs="Calibri"/>
-          <w:b/>
-          <w:bCs/>
-          <w:color w:val="000000" w:themeColor="text1"/>
-          <w:lang w:val="en-US"/>
-        </w:rPr>
-        <w:t>transiently</w:t>
-      </w:r>
-      <w:r>
-        <w:rPr>
-          <w:rFonts w:ascii="Calibri" w:hAnsi="Calibri" w:cs="Calibri"/>
-          <w:b/>
-          <w:bCs/>
-          <w:color w:val="000000" w:themeColor="text1"/>
-          <w:lang w:val="en-US"/>
-        </w:rPr>
-        <w:t xml:space="preserve"> up</w:t>
-      </w:r>
-      <w:r>
-        <w:rPr>
-          <w:rFonts w:ascii="Calibri" w:hAnsi="Calibri" w:cs="Calibri"/>
-          <w:b/>
-          <w:bCs/>
-          <w:color w:val="000000" w:themeColor="text1"/>
-          <w:lang w:val="en-US"/>
-        </w:rPr>
-        <w:t xml:space="preserve">, and </w:t>
-      </w:r>
-      <w:r>
-        <w:rPr>
-          <w:rFonts w:ascii="Calibri" w:hAnsi="Calibri" w:cs="Calibri"/>
-          <w:b/>
-          <w:bCs/>
-          <w:color w:val="000000" w:themeColor="text1"/>
-          <w:lang w:val="en-US"/>
-        </w:rPr>
-        <w:t xml:space="preserve">terminally </w:t>
-      </w:r>
-      <w:r>
-        <w:rPr>
-          <w:rFonts w:ascii="Calibri" w:hAnsi="Calibri" w:cs="Calibri"/>
-          <w:b/>
-          <w:bCs/>
-          <w:color w:val="000000" w:themeColor="text1"/>
-          <w:lang w:val="en-US"/>
-        </w:rPr>
-        <w:t>down</w:t>
-      </w:r>
-      <w:r>
-        <w:rPr>
-          <w:rFonts w:ascii="Calibri" w:hAnsi="Calibri" w:cs="Calibri"/>
-          <w:b/>
-          <w:bCs/>
-          <w:color w:val="000000" w:themeColor="text1"/>
-          <w:lang w:val="en-US"/>
-        </w:rPr>
-        <w:t xml:space="preserve"> </w:t>
-      </w:r>
-      <w:r>
-        <w:rPr>
-          <w:rFonts w:ascii="Calibri" w:hAnsi="Calibri" w:cs="Calibri"/>
-          <w:b/>
-          <w:bCs/>
-          <w:color w:val="000000" w:themeColor="text1"/>
-          <w:lang w:val="en-US"/>
-        </w:rPr>
-        <w:t>wave patterns</w:t>
-      </w:r>
-      <w:r>
-        <w:rPr>
-          <w:rFonts w:ascii="Calibri" w:hAnsi="Calibri" w:cs="Calibri"/>
-          <w:b/>
-          <w:bCs/>
-          <w:color w:val="000000" w:themeColor="text1"/>
-          <w:lang w:val="en-US"/>
-        </w:rPr>
-        <w:t xml:space="preserve">. </w:t>
-      </w:r>
-    </w:p>
-    <w:p>
-      <w:pPr>
-        <w:jc w:val="both"/>
-        <w:rPr>
-          <w:rFonts w:ascii="Calibri" w:hAnsi="Calibri" w:cs="Calibri"/>
-          <w:color w:val="000000" w:themeColor="text1"/>
-          <w:lang w:val="en-US"/>
-        </w:rPr>
-      </w:pPr>
-      <w:r>
-        <w:rPr>
-          <w:rFonts w:ascii="Calibri" w:hAnsi="Calibri" w:cs="Calibri"/>
-        </w:rPr>
-        <w:t>C</w:t>
-      </w:r>
-      <w:r>
-        <w:rPr>
-          <w:rFonts w:ascii="Calibri" w:hAnsi="Calibri" w:cs="Calibri"/>
-        </w:rPr>
-        <w:t>lassification</w:t>
-      </w:r>
-      <w:r>
-        <w:rPr>
-          <w:rFonts w:ascii="Calibri" w:hAnsi="Calibri" w:cs="Calibri"/>
-        </w:rPr>
-        <w:t xml:space="preserve"> of episodically enriched TFs</w:t>
-      </w:r>
-      <w:r>
-        <w:rPr>
-          <w:rFonts w:ascii="Calibri" w:hAnsi="Calibri" w:cs="Calibri"/>
-        </w:rPr>
-        <w:t xml:space="preserve"> based on </w:t>
-      </w:r>
-      <w:r>
-        <w:rPr>
-          <w:rFonts w:ascii="Calibri" w:hAnsi="Calibri" w:cs="Calibri"/>
-        </w:rPr>
-        <w:t>their</w:t>
-      </w:r>
-      <w:r>
-        <w:rPr>
-          <w:rFonts w:ascii="Calibri" w:hAnsi="Calibri" w:cs="Calibri"/>
-        </w:rPr>
-        <w:t xml:space="preserve"> expression dynamics with significant effect sizes associated with PB and GC bifurcation.</w:t>
-      </w:r>
-      <w:r>
-        <w:rPr>
-          <w:rFonts w:ascii="Calibri" w:hAnsi="Calibri" w:cs="Calibri"/>
-          <w:b/>
-          <w:bCs/>
-          <w:color w:val="000000" w:themeColor="text1"/>
-          <w:lang w:val="en-US"/>
-        </w:rPr>
-        <w:t xml:space="preserve"> </w:t>
-      </w:r>
-      <w:r>
-        <w:rPr>
-          <w:rFonts w:ascii="Calibri" w:hAnsi="Calibri" w:cs="Calibri"/>
-          <w:color w:val="000000" w:themeColor="text1"/>
-          <w:lang w:val="en-US"/>
-        </w:rPr>
-        <w:t>Venn diagram showing the overlap between statically and episodically enriched TFs.</w:t>
-      </w:r>
-    </w:p>
-    <w:p>
-      <w:pPr>
-        <w:jc w:val="both"/>
-        <w:rPr>
-          <w:rFonts w:ascii="Calibri" w:hAnsi="Calibri" w:cs="Calibri"/>
-          <w:color w:val="000000" w:themeColor="text1"/>
-          <w:lang w:val="en-US"/>
-        </w:rPr>
-      </w:pPr>
-    </w:p>
-    <w:p>
-      <w:pPr>
-        <w:jc w:val="both"/>
-        <w:rPr>
-          <w:rStyle w:val="Strong"/>
-          <w:rFonts w:ascii="Calibri" w:hAnsi="Calibri" w:cs="Calibri"/>
-          <w:color w:val="000000" w:themeColor="text1"/>
-          <w:lang w:val="en-US"/>
-        </w:rPr>
-      </w:pPr>
-      <w:r>
-        <w:rPr>
-          <w:rStyle w:val="Strong"/>
-          <w:rFonts w:ascii="Calibri" w:hAnsi="Calibri" w:cs="Calibri"/>
-          <w:color w:val="000000" w:themeColor="text1"/>
-          <w:lang w:val="en-US"/>
-        </w:rPr>
-        <w:t>O</w:t>
-      </w:r>
-      <w:r>
-        <w:rPr>
-          <w:rStyle w:val="Strong"/>
-          <w:rFonts w:ascii="Calibri" w:hAnsi="Calibri" w:cs="Calibri"/>
-          <w:color w:val="000000" w:themeColor="text1"/>
-          <w:lang w:val="en-US"/>
-        </w:rPr>
-        <w:t xml:space="preserve">. </w:t>
-      </w:r>
       <w:r>
         <w:rPr>
           <w:rStyle w:val="Strong"/>
@@ -2628,14 +2346,25 @@
         </w:rPr>
         <w:t xml:space="preserve">Comparison of perturbation scores for </w:t>
       </w:r>
-      <w:r>
-        <w:rPr>
-          <w:rStyle w:val="Strong"/>
-          <w:rFonts w:ascii="Calibri" w:hAnsi="Calibri" w:cs="Calibri"/>
-          <w:color w:val="000000" w:themeColor="text1"/>
-          <w:lang w:val="en-US"/>
-        </w:rPr>
-        <w:t xml:space="preserve">FIREFate-prioritized </w:t>
+      <w:proofErr w:type="spellStart"/>
+      <w:r>
+        <w:rPr>
+          <w:rStyle w:val="Strong"/>
+          <w:rFonts w:ascii="Calibri" w:hAnsi="Calibri" w:cs="Calibri"/>
+          <w:color w:val="000000" w:themeColor="text1"/>
+          <w:lang w:val="en-US"/>
+        </w:rPr>
+        <w:t>FIREFate</w:t>
+      </w:r>
+      <w:proofErr w:type="spellEnd"/>
+      <w:r>
+        <w:rPr>
+          <w:rStyle w:val="Strong"/>
+          <w:rFonts w:ascii="Calibri" w:hAnsi="Calibri" w:cs="Calibri"/>
+          <w:color w:val="000000" w:themeColor="text1"/>
+          <w:lang w:val="en-US"/>
+        </w:rPr>
+        <w:t xml:space="preserve">-prioritized </w:t>
       </w:r>
       <w:r>
         <w:rPr>
@@ -2686,8 +2415,9 @@
           <w:color w:val="000000" w:themeColor="text1"/>
           <w:lang w:val="en-US"/>
         </w:rPr>
-        <w:t>In silico perturbation analysis contrasts FIREFate</w:t>
-      </w:r>
+        <w:t xml:space="preserve">In silico perturbation analysis contrasts </w:t>
+      </w:r>
+      <w:proofErr w:type="spellStart"/>
       <w:r>
         <w:rPr>
           <w:rStyle w:val="Strong"/>
@@ -2697,8 +2427,9 @@
           <w:color w:val="000000" w:themeColor="text1"/>
           <w:lang w:val="en-US"/>
         </w:rPr>
-        <w:t xml:space="preserve"> episodically </w:t>
-      </w:r>
+        <w:t>FIREFate</w:t>
+      </w:r>
+      <w:proofErr w:type="spellEnd"/>
       <w:r>
         <w:rPr>
           <w:rStyle w:val="Strong"/>
@@ -2708,7 +2439,7 @@
           <w:color w:val="000000" w:themeColor="text1"/>
           <w:lang w:val="en-US"/>
         </w:rPr>
-        <w:t>enriched TFs</w:t>
+        <w:t xml:space="preserve"> episodically </w:t>
       </w:r>
       <w:r>
         <w:rPr>
@@ -2719,7 +2450,7 @@
           <w:color w:val="000000" w:themeColor="text1"/>
           <w:lang w:val="en-US"/>
         </w:rPr>
-        <w:t xml:space="preserve"> and TFs that enriched in state specific GRNs</w:t>
+        <w:t>enriched TFs</w:t>
       </w:r>
       <w:r>
         <w:rPr>
@@ -2730,7 +2461,7 @@
           <w:color w:val="000000" w:themeColor="text1"/>
           <w:lang w:val="en-US"/>
         </w:rPr>
-        <w:t xml:space="preserve"> with others, highlighting their impact on cell identity within GC–PB </w:t>
+        <w:t xml:space="preserve"> and TFs that enriched in state specific GRNs</w:t>
       </w:r>
       <w:r>
         <w:rPr>
@@ -2741,7 +2472,7 @@
           <w:color w:val="000000" w:themeColor="text1"/>
           <w:lang w:val="en-US"/>
         </w:rPr>
-        <w:t>GRNs</w:t>
+        <w:t xml:space="preserve"> with others, highlighting their impact on cell identity within GC–PB </w:t>
       </w:r>
       <w:r>
         <w:rPr>
@@ -2752,106 +2483,9 @@
           <w:color w:val="000000" w:themeColor="text1"/>
           <w:lang w:val="en-US"/>
         </w:rPr>
-        <w:t xml:space="preserve"> derived from single-cell multiome data.</w:t>
-      </w:r>
-    </w:p>
-    <w:p>
-      <w:pPr>
-        <w:jc w:val="both"/>
-        <w:rPr>
-          <w:rStyle w:val="Strong"/>
-          <w:rFonts w:ascii="Calibri" w:hAnsi="Calibri" w:cs="Calibri"/>
-          <w:color w:val="000000" w:themeColor="text1"/>
-          <w:lang w:val="en-US"/>
-        </w:rPr>
-      </w:pPr>
-    </w:p>
-    <w:p>
-      <w:pPr>
-        <w:jc w:val="both"/>
-        <w:rPr>
-          <w:rStyle w:val="Strong"/>
-          <w:rFonts w:ascii="Calibri" w:hAnsi="Calibri" w:cs="Calibri"/>
-          <w:color w:val="000000" w:themeColor="text1"/>
-          <w:lang w:val="en-US"/>
-        </w:rPr>
-      </w:pPr>
-      <w:r>
-        <w:rPr>
-          <w:rStyle w:val="Strong"/>
-          <w:rFonts w:ascii="Calibri" w:hAnsi="Calibri" w:cs="Calibri"/>
-          <w:color w:val="000000" w:themeColor="text1"/>
-          <w:lang w:val="en-US"/>
-        </w:rPr>
-        <w:t>P</w:t>
-      </w:r>
-      <w:r>
-        <w:rPr>
-          <w:rStyle w:val="Strong"/>
-          <w:rFonts w:ascii="Calibri" w:hAnsi="Calibri" w:cs="Calibri"/>
-          <w:color w:val="000000" w:themeColor="text1"/>
-          <w:lang w:val="en-US"/>
-        </w:rPr>
-        <w:t xml:space="preserve">. </w:t>
-      </w:r>
-      <w:r>
-        <w:rPr>
-          <w:rStyle w:val="Strong"/>
-          <w:rFonts w:ascii="Calibri" w:hAnsi="Calibri" w:cs="Calibri"/>
-          <w:color w:val="000000" w:themeColor="text1"/>
-          <w:lang w:val="en-US"/>
-        </w:rPr>
-        <w:t xml:space="preserve">Comparison of perturbation scores for </w:t>
-      </w:r>
-      <w:r>
-        <w:rPr>
-          <w:rStyle w:val="Strong"/>
-          <w:rFonts w:ascii="Calibri" w:hAnsi="Calibri" w:cs="Calibri"/>
-          <w:color w:val="000000" w:themeColor="text1"/>
-          <w:lang w:val="en-US"/>
-        </w:rPr>
-        <w:t xml:space="preserve">FIREFate-prioritized </w:t>
-      </w:r>
-      <w:r>
-        <w:rPr>
-          <w:rStyle w:val="Strong"/>
-          <w:rFonts w:ascii="Calibri" w:hAnsi="Calibri" w:cs="Calibri"/>
-          <w:color w:val="000000" w:themeColor="text1"/>
-          <w:lang w:val="en-US"/>
-        </w:rPr>
-        <w:t xml:space="preserve">TFs </w:t>
-      </w:r>
-      <w:r>
-        <w:rPr>
-          <w:rStyle w:val="Strong"/>
-          <w:rFonts w:ascii="Calibri" w:hAnsi="Calibri" w:cs="Calibri"/>
-          <w:color w:val="000000" w:themeColor="text1"/>
-          <w:lang w:val="en-US"/>
-        </w:rPr>
-        <w:t>in</w:t>
-      </w:r>
-      <w:r>
-        <w:rPr>
-          <w:rStyle w:val="Strong"/>
-          <w:rFonts w:ascii="Calibri" w:hAnsi="Calibri" w:cs="Calibri"/>
-          <w:color w:val="000000" w:themeColor="text1"/>
-          <w:lang w:val="en-US"/>
-        </w:rPr>
-        <w:t xml:space="preserve"> </w:t>
-      </w:r>
-      <w:r>
-        <w:rPr>
-          <w:rStyle w:val="Strong"/>
-          <w:rFonts w:ascii="Calibri" w:hAnsi="Calibri" w:cs="Calibri"/>
-          <w:color w:val="000000" w:themeColor="text1"/>
-          <w:lang w:val="en-US"/>
-        </w:rPr>
-        <w:t>human B cell data from tonsil atlas data.</w:t>
-      </w:r>
-    </w:p>
-    <w:p>
-      <w:pPr>
-        <w:jc w:val="both"/>
+        <w:t>GRNs</w:t>
+      </w:r>
+      <w:r>
         <w:rPr>
           <w:rStyle w:val="Strong"/>
           <w:rFonts w:ascii="Calibri" w:hAnsi="Calibri" w:cs="Calibri"/>
@@ -2860,7 +2494,9 @@
           <w:color w:val="000000" w:themeColor="text1"/>
           <w:lang w:val="en-US"/>
         </w:rPr>
-      </w:pPr>
+        <w:t xml:space="preserve"> derived from single-cell </w:t>
+      </w:r>
+      <w:proofErr w:type="spellStart"/>
       <w:r>
         <w:rPr>
           <w:rStyle w:val="Strong"/>
@@ -2870,8 +2506,9 @@
           <w:color w:val="000000" w:themeColor="text1"/>
           <w:lang w:val="en-US"/>
         </w:rPr>
-        <w:t>In silico perturbation analysis contrasts FIREFate</w:t>
-      </w:r>
+        <w:t>multiome</w:t>
+      </w:r>
+      <w:proofErr w:type="spellEnd"/>
       <w:r>
         <w:rPr>
           <w:rStyle w:val="Strong"/>
@@ -2881,8 +2518,115 @@
           <w:color w:val="000000" w:themeColor="text1"/>
           <w:lang w:val="en-US"/>
         </w:rPr>
-        <w:t xml:space="preserve"> episodically </w:t>
-      </w:r>
+        <w:t xml:space="preserve"> data.</w:t>
+      </w:r>
+    </w:p>
+    <w:p>
+      <w:pPr>
+        <w:jc w:val="both"/>
+        <w:rPr>
+          <w:rStyle w:val="Strong"/>
+          <w:rFonts w:ascii="Calibri" w:hAnsi="Calibri" w:cs="Calibri"/>
+          <w:color w:val="000000" w:themeColor="text1"/>
+          <w:lang w:val="en-US"/>
+        </w:rPr>
+      </w:pPr>
+    </w:p>
+    <w:p>
+      <w:pPr>
+        <w:jc w:val="both"/>
+        <w:rPr>
+          <w:rStyle w:val="Strong"/>
+          <w:rFonts w:ascii="Calibri" w:hAnsi="Calibri" w:cs="Calibri"/>
+          <w:color w:val="000000" w:themeColor="text1"/>
+          <w:lang w:val="en-US"/>
+        </w:rPr>
+      </w:pPr>
+      <w:r>
+        <w:rPr>
+          <w:rStyle w:val="Strong"/>
+          <w:rFonts w:ascii="Calibri" w:hAnsi="Calibri" w:cs="Calibri"/>
+          <w:color w:val="000000" w:themeColor="text1"/>
+          <w:lang w:val="en-US"/>
+        </w:rPr>
+        <w:lastRenderedPageBreak/>
+        <w:t>I</w:t>
+      </w:r>
+      <w:r>
+        <w:rPr>
+          <w:rStyle w:val="Strong"/>
+          <w:rFonts w:ascii="Calibri" w:hAnsi="Calibri" w:cs="Calibri"/>
+          <w:color w:val="000000" w:themeColor="text1"/>
+          <w:lang w:val="en-US"/>
+        </w:rPr>
+        <w:t xml:space="preserve">. </w:t>
+      </w:r>
+      <w:r>
+        <w:rPr>
+          <w:rStyle w:val="Strong"/>
+          <w:rFonts w:ascii="Calibri" w:hAnsi="Calibri" w:cs="Calibri"/>
+          <w:color w:val="000000" w:themeColor="text1"/>
+          <w:lang w:val="en-US"/>
+        </w:rPr>
+        <w:t xml:space="preserve">Comparison of perturbation scores for </w:t>
+      </w:r>
+      <w:proofErr w:type="spellStart"/>
+      <w:r>
+        <w:rPr>
+          <w:rStyle w:val="Strong"/>
+          <w:rFonts w:ascii="Calibri" w:hAnsi="Calibri" w:cs="Calibri"/>
+          <w:color w:val="000000" w:themeColor="text1"/>
+          <w:lang w:val="en-US"/>
+        </w:rPr>
+        <w:t>FIREFate</w:t>
+      </w:r>
+      <w:proofErr w:type="spellEnd"/>
+      <w:r>
+        <w:rPr>
+          <w:rStyle w:val="Strong"/>
+          <w:rFonts w:ascii="Calibri" w:hAnsi="Calibri" w:cs="Calibri"/>
+          <w:color w:val="000000" w:themeColor="text1"/>
+          <w:lang w:val="en-US"/>
+        </w:rPr>
+        <w:t xml:space="preserve">-prioritized </w:t>
+      </w:r>
+      <w:r>
+        <w:rPr>
+          <w:rStyle w:val="Strong"/>
+          <w:rFonts w:ascii="Calibri" w:hAnsi="Calibri" w:cs="Calibri"/>
+          <w:color w:val="000000" w:themeColor="text1"/>
+          <w:lang w:val="en-US"/>
+        </w:rPr>
+        <w:t>TFs in</w:t>
+      </w:r>
+      <w:r>
+        <w:rPr>
+          <w:rStyle w:val="Strong"/>
+          <w:rFonts w:ascii="Calibri" w:hAnsi="Calibri" w:cs="Calibri"/>
+          <w:color w:val="000000" w:themeColor="text1"/>
+          <w:lang w:val="en-US"/>
+        </w:rPr>
+        <w:t xml:space="preserve"> </w:t>
+      </w:r>
+      <w:r>
+        <w:rPr>
+          <w:rStyle w:val="Strong"/>
+          <w:rFonts w:ascii="Calibri" w:hAnsi="Calibri" w:cs="Calibri"/>
+          <w:color w:val="000000" w:themeColor="text1"/>
+          <w:lang w:val="en-US"/>
+        </w:rPr>
+        <w:t>human B cell data from tonsil atlas data.</w:t>
+      </w:r>
+    </w:p>
+    <w:p>
+      <w:pPr>
+        <w:jc w:val="both"/>
+        <w:rPr>
+          <w:rFonts w:ascii="Calibri" w:hAnsi="Calibri" w:cs="Calibri"/>
+          <w:color w:val="000000" w:themeColor="text1"/>
+          <w:lang w:val="en-US"/>
+        </w:rPr>
+      </w:pPr>
       <w:r>
         <w:rPr>
           <w:rStyle w:val="Strong"/>
@@ -2892,8 +2636,9 @@
           <w:color w:val="000000" w:themeColor="text1"/>
           <w:lang w:val="en-US"/>
         </w:rPr>
-        <w:t xml:space="preserve">enriched TFs </w:t>
-      </w:r>
+        <w:t xml:space="preserve">In silico perturbation analysis contrasts </w:t>
+      </w:r>
+      <w:proofErr w:type="spellStart"/>
       <w:r>
         <w:rPr>
           <w:rStyle w:val="Strong"/>
@@ -2903,8 +2648,9 @@
           <w:color w:val="000000" w:themeColor="text1"/>
           <w:lang w:val="en-US"/>
         </w:rPr>
-        <w:t>and TFs that enriched in state specific GRNs</w:t>
-      </w:r>
+        <w:t>FIREFate</w:t>
+      </w:r>
+      <w:proofErr w:type="spellEnd"/>
       <w:r>
         <w:rPr>
           <w:rStyle w:val="Strong"/>
@@ -2914,7 +2660,7 @@
           <w:color w:val="000000" w:themeColor="text1"/>
           <w:lang w:val="en-US"/>
         </w:rPr>
-        <w:t xml:space="preserve"> </w:t>
+        <w:t xml:space="preserve"> episodically </w:t>
       </w:r>
       <w:r>
         <w:rPr>
@@ -2925,7 +2671,7 @@
           <w:color w:val="000000" w:themeColor="text1"/>
           <w:lang w:val="en-US"/>
         </w:rPr>
-        <w:t xml:space="preserve">with others, highlighting their impact on cell identity within GC–PB </w:t>
+        <w:t xml:space="preserve">enriched TFs </w:t>
       </w:r>
       <w:r>
         <w:rPr>
@@ -2936,7 +2682,7 @@
           <w:color w:val="000000" w:themeColor="text1"/>
           <w:lang w:val="en-US"/>
         </w:rPr>
-        <w:t>GRNs</w:t>
+        <w:t>and TFs that enriched in state specific GRNs</w:t>
       </w:r>
       <w:r>
         <w:rPr>
@@ -2947,7 +2693,7 @@
           <w:color w:val="000000" w:themeColor="text1"/>
           <w:lang w:val="en-US"/>
         </w:rPr>
-        <w:t xml:space="preserve"> derived from </w:t>
+        <w:t xml:space="preserve"> </w:t>
       </w:r>
       <w:r>
         <w:rPr>
@@ -2958,7 +2704,7 @@
           <w:color w:val="000000" w:themeColor="text1"/>
           <w:lang w:val="en-US"/>
         </w:rPr>
-        <w:t xml:space="preserve">sc-multiome data of B cells </w:t>
+        <w:t xml:space="preserve">with others, highlighting their impact on cell identity within GC–PB </w:t>
       </w:r>
       <w:r>
         <w:rPr>
@@ -2969,7 +2715,7 @@
           <w:color w:val="000000" w:themeColor="text1"/>
           <w:lang w:val="en-US"/>
         </w:rPr>
-        <w:t xml:space="preserve">from </w:t>
+        <w:t>GRNs</w:t>
       </w:r>
       <w:r>
         <w:rPr>
@@ -2980,8 +2726,9 @@
           <w:color w:val="000000" w:themeColor="text1"/>
           <w:lang w:val="en-US"/>
         </w:rPr>
-        <w:t xml:space="preserve">human </w:t>
-      </w:r>
+        <w:t xml:space="preserve"> derived from </w:t>
+      </w:r>
+      <w:proofErr w:type="spellStart"/>
       <w:r>
         <w:rPr>
           <w:rStyle w:val="Strong"/>
@@ -2991,8 +2738,9 @@
           <w:color w:val="000000" w:themeColor="text1"/>
           <w:lang w:val="en-US"/>
         </w:rPr>
-        <w:t>tonsil atlas data</w:t>
-      </w:r>
+        <w:t>sc-multiome</w:t>
+      </w:r>
+      <w:proofErr w:type="spellEnd"/>
       <w:r>
         <w:rPr>
           <w:rStyle w:val="Strong"/>
@@ -3002,8 +2750,627 @@
           <w:color w:val="000000" w:themeColor="text1"/>
           <w:lang w:val="en-US"/>
         </w:rPr>
+        <w:t xml:space="preserve"> data of B cells </w:t>
+      </w:r>
+      <w:r>
+        <w:rPr>
+          <w:rStyle w:val="Strong"/>
+          <w:rFonts w:ascii="Calibri" w:hAnsi="Calibri" w:cs="Calibri"/>
+          <w:b w:val="0"/>
+          <w:bCs w:val="0"/>
+          <w:color w:val="000000" w:themeColor="text1"/>
+          <w:lang w:val="en-US"/>
+        </w:rPr>
+        <w:t xml:space="preserve">from </w:t>
+      </w:r>
+      <w:r>
+        <w:rPr>
+          <w:rStyle w:val="Strong"/>
+          <w:rFonts w:ascii="Calibri" w:hAnsi="Calibri" w:cs="Calibri"/>
+          <w:b w:val="0"/>
+          <w:bCs w:val="0"/>
+          <w:color w:val="000000" w:themeColor="text1"/>
+          <w:lang w:val="en-US"/>
+        </w:rPr>
+        <w:t xml:space="preserve">human </w:t>
+      </w:r>
+      <w:r>
+        <w:rPr>
+          <w:rStyle w:val="Strong"/>
+          <w:rFonts w:ascii="Calibri" w:hAnsi="Calibri" w:cs="Calibri"/>
+          <w:b w:val="0"/>
+          <w:bCs w:val="0"/>
+          <w:color w:val="000000" w:themeColor="text1"/>
+          <w:lang w:val="en-US"/>
+        </w:rPr>
+        <w:t>tonsil atlas data</w:t>
+      </w:r>
+      <w:r>
+        <w:rPr>
+          <w:rStyle w:val="Strong"/>
+          <w:rFonts w:ascii="Calibri" w:hAnsi="Calibri" w:cs="Calibri"/>
+          <w:b w:val="0"/>
+          <w:bCs w:val="0"/>
+          <w:color w:val="000000" w:themeColor="text1"/>
+          <w:lang w:val="en-US"/>
+        </w:rPr>
         <w:t>.</w:t>
       </w:r>
+    </w:p>
+    <w:p>
+      <w:pPr>
+        <w:jc w:val="both"/>
+        <w:rPr>
+          <w:rFonts w:ascii="Calibri" w:hAnsi="Calibri" w:cs="Calibri"/>
+          <w:color w:val="000000" w:themeColor="text1"/>
+          <w:lang w:val="en-US"/>
+        </w:rPr>
+      </w:pPr>
+    </w:p>
+    <w:p>
+      <w:pPr>
+        <w:jc w:val="both"/>
+        <w:rPr>
+          <w:rFonts w:ascii="Calibri" w:hAnsi="Calibri" w:cs="Calibri"/>
+          <w:b/>
+          <w:bCs/>
+          <w:color w:val="000000" w:themeColor="text1"/>
+          <w:lang w:val="en-US"/>
+        </w:rPr>
+      </w:pPr>
+    </w:p>
+    <w:p>
+      <w:pPr>
+        <w:jc w:val="both"/>
+        <w:rPr>
+          <w:rFonts w:ascii="Calibri" w:hAnsi="Calibri" w:cs="Calibri"/>
+          <w:b/>
+          <w:bCs/>
+          <w:color w:val="000000" w:themeColor="text1"/>
+          <w:lang w:val="en-US"/>
+        </w:rPr>
+      </w:pPr>
+      <w:proofErr w:type="spellStart"/>
+      <w:r>
+        <w:rPr>
+          <w:rFonts w:ascii="Calibri" w:hAnsi="Calibri" w:cs="Calibri"/>
+          <w:b/>
+          <w:bCs/>
+          <w:color w:val="000000" w:themeColor="text1"/>
+          <w:lang w:val="en-US"/>
+        </w:rPr>
+        <w:t>I.</w:t>
+      </w:r>
+      <w:r>
+        <w:rPr>
+          <w:rFonts w:ascii="Calibri" w:hAnsi="Calibri" w:cs="Calibri"/>
+          <w:b/>
+          <w:bCs/>
+          <w:color w:val="000000" w:themeColor="text1"/>
+          <w:lang w:val="en-US"/>
+        </w:rPr>
+        <w:t>Temporal</w:t>
+      </w:r>
+      <w:proofErr w:type="spellEnd"/>
+      <w:r>
+        <w:rPr>
+          <w:rFonts w:ascii="Calibri" w:hAnsi="Calibri" w:cs="Calibri"/>
+          <w:b/>
+          <w:bCs/>
+          <w:color w:val="000000" w:themeColor="text1"/>
+          <w:lang w:val="en-US"/>
+        </w:rPr>
+        <w:t xml:space="preserve"> Episodes of TF Activity</w:t>
+      </w:r>
+      <w:r>
+        <w:rPr>
+          <w:rFonts w:ascii="Calibri" w:hAnsi="Calibri" w:cs="Calibri"/>
+          <w:b/>
+          <w:bCs/>
+          <w:color w:val="000000" w:themeColor="text1"/>
+          <w:lang w:val="en-US"/>
+        </w:rPr>
+        <w:t>.</w:t>
+      </w:r>
+    </w:p>
+    <w:p>
+      <w:pPr>
+        <w:jc w:val="both"/>
+        <w:rPr>
+          <w:rFonts w:ascii="Calibri" w:hAnsi="Calibri" w:cs="Calibri"/>
+          <w:color w:val="000000" w:themeColor="text1"/>
+          <w:lang w:val="en-US"/>
+        </w:rPr>
+      </w:pPr>
+      <w:r>
+        <w:rPr>
+          <w:rFonts w:ascii="Calibri" w:hAnsi="Calibri" w:cs="Calibri"/>
+          <w:color w:val="000000" w:themeColor="text1"/>
+          <w:lang w:val="en-US"/>
+        </w:rPr>
+        <w:t>Schematic of TF regulatory activity across five sliding windows, where GRNs built from invariant high-confidence edges capture periods of active regulation.</w:t>
+      </w:r>
+    </w:p>
+    <w:p>
+      <w:pPr>
+        <w:jc w:val="both"/>
+        <w:rPr>
+          <w:rStyle w:val="Strong"/>
+          <w:rFonts w:ascii="Calibri" w:hAnsi="Calibri" w:cs="Calibri"/>
+          <w:b w:val="0"/>
+          <w:bCs w:val="0"/>
+          <w:color w:val="000000" w:themeColor="text1"/>
+          <w:lang w:val="en-US"/>
+        </w:rPr>
+      </w:pPr>
+    </w:p>
+    <w:p>
+      <w:pPr>
+        <w:jc w:val="both"/>
+        <w:rPr>
+          <w:rStyle w:val="Strong"/>
+          <w:rFonts w:ascii="Calibri" w:hAnsi="Calibri" w:cs="Calibri"/>
+          <w:b w:val="0"/>
+          <w:bCs w:val="0"/>
+          <w:color w:val="000000" w:themeColor="text1"/>
+          <w:lang w:val="en-US"/>
+        </w:rPr>
+      </w:pPr>
+      <w:r>
+        <w:rPr>
+          <w:rStyle w:val="Strong"/>
+          <w:rFonts w:ascii="Calibri" w:hAnsi="Calibri" w:cs="Calibri"/>
+          <w:b w:val="0"/>
+          <w:bCs w:val="0"/>
+          <w:color w:val="000000" w:themeColor="text1"/>
+          <w:lang w:val="en-US"/>
+        </w:rPr>
+        <w:t xml:space="preserve">Fig4: </w:t>
+      </w:r>
+    </w:p>
+    <w:p>
+      <w:pPr>
+        <w:jc w:val="both"/>
+        <w:rPr>
+          <w:rStyle w:val="Strong"/>
+          <w:rFonts w:ascii="Calibri" w:hAnsi="Calibri" w:cs="Calibri"/>
+          <w:b w:val="0"/>
+          <w:bCs w:val="0"/>
+          <w:color w:val="000000" w:themeColor="text1"/>
+          <w:lang w:val="en-US"/>
+        </w:rPr>
+      </w:pPr>
+      <w:r>
+        <w:rPr>
+          <w:rStyle w:val="Strong"/>
+          <w:rFonts w:ascii="Calibri" w:hAnsi="Calibri" w:cs="Calibri"/>
+          <w:b w:val="0"/>
+          <w:bCs w:val="0"/>
+          <w:color w:val="000000" w:themeColor="text1"/>
+          <w:lang w:val="en-US"/>
+        </w:rPr>
+        <w:t>A</w:t>
+      </w:r>
+    </w:p>
+    <w:p>
+      <w:pPr>
+        <w:jc w:val="both"/>
+        <w:rPr>
+          <w:rStyle w:val="Strong"/>
+          <w:rFonts w:ascii="Calibri" w:hAnsi="Calibri" w:cs="Calibri"/>
+          <w:b w:val="0"/>
+          <w:bCs w:val="0"/>
+          <w:color w:val="000000" w:themeColor="text1"/>
+          <w:lang w:val="en-US"/>
+        </w:rPr>
+      </w:pPr>
+    </w:p>
+    <w:p>
+      <w:pPr>
+        <w:jc w:val="both"/>
+        <w:rPr>
+          <w:rFonts w:ascii="Calibri" w:hAnsi="Calibri" w:cs="Calibri"/>
+          <w:b/>
+          <w:bCs/>
+          <w:color w:val="000000" w:themeColor="text1"/>
+          <w:lang w:val="en-US"/>
+        </w:rPr>
+      </w:pPr>
+      <w:r>
+        <w:rPr>
+          <w:rFonts w:ascii="Calibri" w:hAnsi="Calibri" w:cs="Calibri"/>
+          <w:b/>
+          <w:bCs/>
+          <w:color w:val="000000" w:themeColor="text1"/>
+          <w:lang w:val="en-US"/>
+        </w:rPr>
+        <w:t>B</w:t>
+      </w:r>
+      <w:r>
+        <w:rPr>
+          <w:rFonts w:ascii="Calibri" w:hAnsi="Calibri" w:cs="Calibri"/>
+          <w:b/>
+          <w:bCs/>
+          <w:color w:val="000000" w:themeColor="text1"/>
+          <w:lang w:val="en-US"/>
+        </w:rPr>
+        <w:t xml:space="preserve">. </w:t>
+      </w:r>
+      <w:r>
+        <w:rPr>
+          <w:rFonts w:ascii="Calibri" w:hAnsi="Calibri" w:cs="Calibri"/>
+          <w:b/>
+          <w:bCs/>
+          <w:color w:val="000000" w:themeColor="text1"/>
+          <w:lang w:val="en-US"/>
+        </w:rPr>
+        <w:t>Capturing c</w:t>
+      </w:r>
+      <w:r>
+        <w:rPr>
+          <w:rFonts w:ascii="Calibri" w:hAnsi="Calibri" w:cs="Calibri"/>
+          <w:b/>
+          <w:bCs/>
+          <w:color w:val="000000" w:themeColor="text1"/>
+          <w:lang w:val="en-US"/>
+        </w:rPr>
+        <w:t xml:space="preserve">ellular heterogeneity during differentiation by sliding windows across the trajectory. </w:t>
+      </w:r>
+    </w:p>
+    <w:p>
+      <w:pPr>
+        <w:jc w:val="both"/>
+        <w:rPr>
+          <w:rFonts w:ascii="Calibri" w:hAnsi="Calibri" w:cs="Calibri"/>
+          <w:color w:val="000000" w:themeColor="text1"/>
+          <w:lang w:val="en-US"/>
+        </w:rPr>
+      </w:pPr>
+      <w:r>
+        <w:rPr>
+          <w:rFonts w:ascii="Calibri" w:hAnsi="Calibri" w:cs="Calibri"/>
+          <w:color w:val="000000" w:themeColor="text1"/>
+          <w:lang w:val="en-US"/>
+        </w:rPr>
+        <w:t>Early and late trajectory windows show dominant single cell states, while regions near the bifurcation point display high heterogeneity with multiple cell states in similar proportions.</w:t>
+      </w:r>
+    </w:p>
+    <w:p>
+      <w:pPr>
+        <w:jc w:val="both"/>
+        <w:rPr>
+          <w:rFonts w:ascii="Calibri" w:hAnsi="Calibri" w:cs="Calibri"/>
+          <w:color w:val="000000" w:themeColor="text1"/>
+          <w:lang w:val="en-US"/>
+        </w:rPr>
+      </w:pPr>
+    </w:p>
+    <w:p>
+      <w:pPr>
+        <w:jc w:val="both"/>
+        <w:rPr>
+          <w:rFonts w:ascii="Calibri" w:hAnsi="Calibri" w:cs="Calibri"/>
+          <w:color w:val="000000" w:themeColor="text1"/>
+          <w:lang w:val="en-US"/>
+        </w:rPr>
+      </w:pPr>
+      <w:r>
+        <w:rPr>
+          <w:rFonts w:ascii="Calibri" w:hAnsi="Calibri" w:cs="Calibri"/>
+          <w:color w:val="000000" w:themeColor="text1"/>
+          <w:lang w:val="en-US"/>
+        </w:rPr>
+        <w:t>C</w:t>
+      </w:r>
+    </w:p>
+    <w:p>
+      <w:pPr>
+        <w:jc w:val="both"/>
+        <w:rPr>
+          <w:rFonts w:ascii="Calibri" w:hAnsi="Calibri" w:cs="Calibri"/>
+          <w:color w:val="000000" w:themeColor="text1"/>
+          <w:lang w:val="en-US"/>
+        </w:rPr>
+      </w:pPr>
+      <w:r>
+        <w:rPr>
+          <w:rFonts w:ascii="Calibri" w:hAnsi="Calibri" w:cs="Calibri"/>
+          <w:color w:val="000000" w:themeColor="text1"/>
+          <w:lang w:val="en-US"/>
+        </w:rPr>
+        <w:t>D</w:t>
+      </w:r>
+    </w:p>
+    <w:p>
+      <w:pPr>
+        <w:jc w:val="both"/>
+        <w:rPr>
+          <w:rFonts w:ascii="Calibri" w:hAnsi="Calibri" w:cs="Calibri"/>
+          <w:color w:val="000000" w:themeColor="text1"/>
+          <w:lang w:val="en-US"/>
+        </w:rPr>
+      </w:pPr>
+    </w:p>
+    <w:p>
+      <w:pPr>
+        <w:jc w:val="both"/>
+        <w:rPr>
+          <w:rFonts w:ascii="Calibri" w:hAnsi="Calibri" w:cs="Calibri"/>
+          <w:b/>
+          <w:bCs/>
+          <w:color w:val="000000" w:themeColor="text1"/>
+          <w:lang w:val="en-US"/>
+        </w:rPr>
+      </w:pPr>
+      <w:r>
+        <w:rPr>
+          <w:rFonts w:ascii="Calibri" w:hAnsi="Calibri" w:cs="Calibri"/>
+          <w:b/>
+          <w:bCs/>
+          <w:color w:val="000000" w:themeColor="text1"/>
+          <w:lang w:val="en-US"/>
+        </w:rPr>
+        <w:t>E</w:t>
+      </w:r>
+      <w:r>
+        <w:rPr>
+          <w:rFonts w:ascii="Calibri" w:hAnsi="Calibri" w:cs="Calibri"/>
+          <w:b/>
+          <w:bCs/>
+          <w:color w:val="000000" w:themeColor="text1"/>
+          <w:lang w:val="en-US"/>
+        </w:rPr>
+        <w:t xml:space="preserve">. Sequential waves of regulatory interactions </w:t>
+      </w:r>
+      <w:r>
+        <w:rPr>
+          <w:rFonts w:ascii="Calibri" w:hAnsi="Calibri" w:cs="Calibri"/>
+          <w:b/>
+          <w:bCs/>
+          <w:color w:val="000000" w:themeColor="text1"/>
+          <w:lang w:val="en-US"/>
+        </w:rPr>
+        <w:t>shape</w:t>
+      </w:r>
+      <w:r>
+        <w:rPr>
+          <w:rFonts w:ascii="Calibri" w:hAnsi="Calibri" w:cs="Calibri"/>
+          <w:b/>
+          <w:bCs/>
+          <w:color w:val="000000" w:themeColor="text1"/>
+          <w:lang w:val="en-US"/>
+        </w:rPr>
+        <w:t xml:space="preserve"> regulon-based B-cell phenotype</w:t>
+      </w:r>
+      <w:r>
+        <w:rPr>
+          <w:rFonts w:ascii="Calibri" w:hAnsi="Calibri" w:cs="Calibri"/>
+          <w:b/>
+          <w:bCs/>
+          <w:color w:val="000000" w:themeColor="text1"/>
+          <w:lang w:val="en-US"/>
+        </w:rPr>
+        <w:t xml:space="preserve"> in the PB Branch</w:t>
+      </w:r>
+      <w:r>
+        <w:rPr>
+          <w:rFonts w:ascii="Calibri" w:hAnsi="Calibri" w:cs="Calibri"/>
+          <w:b/>
+          <w:bCs/>
+          <w:color w:val="000000" w:themeColor="text1"/>
+          <w:lang w:val="en-US"/>
+        </w:rPr>
+        <w:t xml:space="preserve">. </w:t>
+      </w:r>
+    </w:p>
+    <w:p>
+      <w:pPr>
+        <w:jc w:val="both"/>
+        <w:rPr>
+          <w:rFonts w:ascii="Calibri" w:hAnsi="Calibri" w:cs="Calibri"/>
+          <w:color w:val="000000" w:themeColor="text1"/>
+          <w:lang w:val="en-US"/>
+        </w:rPr>
+      </w:pPr>
+      <w:r>
+        <w:rPr>
+          <w:rFonts w:ascii="Calibri" w:hAnsi="Calibri" w:cs="Calibri"/>
+          <w:color w:val="000000" w:themeColor="text1"/>
+          <w:lang w:val="en-US"/>
+        </w:rPr>
+        <w:t>Lineage-defining TFs show time-dependent regulatory activity organized into three waves based on peak activation, highlighting key known and novel regulatory interactions</w:t>
+      </w:r>
+      <w:r>
+        <w:rPr>
+          <w:rFonts w:ascii="Calibri" w:hAnsi="Calibri" w:cs="Calibri"/>
+        </w:rPr>
+        <w:t xml:space="preserve"> </w:t>
+      </w:r>
+      <w:r>
+        <w:rPr>
+          <w:rFonts w:ascii="Calibri" w:hAnsi="Calibri" w:cs="Calibri"/>
+        </w:rPr>
+        <w:t xml:space="preserve">along the </w:t>
+      </w:r>
+      <w:r>
+        <w:rPr>
+          <w:rFonts w:ascii="Calibri" w:hAnsi="Calibri" w:cs="Calibri"/>
+        </w:rPr>
+        <w:t>PB</w:t>
+      </w:r>
+      <w:r>
+        <w:rPr>
+          <w:rFonts w:ascii="Calibri" w:hAnsi="Calibri" w:cs="Calibri"/>
+        </w:rPr>
+        <w:t xml:space="preserve"> branch</w:t>
+      </w:r>
+      <w:r>
+        <w:rPr>
+          <w:rFonts w:ascii="Calibri" w:hAnsi="Calibri" w:cs="Calibri"/>
+          <w:color w:val="000000" w:themeColor="text1"/>
+          <w:lang w:val="en-US"/>
+        </w:rPr>
+        <w:t>.</w:t>
+      </w:r>
+    </w:p>
+    <w:p>
+      <w:pPr>
+        <w:jc w:val="both"/>
+        <w:rPr>
+          <w:rFonts w:ascii="Calibri" w:hAnsi="Calibri" w:cs="Calibri"/>
+          <w:color w:val="000000" w:themeColor="text1"/>
+          <w:lang w:val="en-US"/>
+        </w:rPr>
+      </w:pPr>
+      <w:r>
+        <w:rPr>
+          <w:rFonts w:ascii="Calibri" w:hAnsi="Calibri" w:cs="Calibri"/>
+          <w:color w:val="000000" w:themeColor="text1"/>
+          <w:lang w:val="en-US"/>
+        </w:rPr>
+        <w:t>F</w:t>
+      </w:r>
+    </w:p>
+    <w:p>
+      <w:pPr>
+        <w:jc w:val="both"/>
+        <w:rPr>
+          <w:rFonts w:ascii="Calibri" w:hAnsi="Calibri" w:cs="Calibri"/>
+          <w:color w:val="000000" w:themeColor="text1"/>
+          <w:lang w:val="en-US"/>
+        </w:rPr>
+      </w:pPr>
+      <w:r>
+        <w:rPr>
+          <w:rFonts w:ascii="Calibri" w:hAnsi="Calibri" w:cs="Calibri"/>
+          <w:color w:val="000000" w:themeColor="text1"/>
+          <w:lang w:val="en-US"/>
+        </w:rPr>
+        <w:t>G</w:t>
+      </w:r>
+    </w:p>
+    <w:p>
+      <w:pPr>
+        <w:jc w:val="both"/>
+        <w:rPr>
+          <w:rFonts w:ascii="Calibri" w:hAnsi="Calibri" w:cs="Calibri"/>
+          <w:color w:val="000000" w:themeColor="text1"/>
+          <w:lang w:val="en-US"/>
+        </w:rPr>
+      </w:pPr>
+    </w:p>
+    <w:p>
+      <w:pPr>
+        <w:jc w:val="both"/>
+        <w:rPr>
+          <w:rFonts w:ascii="Calibri" w:hAnsi="Calibri" w:cs="Calibri"/>
+          <w:b/>
+          <w:bCs/>
+          <w:color w:val="000000" w:themeColor="text1"/>
+          <w:lang w:val="en-US"/>
+        </w:rPr>
+      </w:pPr>
+      <w:r>
+        <w:rPr>
+          <w:rFonts w:ascii="Calibri" w:hAnsi="Calibri" w:cs="Calibri"/>
+          <w:b/>
+          <w:bCs/>
+          <w:color w:val="000000" w:themeColor="text1"/>
+          <w:lang w:val="en-US"/>
+        </w:rPr>
+        <w:t>H</w:t>
+      </w:r>
+      <w:r>
+        <w:rPr>
+          <w:rFonts w:ascii="Calibri" w:hAnsi="Calibri" w:cs="Calibri"/>
+          <w:b/>
+          <w:bCs/>
+          <w:color w:val="000000" w:themeColor="text1"/>
+          <w:lang w:val="en-US"/>
+        </w:rPr>
+        <w:t>. Sequential waves of regulatory interactions drive regulon</w:t>
+      </w:r>
+      <w:r>
+        <w:rPr>
+          <w:rFonts w:ascii="Calibri" w:hAnsi="Calibri" w:cs="Calibri"/>
+          <w:b/>
+          <w:bCs/>
+          <w:color w:val="000000" w:themeColor="text1"/>
+          <w:lang w:val="en-US"/>
+        </w:rPr>
+        <w:t>-</w:t>
+      </w:r>
+      <w:r>
+        <w:rPr>
+          <w:rFonts w:ascii="Calibri" w:hAnsi="Calibri" w:cs="Calibri"/>
+          <w:b/>
+          <w:bCs/>
+          <w:color w:val="000000" w:themeColor="text1"/>
+          <w:lang w:val="en-US"/>
+        </w:rPr>
+        <w:t>based B-cell phenotype</w:t>
+      </w:r>
+      <w:r>
+        <w:rPr>
+          <w:rFonts w:ascii="Calibri" w:hAnsi="Calibri" w:cs="Calibri"/>
+          <w:b/>
+          <w:bCs/>
+          <w:color w:val="000000" w:themeColor="text1"/>
+          <w:lang w:val="en-US"/>
+        </w:rPr>
+        <w:t xml:space="preserve"> in the GC Branch</w:t>
+      </w:r>
+      <w:r>
+        <w:rPr>
+          <w:rFonts w:ascii="Calibri" w:hAnsi="Calibri" w:cs="Calibri"/>
+          <w:b/>
+          <w:bCs/>
+          <w:color w:val="000000" w:themeColor="text1"/>
+          <w:lang w:val="en-US"/>
+        </w:rPr>
+        <w:t xml:space="preserve">. </w:t>
+      </w:r>
+    </w:p>
+    <w:p>
+      <w:pPr>
+        <w:jc w:val="both"/>
+        <w:rPr>
+          <w:rFonts w:ascii="Calibri" w:hAnsi="Calibri" w:cs="Calibri"/>
+        </w:rPr>
+      </w:pPr>
+      <w:r>
+        <w:rPr>
+          <w:rFonts w:ascii="Calibri" w:hAnsi="Calibri" w:cs="Calibri"/>
+        </w:rPr>
+        <w:t>Lineage-defining TFs show time-dependent regulatory activity organized into two waves based on peak repression, highlighting key known and novel interactions along the GC branch.</w:t>
+      </w:r>
+    </w:p>
+    <w:p>
+      <w:pPr>
+        <w:jc w:val="both"/>
+        <w:rPr>
+          <w:rFonts w:ascii="Calibri" w:hAnsi="Calibri" w:cs="Calibri"/>
+        </w:rPr>
+      </w:pPr>
+      <w:r>
+        <w:rPr>
+          <w:rFonts w:ascii="Calibri" w:hAnsi="Calibri" w:cs="Calibri"/>
+        </w:rPr>
+        <w:t>I</w:t>
+      </w:r>
+    </w:p>
+    <w:p>
+      <w:pPr>
+        <w:jc w:val="both"/>
+        <w:rPr>
+          <w:rStyle w:val="Strong"/>
+          <w:rFonts w:ascii="Calibri" w:hAnsi="Calibri" w:cs="Calibri"/>
+          <w:b w:val="0"/>
+          <w:bCs w:val="0"/>
+          <w:color w:val="000000" w:themeColor="text1"/>
+          <w:lang w:val="en-US"/>
+        </w:rPr>
+      </w:pPr>
     </w:p>
     <w:p>
       <w:pPr>
@@ -3053,7 +3420,7 @@
           <w:szCs w:val="24"/>
           <w:u w:val="single"/>
         </w:rPr>
-        <w:t>4</w:t>
+        <w:t>5</w:t>
       </w:r>
       <w:r>
         <w:rPr>
@@ -3097,6 +3464,7 @@
         </w:rPr>
         <w:t xml:space="preserve">how </w:t>
       </w:r>
+      <w:proofErr w:type="spellStart"/>
       <w:r>
         <w:rPr>
           <w:rFonts w:ascii="Calibri" w:hAnsi="Calibri" w:cs="Calibri"/>
@@ -3107,6 +3475,7 @@
         </w:rPr>
         <w:t>FIREFate</w:t>
       </w:r>
+      <w:proofErr w:type="spellEnd"/>
       <w:r>
         <w:rPr>
           <w:rFonts w:ascii="Calibri" w:hAnsi="Calibri" w:cs="Calibri"/>
@@ -3237,7 +3606,25 @@
           <w:color w:val="000000" w:themeColor="text1"/>
           <w:lang w:val="en-US"/>
         </w:rPr>
-        <w:t xml:space="preserve"> projected onto early ABCs at Day 2 and Day 4 using the multiome dataset</w:t>
+        <w:t xml:space="preserve"> projected onto early ABCs at Day 2 and Day 4 using the </w:t>
+      </w:r>
+      <w:proofErr w:type="spellStart"/>
+      <w:r>
+        <w:rPr>
+          <w:rFonts w:ascii="Calibri" w:hAnsi="Calibri" w:cs="Calibri"/>
+          <w:color w:val="000000" w:themeColor="text1"/>
+          <w:lang w:val="en-US"/>
+        </w:rPr>
+        <w:t>multiome</w:t>
+      </w:r>
+      <w:proofErr w:type="spellEnd"/>
+      <w:r>
+        <w:rPr>
+          <w:rFonts w:ascii="Calibri" w:hAnsi="Calibri" w:cs="Calibri"/>
+          <w:color w:val="000000" w:themeColor="text1"/>
+          <w:lang w:val="en-US"/>
+        </w:rPr>
+        <w:t xml:space="preserve"> dataset</w:t>
       </w:r>
       <w:r>
         <w:rPr>
@@ -3255,14 +3642,23 @@
         </w:rPr>
         <w:t xml:space="preserve">aim to determine whether these programs can predict cell fate in early </w:t>
       </w:r>
-      <w:r>
-        <w:rPr>
-          <w:rFonts w:ascii="Calibri" w:hAnsi="Calibri" w:cs="Calibri"/>
-          <w:color w:val="000000" w:themeColor="text1"/>
-          <w:lang w:val="en-US"/>
-        </w:rPr>
-        <w:lastRenderedPageBreak/>
-        <w:t xml:space="preserve">unbifurcated cells. Validation </w:t>
+      <w:proofErr w:type="spellStart"/>
+      <w:r>
+        <w:rPr>
+          <w:rFonts w:ascii="Calibri" w:hAnsi="Calibri" w:cs="Calibri"/>
+          <w:color w:val="000000" w:themeColor="text1"/>
+          <w:lang w:val="en-US"/>
+        </w:rPr>
+        <w:t>unbifurcated</w:t>
+      </w:r>
+      <w:proofErr w:type="spellEnd"/>
+      <w:r>
+        <w:rPr>
+          <w:rFonts w:ascii="Calibri" w:hAnsi="Calibri" w:cs="Calibri"/>
+          <w:color w:val="000000" w:themeColor="text1"/>
+          <w:lang w:val="en-US"/>
+        </w:rPr>
+        <w:t xml:space="preserve"> cells. Validation </w:t>
       </w:r>
       <w:r>
         <w:rPr>
@@ -4688,7 +5084,7 @@
           <w:szCs w:val="24"/>
           <w:u w:val="single"/>
         </w:rPr>
-        <w:t>5</w:t>
+        <w:t>6</w:t>
       </w:r>
       <w:r>
         <w:rPr>
@@ -4700,26 +5096,9 @@
           <w:szCs w:val="24"/>
           <w:u w:val="single"/>
         </w:rPr>
-        <w:t>: TBD</w:t>
-      </w:r>
-    </w:p>
-    <w:p>
-      <w:pPr>
-        <w:rPr>
-          <w:lang w:val="en-US"/>
-        </w:rPr>
-      </w:pPr>
-      <w:r>
-        <w:rPr>
-          <w:lang w:val="en-US"/>
-        </w:rPr>
-        <w:t>A.</w:t>
-      </w:r>
-    </w:p>
-    <w:p>
-      <w:pPr>
-        <w:pStyle w:val="Heading3"/>
-        <w:jc w:val="both"/>
+        <w:t xml:space="preserve">: </w:t>
+      </w:r>
+      <w:r>
         <w:rPr>
           <w:rFonts w:ascii="Calibri" w:hAnsi="Calibri" w:cs="Calibri"/>
           <w:b/>
@@ -4729,8 +5108,26 @@
           <w:szCs w:val="24"/>
           <w:u w:val="single"/>
         </w:rPr>
-      </w:pPr>
-      <w:r>
+        <w:t>NFATC2</w:t>
+      </w:r>
+    </w:p>
+    <w:p>
+      <w:pPr>
+        <w:rPr>
+          <w:lang w:val="en-US"/>
+        </w:rPr>
+      </w:pPr>
+      <w:r>
+        <w:rPr>
+          <w:lang w:val="en-US"/>
+        </w:rPr>
+        <w:t>A.</w:t>
+      </w:r>
+    </w:p>
+    <w:p>
+      <w:pPr>
+        <w:pStyle w:val="Heading3"/>
+        <w:jc w:val="both"/>
         <w:rPr>
           <w:rFonts w:ascii="Calibri" w:hAnsi="Calibri" w:cs="Calibri"/>
           <w:b/>
@@ -4740,6 +5137,17 @@
           <w:szCs w:val="24"/>
           <w:u w:val="single"/>
         </w:rPr>
+      </w:pPr>
+      <w:r>
+        <w:rPr>
+          <w:rFonts w:ascii="Calibri" w:hAnsi="Calibri" w:cs="Calibri"/>
+          <w:b/>
+          <w:bCs/>
+          <w:color w:val="000000" w:themeColor="text1"/>
+          <w:sz w:val="24"/>
+          <w:szCs w:val="24"/>
+          <w:u w:val="single"/>
+        </w:rPr>
         <w:lastRenderedPageBreak/>
         <w:t>Extended Fig 1:</w:t>
       </w:r>
@@ -4809,873 +5217,9 @@
           <w:sz w:val="22"/>
           <w:szCs w:val="22"/>
         </w:rPr>
-        <w:t>from single cell RNA-seq data (from multi-ome).</w:t>
-      </w:r>
-    </w:p>
-    <w:p>
-      <w:pPr>
-        <w:rPr>
-          <w:lang w:val="en-US"/>
-        </w:rPr>
-      </w:pPr>
-    </w:p>
-    <w:p>
-      <w:pPr>
-        <w:pStyle w:val="NormalWeb"/>
-        <w:spacing w:before="0" w:beforeAutospacing="0" w:after="0" w:afterAutospacing="0" w:line="276" w:lineRule="auto"/>
-        <w:jc w:val="both"/>
-        <w:rPr>
-          <w:rStyle w:val="Strong"/>
-          <w:rFonts w:ascii="Calibri" w:eastAsiaTheme="majorEastAsia" w:hAnsi="Calibri" w:cs="Calibri"/>
-          <w:color w:val="000000" w:themeColor="text1"/>
-          <w:sz w:val="22"/>
-          <w:szCs w:val="22"/>
-        </w:rPr>
-      </w:pPr>
-      <w:r>
-        <w:rPr>
-          <w:rStyle w:val="Strong"/>
-          <w:rFonts w:ascii="Calibri" w:eastAsiaTheme="majorEastAsia" w:hAnsi="Calibri" w:cs="Calibri"/>
-          <w:color w:val="000000" w:themeColor="text1"/>
-          <w:sz w:val="22"/>
-          <w:szCs w:val="22"/>
-        </w:rPr>
-        <w:t xml:space="preserve">B. </w:t>
-      </w:r>
-      <w:r>
-        <w:rPr>
-          <w:rStyle w:val="Strong"/>
-          <w:rFonts w:ascii="Calibri" w:eastAsiaTheme="majorEastAsia" w:hAnsi="Calibri" w:cs="Calibri"/>
-          <w:color w:val="000000" w:themeColor="text1"/>
-          <w:sz w:val="22"/>
-          <w:szCs w:val="22"/>
-        </w:rPr>
-        <w:t>S</w:t>
-      </w:r>
-      <w:r>
-        <w:rPr>
-          <w:rStyle w:val="Strong"/>
-          <w:rFonts w:ascii="Calibri" w:eastAsiaTheme="majorEastAsia" w:hAnsi="Calibri" w:cs="Calibri"/>
-          <w:color w:val="000000" w:themeColor="text1"/>
-          <w:sz w:val="22"/>
-          <w:szCs w:val="22"/>
-        </w:rPr>
-        <w:t xml:space="preserve">ignificant standalone </w:t>
-      </w:r>
-      <w:r>
-        <w:rPr>
-          <w:rStyle w:val="Strong"/>
-          <w:rFonts w:ascii="Calibri" w:eastAsiaTheme="majorEastAsia" w:hAnsi="Calibri" w:cs="Calibri"/>
-          <w:color w:val="000000" w:themeColor="text1"/>
-          <w:sz w:val="22"/>
-          <w:szCs w:val="22"/>
-        </w:rPr>
-        <w:t>cellular program</w:t>
-      </w:r>
-      <w:r>
-        <w:rPr>
-          <w:rStyle w:val="Strong"/>
-          <w:rFonts w:ascii="Calibri" w:eastAsiaTheme="majorEastAsia" w:hAnsi="Calibri" w:cs="Calibri"/>
-          <w:color w:val="000000" w:themeColor="text1"/>
-          <w:sz w:val="22"/>
-          <w:szCs w:val="22"/>
-        </w:rPr>
-        <w:t xml:space="preserve"> scores distinguish</w:t>
-      </w:r>
-      <w:r>
-        <w:rPr>
-          <w:rStyle w:val="Strong"/>
-          <w:rFonts w:ascii="Calibri" w:eastAsiaTheme="majorEastAsia" w:hAnsi="Calibri" w:cs="Calibri"/>
-          <w:color w:val="000000" w:themeColor="text1"/>
-          <w:sz w:val="22"/>
-          <w:szCs w:val="22"/>
-        </w:rPr>
-        <w:t>ing</w:t>
-      </w:r>
-      <w:r>
-        <w:rPr>
-          <w:rStyle w:val="Strong"/>
-          <w:rFonts w:ascii="Calibri" w:eastAsiaTheme="majorEastAsia" w:hAnsi="Calibri" w:cs="Calibri"/>
-          <w:color w:val="000000" w:themeColor="text1"/>
-          <w:sz w:val="22"/>
-          <w:szCs w:val="22"/>
-        </w:rPr>
-        <w:t xml:space="preserve"> PB </w:t>
-      </w:r>
-      <w:r>
-        <w:rPr>
-          <w:rStyle w:val="Strong"/>
-          <w:rFonts w:ascii="Calibri" w:eastAsiaTheme="majorEastAsia" w:hAnsi="Calibri" w:cs="Calibri"/>
-          <w:color w:val="000000" w:themeColor="text1"/>
-          <w:sz w:val="22"/>
-          <w:szCs w:val="22"/>
-        </w:rPr>
-        <w:t>and</w:t>
-      </w:r>
-      <w:r>
-        <w:rPr>
-          <w:rStyle w:val="Strong"/>
-          <w:rFonts w:ascii="Calibri" w:eastAsiaTheme="majorEastAsia" w:hAnsi="Calibri" w:cs="Calibri"/>
-          <w:color w:val="000000" w:themeColor="text1"/>
-          <w:sz w:val="22"/>
-          <w:szCs w:val="22"/>
-        </w:rPr>
-        <w:t xml:space="preserve"> GC </w:t>
-      </w:r>
-      <w:r>
-        <w:rPr>
-          <w:rStyle w:val="Strong"/>
-          <w:rFonts w:ascii="Calibri" w:eastAsiaTheme="majorEastAsia" w:hAnsi="Calibri" w:cs="Calibri"/>
-          <w:color w:val="000000" w:themeColor="text1"/>
-          <w:sz w:val="22"/>
-          <w:szCs w:val="22"/>
-        </w:rPr>
-        <w:t xml:space="preserve">B </w:t>
-      </w:r>
-      <w:r>
-        <w:rPr>
-          <w:rStyle w:val="Strong"/>
-          <w:rFonts w:ascii="Calibri" w:eastAsiaTheme="majorEastAsia" w:hAnsi="Calibri" w:cs="Calibri"/>
-          <w:color w:val="000000" w:themeColor="text1"/>
-          <w:sz w:val="22"/>
-          <w:szCs w:val="22"/>
-        </w:rPr>
-        <w:t>cells.</w:t>
-      </w:r>
-    </w:p>
-    <w:p>
-      <w:pPr>
-        <w:pStyle w:val="NormalWeb"/>
-        <w:spacing w:before="0" w:beforeAutospacing="0" w:after="0" w:afterAutospacing="0" w:line="276" w:lineRule="auto"/>
-        <w:jc w:val="both"/>
-        <w:rPr>
-          <w:rFonts w:ascii="Calibri" w:hAnsi="Calibri" w:cs="Calibri"/>
-          <w:color w:val="000000" w:themeColor="text1"/>
-          <w:sz w:val="22"/>
-          <w:szCs w:val="22"/>
-        </w:rPr>
-      </w:pPr>
-      <w:r>
-        <w:rPr>
-          <w:rFonts w:ascii="Calibri" w:hAnsi="Calibri" w:cs="Calibri"/>
-          <w:color w:val="000000" w:themeColor="text1"/>
-          <w:sz w:val="22"/>
-          <w:szCs w:val="22"/>
-        </w:rPr>
-        <w:t xml:space="preserve">Distribution of significant cellular program scores from </w:t>
-      </w:r>
-      <w:r>
-        <w:rPr>
-          <w:rFonts w:ascii="Calibri" w:hAnsi="Calibri" w:cs="Calibri"/>
-          <w:color w:val="000000" w:themeColor="text1"/>
-          <w:sz w:val="22"/>
-          <w:szCs w:val="22"/>
-        </w:rPr>
-        <w:t>the</w:t>
-      </w:r>
-      <w:r>
-        <w:rPr>
-          <w:rFonts w:ascii="Calibri" w:hAnsi="Calibri" w:cs="Calibri"/>
-          <w:color w:val="000000" w:themeColor="text1"/>
-          <w:sz w:val="22"/>
-          <w:szCs w:val="22"/>
-        </w:rPr>
-        <w:t xml:space="preserve"> model trained on PB and GC B cells, with PB (pink) and GC (green); x-axis shows significant standalone cellular program scores.</w:t>
-      </w:r>
-    </w:p>
-    <w:p>
-      <w:pPr>
-        <w:pStyle w:val="NormalWeb"/>
-        <w:spacing w:before="0" w:beforeAutospacing="0" w:after="0" w:afterAutospacing="0" w:line="276" w:lineRule="auto"/>
-        <w:jc w:val="both"/>
-        <w:rPr>
-          <w:rFonts w:ascii="Calibri" w:hAnsi="Calibri" w:cs="Calibri"/>
-          <w:color w:val="000000" w:themeColor="text1"/>
-          <w:sz w:val="22"/>
-          <w:szCs w:val="22"/>
-        </w:rPr>
-      </w:pPr>
-    </w:p>
-    <w:p>
-      <w:pPr>
-        <w:pStyle w:val="NormalWeb"/>
-        <w:spacing w:before="0" w:beforeAutospacing="0" w:after="0" w:afterAutospacing="0" w:line="276" w:lineRule="auto"/>
-        <w:jc w:val="both"/>
-        <w:rPr>
-          <w:rFonts w:ascii="Calibri" w:hAnsi="Calibri" w:cs="Calibri"/>
-          <w:color w:val="000000" w:themeColor="text1"/>
-          <w:sz w:val="22"/>
-          <w:szCs w:val="22"/>
-        </w:rPr>
-      </w:pPr>
-      <w:r>
-        <w:rPr>
-          <w:rStyle w:val="Strong"/>
-          <w:rFonts w:ascii="Calibri" w:eastAsiaTheme="majorEastAsia" w:hAnsi="Calibri" w:cs="Calibri"/>
-          <w:color w:val="000000" w:themeColor="text1"/>
-          <w:sz w:val="22"/>
-          <w:szCs w:val="22"/>
-        </w:rPr>
-        <w:t>C</w:t>
-      </w:r>
-      <w:r>
-        <w:rPr>
-          <w:rStyle w:val="Strong"/>
-          <w:rFonts w:ascii="Calibri" w:eastAsiaTheme="majorEastAsia" w:hAnsi="Calibri" w:cs="Calibri"/>
-          <w:color w:val="000000" w:themeColor="text1"/>
-          <w:sz w:val="22"/>
-          <w:szCs w:val="22"/>
-        </w:rPr>
-        <w:t xml:space="preserve">. Significant standalone </w:t>
-      </w:r>
-      <w:r>
-        <w:rPr>
-          <w:rStyle w:val="Strong"/>
-          <w:rFonts w:ascii="Calibri" w:eastAsiaTheme="majorEastAsia" w:hAnsi="Calibri" w:cs="Calibri"/>
-          <w:color w:val="000000" w:themeColor="text1"/>
-          <w:sz w:val="22"/>
-          <w:szCs w:val="22"/>
-        </w:rPr>
-        <w:t>cellular program</w:t>
-      </w:r>
-      <w:r>
-        <w:rPr>
-          <w:rStyle w:val="Strong"/>
-          <w:rFonts w:ascii="Calibri" w:eastAsiaTheme="majorEastAsia" w:hAnsi="Calibri" w:cs="Calibri"/>
-          <w:color w:val="000000" w:themeColor="text1"/>
-          <w:sz w:val="22"/>
-          <w:szCs w:val="22"/>
-        </w:rPr>
-        <w:t xml:space="preserve"> delineates B cell differentiation trajectories.</w:t>
-      </w:r>
-    </w:p>
-    <w:p>
-      <w:pPr>
-        <w:pStyle w:val="NormalWeb"/>
-        <w:spacing w:before="0" w:beforeAutospacing="0" w:after="0" w:afterAutospacing="0" w:line="276" w:lineRule="auto"/>
-        <w:jc w:val="both"/>
-        <w:rPr>
-          <w:rFonts w:ascii="Calibri" w:hAnsi="Calibri" w:cs="Calibri"/>
-          <w:color w:val="000000" w:themeColor="text1"/>
-          <w:sz w:val="22"/>
-          <w:szCs w:val="22"/>
-        </w:rPr>
-      </w:pPr>
-      <w:r>
-        <w:rPr>
-          <w:rFonts w:ascii="Calibri" w:hAnsi="Calibri" w:cs="Calibri"/>
-          <w:color w:val="000000" w:themeColor="text1"/>
-          <w:sz w:val="22"/>
-          <w:szCs w:val="22"/>
-        </w:rPr>
-        <w:t>Model</w:t>
-      </w:r>
-      <w:r>
-        <w:rPr>
-          <w:rFonts w:ascii="Calibri" w:hAnsi="Calibri" w:cs="Calibri"/>
-          <w:color w:val="000000" w:themeColor="text1"/>
-          <w:sz w:val="22"/>
-          <w:szCs w:val="22"/>
-        </w:rPr>
-        <w:t>-derived CP scores mapped onto a STREAM pseudotime trajectory and UMAP embedding</w:t>
-      </w:r>
-      <w:r>
-        <w:rPr>
-          <w:rFonts w:ascii="Calibri" w:hAnsi="Calibri" w:cs="Calibri"/>
-          <w:color w:val="000000" w:themeColor="text1"/>
-          <w:sz w:val="22"/>
-          <w:szCs w:val="22"/>
-        </w:rPr>
-        <w:t>.</w:t>
-      </w:r>
-    </w:p>
-    <w:p>
-      <w:pPr>
-        <w:pStyle w:val="NormalWeb"/>
-        <w:spacing w:before="0" w:beforeAutospacing="0" w:after="0" w:afterAutospacing="0" w:line="276" w:lineRule="auto"/>
-        <w:jc w:val="both"/>
-        <w:rPr>
-          <w:rFonts w:ascii="Calibri" w:hAnsi="Calibri" w:cs="Calibri"/>
-          <w:color w:val="000000" w:themeColor="text1"/>
-          <w:sz w:val="22"/>
-          <w:szCs w:val="22"/>
-        </w:rPr>
-      </w:pPr>
-    </w:p>
-    <w:p>
-      <w:pPr>
-        <w:pStyle w:val="NormalWeb"/>
-        <w:spacing w:before="0" w:beforeAutospacing="0" w:after="0" w:afterAutospacing="0" w:line="276" w:lineRule="auto"/>
-        <w:jc w:val="both"/>
-        <w:rPr>
-          <w:rFonts w:ascii="Calibri" w:eastAsiaTheme="majorEastAsia" w:hAnsi="Calibri" w:cs="Calibri"/>
-          <w:b/>
-          <w:bCs/>
-          <w:color w:val="000000" w:themeColor="text1"/>
-          <w:sz w:val="22"/>
-          <w:szCs w:val="22"/>
-        </w:rPr>
-      </w:pPr>
-      <w:r>
-        <w:rPr>
-          <w:rStyle w:val="Strong"/>
-          <w:rFonts w:ascii="Calibri" w:eastAsiaTheme="majorEastAsia" w:hAnsi="Calibri" w:cs="Calibri"/>
-          <w:color w:val="000000" w:themeColor="text1"/>
-          <w:sz w:val="22"/>
-          <w:szCs w:val="22"/>
-        </w:rPr>
-        <w:t xml:space="preserve">D. </w:t>
-      </w:r>
-      <w:r>
-        <w:rPr>
-          <w:rStyle w:val="Strong"/>
-          <w:rFonts w:ascii="Calibri" w:eastAsiaTheme="majorEastAsia" w:hAnsi="Calibri" w:cs="Calibri"/>
-          <w:color w:val="000000" w:themeColor="text1"/>
-          <w:sz w:val="22"/>
-          <w:szCs w:val="22"/>
-        </w:rPr>
-        <w:t xml:space="preserve">Schematic representation of </w:t>
-      </w:r>
-      <w:r>
-        <w:rPr>
-          <w:rStyle w:val="Strong"/>
-          <w:rFonts w:ascii="Calibri" w:eastAsiaTheme="majorEastAsia" w:hAnsi="Calibri" w:cs="Calibri"/>
-          <w:color w:val="000000" w:themeColor="text1"/>
-          <w:sz w:val="22"/>
-          <w:szCs w:val="22"/>
-        </w:rPr>
-        <w:t>interpreting the</w:t>
-      </w:r>
-      <w:r>
-        <w:rPr>
-          <w:rStyle w:val="Strong"/>
-          <w:rFonts w:ascii="Calibri" w:eastAsiaTheme="majorEastAsia" w:hAnsi="Calibri" w:cs="Calibri"/>
-          <w:color w:val="000000" w:themeColor="text1"/>
-          <w:sz w:val="22"/>
-          <w:szCs w:val="22"/>
-        </w:rPr>
-        <w:t xml:space="preserve"> </w:t>
-      </w:r>
-      <w:r>
-        <w:rPr>
-          <w:rStyle w:val="Strong"/>
-          <w:rFonts w:ascii="Calibri" w:eastAsiaTheme="majorEastAsia" w:hAnsi="Calibri" w:cs="Calibri"/>
-          <w:color w:val="000000" w:themeColor="text1"/>
-          <w:sz w:val="22"/>
-          <w:szCs w:val="22"/>
-        </w:rPr>
-        <w:t>FIREFate</w:t>
-      </w:r>
-      <w:r>
-        <w:rPr>
-          <w:rStyle w:val="Strong"/>
-          <w:rFonts w:ascii="Calibri" w:eastAsiaTheme="majorEastAsia" w:hAnsi="Calibri" w:cs="Calibri"/>
-          <w:color w:val="000000" w:themeColor="text1"/>
-          <w:sz w:val="22"/>
-          <w:szCs w:val="22"/>
-        </w:rPr>
-        <w:t xml:space="preserve"> </w:t>
-      </w:r>
-      <w:r>
-        <w:rPr>
-          <w:rStyle w:val="Strong"/>
-          <w:rFonts w:ascii="Calibri" w:eastAsiaTheme="majorEastAsia" w:hAnsi="Calibri" w:cs="Calibri"/>
-          <w:color w:val="000000" w:themeColor="text1"/>
-          <w:sz w:val="22"/>
-          <w:szCs w:val="22"/>
-        </w:rPr>
-        <w:t xml:space="preserve">cellular programs </w:t>
-      </w:r>
-      <w:r>
-        <w:rPr>
-          <w:rStyle w:val="Strong"/>
-          <w:rFonts w:ascii="Calibri" w:eastAsiaTheme="majorEastAsia" w:hAnsi="Calibri" w:cs="Calibri"/>
-          <w:color w:val="000000" w:themeColor="text1"/>
-          <w:sz w:val="22"/>
-          <w:szCs w:val="22"/>
-        </w:rPr>
-        <w:t xml:space="preserve">using </w:t>
-      </w:r>
-      <w:r>
-        <w:rPr>
-          <w:rFonts w:ascii="Calibri" w:hAnsi="Calibri" w:cs="Calibri"/>
-          <w:b/>
-          <w:bCs/>
-          <w:color w:val="000000" w:themeColor="text1"/>
-          <w:sz w:val="22"/>
-          <w:szCs w:val="22"/>
-        </w:rPr>
-        <w:t>LLM-based gene set enrichment analysis</w:t>
-      </w:r>
-      <w:r>
-        <w:rPr>
-          <w:rFonts w:ascii="Calibri" w:hAnsi="Calibri" w:cs="Calibri"/>
-          <w:b/>
-          <w:bCs/>
-          <w:color w:val="000000" w:themeColor="text1"/>
-          <w:sz w:val="22"/>
-          <w:szCs w:val="22"/>
-        </w:rPr>
-        <w:t>.</w:t>
-      </w:r>
-    </w:p>
-    <w:p>
-      <w:pPr>
-        <w:pStyle w:val="NormalWeb"/>
-        <w:spacing w:before="0" w:beforeAutospacing="0" w:after="0" w:afterAutospacing="0" w:line="276" w:lineRule="auto"/>
-        <w:jc w:val="both"/>
-        <w:rPr>
-          <w:rFonts w:ascii="Calibri" w:hAnsi="Calibri" w:cs="Calibri"/>
-          <w:color w:val="000000" w:themeColor="text1"/>
-          <w:sz w:val="22"/>
-          <w:szCs w:val="22"/>
-        </w:rPr>
-      </w:pPr>
-      <w:r>
-        <w:rPr>
-          <w:rFonts w:ascii="Calibri" w:hAnsi="Calibri" w:cs="Calibri"/>
-          <w:color w:val="000000" w:themeColor="text1"/>
-          <w:sz w:val="22"/>
-          <w:szCs w:val="22"/>
-        </w:rPr>
-        <w:t xml:space="preserve">To derive biologically meaningful modules and corresponding labels for each </w:t>
-      </w:r>
-      <w:r>
-        <w:rPr>
-          <w:rFonts w:ascii="Calibri" w:hAnsi="Calibri" w:cs="Calibri"/>
-          <w:color w:val="000000" w:themeColor="text1"/>
-          <w:sz w:val="22"/>
-          <w:szCs w:val="22"/>
-        </w:rPr>
-        <w:t>CP</w:t>
-      </w:r>
-      <w:r>
-        <w:rPr>
-          <w:rFonts w:ascii="Calibri" w:hAnsi="Calibri" w:cs="Calibri"/>
-          <w:color w:val="000000" w:themeColor="text1"/>
-          <w:sz w:val="22"/>
-          <w:szCs w:val="22"/>
-        </w:rPr>
-        <w:t xml:space="preserve">, a large language model (LLM)-based gene set enrichment approach </w:t>
-      </w:r>
-      <w:r>
-        <w:rPr>
-          <w:rFonts w:ascii="Calibri" w:hAnsi="Calibri" w:cs="Calibri"/>
-          <w:color w:val="000000" w:themeColor="text1"/>
-          <w:sz w:val="22"/>
-          <w:szCs w:val="22"/>
-        </w:rPr>
-        <w:t>is</w:t>
-      </w:r>
-      <w:r>
-        <w:rPr>
-          <w:rFonts w:ascii="Calibri" w:hAnsi="Calibri" w:cs="Calibri"/>
-          <w:color w:val="000000" w:themeColor="text1"/>
-          <w:sz w:val="22"/>
-          <w:szCs w:val="22"/>
-        </w:rPr>
-        <w:t xml:space="preserve"> applied </w:t>
-      </w:r>
-      <w:r>
-        <w:rPr>
-          <w:rFonts w:ascii="Calibri" w:hAnsi="Calibri" w:cs="Calibri"/>
-          <w:color w:val="000000" w:themeColor="text1"/>
-          <w:sz w:val="22"/>
-          <w:szCs w:val="22"/>
-        </w:rPr>
-        <w:t xml:space="preserve">on the top-ranked genes within each </w:t>
-      </w:r>
-      <w:r>
-        <w:rPr>
-          <w:rFonts w:ascii="Calibri" w:hAnsi="Calibri" w:cs="Calibri"/>
-          <w:color w:val="000000" w:themeColor="text1"/>
-          <w:sz w:val="22"/>
-          <w:szCs w:val="22"/>
-        </w:rPr>
-        <w:t>CP</w:t>
-      </w:r>
-      <w:r>
-        <w:rPr>
-          <w:rFonts w:ascii="Calibri" w:hAnsi="Calibri" w:cs="Calibri"/>
-          <w:color w:val="000000" w:themeColor="text1"/>
-          <w:sz w:val="22"/>
-          <w:szCs w:val="22"/>
-        </w:rPr>
-        <w:t xml:space="preserve"> </w:t>
-      </w:r>
-      <w:r>
-        <w:rPr>
-          <w:rFonts w:ascii="Calibri" w:hAnsi="Calibri" w:cs="Calibri"/>
-          <w:color w:val="000000" w:themeColor="text1"/>
-          <w:sz w:val="22"/>
-          <w:szCs w:val="22"/>
-        </w:rPr>
-        <w:t>using</w:t>
-      </w:r>
-      <w:r>
-        <w:rPr>
-          <w:rFonts w:ascii="Calibri" w:hAnsi="Calibri" w:cs="Calibri"/>
-          <w:color w:val="000000" w:themeColor="text1"/>
-          <w:sz w:val="22"/>
-          <w:szCs w:val="22"/>
-        </w:rPr>
-        <w:t xml:space="preserve"> a customized prompt</w:t>
-      </w:r>
-      <w:r>
-        <w:rPr>
-          <w:rFonts w:ascii="Calibri" w:hAnsi="Calibri" w:cs="Calibri"/>
-          <w:color w:val="000000" w:themeColor="text1"/>
-          <w:sz w:val="22"/>
-          <w:szCs w:val="22"/>
-        </w:rPr>
-        <w:t>.</w:t>
-      </w:r>
-    </w:p>
-    <w:p>
-      <w:pPr>
-        <w:pStyle w:val="NormalWeb"/>
-        <w:spacing w:before="0" w:beforeAutospacing="0" w:after="0" w:afterAutospacing="0" w:line="276" w:lineRule="auto"/>
-        <w:jc w:val="both"/>
-        <w:rPr>
-          <w:rStyle w:val="Strong"/>
-          <w:rFonts w:ascii="Calibri" w:eastAsiaTheme="majorEastAsia" w:hAnsi="Calibri" w:cs="Calibri"/>
-          <w:color w:val="000000" w:themeColor="text1"/>
-          <w:sz w:val="22"/>
-          <w:szCs w:val="22"/>
-        </w:rPr>
-      </w:pPr>
-    </w:p>
-    <w:p>
-      <w:pPr>
-        <w:pStyle w:val="NormalWeb"/>
-        <w:spacing w:before="0" w:beforeAutospacing="0" w:after="0" w:afterAutospacing="0" w:line="276" w:lineRule="auto"/>
-        <w:jc w:val="both"/>
-        <w:rPr>
-          <w:rFonts w:ascii="Calibri" w:hAnsi="Calibri" w:cs="Calibri"/>
-          <w:color w:val="000000" w:themeColor="text1"/>
-          <w:sz w:val="22"/>
-          <w:szCs w:val="22"/>
-        </w:rPr>
-      </w:pPr>
-      <w:r>
-        <w:rPr>
-          <w:rStyle w:val="Strong"/>
-          <w:rFonts w:ascii="Calibri" w:eastAsiaTheme="majorEastAsia" w:hAnsi="Calibri" w:cs="Calibri"/>
-          <w:color w:val="000000" w:themeColor="text1"/>
-          <w:sz w:val="22"/>
-          <w:szCs w:val="22"/>
-        </w:rPr>
-        <w:t xml:space="preserve">E. </w:t>
-      </w:r>
-      <w:r>
-        <w:rPr>
-          <w:rStyle w:val="Strong"/>
-          <w:rFonts w:ascii="Calibri" w:eastAsiaTheme="majorEastAsia" w:hAnsi="Calibri" w:cs="Calibri"/>
-          <w:color w:val="000000" w:themeColor="text1"/>
-          <w:sz w:val="22"/>
-          <w:szCs w:val="22"/>
-        </w:rPr>
-        <w:t>Phenotypic signatures of cellular programs</w:t>
-      </w:r>
-      <w:r>
-        <w:rPr>
-          <w:rStyle w:val="Strong"/>
-          <w:rFonts w:ascii="Calibri" w:eastAsiaTheme="majorEastAsia" w:hAnsi="Calibri" w:cs="Calibri"/>
-          <w:color w:val="000000" w:themeColor="text1"/>
-          <w:sz w:val="22"/>
-          <w:szCs w:val="22"/>
-        </w:rPr>
-        <w:t xml:space="preserve"> </w:t>
-      </w:r>
-      <w:r>
-        <w:rPr>
-          <w:rStyle w:val="Strong"/>
-          <w:rFonts w:ascii="Calibri" w:eastAsiaTheme="majorEastAsia" w:hAnsi="Calibri" w:cs="Calibri"/>
-          <w:color w:val="000000" w:themeColor="text1"/>
-          <w:sz w:val="22"/>
-          <w:szCs w:val="22"/>
-        </w:rPr>
-        <w:t xml:space="preserve">underlying the </w:t>
-      </w:r>
-      <w:r>
-        <w:rPr>
-          <w:rStyle w:val="Strong"/>
-          <w:rFonts w:ascii="Calibri" w:eastAsiaTheme="majorEastAsia" w:hAnsi="Calibri" w:cs="Calibri"/>
-          <w:color w:val="000000" w:themeColor="text1"/>
-          <w:sz w:val="22"/>
-          <w:szCs w:val="22"/>
-        </w:rPr>
-        <w:t>GC-PB cell states</w:t>
-      </w:r>
-      <w:r>
-        <w:rPr>
-          <w:rFonts w:ascii="Calibri" w:hAnsi="Calibri" w:cs="Calibri"/>
-          <w:color w:val="000000" w:themeColor="text1"/>
-          <w:sz w:val="22"/>
-          <w:szCs w:val="22"/>
-        </w:rPr>
-        <w:t xml:space="preserve">. </w:t>
-      </w:r>
-    </w:p>
-    <w:p>
-      <w:pPr>
-        <w:pStyle w:val="NormalWeb"/>
-        <w:spacing w:before="0" w:beforeAutospacing="0" w:after="0" w:afterAutospacing="0" w:line="276" w:lineRule="auto"/>
-        <w:jc w:val="both"/>
-        <w:rPr>
-          <w:rFonts w:ascii="Calibri" w:hAnsi="Calibri" w:cs="Calibri"/>
-          <w:color w:val="000000" w:themeColor="text1"/>
-          <w:sz w:val="22"/>
-          <w:szCs w:val="22"/>
-        </w:rPr>
-      </w:pPr>
-      <w:r>
-        <w:rPr>
-          <w:rFonts w:ascii="Calibri" w:hAnsi="Calibri" w:cs="Calibri"/>
-          <w:color w:val="000000" w:themeColor="text1"/>
-          <w:sz w:val="22"/>
-          <w:szCs w:val="22"/>
-        </w:rPr>
-        <w:t>Model-derived cellular programs comparing PB and GC highlight key functional categories assigne</w:t>
-      </w:r>
-      <w:r>
-        <w:rPr>
-          <w:rFonts w:ascii="Calibri" w:hAnsi="Calibri" w:cs="Calibri"/>
-          <w:color w:val="000000" w:themeColor="text1"/>
-          <w:sz w:val="22"/>
-          <w:szCs w:val="22"/>
-        </w:rPr>
-        <w:t>d</w:t>
-      </w:r>
-      <w:r>
-        <w:rPr>
-          <w:rFonts w:ascii="Calibri" w:hAnsi="Calibri" w:cs="Calibri"/>
-          <w:color w:val="000000" w:themeColor="text1"/>
-          <w:sz w:val="22"/>
-          <w:szCs w:val="22"/>
-        </w:rPr>
-        <w:t>, with top genes showing distinct expression patterns across conditions</w:t>
-      </w:r>
-      <w:r>
-        <w:rPr>
-          <w:rFonts w:ascii="Calibri" w:hAnsi="Calibri" w:cs="Calibri"/>
-          <w:color w:val="000000" w:themeColor="text1"/>
-          <w:sz w:val="22"/>
-          <w:szCs w:val="22"/>
-        </w:rPr>
-        <w:t xml:space="preserve"> (green</w:t>
-      </w:r>
-      <w:r>
-        <w:rPr>
-          <w:rFonts w:ascii="Calibri" w:hAnsi="Calibri" w:cs="Calibri"/>
-          <w:color w:val="000000" w:themeColor="text1"/>
-          <w:sz w:val="22"/>
-          <w:szCs w:val="22"/>
-        </w:rPr>
-        <w:t xml:space="preserve"> and </w:t>
-      </w:r>
-      <w:r>
-        <w:rPr>
-          <w:rFonts w:ascii="Calibri" w:hAnsi="Calibri" w:cs="Calibri"/>
-          <w:color w:val="000000" w:themeColor="text1"/>
-          <w:sz w:val="22"/>
-          <w:szCs w:val="22"/>
-        </w:rPr>
-        <w:t>pink</w:t>
-      </w:r>
-      <w:r>
-        <w:rPr>
-          <w:rFonts w:ascii="Calibri" w:hAnsi="Calibri" w:cs="Calibri"/>
-          <w:color w:val="000000" w:themeColor="text1"/>
-          <w:sz w:val="22"/>
-          <w:szCs w:val="22"/>
-        </w:rPr>
-        <w:t xml:space="preserve"> indicating higher expression in </w:t>
-      </w:r>
-      <w:r>
-        <w:rPr>
-          <w:rFonts w:ascii="Calibri" w:hAnsi="Calibri" w:cs="Calibri"/>
-          <w:color w:val="000000" w:themeColor="text1"/>
-          <w:sz w:val="22"/>
-          <w:szCs w:val="22"/>
-        </w:rPr>
-        <w:t>GC</w:t>
-      </w:r>
-      <w:r>
-        <w:rPr>
-          <w:rFonts w:ascii="Calibri" w:hAnsi="Calibri" w:cs="Calibri"/>
-          <w:color w:val="000000" w:themeColor="text1"/>
-          <w:sz w:val="22"/>
-          <w:szCs w:val="22"/>
-        </w:rPr>
-        <w:t xml:space="preserve"> </w:t>
-      </w:r>
-      <w:r>
-        <w:rPr>
-          <w:rFonts w:ascii="Calibri" w:hAnsi="Calibri" w:cs="Calibri"/>
-          <w:color w:val="000000" w:themeColor="text1"/>
-          <w:sz w:val="22"/>
-          <w:szCs w:val="22"/>
-        </w:rPr>
-        <w:t>and PB, respectively)</w:t>
-      </w:r>
-      <w:r>
-        <w:rPr>
-          <w:rFonts w:ascii="Calibri" w:hAnsi="Calibri" w:cs="Calibri"/>
-          <w:color w:val="000000" w:themeColor="text1"/>
-          <w:sz w:val="22"/>
-          <w:szCs w:val="22"/>
-        </w:rPr>
-        <w:t>.</w:t>
-      </w:r>
-    </w:p>
-    <w:p>
-      <w:pPr>
-        <w:pStyle w:val="NormalWeb"/>
-        <w:spacing w:before="0" w:beforeAutospacing="0" w:after="0" w:afterAutospacing="0" w:line="276" w:lineRule="auto"/>
-        <w:jc w:val="both"/>
-        <w:rPr>
-          <w:rStyle w:val="Strong"/>
-          <w:rFonts w:ascii="Calibri" w:eastAsiaTheme="majorEastAsia" w:hAnsi="Calibri" w:cs="Calibri"/>
-          <w:color w:val="000000" w:themeColor="text1"/>
-          <w:sz w:val="22"/>
-          <w:szCs w:val="22"/>
-        </w:rPr>
-      </w:pPr>
-    </w:p>
-    <w:p>
-      <w:pPr>
-        <w:pStyle w:val="NormalWeb"/>
-        <w:spacing w:before="0" w:beforeAutospacing="0" w:after="0" w:afterAutospacing="0" w:line="276" w:lineRule="auto"/>
-        <w:jc w:val="both"/>
-        <w:rPr>
-          <w:rStyle w:val="Strong"/>
-          <w:rFonts w:ascii="Calibri" w:eastAsiaTheme="majorEastAsia" w:hAnsi="Calibri" w:cs="Calibri"/>
-          <w:color w:val="000000" w:themeColor="text1"/>
-          <w:sz w:val="22"/>
-          <w:szCs w:val="22"/>
-        </w:rPr>
-      </w:pPr>
-      <w:r>
-        <w:rPr>
-          <w:rStyle w:val="Strong"/>
-          <w:rFonts w:ascii="Calibri" w:eastAsiaTheme="majorEastAsia" w:hAnsi="Calibri" w:cs="Calibri"/>
-          <w:color w:val="000000" w:themeColor="text1"/>
-          <w:sz w:val="22"/>
-          <w:szCs w:val="22"/>
-        </w:rPr>
-        <w:t xml:space="preserve">F. </w:t>
-      </w:r>
-      <w:r>
-        <w:rPr>
-          <w:rStyle w:val="Strong"/>
-          <w:rFonts w:ascii="Calibri" w:eastAsiaTheme="majorEastAsia" w:hAnsi="Calibri" w:cs="Calibri"/>
-          <w:color w:val="000000" w:themeColor="text1"/>
-          <w:sz w:val="22"/>
-          <w:szCs w:val="22"/>
-        </w:rPr>
-        <w:t>P</w:t>
-      </w:r>
-      <w:r>
-        <w:rPr>
-          <w:rStyle w:val="Strong"/>
-          <w:rFonts w:ascii="Calibri" w:eastAsiaTheme="majorEastAsia" w:hAnsi="Calibri" w:cs="Calibri"/>
-          <w:color w:val="000000" w:themeColor="text1"/>
-          <w:sz w:val="22"/>
-          <w:szCs w:val="22"/>
-        </w:rPr>
-        <w:t>erformance</w:t>
-      </w:r>
-      <w:r>
-        <w:rPr>
-          <w:rStyle w:val="Strong"/>
-          <w:rFonts w:ascii="Calibri" w:eastAsiaTheme="majorEastAsia" w:hAnsi="Calibri" w:cs="Calibri"/>
-          <w:color w:val="000000" w:themeColor="text1"/>
-          <w:sz w:val="22"/>
-          <w:szCs w:val="22"/>
-        </w:rPr>
-        <w:t xml:space="preserve"> of </w:t>
-      </w:r>
-      <w:r>
-        <w:rPr>
-          <w:rStyle w:val="Strong"/>
-          <w:rFonts w:ascii="Calibri" w:eastAsiaTheme="majorEastAsia" w:hAnsi="Calibri" w:cs="Calibri"/>
-          <w:color w:val="000000" w:themeColor="text1"/>
-          <w:sz w:val="22"/>
-          <w:szCs w:val="22"/>
-        </w:rPr>
-        <w:t>Interpretable machine learning</w:t>
-      </w:r>
-      <w:r>
-        <w:rPr>
-          <w:rStyle w:val="Strong"/>
-          <w:rFonts w:ascii="Calibri" w:eastAsiaTheme="majorEastAsia" w:hAnsi="Calibri" w:cs="Calibri"/>
-          <w:color w:val="000000" w:themeColor="text1"/>
-          <w:sz w:val="22"/>
-          <w:szCs w:val="22"/>
-        </w:rPr>
-        <w:t xml:space="preserve"> model on single cell RNA-seq data </w:t>
-      </w:r>
-      <w:r>
-        <w:rPr>
-          <w:rStyle w:val="Strong"/>
-          <w:rFonts w:ascii="Calibri" w:eastAsiaTheme="majorEastAsia" w:hAnsi="Calibri" w:cs="Calibri"/>
-          <w:color w:val="000000" w:themeColor="text1"/>
-          <w:sz w:val="22"/>
-          <w:szCs w:val="22"/>
-        </w:rPr>
-        <w:t>of</w:t>
-      </w:r>
-      <w:r>
-        <w:rPr>
-          <w:rStyle w:val="Strong"/>
-          <w:rFonts w:ascii="Calibri" w:eastAsiaTheme="majorEastAsia" w:hAnsi="Calibri" w:cs="Calibri"/>
-          <w:color w:val="000000" w:themeColor="text1"/>
-          <w:sz w:val="22"/>
-          <w:szCs w:val="22"/>
-        </w:rPr>
-        <w:t xml:space="preserve"> GC and PB states.</w:t>
-      </w:r>
-    </w:p>
-    <w:p>
-      <w:pPr>
-        <w:pStyle w:val="NormalWeb"/>
-        <w:spacing w:before="0" w:beforeAutospacing="0" w:after="0" w:afterAutospacing="0" w:line="276" w:lineRule="auto"/>
-        <w:jc w:val="both"/>
-        <w:rPr>
-          <w:rFonts w:ascii="Calibri" w:hAnsi="Calibri" w:cs="Calibri"/>
-          <w:color w:val="000000" w:themeColor="text1"/>
-          <w:sz w:val="22"/>
-          <w:szCs w:val="22"/>
-        </w:rPr>
-      </w:pPr>
-      <w:r>
-        <w:rPr>
-          <w:rFonts w:ascii="Calibri" w:hAnsi="Calibri" w:cs="Calibri"/>
-          <w:color w:val="000000" w:themeColor="text1"/>
-          <w:sz w:val="22"/>
-          <w:szCs w:val="22"/>
-        </w:rPr>
-        <w:t xml:space="preserve">The </w:t>
-      </w:r>
-      <w:r>
-        <w:rPr>
-          <w:rFonts w:ascii="Calibri" w:hAnsi="Calibri" w:cs="Calibri"/>
-          <w:color w:val="000000" w:themeColor="text1"/>
-          <w:sz w:val="22"/>
-          <w:szCs w:val="22"/>
-        </w:rPr>
-        <w:t>model performance for PB versus GC</w:t>
-      </w:r>
-      <w:r>
-        <w:rPr>
-          <w:rFonts w:ascii="Calibri" w:hAnsi="Calibri" w:cs="Calibri"/>
-          <w:color w:val="000000" w:themeColor="text1"/>
-          <w:sz w:val="22"/>
-          <w:szCs w:val="22"/>
-        </w:rPr>
-        <w:t xml:space="preserve"> </w:t>
-      </w:r>
+        <w:t>from single cell RNA-seq data (from multi-</w:t>
+      </w:r>
+      <w:proofErr w:type="spellStart"/>
       <w:r>
         <w:rPr>
           <w:rStyle w:val="Strong"/>
@@ -5686,8 +5230,9 @@
           <w:sz w:val="22"/>
           <w:szCs w:val="22"/>
         </w:rPr>
-        <w:t>from single cell RNA-seq data</w:t>
-      </w:r>
+        <w:t>ome</w:t>
+      </w:r>
+      <w:proofErr w:type="spellEnd"/>
       <w:r>
         <w:rPr>
           <w:rStyle w:val="Strong"/>
@@ -5698,8 +5243,15 @@
           <w:sz w:val="22"/>
           <w:szCs w:val="22"/>
         </w:rPr>
-        <w:t>.</w:t>
-      </w:r>
+        <w:t>).</w:t>
+      </w:r>
+    </w:p>
+    <w:p>
+      <w:pPr>
+        <w:rPr>
+          <w:lang w:val="en-US"/>
+        </w:rPr>
+      </w:pPr>
     </w:p>
     <w:p>
       <w:pPr>
@@ -5707,12 +5259,123 @@
         <w:spacing w:before="0" w:beforeAutospacing="0" w:after="0" w:afterAutospacing="0" w:line="276" w:lineRule="auto"/>
         <w:jc w:val="both"/>
         <w:rPr>
-          <w:rFonts w:ascii="Calibri" w:hAnsi="Calibri" w:cs="Calibri"/>
-          <w:color w:val="000000" w:themeColor="text1"/>
-          <w:sz w:val="22"/>
-          <w:szCs w:val="22"/>
-        </w:rPr>
-      </w:pPr>
+          <w:rStyle w:val="Strong"/>
+          <w:rFonts w:ascii="Calibri" w:eastAsiaTheme="majorEastAsia" w:hAnsi="Calibri" w:cs="Calibri"/>
+          <w:color w:val="000000" w:themeColor="text1"/>
+          <w:sz w:val="22"/>
+          <w:szCs w:val="22"/>
+        </w:rPr>
+      </w:pPr>
+      <w:r>
+        <w:rPr>
+          <w:rStyle w:val="Strong"/>
+          <w:rFonts w:ascii="Calibri" w:eastAsiaTheme="majorEastAsia" w:hAnsi="Calibri" w:cs="Calibri"/>
+          <w:color w:val="000000" w:themeColor="text1"/>
+          <w:sz w:val="22"/>
+          <w:szCs w:val="22"/>
+        </w:rPr>
+        <w:t xml:space="preserve">B. </w:t>
+      </w:r>
+      <w:r>
+        <w:rPr>
+          <w:rStyle w:val="Strong"/>
+          <w:rFonts w:ascii="Calibri" w:eastAsiaTheme="majorEastAsia" w:hAnsi="Calibri" w:cs="Calibri"/>
+          <w:color w:val="000000" w:themeColor="text1"/>
+          <w:sz w:val="22"/>
+          <w:szCs w:val="22"/>
+        </w:rPr>
+        <w:t>S</w:t>
+      </w:r>
+      <w:r>
+        <w:rPr>
+          <w:rStyle w:val="Strong"/>
+          <w:rFonts w:ascii="Calibri" w:eastAsiaTheme="majorEastAsia" w:hAnsi="Calibri" w:cs="Calibri"/>
+          <w:color w:val="000000" w:themeColor="text1"/>
+          <w:sz w:val="22"/>
+          <w:szCs w:val="22"/>
+        </w:rPr>
+        <w:t xml:space="preserve">ignificant standalone </w:t>
+      </w:r>
+      <w:r>
+        <w:rPr>
+          <w:rStyle w:val="Strong"/>
+          <w:rFonts w:ascii="Calibri" w:eastAsiaTheme="majorEastAsia" w:hAnsi="Calibri" w:cs="Calibri"/>
+          <w:color w:val="000000" w:themeColor="text1"/>
+          <w:sz w:val="22"/>
+          <w:szCs w:val="22"/>
+        </w:rPr>
+        <w:t>cellular program</w:t>
+      </w:r>
+      <w:r>
+        <w:rPr>
+          <w:rStyle w:val="Strong"/>
+          <w:rFonts w:ascii="Calibri" w:eastAsiaTheme="majorEastAsia" w:hAnsi="Calibri" w:cs="Calibri"/>
+          <w:color w:val="000000" w:themeColor="text1"/>
+          <w:sz w:val="22"/>
+          <w:szCs w:val="22"/>
+        </w:rPr>
+        <w:t xml:space="preserve"> scores distinguish</w:t>
+      </w:r>
+      <w:r>
+        <w:rPr>
+          <w:rStyle w:val="Strong"/>
+          <w:rFonts w:ascii="Calibri" w:eastAsiaTheme="majorEastAsia" w:hAnsi="Calibri" w:cs="Calibri"/>
+          <w:color w:val="000000" w:themeColor="text1"/>
+          <w:sz w:val="22"/>
+          <w:szCs w:val="22"/>
+        </w:rPr>
+        <w:t>ing</w:t>
+      </w:r>
+      <w:r>
+        <w:rPr>
+          <w:rStyle w:val="Strong"/>
+          <w:rFonts w:ascii="Calibri" w:eastAsiaTheme="majorEastAsia" w:hAnsi="Calibri" w:cs="Calibri"/>
+          <w:color w:val="000000" w:themeColor="text1"/>
+          <w:sz w:val="22"/>
+          <w:szCs w:val="22"/>
+        </w:rPr>
+        <w:t xml:space="preserve"> PB </w:t>
+      </w:r>
+      <w:r>
+        <w:rPr>
+          <w:rStyle w:val="Strong"/>
+          <w:rFonts w:ascii="Calibri" w:eastAsiaTheme="majorEastAsia" w:hAnsi="Calibri" w:cs="Calibri"/>
+          <w:color w:val="000000" w:themeColor="text1"/>
+          <w:sz w:val="22"/>
+          <w:szCs w:val="22"/>
+        </w:rPr>
+        <w:t>and</w:t>
+      </w:r>
+      <w:r>
+        <w:rPr>
+          <w:rStyle w:val="Strong"/>
+          <w:rFonts w:ascii="Calibri" w:eastAsiaTheme="majorEastAsia" w:hAnsi="Calibri" w:cs="Calibri"/>
+          <w:color w:val="000000" w:themeColor="text1"/>
+          <w:sz w:val="22"/>
+          <w:szCs w:val="22"/>
+        </w:rPr>
+        <w:t xml:space="preserve"> GC </w:t>
+      </w:r>
+      <w:r>
+        <w:rPr>
+          <w:rStyle w:val="Strong"/>
+          <w:rFonts w:ascii="Calibri" w:eastAsiaTheme="majorEastAsia" w:hAnsi="Calibri" w:cs="Calibri"/>
+          <w:color w:val="000000" w:themeColor="text1"/>
+          <w:sz w:val="22"/>
+          <w:szCs w:val="22"/>
+        </w:rPr>
+        <w:t xml:space="preserve">B </w:t>
+      </w:r>
+      <w:r>
+        <w:rPr>
+          <w:rStyle w:val="Strong"/>
+          <w:rFonts w:ascii="Calibri" w:eastAsiaTheme="majorEastAsia" w:hAnsi="Calibri" w:cs="Calibri"/>
+          <w:color w:val="000000" w:themeColor="text1"/>
+          <w:sz w:val="22"/>
+          <w:szCs w:val="22"/>
+        </w:rPr>
+        <w:t>cells.</w:t>
+      </w:r>
     </w:p>
     <w:p>
       <w:pPr>
@@ -5720,72 +5383,38 @@
         <w:spacing w:before="0" w:beforeAutospacing="0" w:after="0" w:afterAutospacing="0" w:line="276" w:lineRule="auto"/>
         <w:jc w:val="both"/>
         <w:rPr>
-          <w:rStyle w:val="Strong"/>
-          <w:rFonts w:ascii="Calibri" w:eastAsiaTheme="majorEastAsia" w:hAnsi="Calibri" w:cs="Calibri"/>
-          <w:color w:val="000000" w:themeColor="text1"/>
-          <w:sz w:val="22"/>
-          <w:szCs w:val="22"/>
-        </w:rPr>
-      </w:pPr>
-      <w:r>
-        <w:rPr>
-          <w:rStyle w:val="Strong"/>
-          <w:rFonts w:ascii="Calibri" w:eastAsiaTheme="majorEastAsia" w:hAnsi="Calibri" w:cs="Calibri"/>
-          <w:color w:val="000000" w:themeColor="text1"/>
-          <w:sz w:val="22"/>
-          <w:szCs w:val="22"/>
-        </w:rPr>
-        <w:t>G</w:t>
-      </w:r>
-      <w:r>
-        <w:rPr>
-          <w:rStyle w:val="Strong"/>
-          <w:rFonts w:ascii="Calibri" w:eastAsiaTheme="majorEastAsia" w:hAnsi="Calibri" w:cs="Calibri"/>
-          <w:color w:val="000000" w:themeColor="text1"/>
-          <w:sz w:val="22"/>
-          <w:szCs w:val="22"/>
-        </w:rPr>
-        <w:t xml:space="preserve">. Significant standalone </w:t>
-      </w:r>
-      <w:r>
-        <w:rPr>
-          <w:rStyle w:val="Strong"/>
-          <w:rFonts w:ascii="Calibri" w:eastAsiaTheme="majorEastAsia" w:hAnsi="Calibri" w:cs="Calibri"/>
-          <w:color w:val="000000" w:themeColor="text1"/>
-          <w:sz w:val="22"/>
-          <w:szCs w:val="22"/>
-        </w:rPr>
-        <w:t>cellular program</w:t>
-      </w:r>
-      <w:r>
-        <w:rPr>
-          <w:rStyle w:val="Strong"/>
-          <w:rFonts w:ascii="Calibri" w:eastAsiaTheme="majorEastAsia" w:hAnsi="Calibri" w:cs="Calibri"/>
-          <w:color w:val="000000" w:themeColor="text1"/>
-          <w:sz w:val="22"/>
-          <w:szCs w:val="22"/>
-        </w:rPr>
-        <w:t xml:space="preserve"> scores from </w:t>
-      </w:r>
-      <w:r>
-        <w:rPr>
-          <w:rStyle w:val="Strong"/>
-          <w:rFonts w:ascii="Calibri" w:eastAsiaTheme="majorEastAsia" w:hAnsi="Calibri" w:cs="Calibri"/>
-          <w:color w:val="000000" w:themeColor="text1"/>
-          <w:sz w:val="22"/>
-          <w:szCs w:val="22"/>
-        </w:rPr>
-        <w:t>the model</w:t>
-      </w:r>
-      <w:r>
-        <w:rPr>
-          <w:rStyle w:val="Strong"/>
-          <w:rFonts w:ascii="Calibri" w:eastAsiaTheme="majorEastAsia" w:hAnsi="Calibri" w:cs="Calibri"/>
-          <w:color w:val="000000" w:themeColor="text1"/>
-          <w:sz w:val="22"/>
-          <w:szCs w:val="22"/>
-        </w:rPr>
-        <w:t xml:space="preserve"> on single cell RNA-seq distinguish PB cells from GC cells.</w:t>
+          <w:rFonts w:ascii="Calibri" w:hAnsi="Calibri" w:cs="Calibri"/>
+          <w:color w:val="000000" w:themeColor="text1"/>
+          <w:sz w:val="22"/>
+          <w:szCs w:val="22"/>
+        </w:rPr>
+      </w:pPr>
+      <w:r>
+        <w:rPr>
+          <w:rFonts w:ascii="Calibri" w:hAnsi="Calibri" w:cs="Calibri"/>
+          <w:color w:val="000000" w:themeColor="text1"/>
+          <w:sz w:val="22"/>
+          <w:szCs w:val="22"/>
+        </w:rPr>
+        <w:t xml:space="preserve">Distribution of significant cellular program scores from </w:t>
+      </w:r>
+      <w:r>
+        <w:rPr>
+          <w:rFonts w:ascii="Calibri" w:hAnsi="Calibri" w:cs="Calibri"/>
+          <w:color w:val="000000" w:themeColor="text1"/>
+          <w:sz w:val="22"/>
+          <w:szCs w:val="22"/>
+        </w:rPr>
+        <w:t>the</w:t>
+      </w:r>
+      <w:r>
+        <w:rPr>
+          <w:rFonts w:ascii="Calibri" w:hAnsi="Calibri" w:cs="Calibri"/>
+          <w:color w:val="000000" w:themeColor="text1"/>
+          <w:sz w:val="22"/>
+          <w:szCs w:val="22"/>
+        </w:rPr>
+        <w:t xml:space="preserve"> model trained on PB and GC B cells, with PB (pink) and GC (green); x-axis shows significant standalone cellular program scores.</w:t>
       </w:r>
     </w:p>
     <w:p>
@@ -5800,51 +5429,6 @@
           <w:szCs w:val="22"/>
         </w:rPr>
       </w:pPr>
-      <w:r>
-        <w:rPr>
-          <w:rFonts w:ascii="Calibri" w:hAnsi="Calibri" w:cs="Calibri"/>
-          <w:color w:val="000000" w:themeColor="text1"/>
-          <w:sz w:val="22"/>
-          <w:szCs w:val="22"/>
-        </w:rPr>
-        <w:t xml:space="preserve">Distribution of significant cellular program scores from </w:t>
-      </w:r>
-      <w:r>
-        <w:rPr>
-          <w:rFonts w:ascii="Calibri" w:hAnsi="Calibri" w:cs="Calibri"/>
-          <w:color w:val="000000" w:themeColor="text1"/>
-          <w:sz w:val="22"/>
-          <w:szCs w:val="22"/>
-        </w:rPr>
-        <w:t>the</w:t>
-      </w:r>
-      <w:r>
-        <w:rPr>
-          <w:rFonts w:ascii="Calibri" w:hAnsi="Calibri" w:cs="Calibri"/>
-          <w:color w:val="000000" w:themeColor="text1"/>
-          <w:sz w:val="22"/>
-          <w:szCs w:val="22"/>
-        </w:rPr>
-        <w:t xml:space="preserve"> model trained on PB and GC B cells</w:t>
-      </w:r>
-      <w:r>
-        <w:rPr>
-          <w:rFonts w:ascii="Calibri" w:hAnsi="Calibri" w:cs="Calibri"/>
-          <w:color w:val="000000" w:themeColor="text1"/>
-          <w:sz w:val="22"/>
-          <w:szCs w:val="22"/>
-        </w:rPr>
-        <w:t xml:space="preserve"> (scRNA-seq data)</w:t>
-      </w:r>
-      <w:r>
-        <w:rPr>
-          <w:rFonts w:ascii="Calibri" w:hAnsi="Calibri" w:cs="Calibri"/>
-          <w:color w:val="000000" w:themeColor="text1"/>
-          <w:sz w:val="22"/>
-          <w:szCs w:val="22"/>
-        </w:rPr>
-        <w:t>, with PB (pink) and GC (green); x-axis shows significant standalone cellular program scores.</w:t>
-      </w:r>
     </w:p>
     <w:p>
       <w:pPr>
@@ -5858,6 +5442,46 @@
           <w:szCs w:val="22"/>
         </w:rPr>
       </w:pPr>
+      <w:r>
+        <w:rPr>
+          <w:rStyle w:val="Strong"/>
+          <w:rFonts w:ascii="Calibri" w:eastAsiaTheme="majorEastAsia" w:hAnsi="Calibri" w:cs="Calibri"/>
+          <w:color w:val="000000" w:themeColor="text1"/>
+          <w:sz w:val="22"/>
+          <w:szCs w:val="22"/>
+        </w:rPr>
+        <w:t>C</w:t>
+      </w:r>
+      <w:r>
+        <w:rPr>
+          <w:rStyle w:val="Strong"/>
+          <w:rFonts w:ascii="Calibri" w:eastAsiaTheme="majorEastAsia" w:hAnsi="Calibri" w:cs="Calibri"/>
+          <w:color w:val="000000" w:themeColor="text1"/>
+          <w:sz w:val="22"/>
+          <w:szCs w:val="22"/>
+        </w:rPr>
+        <w:t xml:space="preserve">. Significant standalone </w:t>
+      </w:r>
+      <w:r>
+        <w:rPr>
+          <w:rStyle w:val="Strong"/>
+          <w:rFonts w:ascii="Calibri" w:eastAsiaTheme="majorEastAsia" w:hAnsi="Calibri" w:cs="Calibri"/>
+          <w:color w:val="000000" w:themeColor="text1"/>
+          <w:sz w:val="22"/>
+          <w:szCs w:val="22"/>
+        </w:rPr>
+        <w:t>cellular program</w:t>
+      </w:r>
+      <w:r>
+        <w:rPr>
+          <w:rStyle w:val="Strong"/>
+          <w:rFonts w:ascii="Calibri" w:eastAsiaTheme="majorEastAsia" w:hAnsi="Calibri" w:cs="Calibri"/>
+          <w:color w:val="000000" w:themeColor="text1"/>
+          <w:sz w:val="22"/>
+          <w:szCs w:val="22"/>
+        </w:rPr>
+        <w:t xml:space="preserve"> delineates B cell differentiation trajectories.</w:t>
+      </w:r>
     </w:p>
     <w:p>
       <w:pPr>
@@ -5873,38 +5497,45 @@
       </w:pPr>
       <w:r>
         <w:rPr>
-          <w:rStyle w:val="Strong"/>
-          <w:rFonts w:ascii="Calibri" w:eastAsiaTheme="majorEastAsia" w:hAnsi="Calibri" w:cs="Calibri"/>
-          <w:color w:val="000000" w:themeColor="text1"/>
-          <w:sz w:val="22"/>
-          <w:szCs w:val="22"/>
-        </w:rPr>
-        <w:t>H</w:t>
-      </w:r>
-      <w:r>
-        <w:rPr>
-          <w:rStyle w:val="Strong"/>
-          <w:rFonts w:ascii="Calibri" w:eastAsiaTheme="majorEastAsia" w:hAnsi="Calibri" w:cs="Calibri"/>
-          <w:color w:val="000000" w:themeColor="text1"/>
-          <w:sz w:val="22"/>
-          <w:szCs w:val="22"/>
-        </w:rPr>
-        <w:t>. Cross-modality validation of programs</w:t>
-      </w:r>
-      <w:r>
-        <w:rPr>
-          <w:rStyle w:val="Strong"/>
-          <w:rFonts w:ascii="Calibri" w:eastAsiaTheme="majorEastAsia" w:hAnsi="Calibri" w:cs="Calibri"/>
-          <w:color w:val="000000" w:themeColor="text1"/>
-          <w:sz w:val="22"/>
-          <w:szCs w:val="22"/>
-        </w:rPr>
-        <w:t xml:space="preserve"> inferred from interpretable machine learning models</w:t>
-      </w:r>
-      <w:r>
-        <w:rPr>
-          <w:rStyle w:val="Strong"/>
-          <w:rFonts w:ascii="Calibri" w:eastAsiaTheme="majorEastAsia" w:hAnsi="Calibri" w:cs="Calibri"/>
+          <w:rFonts w:ascii="Calibri" w:hAnsi="Calibri" w:cs="Calibri"/>
+          <w:color w:val="000000" w:themeColor="text1"/>
+          <w:sz w:val="22"/>
+          <w:szCs w:val="22"/>
+        </w:rPr>
+        <w:t>Model</w:t>
+      </w:r>
+      <w:r>
+        <w:rPr>
+          <w:rFonts w:ascii="Calibri" w:hAnsi="Calibri" w:cs="Calibri"/>
+          <w:color w:val="000000" w:themeColor="text1"/>
+          <w:sz w:val="22"/>
+          <w:szCs w:val="22"/>
+        </w:rPr>
+        <w:t xml:space="preserve">-derived CP scores mapped onto a STREAM </w:t>
+      </w:r>
+      <w:proofErr w:type="spellStart"/>
+      <w:r>
+        <w:rPr>
+          <w:rFonts w:ascii="Calibri" w:hAnsi="Calibri" w:cs="Calibri"/>
+          <w:color w:val="000000" w:themeColor="text1"/>
+          <w:sz w:val="22"/>
+          <w:szCs w:val="22"/>
+        </w:rPr>
+        <w:t>pseudotime</w:t>
+      </w:r>
+      <w:proofErr w:type="spellEnd"/>
+      <w:r>
+        <w:rPr>
+          <w:rFonts w:ascii="Calibri" w:hAnsi="Calibri" w:cs="Calibri"/>
+          <w:color w:val="000000" w:themeColor="text1"/>
+          <w:sz w:val="22"/>
+          <w:szCs w:val="22"/>
+        </w:rPr>
+        <w:t xml:space="preserve"> trajectory and UMAP embedding</w:t>
+      </w:r>
+      <w:r>
+        <w:rPr>
+          <w:rFonts w:ascii="Calibri" w:hAnsi="Calibri" w:cs="Calibri"/>
           <w:color w:val="000000" w:themeColor="text1"/>
           <w:sz w:val="22"/>
           <w:szCs w:val="22"/>
@@ -5924,24 +5555,6 @@
           <w:szCs w:val="22"/>
         </w:rPr>
       </w:pPr>
-      <w:r>
-        <w:rPr>
-          <w:rFonts w:ascii="Calibri" w:hAnsi="Calibri" w:cs="Calibri"/>
-          <w:color w:val="000000" w:themeColor="text1"/>
-          <w:sz w:val="22"/>
-          <w:szCs w:val="22"/>
-        </w:rPr>
-        <w:t>Performance of models trained on multi-ome scRNA-seq data and tested on scRNA-seq-only data (AUC = 0.96), and vice versa (AUC = 0.94)</w:t>
-      </w:r>
-      <w:r>
-        <w:rPr>
-          <w:rFonts w:ascii="Calibri" w:hAnsi="Calibri" w:cs="Calibri"/>
-          <w:color w:val="000000" w:themeColor="text1"/>
-          <w:sz w:val="22"/>
-          <w:szCs w:val="22"/>
-        </w:rPr>
-        <w:t>.</w:t>
-      </w:r>
     </w:p>
     <w:p>
       <w:pPr>
@@ -5949,12 +5562,118 @@
         <w:spacing w:before="0" w:beforeAutospacing="0" w:after="0" w:afterAutospacing="0" w:line="276" w:lineRule="auto"/>
         <w:jc w:val="both"/>
         <w:rPr>
-          <w:rFonts w:ascii="Calibri" w:hAnsi="Calibri" w:cs="Calibri"/>
-          <w:color w:val="000000" w:themeColor="text1"/>
-          <w:sz w:val="22"/>
-          <w:szCs w:val="22"/>
-        </w:rPr>
-      </w:pPr>
+          <w:rFonts w:ascii="Calibri" w:eastAsiaTheme="majorEastAsia" w:hAnsi="Calibri" w:cs="Calibri"/>
+          <w:b/>
+          <w:bCs/>
+          <w:color w:val="000000" w:themeColor="text1"/>
+          <w:sz w:val="22"/>
+          <w:szCs w:val="22"/>
+        </w:rPr>
+      </w:pPr>
+      <w:r>
+        <w:rPr>
+          <w:rStyle w:val="Strong"/>
+          <w:rFonts w:ascii="Calibri" w:eastAsiaTheme="majorEastAsia" w:hAnsi="Calibri" w:cs="Calibri"/>
+          <w:color w:val="000000" w:themeColor="text1"/>
+          <w:sz w:val="22"/>
+          <w:szCs w:val="22"/>
+        </w:rPr>
+        <w:t xml:space="preserve">D. </w:t>
+      </w:r>
+      <w:r>
+        <w:rPr>
+          <w:rStyle w:val="Strong"/>
+          <w:rFonts w:ascii="Calibri" w:eastAsiaTheme="majorEastAsia" w:hAnsi="Calibri" w:cs="Calibri"/>
+          <w:color w:val="000000" w:themeColor="text1"/>
+          <w:sz w:val="22"/>
+          <w:szCs w:val="22"/>
+        </w:rPr>
+        <w:t xml:space="preserve">Schematic representation of </w:t>
+      </w:r>
+      <w:r>
+        <w:rPr>
+          <w:rStyle w:val="Strong"/>
+          <w:rFonts w:ascii="Calibri" w:eastAsiaTheme="majorEastAsia" w:hAnsi="Calibri" w:cs="Calibri"/>
+          <w:color w:val="000000" w:themeColor="text1"/>
+          <w:sz w:val="22"/>
+          <w:szCs w:val="22"/>
+        </w:rPr>
+        <w:t>interpreting the</w:t>
+      </w:r>
+      <w:r>
+        <w:rPr>
+          <w:rStyle w:val="Strong"/>
+          <w:rFonts w:ascii="Calibri" w:eastAsiaTheme="majorEastAsia" w:hAnsi="Calibri" w:cs="Calibri"/>
+          <w:color w:val="000000" w:themeColor="text1"/>
+          <w:sz w:val="22"/>
+          <w:szCs w:val="22"/>
+        </w:rPr>
+        <w:t xml:space="preserve"> </w:t>
+      </w:r>
+      <w:proofErr w:type="spellStart"/>
+      <w:r>
+        <w:rPr>
+          <w:rStyle w:val="Strong"/>
+          <w:rFonts w:ascii="Calibri" w:eastAsiaTheme="majorEastAsia" w:hAnsi="Calibri" w:cs="Calibri"/>
+          <w:color w:val="000000" w:themeColor="text1"/>
+          <w:sz w:val="22"/>
+          <w:szCs w:val="22"/>
+        </w:rPr>
+        <w:t>FIREFate</w:t>
+      </w:r>
+      <w:proofErr w:type="spellEnd"/>
+      <w:r>
+        <w:rPr>
+          <w:rStyle w:val="Strong"/>
+          <w:rFonts w:ascii="Calibri" w:eastAsiaTheme="majorEastAsia" w:hAnsi="Calibri" w:cs="Calibri"/>
+          <w:color w:val="000000" w:themeColor="text1"/>
+          <w:sz w:val="22"/>
+          <w:szCs w:val="22"/>
+        </w:rPr>
+        <w:t xml:space="preserve"> </w:t>
+      </w:r>
+      <w:r>
+        <w:rPr>
+          <w:rStyle w:val="Strong"/>
+          <w:rFonts w:ascii="Calibri" w:eastAsiaTheme="majorEastAsia" w:hAnsi="Calibri" w:cs="Calibri"/>
+          <w:color w:val="000000" w:themeColor="text1"/>
+          <w:sz w:val="22"/>
+          <w:szCs w:val="22"/>
+        </w:rPr>
+        <w:t xml:space="preserve">cellular programs </w:t>
+      </w:r>
+      <w:r>
+        <w:rPr>
+          <w:rStyle w:val="Strong"/>
+          <w:rFonts w:ascii="Calibri" w:eastAsiaTheme="majorEastAsia" w:hAnsi="Calibri" w:cs="Calibri"/>
+          <w:color w:val="000000" w:themeColor="text1"/>
+          <w:sz w:val="22"/>
+          <w:szCs w:val="22"/>
+        </w:rPr>
+        <w:t xml:space="preserve">using </w:t>
+      </w:r>
+      <w:r>
+        <w:rPr>
+          <w:rFonts w:ascii="Calibri" w:hAnsi="Calibri" w:cs="Calibri"/>
+          <w:b/>
+          <w:bCs/>
+          <w:color w:val="000000" w:themeColor="text1"/>
+          <w:sz w:val="22"/>
+          <w:szCs w:val="22"/>
+        </w:rPr>
+        <w:t>LLM-based gene set enrichment analysis</w:t>
+      </w:r>
+      <w:r>
+        <w:rPr>
+          <w:rFonts w:ascii="Calibri" w:hAnsi="Calibri" w:cs="Calibri"/>
+          <w:b/>
+          <w:bCs/>
+          <w:color w:val="000000" w:themeColor="text1"/>
+          <w:sz w:val="22"/>
+          <w:szCs w:val="22"/>
+        </w:rPr>
+        <w:t>.</w:t>
+      </w:r>
     </w:p>
     <w:p>
       <w:pPr>
@@ -5962,13 +5681,111 @@
         <w:spacing w:before="0" w:beforeAutospacing="0" w:after="0" w:afterAutospacing="0" w:line="276" w:lineRule="auto"/>
         <w:jc w:val="both"/>
         <w:rPr>
-          <w:rStyle w:val="Strong"/>
-          <w:rFonts w:ascii="Calibri" w:eastAsiaTheme="majorEastAsia" w:hAnsi="Calibri" w:cs="Calibri"/>
-          <w:color w:val="000000" w:themeColor="text1"/>
-          <w:sz w:val="22"/>
-          <w:szCs w:val="22"/>
-        </w:rPr>
-      </w:pPr>
+          <w:rFonts w:ascii="Calibri" w:hAnsi="Calibri" w:cs="Calibri"/>
+          <w:color w:val="000000" w:themeColor="text1"/>
+          <w:sz w:val="22"/>
+          <w:szCs w:val="22"/>
+        </w:rPr>
+      </w:pPr>
+      <w:r>
+        <w:rPr>
+          <w:rFonts w:ascii="Calibri" w:hAnsi="Calibri" w:cs="Calibri"/>
+          <w:color w:val="000000" w:themeColor="text1"/>
+          <w:sz w:val="22"/>
+          <w:szCs w:val="22"/>
+        </w:rPr>
+        <w:t xml:space="preserve">To derive biologically meaningful modules and corresponding labels for each </w:t>
+      </w:r>
+      <w:r>
+        <w:rPr>
+          <w:rFonts w:ascii="Calibri" w:hAnsi="Calibri" w:cs="Calibri"/>
+          <w:color w:val="000000" w:themeColor="text1"/>
+          <w:sz w:val="22"/>
+          <w:szCs w:val="22"/>
+        </w:rPr>
+        <w:t>CP</w:t>
+      </w:r>
+      <w:r>
+        <w:rPr>
+          <w:rFonts w:ascii="Calibri" w:hAnsi="Calibri" w:cs="Calibri"/>
+          <w:color w:val="000000" w:themeColor="text1"/>
+          <w:sz w:val="22"/>
+          <w:szCs w:val="22"/>
+        </w:rPr>
+        <w:t xml:space="preserve">, a large language model (LLM)-based gene set enrichment approach </w:t>
+      </w:r>
+      <w:r>
+        <w:rPr>
+          <w:rFonts w:ascii="Calibri" w:hAnsi="Calibri" w:cs="Calibri"/>
+          <w:color w:val="000000" w:themeColor="text1"/>
+          <w:sz w:val="22"/>
+          <w:szCs w:val="22"/>
+        </w:rPr>
+        <w:t>is</w:t>
+      </w:r>
+      <w:r>
+        <w:rPr>
+          <w:rFonts w:ascii="Calibri" w:hAnsi="Calibri" w:cs="Calibri"/>
+          <w:color w:val="000000" w:themeColor="text1"/>
+          <w:sz w:val="22"/>
+          <w:szCs w:val="22"/>
+        </w:rPr>
+        <w:t xml:space="preserve"> applied </w:t>
+      </w:r>
+      <w:r>
+        <w:rPr>
+          <w:rFonts w:ascii="Calibri" w:hAnsi="Calibri" w:cs="Calibri"/>
+          <w:color w:val="000000" w:themeColor="text1"/>
+          <w:sz w:val="22"/>
+          <w:szCs w:val="22"/>
+        </w:rPr>
+        <w:t xml:space="preserve">on the top-ranked genes within each </w:t>
+      </w:r>
+      <w:r>
+        <w:rPr>
+          <w:rFonts w:ascii="Calibri" w:hAnsi="Calibri" w:cs="Calibri"/>
+          <w:color w:val="000000" w:themeColor="text1"/>
+          <w:sz w:val="22"/>
+          <w:szCs w:val="22"/>
+        </w:rPr>
+        <w:t>CP</w:t>
+      </w:r>
+      <w:r>
+        <w:rPr>
+          <w:rFonts w:ascii="Calibri" w:hAnsi="Calibri" w:cs="Calibri"/>
+          <w:color w:val="000000" w:themeColor="text1"/>
+          <w:sz w:val="22"/>
+          <w:szCs w:val="22"/>
+        </w:rPr>
+        <w:t xml:space="preserve"> </w:t>
+      </w:r>
+      <w:r>
+        <w:rPr>
+          <w:rFonts w:ascii="Calibri" w:hAnsi="Calibri" w:cs="Calibri"/>
+          <w:color w:val="000000" w:themeColor="text1"/>
+          <w:sz w:val="22"/>
+          <w:szCs w:val="22"/>
+        </w:rPr>
+        <w:t>using</w:t>
+      </w:r>
+      <w:r>
+        <w:rPr>
+          <w:rFonts w:ascii="Calibri" w:hAnsi="Calibri" w:cs="Calibri"/>
+          <w:color w:val="000000" w:themeColor="text1"/>
+          <w:sz w:val="22"/>
+          <w:szCs w:val="22"/>
+        </w:rPr>
+        <w:t xml:space="preserve"> a customized prompt</w:t>
+      </w:r>
+      <w:r>
+        <w:rPr>
+          <w:rFonts w:ascii="Calibri" w:hAnsi="Calibri" w:cs="Calibri"/>
+          <w:color w:val="000000" w:themeColor="text1"/>
+          <w:sz w:val="22"/>
+          <w:szCs w:val="22"/>
+        </w:rPr>
+        <w:t>.</w:t>
+      </w:r>
     </w:p>
     <w:p>
       <w:pPr>
@@ -5983,26 +5800,6 @@
           <w:szCs w:val="22"/>
         </w:rPr>
       </w:pPr>
-      <w:r>
-        <w:rPr>
-          <w:rFonts w:asciiTheme="majorHAnsi" w:hAnsiTheme="majorHAnsi" w:cstheme="majorHAnsi"/>
-          <w:b/>
-          <w:bCs/>
-          <w:color w:val="000000" w:themeColor="text1"/>
-          <w:u w:val="single"/>
-        </w:rPr>
-        <w:t>Extended Fig 2</w:t>
-      </w:r>
-      <w:r>
-        <w:rPr>
-          <w:rFonts w:asciiTheme="majorHAnsi" w:hAnsiTheme="majorHAnsi" w:cstheme="majorHAnsi"/>
-          <w:b/>
-          <w:bCs/>
-          <w:color w:val="000000" w:themeColor="text1"/>
-          <w:u w:val="single"/>
-        </w:rPr>
-        <w:t>:</w:t>
-      </w:r>
     </w:p>
     <w:p>
       <w:pPr>
@@ -6024,7 +5821,7 @@
           <w:sz w:val="22"/>
           <w:szCs w:val="22"/>
         </w:rPr>
-        <w:t>A. CD8⁺ T cell state transitions</w:t>
+        <w:t xml:space="preserve">E. </w:t>
       </w:r>
       <w:r>
         <w:rPr>
@@ -6034,7 +5831,7 @@
           <w:sz w:val="22"/>
           <w:szCs w:val="22"/>
         </w:rPr>
-        <w:t xml:space="preserve"> under chronic antgene exposure</w:t>
+        <w:t>Phenotypic signatures of cellular programs</w:t>
       </w:r>
       <w:r>
         <w:rPr>
@@ -6044,16 +5841,36 @@
           <w:sz w:val="22"/>
           <w:szCs w:val="22"/>
         </w:rPr>
-        <w:t>.</w:t>
-      </w:r>
-      <w:r>
-        <w:rPr>
-          <w:rFonts w:ascii="Calibri" w:hAnsi="Calibri" w:cs="Calibri"/>
-          <w:color w:val="000000" w:themeColor="text1"/>
-          <w:sz w:val="22"/>
-          <w:szCs w:val="22"/>
-        </w:rPr>
         <w:t xml:space="preserve"> </w:t>
+      </w:r>
+      <w:r>
+        <w:rPr>
+          <w:rStyle w:val="Strong"/>
+          <w:rFonts w:ascii="Calibri" w:eastAsiaTheme="majorEastAsia" w:hAnsi="Calibri" w:cs="Calibri"/>
+          <w:color w:val="000000" w:themeColor="text1"/>
+          <w:sz w:val="22"/>
+          <w:szCs w:val="22"/>
+        </w:rPr>
+        <w:t xml:space="preserve">underlying the </w:t>
+      </w:r>
+      <w:r>
+        <w:rPr>
+          <w:rStyle w:val="Strong"/>
+          <w:rFonts w:ascii="Calibri" w:eastAsiaTheme="majorEastAsia" w:hAnsi="Calibri" w:cs="Calibri"/>
+          <w:color w:val="000000" w:themeColor="text1"/>
+          <w:sz w:val="22"/>
+          <w:szCs w:val="22"/>
+        </w:rPr>
+        <w:t>GC-PB cell states</w:t>
+      </w:r>
+      <w:r>
+        <w:rPr>
+          <w:rFonts w:ascii="Calibri" w:hAnsi="Calibri" w:cs="Calibri"/>
+          <w:color w:val="000000" w:themeColor="text1"/>
+          <w:sz w:val="22"/>
+          <w:szCs w:val="22"/>
+        </w:rPr>
+        <w:t xml:space="preserve">. </w:t>
       </w:r>
     </w:p>
     <w:p>
@@ -6075,7 +5892,97 @@
           <w:sz w:val="22"/>
           <w:szCs w:val="22"/>
         </w:rPr>
-        <w:t>Schematic of CD8⁺ T cell progression toward exhaustion, diverging into terminally exhausted (Tex-term) and KLR-expressing cytotoxic (Tex-KLR) states.</w:t>
+        <w:t>Model-derived cellular programs comparing PB and GC highlight key functional categories assigne</w:t>
+      </w:r>
+      <w:r>
+        <w:rPr>
+          <w:rFonts w:ascii="Calibri" w:hAnsi="Calibri" w:cs="Calibri"/>
+          <w:color w:val="000000" w:themeColor="text1"/>
+          <w:sz w:val="22"/>
+          <w:szCs w:val="22"/>
+        </w:rPr>
+        <w:t>d</w:t>
+      </w:r>
+      <w:r>
+        <w:rPr>
+          <w:rFonts w:ascii="Calibri" w:hAnsi="Calibri" w:cs="Calibri"/>
+          <w:color w:val="000000" w:themeColor="text1"/>
+          <w:sz w:val="22"/>
+          <w:szCs w:val="22"/>
+        </w:rPr>
+        <w:t>, with top genes showing distinct expression patterns across conditions</w:t>
+      </w:r>
+      <w:r>
+        <w:rPr>
+          <w:rFonts w:ascii="Calibri" w:hAnsi="Calibri" w:cs="Calibri"/>
+          <w:color w:val="000000" w:themeColor="text1"/>
+          <w:sz w:val="22"/>
+          <w:szCs w:val="22"/>
+        </w:rPr>
+        <w:t xml:space="preserve"> (green</w:t>
+      </w:r>
+      <w:r>
+        <w:rPr>
+          <w:rFonts w:ascii="Calibri" w:hAnsi="Calibri" w:cs="Calibri"/>
+          <w:color w:val="000000" w:themeColor="text1"/>
+          <w:sz w:val="22"/>
+          <w:szCs w:val="22"/>
+        </w:rPr>
+        <w:t xml:space="preserve"> and </w:t>
+      </w:r>
+      <w:r>
+        <w:rPr>
+          <w:rFonts w:ascii="Calibri" w:hAnsi="Calibri" w:cs="Calibri"/>
+          <w:color w:val="000000" w:themeColor="text1"/>
+          <w:sz w:val="22"/>
+          <w:szCs w:val="22"/>
+        </w:rPr>
+        <w:t>pink</w:t>
+      </w:r>
+      <w:r>
+        <w:rPr>
+          <w:rFonts w:ascii="Calibri" w:hAnsi="Calibri" w:cs="Calibri"/>
+          <w:color w:val="000000" w:themeColor="text1"/>
+          <w:sz w:val="22"/>
+          <w:szCs w:val="22"/>
+        </w:rPr>
+        <w:t xml:space="preserve"> indicating higher expression in </w:t>
+      </w:r>
+      <w:r>
+        <w:rPr>
+          <w:rFonts w:ascii="Calibri" w:hAnsi="Calibri" w:cs="Calibri"/>
+          <w:color w:val="000000" w:themeColor="text1"/>
+          <w:sz w:val="22"/>
+          <w:szCs w:val="22"/>
+        </w:rPr>
+        <w:t>GC</w:t>
+      </w:r>
+      <w:r>
+        <w:rPr>
+          <w:rFonts w:ascii="Calibri" w:hAnsi="Calibri" w:cs="Calibri"/>
+          <w:color w:val="000000" w:themeColor="text1"/>
+          <w:sz w:val="22"/>
+          <w:szCs w:val="22"/>
+        </w:rPr>
+        <w:t xml:space="preserve"> </w:t>
+      </w:r>
+      <w:r>
+        <w:rPr>
+          <w:rFonts w:ascii="Calibri" w:hAnsi="Calibri" w:cs="Calibri"/>
+          <w:color w:val="000000" w:themeColor="text1"/>
+          <w:sz w:val="22"/>
+          <w:szCs w:val="22"/>
+        </w:rPr>
+        <w:t>and PB, respectively)</w:t>
+      </w:r>
+      <w:r>
+        <w:rPr>
+          <w:rFonts w:ascii="Calibri" w:hAnsi="Calibri" w:cs="Calibri"/>
+          <w:color w:val="000000" w:themeColor="text1"/>
+          <w:sz w:val="22"/>
+          <w:szCs w:val="22"/>
+        </w:rPr>
+        <w:t>.</w:t>
       </w:r>
     </w:p>
     <w:p>
@@ -6084,7 +5991,8 @@
         <w:spacing w:before="0" w:beforeAutospacing="0" w:after="0" w:afterAutospacing="0" w:line="276" w:lineRule="auto"/>
         <w:jc w:val="both"/>
         <w:rPr>
-          <w:rFonts w:ascii="Calibri" w:hAnsi="Calibri" w:cs="Calibri"/>
+          <w:rStyle w:val="Strong"/>
+          <w:rFonts w:ascii="Calibri" w:eastAsiaTheme="majorEastAsia" w:hAnsi="Calibri" w:cs="Calibri"/>
           <w:color w:val="000000" w:themeColor="text1"/>
           <w:sz w:val="22"/>
           <w:szCs w:val="22"/>
@@ -6112,6 +6020,656 @@
           <w:sz w:val="22"/>
           <w:szCs w:val="22"/>
         </w:rPr>
+        <w:t xml:space="preserve">F. </w:t>
+      </w:r>
+      <w:r>
+        <w:rPr>
+          <w:rStyle w:val="Strong"/>
+          <w:rFonts w:ascii="Calibri" w:eastAsiaTheme="majorEastAsia" w:hAnsi="Calibri" w:cs="Calibri"/>
+          <w:color w:val="000000" w:themeColor="text1"/>
+          <w:sz w:val="22"/>
+          <w:szCs w:val="22"/>
+        </w:rPr>
+        <w:t>P</w:t>
+      </w:r>
+      <w:r>
+        <w:rPr>
+          <w:rStyle w:val="Strong"/>
+          <w:rFonts w:ascii="Calibri" w:eastAsiaTheme="majorEastAsia" w:hAnsi="Calibri" w:cs="Calibri"/>
+          <w:color w:val="000000" w:themeColor="text1"/>
+          <w:sz w:val="22"/>
+          <w:szCs w:val="22"/>
+        </w:rPr>
+        <w:t>erformance</w:t>
+      </w:r>
+      <w:r>
+        <w:rPr>
+          <w:rStyle w:val="Strong"/>
+          <w:rFonts w:ascii="Calibri" w:eastAsiaTheme="majorEastAsia" w:hAnsi="Calibri" w:cs="Calibri"/>
+          <w:color w:val="000000" w:themeColor="text1"/>
+          <w:sz w:val="22"/>
+          <w:szCs w:val="22"/>
+        </w:rPr>
+        <w:t xml:space="preserve"> of </w:t>
+      </w:r>
+      <w:r>
+        <w:rPr>
+          <w:rStyle w:val="Strong"/>
+          <w:rFonts w:ascii="Calibri" w:eastAsiaTheme="majorEastAsia" w:hAnsi="Calibri" w:cs="Calibri"/>
+          <w:color w:val="000000" w:themeColor="text1"/>
+          <w:sz w:val="22"/>
+          <w:szCs w:val="22"/>
+        </w:rPr>
+        <w:t>Interpretable machine learning</w:t>
+      </w:r>
+      <w:r>
+        <w:rPr>
+          <w:rStyle w:val="Strong"/>
+          <w:rFonts w:ascii="Calibri" w:eastAsiaTheme="majorEastAsia" w:hAnsi="Calibri" w:cs="Calibri"/>
+          <w:color w:val="000000" w:themeColor="text1"/>
+          <w:sz w:val="22"/>
+          <w:szCs w:val="22"/>
+        </w:rPr>
+        <w:t xml:space="preserve"> model on single cell RNA-seq data </w:t>
+      </w:r>
+      <w:r>
+        <w:rPr>
+          <w:rStyle w:val="Strong"/>
+          <w:rFonts w:ascii="Calibri" w:eastAsiaTheme="majorEastAsia" w:hAnsi="Calibri" w:cs="Calibri"/>
+          <w:color w:val="000000" w:themeColor="text1"/>
+          <w:sz w:val="22"/>
+          <w:szCs w:val="22"/>
+        </w:rPr>
+        <w:t>of</w:t>
+      </w:r>
+      <w:r>
+        <w:rPr>
+          <w:rStyle w:val="Strong"/>
+          <w:rFonts w:ascii="Calibri" w:eastAsiaTheme="majorEastAsia" w:hAnsi="Calibri" w:cs="Calibri"/>
+          <w:color w:val="000000" w:themeColor="text1"/>
+          <w:sz w:val="22"/>
+          <w:szCs w:val="22"/>
+        </w:rPr>
+        <w:t xml:space="preserve"> GC and PB states.</w:t>
+      </w:r>
+    </w:p>
+    <w:p>
+      <w:pPr>
+        <w:pStyle w:val="NormalWeb"/>
+        <w:spacing w:before="0" w:beforeAutospacing="0" w:after="0" w:afterAutospacing="0" w:line="276" w:lineRule="auto"/>
+        <w:jc w:val="both"/>
+        <w:rPr>
+          <w:rFonts w:ascii="Calibri" w:hAnsi="Calibri" w:cs="Calibri"/>
+          <w:color w:val="000000" w:themeColor="text1"/>
+          <w:sz w:val="22"/>
+          <w:szCs w:val="22"/>
+        </w:rPr>
+      </w:pPr>
+      <w:r>
+        <w:rPr>
+          <w:rFonts w:ascii="Calibri" w:hAnsi="Calibri" w:cs="Calibri"/>
+          <w:color w:val="000000" w:themeColor="text1"/>
+          <w:sz w:val="22"/>
+          <w:szCs w:val="22"/>
+        </w:rPr>
+        <w:t xml:space="preserve">The </w:t>
+      </w:r>
+      <w:r>
+        <w:rPr>
+          <w:rFonts w:ascii="Calibri" w:hAnsi="Calibri" w:cs="Calibri"/>
+          <w:color w:val="000000" w:themeColor="text1"/>
+          <w:sz w:val="22"/>
+          <w:szCs w:val="22"/>
+        </w:rPr>
+        <w:t>model performance for PB versus GC</w:t>
+      </w:r>
+      <w:r>
+        <w:rPr>
+          <w:rFonts w:ascii="Calibri" w:hAnsi="Calibri" w:cs="Calibri"/>
+          <w:color w:val="000000" w:themeColor="text1"/>
+          <w:sz w:val="22"/>
+          <w:szCs w:val="22"/>
+        </w:rPr>
+        <w:t xml:space="preserve"> </w:t>
+      </w:r>
+      <w:r>
+        <w:rPr>
+          <w:rStyle w:val="Strong"/>
+          <w:rFonts w:ascii="Calibri" w:eastAsiaTheme="majorEastAsia" w:hAnsi="Calibri" w:cs="Calibri"/>
+          <w:b w:val="0"/>
+          <w:bCs w:val="0"/>
+          <w:color w:val="000000" w:themeColor="text1"/>
+          <w:sz w:val="22"/>
+          <w:szCs w:val="22"/>
+        </w:rPr>
+        <w:t>from single cell RNA-seq data</w:t>
+      </w:r>
+      <w:r>
+        <w:rPr>
+          <w:rStyle w:val="Strong"/>
+          <w:rFonts w:ascii="Calibri" w:eastAsiaTheme="majorEastAsia" w:hAnsi="Calibri" w:cs="Calibri"/>
+          <w:b w:val="0"/>
+          <w:bCs w:val="0"/>
+          <w:color w:val="000000" w:themeColor="text1"/>
+          <w:sz w:val="22"/>
+          <w:szCs w:val="22"/>
+        </w:rPr>
+        <w:t>.</w:t>
+      </w:r>
+    </w:p>
+    <w:p>
+      <w:pPr>
+        <w:pStyle w:val="NormalWeb"/>
+        <w:spacing w:before="0" w:beforeAutospacing="0" w:after="0" w:afterAutospacing="0" w:line="276" w:lineRule="auto"/>
+        <w:jc w:val="both"/>
+        <w:rPr>
+          <w:rFonts w:ascii="Calibri" w:hAnsi="Calibri" w:cs="Calibri"/>
+          <w:color w:val="000000" w:themeColor="text1"/>
+          <w:sz w:val="22"/>
+          <w:szCs w:val="22"/>
+        </w:rPr>
+      </w:pPr>
+    </w:p>
+    <w:p>
+      <w:pPr>
+        <w:pStyle w:val="NormalWeb"/>
+        <w:spacing w:before="0" w:beforeAutospacing="0" w:after="0" w:afterAutospacing="0" w:line="276" w:lineRule="auto"/>
+        <w:jc w:val="both"/>
+        <w:rPr>
+          <w:rStyle w:val="Strong"/>
+          <w:rFonts w:ascii="Calibri" w:eastAsiaTheme="majorEastAsia" w:hAnsi="Calibri" w:cs="Calibri"/>
+          <w:color w:val="000000" w:themeColor="text1"/>
+          <w:sz w:val="22"/>
+          <w:szCs w:val="22"/>
+        </w:rPr>
+      </w:pPr>
+      <w:r>
+        <w:rPr>
+          <w:rStyle w:val="Strong"/>
+          <w:rFonts w:ascii="Calibri" w:eastAsiaTheme="majorEastAsia" w:hAnsi="Calibri" w:cs="Calibri"/>
+          <w:color w:val="000000" w:themeColor="text1"/>
+          <w:sz w:val="22"/>
+          <w:szCs w:val="22"/>
+        </w:rPr>
+        <w:t>G</w:t>
+      </w:r>
+      <w:r>
+        <w:rPr>
+          <w:rStyle w:val="Strong"/>
+          <w:rFonts w:ascii="Calibri" w:eastAsiaTheme="majorEastAsia" w:hAnsi="Calibri" w:cs="Calibri"/>
+          <w:color w:val="000000" w:themeColor="text1"/>
+          <w:sz w:val="22"/>
+          <w:szCs w:val="22"/>
+        </w:rPr>
+        <w:t xml:space="preserve">. Significant standalone </w:t>
+      </w:r>
+      <w:r>
+        <w:rPr>
+          <w:rStyle w:val="Strong"/>
+          <w:rFonts w:ascii="Calibri" w:eastAsiaTheme="majorEastAsia" w:hAnsi="Calibri" w:cs="Calibri"/>
+          <w:color w:val="000000" w:themeColor="text1"/>
+          <w:sz w:val="22"/>
+          <w:szCs w:val="22"/>
+        </w:rPr>
+        <w:t>cellular program</w:t>
+      </w:r>
+      <w:r>
+        <w:rPr>
+          <w:rStyle w:val="Strong"/>
+          <w:rFonts w:ascii="Calibri" w:eastAsiaTheme="majorEastAsia" w:hAnsi="Calibri" w:cs="Calibri"/>
+          <w:color w:val="000000" w:themeColor="text1"/>
+          <w:sz w:val="22"/>
+          <w:szCs w:val="22"/>
+        </w:rPr>
+        <w:t xml:space="preserve"> scores from </w:t>
+      </w:r>
+      <w:r>
+        <w:rPr>
+          <w:rStyle w:val="Strong"/>
+          <w:rFonts w:ascii="Calibri" w:eastAsiaTheme="majorEastAsia" w:hAnsi="Calibri" w:cs="Calibri"/>
+          <w:color w:val="000000" w:themeColor="text1"/>
+          <w:sz w:val="22"/>
+          <w:szCs w:val="22"/>
+        </w:rPr>
+        <w:t>the model</w:t>
+      </w:r>
+      <w:r>
+        <w:rPr>
+          <w:rStyle w:val="Strong"/>
+          <w:rFonts w:ascii="Calibri" w:eastAsiaTheme="majorEastAsia" w:hAnsi="Calibri" w:cs="Calibri"/>
+          <w:color w:val="000000" w:themeColor="text1"/>
+          <w:sz w:val="22"/>
+          <w:szCs w:val="22"/>
+        </w:rPr>
+        <w:t xml:space="preserve"> on single cell RNA-seq distinguish PB cells from GC cells.</w:t>
+      </w:r>
+    </w:p>
+    <w:p>
+      <w:pPr>
+        <w:pStyle w:val="NormalWeb"/>
+        <w:spacing w:before="0" w:beforeAutospacing="0" w:after="0" w:afterAutospacing="0" w:line="276" w:lineRule="auto"/>
+        <w:jc w:val="both"/>
+        <w:rPr>
+          <w:rFonts w:ascii="Calibri" w:hAnsi="Calibri" w:cs="Calibri"/>
+          <w:color w:val="000000" w:themeColor="text1"/>
+          <w:sz w:val="22"/>
+          <w:szCs w:val="22"/>
+        </w:rPr>
+      </w:pPr>
+      <w:r>
+        <w:rPr>
+          <w:rFonts w:ascii="Calibri" w:hAnsi="Calibri" w:cs="Calibri"/>
+          <w:color w:val="000000" w:themeColor="text1"/>
+          <w:sz w:val="22"/>
+          <w:szCs w:val="22"/>
+        </w:rPr>
+        <w:t xml:space="preserve">Distribution of significant cellular program scores from </w:t>
+      </w:r>
+      <w:r>
+        <w:rPr>
+          <w:rFonts w:ascii="Calibri" w:hAnsi="Calibri" w:cs="Calibri"/>
+          <w:color w:val="000000" w:themeColor="text1"/>
+          <w:sz w:val="22"/>
+          <w:szCs w:val="22"/>
+        </w:rPr>
+        <w:t>the</w:t>
+      </w:r>
+      <w:r>
+        <w:rPr>
+          <w:rFonts w:ascii="Calibri" w:hAnsi="Calibri" w:cs="Calibri"/>
+          <w:color w:val="000000" w:themeColor="text1"/>
+          <w:sz w:val="22"/>
+          <w:szCs w:val="22"/>
+        </w:rPr>
+        <w:t xml:space="preserve"> model trained on PB and GC B cells</w:t>
+      </w:r>
+      <w:r>
+        <w:rPr>
+          <w:rFonts w:ascii="Calibri" w:hAnsi="Calibri" w:cs="Calibri"/>
+          <w:color w:val="000000" w:themeColor="text1"/>
+          <w:sz w:val="22"/>
+          <w:szCs w:val="22"/>
+        </w:rPr>
+        <w:t xml:space="preserve"> (</w:t>
+      </w:r>
+      <w:proofErr w:type="spellStart"/>
+      <w:r>
+        <w:rPr>
+          <w:rFonts w:ascii="Calibri" w:hAnsi="Calibri" w:cs="Calibri"/>
+          <w:color w:val="000000" w:themeColor="text1"/>
+          <w:sz w:val="22"/>
+          <w:szCs w:val="22"/>
+        </w:rPr>
+        <w:t>scRNA</w:t>
+      </w:r>
+      <w:proofErr w:type="spellEnd"/>
+      <w:r>
+        <w:rPr>
+          <w:rFonts w:ascii="Calibri" w:hAnsi="Calibri" w:cs="Calibri"/>
+          <w:color w:val="000000" w:themeColor="text1"/>
+          <w:sz w:val="22"/>
+          <w:szCs w:val="22"/>
+        </w:rPr>
+        <w:t>-seq data)</w:t>
+      </w:r>
+      <w:r>
+        <w:rPr>
+          <w:rFonts w:ascii="Calibri" w:hAnsi="Calibri" w:cs="Calibri"/>
+          <w:color w:val="000000" w:themeColor="text1"/>
+          <w:sz w:val="22"/>
+          <w:szCs w:val="22"/>
+        </w:rPr>
+        <w:t>, with PB (pink) and GC (green); x-axis shows significant standalone cellular program scores.</w:t>
+      </w:r>
+    </w:p>
+    <w:p>
+      <w:pPr>
+        <w:pStyle w:val="NormalWeb"/>
+        <w:spacing w:before="0" w:beforeAutospacing="0" w:after="0" w:afterAutospacing="0" w:line="276" w:lineRule="auto"/>
+        <w:jc w:val="both"/>
+        <w:rPr>
+          <w:rFonts w:ascii="Calibri" w:hAnsi="Calibri" w:cs="Calibri"/>
+          <w:color w:val="000000" w:themeColor="text1"/>
+          <w:sz w:val="22"/>
+          <w:szCs w:val="22"/>
+        </w:rPr>
+      </w:pPr>
+    </w:p>
+    <w:p>
+      <w:pPr>
+        <w:pStyle w:val="NormalWeb"/>
+        <w:spacing w:before="0" w:beforeAutospacing="0" w:after="0" w:afterAutospacing="0" w:line="276" w:lineRule="auto"/>
+        <w:jc w:val="both"/>
+        <w:rPr>
+          <w:rFonts w:ascii="Calibri" w:hAnsi="Calibri" w:cs="Calibri"/>
+          <w:color w:val="000000" w:themeColor="text1"/>
+          <w:sz w:val="22"/>
+          <w:szCs w:val="22"/>
+        </w:rPr>
+      </w:pPr>
+      <w:r>
+        <w:rPr>
+          <w:rStyle w:val="Strong"/>
+          <w:rFonts w:ascii="Calibri" w:eastAsiaTheme="majorEastAsia" w:hAnsi="Calibri" w:cs="Calibri"/>
+          <w:color w:val="000000" w:themeColor="text1"/>
+          <w:sz w:val="22"/>
+          <w:szCs w:val="22"/>
+        </w:rPr>
+        <w:t>H</w:t>
+      </w:r>
+      <w:r>
+        <w:rPr>
+          <w:rStyle w:val="Strong"/>
+          <w:rFonts w:ascii="Calibri" w:eastAsiaTheme="majorEastAsia" w:hAnsi="Calibri" w:cs="Calibri"/>
+          <w:color w:val="000000" w:themeColor="text1"/>
+          <w:sz w:val="22"/>
+          <w:szCs w:val="22"/>
+        </w:rPr>
+        <w:t>. Cross-modality validation of programs</w:t>
+      </w:r>
+      <w:r>
+        <w:rPr>
+          <w:rStyle w:val="Strong"/>
+          <w:rFonts w:ascii="Calibri" w:eastAsiaTheme="majorEastAsia" w:hAnsi="Calibri" w:cs="Calibri"/>
+          <w:color w:val="000000" w:themeColor="text1"/>
+          <w:sz w:val="22"/>
+          <w:szCs w:val="22"/>
+        </w:rPr>
+        <w:t xml:space="preserve"> inferred from interpretable machine learning models</w:t>
+      </w:r>
+      <w:r>
+        <w:rPr>
+          <w:rStyle w:val="Strong"/>
+          <w:rFonts w:ascii="Calibri" w:eastAsiaTheme="majorEastAsia" w:hAnsi="Calibri" w:cs="Calibri"/>
+          <w:color w:val="000000" w:themeColor="text1"/>
+          <w:sz w:val="22"/>
+          <w:szCs w:val="22"/>
+        </w:rPr>
+        <w:t>.</w:t>
+      </w:r>
+    </w:p>
+    <w:p>
+      <w:pPr>
+        <w:pStyle w:val="NormalWeb"/>
+        <w:spacing w:before="0" w:beforeAutospacing="0" w:after="0" w:afterAutospacing="0" w:line="276" w:lineRule="auto"/>
+        <w:jc w:val="both"/>
+        <w:rPr>
+          <w:rFonts w:ascii="Calibri" w:hAnsi="Calibri" w:cs="Calibri"/>
+          <w:color w:val="000000" w:themeColor="text1"/>
+          <w:sz w:val="22"/>
+          <w:szCs w:val="22"/>
+        </w:rPr>
+      </w:pPr>
+      <w:r>
+        <w:rPr>
+          <w:rFonts w:ascii="Calibri" w:hAnsi="Calibri" w:cs="Calibri"/>
+          <w:color w:val="000000" w:themeColor="text1"/>
+          <w:sz w:val="22"/>
+          <w:szCs w:val="22"/>
+        </w:rPr>
+        <w:t>Performance of models trained on multi-</w:t>
+      </w:r>
+      <w:proofErr w:type="spellStart"/>
+      <w:r>
+        <w:rPr>
+          <w:rFonts w:ascii="Calibri" w:hAnsi="Calibri" w:cs="Calibri"/>
+          <w:color w:val="000000" w:themeColor="text1"/>
+          <w:sz w:val="22"/>
+          <w:szCs w:val="22"/>
+        </w:rPr>
+        <w:t>ome</w:t>
+      </w:r>
+      <w:proofErr w:type="spellEnd"/>
+      <w:r>
+        <w:rPr>
+          <w:rFonts w:ascii="Calibri" w:hAnsi="Calibri" w:cs="Calibri"/>
+          <w:color w:val="000000" w:themeColor="text1"/>
+          <w:sz w:val="22"/>
+          <w:szCs w:val="22"/>
+        </w:rPr>
+        <w:t xml:space="preserve"> </w:t>
+      </w:r>
+      <w:proofErr w:type="spellStart"/>
+      <w:r>
+        <w:rPr>
+          <w:rFonts w:ascii="Calibri" w:hAnsi="Calibri" w:cs="Calibri"/>
+          <w:color w:val="000000" w:themeColor="text1"/>
+          <w:sz w:val="22"/>
+          <w:szCs w:val="22"/>
+        </w:rPr>
+        <w:t>scRNA</w:t>
+      </w:r>
+      <w:proofErr w:type="spellEnd"/>
+      <w:r>
+        <w:rPr>
+          <w:rFonts w:ascii="Calibri" w:hAnsi="Calibri" w:cs="Calibri"/>
+          <w:color w:val="000000" w:themeColor="text1"/>
+          <w:sz w:val="22"/>
+          <w:szCs w:val="22"/>
+        </w:rPr>
+        <w:t xml:space="preserve">-seq data and tested on </w:t>
+      </w:r>
+      <w:proofErr w:type="spellStart"/>
+      <w:r>
+        <w:rPr>
+          <w:rFonts w:ascii="Calibri" w:hAnsi="Calibri" w:cs="Calibri"/>
+          <w:color w:val="000000" w:themeColor="text1"/>
+          <w:sz w:val="22"/>
+          <w:szCs w:val="22"/>
+        </w:rPr>
+        <w:t>scRNA</w:t>
+      </w:r>
+      <w:proofErr w:type="spellEnd"/>
+      <w:r>
+        <w:rPr>
+          <w:rFonts w:ascii="Calibri" w:hAnsi="Calibri" w:cs="Calibri"/>
+          <w:color w:val="000000" w:themeColor="text1"/>
+          <w:sz w:val="22"/>
+          <w:szCs w:val="22"/>
+        </w:rPr>
+        <w:t>-seq-only data (AUC = 0.96), and vice versa (AUC = 0.94)</w:t>
+      </w:r>
+      <w:r>
+        <w:rPr>
+          <w:rFonts w:ascii="Calibri" w:hAnsi="Calibri" w:cs="Calibri"/>
+          <w:color w:val="000000" w:themeColor="text1"/>
+          <w:sz w:val="22"/>
+          <w:szCs w:val="22"/>
+        </w:rPr>
+        <w:t>.</w:t>
+      </w:r>
+    </w:p>
+    <w:p>
+      <w:pPr>
+        <w:pStyle w:val="NormalWeb"/>
+        <w:spacing w:before="0" w:beforeAutospacing="0" w:after="0" w:afterAutospacing="0" w:line="276" w:lineRule="auto"/>
+        <w:jc w:val="both"/>
+        <w:rPr>
+          <w:rFonts w:ascii="Calibri" w:hAnsi="Calibri" w:cs="Calibri"/>
+          <w:color w:val="000000" w:themeColor="text1"/>
+          <w:sz w:val="22"/>
+          <w:szCs w:val="22"/>
+        </w:rPr>
+      </w:pPr>
+    </w:p>
+    <w:p>
+      <w:pPr>
+        <w:pStyle w:val="NormalWeb"/>
+        <w:spacing w:before="0" w:beforeAutospacing="0" w:after="0" w:afterAutospacing="0" w:line="276" w:lineRule="auto"/>
+        <w:jc w:val="both"/>
+        <w:rPr>
+          <w:rStyle w:val="Strong"/>
+          <w:rFonts w:ascii="Calibri" w:eastAsiaTheme="majorEastAsia" w:hAnsi="Calibri" w:cs="Calibri"/>
+          <w:color w:val="000000" w:themeColor="text1"/>
+          <w:sz w:val="22"/>
+          <w:szCs w:val="22"/>
+        </w:rPr>
+      </w:pPr>
+    </w:p>
+    <w:p>
+      <w:pPr>
+        <w:pStyle w:val="NormalWeb"/>
+        <w:spacing w:before="0" w:beforeAutospacing="0" w:after="0" w:afterAutospacing="0" w:line="276" w:lineRule="auto"/>
+        <w:jc w:val="both"/>
+        <w:rPr>
+          <w:rStyle w:val="Strong"/>
+          <w:rFonts w:ascii="Calibri" w:eastAsiaTheme="majorEastAsia" w:hAnsi="Calibri" w:cs="Calibri"/>
+          <w:color w:val="000000" w:themeColor="text1"/>
+          <w:sz w:val="22"/>
+          <w:szCs w:val="22"/>
+        </w:rPr>
+      </w:pPr>
+      <w:r>
+        <w:rPr>
+          <w:rFonts w:asciiTheme="majorHAnsi" w:hAnsiTheme="majorHAnsi" w:cstheme="majorHAnsi"/>
+          <w:b/>
+          <w:bCs/>
+          <w:color w:val="000000" w:themeColor="text1"/>
+          <w:u w:val="single"/>
+        </w:rPr>
+        <w:t>Extended Fig 2</w:t>
+      </w:r>
+      <w:r>
+        <w:rPr>
+          <w:rFonts w:asciiTheme="majorHAnsi" w:hAnsiTheme="majorHAnsi" w:cstheme="majorHAnsi"/>
+          <w:b/>
+          <w:bCs/>
+          <w:color w:val="000000" w:themeColor="text1"/>
+          <w:u w:val="single"/>
+        </w:rPr>
+        <w:t>:</w:t>
+      </w:r>
+    </w:p>
+    <w:p>
+      <w:pPr>
+        <w:pStyle w:val="NormalWeb"/>
+        <w:spacing w:before="0" w:beforeAutospacing="0" w:after="0" w:afterAutospacing="0" w:line="276" w:lineRule="auto"/>
+        <w:jc w:val="both"/>
+        <w:rPr>
+          <w:rFonts w:ascii="Calibri" w:hAnsi="Calibri" w:cs="Calibri"/>
+          <w:color w:val="000000" w:themeColor="text1"/>
+          <w:sz w:val="22"/>
+          <w:szCs w:val="22"/>
+        </w:rPr>
+      </w:pPr>
+      <w:r>
+        <w:rPr>
+          <w:rStyle w:val="Strong"/>
+          <w:rFonts w:ascii="Calibri" w:eastAsiaTheme="majorEastAsia" w:hAnsi="Calibri" w:cs="Calibri"/>
+          <w:color w:val="000000" w:themeColor="text1"/>
+          <w:sz w:val="22"/>
+          <w:szCs w:val="22"/>
+        </w:rPr>
+        <w:t>A. CD8⁺ T cell state transitions</w:t>
+      </w:r>
+      <w:r>
+        <w:rPr>
+          <w:rStyle w:val="Strong"/>
+          <w:rFonts w:ascii="Calibri" w:eastAsiaTheme="majorEastAsia" w:hAnsi="Calibri" w:cs="Calibri"/>
+          <w:color w:val="000000" w:themeColor="text1"/>
+          <w:sz w:val="22"/>
+          <w:szCs w:val="22"/>
+        </w:rPr>
+        <w:t xml:space="preserve"> under chronic </w:t>
+      </w:r>
+      <w:proofErr w:type="spellStart"/>
+      <w:r>
+        <w:rPr>
+          <w:rStyle w:val="Strong"/>
+          <w:rFonts w:ascii="Calibri" w:eastAsiaTheme="majorEastAsia" w:hAnsi="Calibri" w:cs="Calibri"/>
+          <w:color w:val="000000" w:themeColor="text1"/>
+          <w:sz w:val="22"/>
+          <w:szCs w:val="22"/>
+        </w:rPr>
+        <w:t>antgene</w:t>
+      </w:r>
+      <w:proofErr w:type="spellEnd"/>
+      <w:r>
+        <w:rPr>
+          <w:rStyle w:val="Strong"/>
+          <w:rFonts w:ascii="Calibri" w:eastAsiaTheme="majorEastAsia" w:hAnsi="Calibri" w:cs="Calibri"/>
+          <w:color w:val="000000" w:themeColor="text1"/>
+          <w:sz w:val="22"/>
+          <w:szCs w:val="22"/>
+        </w:rPr>
+        <w:t xml:space="preserve"> exposure</w:t>
+      </w:r>
+      <w:r>
+        <w:rPr>
+          <w:rStyle w:val="Strong"/>
+          <w:rFonts w:ascii="Calibri" w:eastAsiaTheme="majorEastAsia" w:hAnsi="Calibri" w:cs="Calibri"/>
+          <w:color w:val="000000" w:themeColor="text1"/>
+          <w:sz w:val="22"/>
+          <w:szCs w:val="22"/>
+        </w:rPr>
+        <w:t>.</w:t>
+      </w:r>
+      <w:r>
+        <w:rPr>
+          <w:rFonts w:ascii="Calibri" w:hAnsi="Calibri" w:cs="Calibri"/>
+          <w:color w:val="000000" w:themeColor="text1"/>
+          <w:sz w:val="22"/>
+          <w:szCs w:val="22"/>
+        </w:rPr>
+        <w:t xml:space="preserve"> </w:t>
+      </w:r>
+    </w:p>
+    <w:p>
+      <w:pPr>
+        <w:pStyle w:val="NormalWeb"/>
+        <w:spacing w:before="0" w:beforeAutospacing="0" w:after="0" w:afterAutospacing="0" w:line="276" w:lineRule="auto"/>
+        <w:jc w:val="both"/>
+        <w:rPr>
+          <w:rFonts w:ascii="Calibri" w:hAnsi="Calibri" w:cs="Calibri"/>
+          <w:color w:val="000000" w:themeColor="text1"/>
+          <w:sz w:val="22"/>
+          <w:szCs w:val="22"/>
+        </w:rPr>
+      </w:pPr>
+      <w:r>
+        <w:rPr>
+          <w:rFonts w:ascii="Calibri" w:hAnsi="Calibri" w:cs="Calibri"/>
+          <w:color w:val="000000" w:themeColor="text1"/>
+          <w:sz w:val="22"/>
+          <w:szCs w:val="22"/>
+        </w:rPr>
+        <w:t>Schematic of CD8⁺ T cell progression toward exhaustion, diverging into terminally exhausted (Tex-term) and KLR-expressing cytotoxic (Tex-KLR) states.</w:t>
+      </w:r>
+    </w:p>
+    <w:p>
+      <w:pPr>
+        <w:pStyle w:val="NormalWeb"/>
+        <w:spacing w:before="0" w:beforeAutospacing="0" w:after="0" w:afterAutospacing="0" w:line="276" w:lineRule="auto"/>
+        <w:jc w:val="both"/>
+        <w:rPr>
+          <w:rFonts w:ascii="Calibri" w:hAnsi="Calibri" w:cs="Calibri"/>
+          <w:color w:val="000000" w:themeColor="text1"/>
+          <w:sz w:val="22"/>
+          <w:szCs w:val="22"/>
+        </w:rPr>
+      </w:pPr>
+    </w:p>
+    <w:p>
+      <w:pPr>
+        <w:pStyle w:val="NormalWeb"/>
+        <w:spacing w:before="0" w:beforeAutospacing="0" w:after="0" w:afterAutospacing="0" w:line="276" w:lineRule="auto"/>
+        <w:jc w:val="both"/>
+        <w:rPr>
+          <w:rStyle w:val="Strong"/>
+          <w:rFonts w:ascii="Calibri" w:eastAsiaTheme="majorEastAsia" w:hAnsi="Calibri" w:cs="Calibri"/>
+          <w:color w:val="000000" w:themeColor="text1"/>
+          <w:sz w:val="22"/>
+          <w:szCs w:val="22"/>
+        </w:rPr>
+      </w:pPr>
+      <w:r>
+        <w:rPr>
+          <w:rStyle w:val="Strong"/>
+          <w:rFonts w:ascii="Calibri" w:eastAsiaTheme="majorEastAsia" w:hAnsi="Calibri" w:cs="Calibri"/>
+          <w:color w:val="000000" w:themeColor="text1"/>
+          <w:sz w:val="22"/>
+          <w:szCs w:val="22"/>
+        </w:rPr>
         <w:lastRenderedPageBreak/>
         <w:t>B.</w:t>
       </w:r>
@@ -6850,14 +7408,25 @@
         </w:rPr>
         <w:t xml:space="preserve">F. Benchmarking </w:t>
       </w:r>
-      <w:r>
-        <w:rPr>
-          <w:rStyle w:val="Strong"/>
-          <w:rFonts w:ascii="Calibri" w:hAnsi="Calibri" w:cs="Calibri"/>
-          <w:color w:val="000000" w:themeColor="text1"/>
-          <w:lang w:val="en-US"/>
-        </w:rPr>
-        <w:t xml:space="preserve">FIREFates’ </w:t>
+      <w:proofErr w:type="spellStart"/>
+      <w:r>
+        <w:rPr>
+          <w:rStyle w:val="Strong"/>
+          <w:rFonts w:ascii="Calibri" w:hAnsi="Calibri" w:cs="Calibri"/>
+          <w:color w:val="000000" w:themeColor="text1"/>
+          <w:lang w:val="en-US"/>
+        </w:rPr>
+        <w:t>FIREFates</w:t>
+      </w:r>
+      <w:proofErr w:type="spellEnd"/>
+      <w:r>
+        <w:rPr>
+          <w:rStyle w:val="Strong"/>
+          <w:rFonts w:ascii="Calibri" w:hAnsi="Calibri" w:cs="Calibri"/>
+          <w:color w:val="000000" w:themeColor="text1"/>
+          <w:lang w:val="en-US"/>
+        </w:rPr>
+        <w:t xml:space="preserve">’ </w:t>
       </w:r>
       <w:r>
         <w:rPr>
@@ -6918,8 +7487,27 @@
           <w:color w:val="000000" w:themeColor="text1"/>
           <w:lang w:val="en-US"/>
         </w:rPr>
-        <w:t xml:space="preserve">he distribution of mean absolute logFC of gene expression values of downstream target genes for eight TFs shared between </w:t>
-      </w:r>
+        <w:t xml:space="preserve">he distribution of mean absolute </w:t>
+      </w:r>
+      <w:proofErr w:type="spellStart"/>
+      <w:r>
+        <w:rPr>
+          <w:rFonts w:ascii="Calibri" w:hAnsi="Calibri" w:cs="Calibri"/>
+          <w:color w:val="000000" w:themeColor="text1"/>
+          <w:lang w:val="en-US"/>
+        </w:rPr>
+        <w:t>logFC</w:t>
+      </w:r>
+      <w:proofErr w:type="spellEnd"/>
+      <w:r>
+        <w:rPr>
+          <w:rFonts w:ascii="Calibri" w:hAnsi="Calibri" w:cs="Calibri"/>
+          <w:color w:val="000000" w:themeColor="text1"/>
+          <w:lang w:val="en-US"/>
+        </w:rPr>
+        <w:t xml:space="preserve"> of gene expression values of downstream target genes for eight TFs shared between </w:t>
+      </w:r>
+      <w:proofErr w:type="spellStart"/>
       <w:r>
         <w:rPr>
           <w:rFonts w:ascii="Calibri" w:hAnsi="Calibri" w:cs="Calibri"/>
@@ -6928,13 +7516,32 @@
         </w:rPr>
         <w:t>FIREFate</w:t>
       </w:r>
-      <w:r>
-        <w:rPr>
-          <w:rFonts w:ascii="Calibri" w:hAnsi="Calibri" w:cs="Calibri"/>
-          <w:color w:val="000000" w:themeColor="text1"/>
-          <w:lang w:val="en-US"/>
-        </w:rPr>
-        <w:t xml:space="preserve"> and SCENIC+. Each point represents the average logFC of gene expression values in a TF’s regulon.</w:t>
+      <w:proofErr w:type="spellEnd"/>
+      <w:r>
+        <w:rPr>
+          <w:rFonts w:ascii="Calibri" w:hAnsi="Calibri" w:cs="Calibri"/>
+          <w:color w:val="000000" w:themeColor="text1"/>
+          <w:lang w:val="en-US"/>
+        </w:rPr>
+        <w:t xml:space="preserve"> and SCENIC+. Each point represents the average </w:t>
+      </w:r>
+      <w:proofErr w:type="spellStart"/>
+      <w:r>
+        <w:rPr>
+          <w:rFonts w:ascii="Calibri" w:hAnsi="Calibri" w:cs="Calibri"/>
+          <w:color w:val="000000" w:themeColor="text1"/>
+          <w:lang w:val="en-US"/>
+        </w:rPr>
+        <w:t>logFC</w:t>
+      </w:r>
+      <w:proofErr w:type="spellEnd"/>
+      <w:r>
+        <w:rPr>
+          <w:rFonts w:ascii="Calibri" w:hAnsi="Calibri" w:cs="Calibri"/>
+          <w:color w:val="000000" w:themeColor="text1"/>
+          <w:lang w:val="en-US"/>
+        </w:rPr>
+        <w:t xml:space="preserve"> of gene expression values in a TF’s regulon.</w:t>
       </w:r>
     </w:p>
     <w:p>
@@ -6967,14 +7574,25 @@
         </w:rPr>
         <w:t xml:space="preserve">G. Benchmarking </w:t>
       </w:r>
-      <w:r>
-        <w:rPr>
-          <w:rStyle w:val="Strong"/>
-          <w:rFonts w:ascii="Calibri" w:hAnsi="Calibri" w:cs="Calibri"/>
-          <w:color w:val="000000" w:themeColor="text1"/>
-          <w:lang w:val="en-US"/>
-        </w:rPr>
-        <w:t xml:space="preserve">FIREFates’ </w:t>
+      <w:proofErr w:type="spellStart"/>
+      <w:r>
+        <w:rPr>
+          <w:rStyle w:val="Strong"/>
+          <w:rFonts w:ascii="Calibri" w:hAnsi="Calibri" w:cs="Calibri"/>
+          <w:color w:val="000000" w:themeColor="text1"/>
+          <w:lang w:val="en-US"/>
+        </w:rPr>
+        <w:t>FIREFates</w:t>
+      </w:r>
+      <w:proofErr w:type="spellEnd"/>
+      <w:r>
+        <w:rPr>
+          <w:rStyle w:val="Strong"/>
+          <w:rFonts w:ascii="Calibri" w:hAnsi="Calibri" w:cs="Calibri"/>
+          <w:color w:val="000000" w:themeColor="text1"/>
+          <w:lang w:val="en-US"/>
+        </w:rPr>
+        <w:t xml:space="preserve">’ </w:t>
       </w:r>
       <w:r>
         <w:rPr>
@@ -7027,8 +7645,27 @@
           <w:color w:val="000000" w:themeColor="text1"/>
           <w:lang w:val="en-US"/>
         </w:rPr>
-        <w:t xml:space="preserve">Boxplots showing the full distribution of absolute logFC values for downstream genes of each shared TF as inferred by </w:t>
-      </w:r>
+        <w:t xml:space="preserve">Boxplots showing the full distribution of absolute </w:t>
+      </w:r>
+      <w:proofErr w:type="spellStart"/>
+      <w:r>
+        <w:rPr>
+          <w:rFonts w:ascii="Calibri" w:hAnsi="Calibri" w:cs="Calibri"/>
+          <w:color w:val="000000" w:themeColor="text1"/>
+          <w:lang w:val="en-US"/>
+        </w:rPr>
+        <w:t>logFC</w:t>
+      </w:r>
+      <w:proofErr w:type="spellEnd"/>
+      <w:r>
+        <w:rPr>
+          <w:rFonts w:ascii="Calibri" w:hAnsi="Calibri" w:cs="Calibri"/>
+          <w:color w:val="000000" w:themeColor="text1"/>
+          <w:lang w:val="en-US"/>
+        </w:rPr>
+        <w:t xml:space="preserve"> values for downstream genes of each shared TF as inferred by </w:t>
+      </w:r>
+      <w:proofErr w:type="spellStart"/>
       <w:r>
         <w:rPr>
           <w:rFonts w:ascii="Calibri" w:hAnsi="Calibri" w:cs="Calibri"/>
@@ -7037,6 +7674,7 @@
         </w:rPr>
         <w:t>FIREFate</w:t>
       </w:r>
+      <w:proofErr w:type="spellEnd"/>
       <w:r>
         <w:rPr>
           <w:rFonts w:ascii="Calibri" w:hAnsi="Calibri" w:cs="Calibri"/>
@@ -7091,7 +7729,27 @@
           <w:color w:val="000000" w:themeColor="text1"/>
           <w:lang w:val="en-US"/>
         </w:rPr>
-        <w:t>Comparison of perturbation scores for FIREFate-prioritized TFs</w:t>
+        <w:t xml:space="preserve">Comparison of perturbation scores for </w:t>
+      </w:r>
+      <w:proofErr w:type="spellStart"/>
+      <w:r>
+        <w:rPr>
+          <w:rStyle w:val="Strong"/>
+          <w:rFonts w:ascii="Calibri" w:hAnsi="Calibri" w:cs="Calibri"/>
+          <w:color w:val="000000" w:themeColor="text1"/>
+          <w:lang w:val="en-US"/>
+        </w:rPr>
+        <w:t>FIREFate</w:t>
+      </w:r>
+      <w:proofErr w:type="spellEnd"/>
+      <w:r>
+        <w:rPr>
+          <w:rStyle w:val="Strong"/>
+          <w:rFonts w:ascii="Calibri" w:hAnsi="Calibri" w:cs="Calibri"/>
+          <w:color w:val="000000" w:themeColor="text1"/>
+          <w:lang w:val="en-US"/>
+        </w:rPr>
+        <w:t>-prioritized TFs</w:t>
       </w:r>
       <w:r>
         <w:rPr>
@@ -7124,8 +7782,9 @@
           <w:color w:val="000000" w:themeColor="text1"/>
           <w:lang w:val="en-US"/>
         </w:rPr>
-        <w:t xml:space="preserve">In silico perturbation analysis contrasts FIREFate-enriched TFs with others, highlighting their impact on cell identity within </w:t>
-      </w:r>
+        <w:t xml:space="preserve">In silico perturbation analysis contrasts </w:t>
+      </w:r>
+      <w:proofErr w:type="spellStart"/>
       <w:r>
         <w:rPr>
           <w:rStyle w:val="Strong"/>
@@ -7135,8 +7794,9 @@
           <w:color w:val="000000" w:themeColor="text1"/>
           <w:lang w:val="en-US"/>
         </w:rPr>
-        <w:t>TexKLR</w:t>
-      </w:r>
+        <w:t>FIREFate</w:t>
+      </w:r>
+      <w:proofErr w:type="spellEnd"/>
       <w:r>
         <w:rPr>
           <w:rStyle w:val="Strong"/>
@@ -7146,8 +7806,9 @@
           <w:color w:val="000000" w:themeColor="text1"/>
           <w:lang w:val="en-US"/>
         </w:rPr>
-        <w:t>–</w:t>
-      </w:r>
+        <w:t xml:space="preserve">-enriched TFs with others, highlighting their impact on cell identity within </w:t>
+      </w:r>
+      <w:proofErr w:type="spellStart"/>
       <w:r>
         <w:rPr>
           <w:rStyle w:val="Strong"/>
@@ -7157,8 +7818,33 @@
           <w:color w:val="000000" w:themeColor="text1"/>
           <w:lang w:val="en-US"/>
         </w:rPr>
+        <w:t>TexKLR</w:t>
+      </w:r>
+      <w:proofErr w:type="spellEnd"/>
+      <w:r>
+        <w:rPr>
+          <w:rStyle w:val="Strong"/>
+          <w:rFonts w:ascii="Calibri" w:hAnsi="Calibri" w:cs="Calibri"/>
+          <w:b w:val="0"/>
+          <w:bCs w:val="0"/>
+          <w:color w:val="000000" w:themeColor="text1"/>
+          <w:lang w:val="en-US"/>
+        </w:rPr>
+        <w:t>–</w:t>
+      </w:r>
+      <w:proofErr w:type="spellStart"/>
+      <w:r>
+        <w:rPr>
+          <w:rStyle w:val="Strong"/>
+          <w:rFonts w:ascii="Calibri" w:hAnsi="Calibri" w:cs="Calibri"/>
+          <w:b w:val="0"/>
+          <w:bCs w:val="0"/>
+          <w:color w:val="000000" w:themeColor="text1"/>
+          <w:lang w:val="en-US"/>
+        </w:rPr>
         <w:t>Texterm</w:t>
       </w:r>
+      <w:proofErr w:type="spellEnd"/>
       <w:r>
         <w:rPr>
           <w:rStyle w:val="Strong"/>
@@ -7236,893 +7922,879 @@
         <w:jc w:val="both"/>
         <w:rPr>
           <w:rFonts w:ascii="Calibri" w:hAnsi="Calibri" w:cs="Calibri"/>
-          <w:b/>
-          <w:bCs/>
-          <w:color w:val="000000" w:themeColor="text1"/>
-          <w:lang w:val="en-US"/>
-        </w:rPr>
-      </w:pPr>
-      <w:r>
-        <w:rPr>
-          <w:rFonts w:ascii="Calibri" w:hAnsi="Calibri" w:cs="Calibri"/>
-          <w:b/>
-          <w:bCs/>
-          <w:color w:val="000000" w:themeColor="text1"/>
-          <w:lang w:val="en-US"/>
-        </w:rPr>
-        <w:t xml:space="preserve">A. </w:t>
-      </w:r>
-      <w:r>
-        <w:rPr>
-          <w:rFonts w:ascii="Calibri" w:hAnsi="Calibri" w:cs="Calibri"/>
-          <w:b/>
-          <w:bCs/>
-          <w:color w:val="000000" w:themeColor="text1"/>
-          <w:lang w:val="en-US"/>
-        </w:rPr>
-        <w:t>Capturing c</w:t>
-      </w:r>
-      <w:r>
-        <w:rPr>
-          <w:rFonts w:ascii="Calibri" w:hAnsi="Calibri" w:cs="Calibri"/>
-          <w:b/>
-          <w:bCs/>
-          <w:color w:val="000000" w:themeColor="text1"/>
-          <w:lang w:val="en-US"/>
-        </w:rPr>
-        <w:t xml:space="preserve">ellular heterogeneity during differentiation by sliding windows across the trajectory. </w:t>
-      </w:r>
-    </w:p>
-    <w:p>
-      <w:pPr>
-        <w:jc w:val="both"/>
-        <w:rPr>
-          <w:rFonts w:ascii="Calibri" w:hAnsi="Calibri" w:cs="Calibri"/>
-          <w:color w:val="000000" w:themeColor="text1"/>
-          <w:lang w:val="en-US"/>
-        </w:rPr>
-      </w:pPr>
-      <w:r>
-        <w:rPr>
-          <w:rFonts w:ascii="Calibri" w:hAnsi="Calibri" w:cs="Calibri"/>
-          <w:color w:val="000000" w:themeColor="text1"/>
-          <w:lang w:val="en-US"/>
-        </w:rPr>
-        <w:t>Early and late trajectory windows show dominant single cell states, while regions near the bifurcation point display high heterogeneity with multiple cell states in similar proportions.</w:t>
-      </w:r>
-    </w:p>
-    <w:p>
-      <w:pPr>
-        <w:jc w:val="both"/>
-        <w:rPr>
-          <w:rFonts w:ascii="Calibri" w:hAnsi="Calibri" w:cs="Calibri"/>
-          <w:b/>
-          <w:bCs/>
-          <w:color w:val="000000" w:themeColor="text1"/>
-          <w:lang w:val="en-US"/>
-        </w:rPr>
-      </w:pPr>
-    </w:p>
-    <w:p>
-      <w:pPr>
-        <w:jc w:val="both"/>
-        <w:rPr>
-          <w:rStyle w:val="Strong"/>
-          <w:rFonts w:ascii="Calibri" w:hAnsi="Calibri" w:cs="Calibri"/>
-          <w:color w:val="000000" w:themeColor="text1"/>
-          <w:lang w:val="en-US"/>
-        </w:rPr>
-      </w:pPr>
-      <w:r>
-        <w:rPr>
-          <w:rStyle w:val="Strong"/>
-          <w:rFonts w:ascii="Calibri" w:hAnsi="Calibri" w:cs="Calibri"/>
-          <w:color w:val="000000" w:themeColor="text1"/>
-          <w:lang w:val="en-US"/>
-        </w:rPr>
-        <w:t>B</w:t>
-      </w:r>
-      <w:r>
-        <w:rPr>
-          <w:rStyle w:val="Strong"/>
-          <w:rFonts w:ascii="Calibri" w:hAnsi="Calibri" w:cs="Calibri"/>
+          <w:color w:val="000000" w:themeColor="text1"/>
+          <w:lang w:val="en-US"/>
+        </w:rPr>
+      </w:pPr>
+    </w:p>
+    <w:p>
+      <w:pPr>
+        <w:jc w:val="both"/>
+        <w:rPr>
+          <w:rFonts w:ascii="Calibri" w:hAnsi="Calibri" w:cs="Calibri"/>
+          <w:b/>
+          <w:bCs/>
+          <w:color w:val="000000" w:themeColor="text1"/>
+          <w:lang w:val="en-US"/>
+        </w:rPr>
+      </w:pPr>
+      <w:r>
+        <w:rPr>
+          <w:rFonts w:ascii="Calibri" w:hAnsi="Calibri" w:cs="Calibri"/>
+          <w:b/>
+          <w:bCs/>
+          <w:color w:val="000000" w:themeColor="text1"/>
+          <w:lang w:val="en-US"/>
+        </w:rPr>
+        <w:t>A</w:t>
+      </w:r>
+      <w:r>
+        <w:rPr>
+          <w:rFonts w:ascii="Calibri" w:hAnsi="Calibri" w:cs="Calibri"/>
+          <w:b/>
+          <w:bCs/>
+          <w:color w:val="000000" w:themeColor="text1"/>
+          <w:lang w:val="en-US"/>
+        </w:rPr>
+        <w:t>.</w:t>
+      </w:r>
+      <w:r>
+        <w:rPr>
+          <w:rFonts w:ascii="Calibri" w:hAnsi="Calibri" w:cs="Calibri"/>
+          <w:b/>
+          <w:bCs/>
+          <w:color w:val="000000" w:themeColor="text1"/>
+          <w:lang w:val="en-US"/>
+        </w:rPr>
+        <w:t xml:space="preserve"> </w:t>
+      </w:r>
+      <w:r>
+        <w:rPr>
+          <w:rFonts w:ascii="Calibri" w:hAnsi="Calibri" w:cs="Calibri"/>
+          <w:b/>
+          <w:bCs/>
+          <w:color w:val="000000" w:themeColor="text1"/>
+          <w:lang w:val="en-US"/>
+        </w:rPr>
+        <w:t xml:space="preserve">Phase population for the PB </w:t>
+      </w:r>
+      <w:proofErr w:type="spellStart"/>
+      <w:r>
+        <w:rPr>
+          <w:rFonts w:ascii="Calibri" w:hAnsi="Calibri" w:cs="Calibri"/>
+          <w:b/>
+          <w:bCs/>
+          <w:color w:val="000000" w:themeColor="text1"/>
+          <w:lang w:val="en-US"/>
+        </w:rPr>
+        <w:t>brabch</w:t>
+      </w:r>
+      <w:proofErr w:type="spellEnd"/>
+    </w:p>
+    <w:p>
+      <w:pPr>
+        <w:jc w:val="both"/>
+        <w:rPr>
+          <w:rFonts w:ascii="Calibri" w:hAnsi="Calibri" w:cs="Calibri"/>
+          <w:b/>
+          <w:bCs/>
+          <w:color w:val="000000" w:themeColor="text1"/>
+          <w:lang w:val="en-US"/>
+        </w:rPr>
+      </w:pPr>
+      <w:r>
+        <w:rPr>
+          <w:rFonts w:ascii="Calibri" w:hAnsi="Calibri" w:cs="Calibri"/>
+          <w:b/>
+          <w:bCs/>
+          <w:color w:val="000000" w:themeColor="text1"/>
+          <w:lang w:val="en-US"/>
+        </w:rPr>
+        <w:t>B.</w:t>
+      </w:r>
+      <w:r>
+        <w:rPr>
+          <w:rFonts w:ascii="Calibri" w:hAnsi="Calibri" w:cs="Calibri"/>
+          <w:b/>
+          <w:bCs/>
+          <w:color w:val="000000" w:themeColor="text1"/>
+          <w:lang w:val="en-US"/>
+        </w:rPr>
+        <w:t xml:space="preserve"> Phase populations for the GC branch</w:t>
+      </w:r>
+    </w:p>
+    <w:p>
+      <w:pPr>
+        <w:jc w:val="both"/>
+        <w:rPr>
+          <w:rFonts w:ascii="Calibri" w:hAnsi="Calibri" w:cs="Calibri"/>
+          <w:b/>
+          <w:bCs/>
+          <w:color w:val="000000" w:themeColor="text1"/>
+          <w:lang w:val="en-US"/>
+        </w:rPr>
+      </w:pPr>
+      <w:r>
+        <w:rPr>
+          <w:rFonts w:ascii="Calibri" w:hAnsi="Calibri" w:cs="Calibri"/>
+          <w:b/>
+          <w:bCs/>
+          <w:color w:val="000000" w:themeColor="text1"/>
+          <w:lang w:val="en-US"/>
+        </w:rPr>
+        <w:t xml:space="preserve">C. </w:t>
+      </w:r>
+      <w:r>
+        <w:rPr>
+          <w:rFonts w:ascii="Calibri" w:hAnsi="Calibri" w:cs="Calibri"/>
+          <w:b/>
+          <w:bCs/>
+          <w:color w:val="000000" w:themeColor="text1"/>
+          <w:lang w:val="en-US"/>
+        </w:rPr>
+        <w:t>T</w:t>
+      </w:r>
+      <w:r>
+        <w:rPr>
+          <w:rFonts w:ascii="Calibri" w:hAnsi="Calibri" w:cs="Calibri"/>
+          <w:b/>
+          <w:bCs/>
+          <w:color w:val="000000" w:themeColor="text1"/>
+          <w:lang w:val="en-US"/>
+        </w:rPr>
+        <w:t>F</w:t>
+      </w:r>
+      <w:r>
+        <w:rPr>
+          <w:rFonts w:ascii="Calibri" w:hAnsi="Calibri" w:cs="Calibri"/>
+          <w:b/>
+          <w:bCs/>
+          <w:color w:val="000000" w:themeColor="text1"/>
+          <w:lang w:val="en-US"/>
+        </w:rPr>
+        <w:t xml:space="preserve"> </w:t>
+      </w:r>
+      <w:r>
+        <w:rPr>
+          <w:rFonts w:ascii="Calibri" w:hAnsi="Calibri" w:cs="Calibri"/>
+          <w:b/>
+          <w:bCs/>
+          <w:color w:val="000000" w:themeColor="text1"/>
+          <w:lang w:val="en-US"/>
+        </w:rPr>
+        <w:t>b</w:t>
+      </w:r>
+      <w:r>
+        <w:rPr>
+          <w:rFonts w:ascii="Calibri" w:hAnsi="Calibri" w:cs="Calibri"/>
+          <w:b/>
+          <w:bCs/>
+          <w:color w:val="000000" w:themeColor="text1"/>
+          <w:lang w:val="en-US"/>
+        </w:rPr>
+        <w:t xml:space="preserve">inding </w:t>
+      </w:r>
+      <w:r>
+        <w:rPr>
+          <w:rFonts w:ascii="Calibri" w:hAnsi="Calibri" w:cs="Calibri"/>
+          <w:b/>
+          <w:bCs/>
+          <w:color w:val="000000" w:themeColor="text1"/>
+          <w:lang w:val="en-US"/>
+        </w:rPr>
+        <w:t>s</w:t>
+      </w:r>
+      <w:r>
+        <w:rPr>
+          <w:rFonts w:ascii="Calibri" w:hAnsi="Calibri" w:cs="Calibri"/>
+          <w:b/>
+          <w:bCs/>
+          <w:color w:val="000000" w:themeColor="text1"/>
+          <w:lang w:val="en-US"/>
+        </w:rPr>
+        <w:t xml:space="preserve">core </w:t>
+      </w:r>
+      <w:r>
+        <w:rPr>
+          <w:rFonts w:ascii="Calibri" w:hAnsi="Calibri" w:cs="Calibri"/>
+          <w:b/>
+          <w:bCs/>
+          <w:color w:val="000000" w:themeColor="text1"/>
+          <w:lang w:val="en-US"/>
+        </w:rPr>
+        <w:t xml:space="preserve">for TFs either enriched in static GRNs or episodic analysis across the </w:t>
+      </w:r>
+      <w:proofErr w:type="spellStart"/>
+      <w:r>
+        <w:rPr>
+          <w:rFonts w:ascii="Calibri" w:hAnsi="Calibri" w:cs="Calibri"/>
+          <w:b/>
+          <w:bCs/>
+          <w:color w:val="000000" w:themeColor="text1"/>
+          <w:lang w:val="en-US"/>
+        </w:rPr>
+        <w:t>pseudotime</w:t>
+      </w:r>
+      <w:proofErr w:type="spellEnd"/>
+      <w:r>
+        <w:rPr>
+          <w:rFonts w:ascii="Calibri" w:hAnsi="Calibri" w:cs="Calibri"/>
+          <w:b/>
+          <w:bCs/>
+          <w:color w:val="000000" w:themeColor="text1"/>
+          <w:lang w:val="en-US"/>
+        </w:rPr>
+        <w:t xml:space="preserve"> in</w:t>
+      </w:r>
+      <w:r>
+        <w:rPr>
+          <w:rFonts w:ascii="Calibri" w:hAnsi="Calibri" w:cs="Calibri"/>
+          <w:b/>
+          <w:bCs/>
+          <w:color w:val="000000" w:themeColor="text1"/>
+          <w:lang w:val="en-US"/>
+        </w:rPr>
+        <w:t xml:space="preserve"> GC</w:t>
+      </w:r>
+      <w:r>
+        <w:rPr>
+          <w:rFonts w:ascii="Calibri" w:hAnsi="Calibri" w:cs="Calibri"/>
+          <w:b/>
+          <w:bCs/>
+          <w:color w:val="000000" w:themeColor="text1"/>
+          <w:lang w:val="en-US"/>
+        </w:rPr>
+        <w:t xml:space="preserve"> state.</w:t>
+      </w:r>
+    </w:p>
+    <w:p>
+      <w:pPr>
+        <w:jc w:val="both"/>
+        <w:rPr>
+          <w:rFonts w:ascii="Calibri" w:hAnsi="Calibri" w:cs="Calibri"/>
+          <w:color w:val="000000" w:themeColor="text1"/>
+          <w:lang w:val="en-US"/>
+        </w:rPr>
+      </w:pPr>
+      <w:r>
+        <w:rPr>
+          <w:rFonts w:ascii="Calibri" w:hAnsi="Calibri" w:cs="Calibri"/>
+          <w:color w:val="000000" w:themeColor="text1"/>
+          <w:lang w:val="en-US"/>
+        </w:rPr>
+        <w:lastRenderedPageBreak/>
+        <w:t xml:space="preserve">Comparison of TF binding scores across </w:t>
+      </w:r>
+      <w:proofErr w:type="spellStart"/>
+      <w:r>
+        <w:rPr>
+          <w:rFonts w:ascii="Calibri" w:hAnsi="Calibri" w:cs="Calibri"/>
+          <w:color w:val="000000" w:themeColor="text1"/>
+          <w:lang w:val="en-US"/>
+        </w:rPr>
+        <w:t>pseudotime</w:t>
+      </w:r>
+      <w:proofErr w:type="spellEnd"/>
+      <w:r>
+        <w:rPr>
+          <w:rFonts w:ascii="Calibri" w:hAnsi="Calibri" w:cs="Calibri"/>
+          <w:color w:val="000000" w:themeColor="text1"/>
+          <w:lang w:val="en-US"/>
+        </w:rPr>
+        <w:t xml:space="preserve"> for TFs enriched in static GRNs and episodic analyses along GC and PB trajectories.</w:t>
+      </w:r>
+    </w:p>
+    <w:p>
+      <w:pPr>
+        <w:jc w:val="both"/>
+        <w:rPr>
+          <w:rFonts w:ascii="Calibri" w:hAnsi="Calibri" w:cs="Calibri"/>
+          <w:b/>
+          <w:bCs/>
+          <w:color w:val="000000" w:themeColor="text1"/>
+          <w:lang w:val="en-US"/>
+        </w:rPr>
+      </w:pPr>
+    </w:p>
+    <w:p>
+      <w:pPr>
+        <w:jc w:val="both"/>
+        <w:rPr>
+          <w:rFonts w:ascii="Calibri" w:hAnsi="Calibri" w:cs="Calibri"/>
+          <w:b/>
+          <w:bCs/>
+          <w:color w:val="000000" w:themeColor="text1"/>
+          <w:lang w:val="en-US"/>
+        </w:rPr>
+      </w:pPr>
+      <w:r>
+        <w:rPr>
+          <w:rFonts w:ascii="Calibri" w:hAnsi="Calibri" w:cs="Calibri"/>
+          <w:b/>
+          <w:bCs/>
+          <w:color w:val="000000" w:themeColor="text1"/>
+          <w:lang w:val="en-US"/>
+        </w:rPr>
+        <w:t xml:space="preserve">D. </w:t>
+      </w:r>
+      <w:r>
+        <w:rPr>
+          <w:rFonts w:ascii="Calibri" w:hAnsi="Calibri" w:cs="Calibri"/>
+          <w:b/>
+          <w:bCs/>
+          <w:color w:val="000000" w:themeColor="text1"/>
+          <w:lang w:val="en-US"/>
+        </w:rPr>
+        <w:t>T</w:t>
+      </w:r>
+      <w:r>
+        <w:rPr>
+          <w:rFonts w:ascii="Calibri" w:hAnsi="Calibri" w:cs="Calibri"/>
+          <w:b/>
+          <w:bCs/>
+          <w:color w:val="000000" w:themeColor="text1"/>
+          <w:lang w:val="en-US"/>
+        </w:rPr>
+        <w:t>F</w:t>
+      </w:r>
+      <w:r>
+        <w:rPr>
+          <w:rFonts w:ascii="Calibri" w:hAnsi="Calibri" w:cs="Calibri"/>
+          <w:b/>
+          <w:bCs/>
+          <w:color w:val="000000" w:themeColor="text1"/>
+          <w:lang w:val="en-US"/>
+        </w:rPr>
+        <w:t xml:space="preserve"> </w:t>
+      </w:r>
+      <w:r>
+        <w:rPr>
+          <w:rFonts w:ascii="Calibri" w:hAnsi="Calibri" w:cs="Calibri"/>
+          <w:b/>
+          <w:bCs/>
+          <w:color w:val="000000" w:themeColor="text1"/>
+          <w:lang w:val="en-US"/>
+        </w:rPr>
+        <w:t>b</w:t>
+      </w:r>
+      <w:r>
+        <w:rPr>
+          <w:rFonts w:ascii="Calibri" w:hAnsi="Calibri" w:cs="Calibri"/>
+          <w:b/>
+          <w:bCs/>
+          <w:color w:val="000000" w:themeColor="text1"/>
+          <w:lang w:val="en-US"/>
+        </w:rPr>
+        <w:t xml:space="preserve">inding </w:t>
+      </w:r>
+      <w:r>
+        <w:rPr>
+          <w:rFonts w:ascii="Calibri" w:hAnsi="Calibri" w:cs="Calibri"/>
+          <w:b/>
+          <w:bCs/>
+          <w:color w:val="000000" w:themeColor="text1"/>
+          <w:lang w:val="en-US"/>
+        </w:rPr>
+        <w:t>s</w:t>
+      </w:r>
+      <w:r>
+        <w:rPr>
+          <w:rFonts w:ascii="Calibri" w:hAnsi="Calibri" w:cs="Calibri"/>
+          <w:b/>
+          <w:bCs/>
+          <w:color w:val="000000" w:themeColor="text1"/>
+          <w:lang w:val="en-US"/>
+        </w:rPr>
+        <w:t xml:space="preserve">core </w:t>
+      </w:r>
+      <w:r>
+        <w:rPr>
+          <w:rFonts w:ascii="Calibri" w:hAnsi="Calibri" w:cs="Calibri"/>
+          <w:b/>
+          <w:bCs/>
+          <w:color w:val="000000" w:themeColor="text1"/>
+          <w:lang w:val="en-US"/>
+        </w:rPr>
+        <w:t xml:space="preserve">for TFs either enriched in static GRNs or episodic analysis across the </w:t>
+      </w:r>
+      <w:proofErr w:type="spellStart"/>
+      <w:r>
+        <w:rPr>
+          <w:rFonts w:ascii="Calibri" w:hAnsi="Calibri" w:cs="Calibri"/>
+          <w:b/>
+          <w:bCs/>
+          <w:color w:val="000000" w:themeColor="text1"/>
+          <w:lang w:val="en-US"/>
+        </w:rPr>
+        <w:t>pseudotime</w:t>
+      </w:r>
+      <w:proofErr w:type="spellEnd"/>
+      <w:r>
+        <w:rPr>
+          <w:rFonts w:ascii="Calibri" w:hAnsi="Calibri" w:cs="Calibri"/>
+          <w:b/>
+          <w:bCs/>
+          <w:color w:val="000000" w:themeColor="text1"/>
+          <w:lang w:val="en-US"/>
+        </w:rPr>
+        <w:t xml:space="preserve"> in</w:t>
+      </w:r>
+      <w:r>
+        <w:rPr>
+          <w:rFonts w:ascii="Calibri" w:hAnsi="Calibri" w:cs="Calibri"/>
+          <w:b/>
+          <w:bCs/>
+          <w:color w:val="000000" w:themeColor="text1"/>
+          <w:lang w:val="en-US"/>
+        </w:rPr>
+        <w:t xml:space="preserve"> GC</w:t>
+      </w:r>
+      <w:r>
+        <w:rPr>
+          <w:rFonts w:ascii="Calibri" w:hAnsi="Calibri" w:cs="Calibri"/>
+          <w:b/>
+          <w:bCs/>
+          <w:color w:val="000000" w:themeColor="text1"/>
+          <w:lang w:val="en-US"/>
+        </w:rPr>
+        <w:t xml:space="preserve"> state.</w:t>
+      </w:r>
+    </w:p>
+    <w:p>
+      <w:pPr>
+        <w:jc w:val="both"/>
+        <w:rPr>
+          <w:rFonts w:ascii="Calibri" w:hAnsi="Calibri" w:cs="Calibri"/>
+          <w:color w:val="000000" w:themeColor="text1"/>
+          <w:lang w:val="en-US"/>
+        </w:rPr>
+      </w:pPr>
+      <w:r>
+        <w:rPr>
+          <w:rFonts w:ascii="Calibri" w:hAnsi="Calibri" w:cs="Calibri"/>
+          <w:color w:val="000000" w:themeColor="text1"/>
+          <w:lang w:val="en-US"/>
+        </w:rPr>
+        <w:t xml:space="preserve">Comparison of TF binding scores across </w:t>
+      </w:r>
+      <w:proofErr w:type="spellStart"/>
+      <w:r>
+        <w:rPr>
+          <w:rFonts w:ascii="Calibri" w:hAnsi="Calibri" w:cs="Calibri"/>
+          <w:color w:val="000000" w:themeColor="text1"/>
+          <w:lang w:val="en-US"/>
+        </w:rPr>
+        <w:t>pseudotime</w:t>
+      </w:r>
+      <w:proofErr w:type="spellEnd"/>
+      <w:r>
+        <w:rPr>
+          <w:rFonts w:ascii="Calibri" w:hAnsi="Calibri" w:cs="Calibri"/>
+          <w:color w:val="000000" w:themeColor="text1"/>
+          <w:lang w:val="en-US"/>
+        </w:rPr>
+        <w:t xml:space="preserve"> for TFs enriched in static GRNs and episodic analyses along GC and PB trajectories.</w:t>
+      </w:r>
+    </w:p>
+    <w:p>
+      <w:pPr>
+        <w:jc w:val="both"/>
+        <w:rPr>
+          <w:rFonts w:ascii="Calibri" w:hAnsi="Calibri" w:cs="Calibri"/>
+          <w:b/>
+          <w:bCs/>
+          <w:color w:val="000000" w:themeColor="text1"/>
+          <w:lang w:val="en-US"/>
+        </w:rPr>
+      </w:pPr>
+    </w:p>
+    <w:p>
+      <w:pPr>
+        <w:jc w:val="both"/>
+        <w:rPr>
+          <w:rFonts w:ascii="Calibri" w:hAnsi="Calibri" w:cs="Calibri"/>
+          <w:b/>
+          <w:bCs/>
+          <w:color w:val="000000" w:themeColor="text1"/>
+          <w:lang w:val="en-US"/>
+        </w:rPr>
+      </w:pPr>
+    </w:p>
+    <w:p>
+      <w:pPr>
+        <w:jc w:val="both"/>
+        <w:rPr>
+          <w:rFonts w:ascii="Calibri" w:hAnsi="Calibri" w:cs="Calibri"/>
+          <w:b/>
+          <w:bCs/>
+          <w:color w:val="000000" w:themeColor="text1"/>
+          <w:lang w:val="en-US"/>
+        </w:rPr>
+      </w:pPr>
+      <w:r>
+        <w:rPr>
+          <w:rFonts w:ascii="Calibri" w:hAnsi="Calibri" w:cs="Calibri"/>
+          <w:b/>
+          <w:bCs/>
+          <w:color w:val="000000" w:themeColor="text1"/>
+          <w:lang w:val="en-US"/>
+        </w:rPr>
+        <w:t xml:space="preserve">E. </w:t>
+      </w:r>
+      <w:r>
+        <w:rPr>
+          <w:rFonts w:ascii="Calibri" w:hAnsi="Calibri" w:cs="Calibri"/>
+          <w:b/>
+          <w:bCs/>
+          <w:color w:val="000000" w:themeColor="text1"/>
+          <w:lang w:val="en-US"/>
+        </w:rPr>
+        <w:t>Gene expression of key lineage defining TFs</w:t>
+      </w:r>
+      <w:r>
+        <w:rPr>
+          <w:rFonts w:ascii="Calibri" w:hAnsi="Calibri" w:cs="Calibri"/>
+          <w:b/>
+          <w:bCs/>
+          <w:color w:val="000000" w:themeColor="text1"/>
+          <w:lang w:val="en-US"/>
+        </w:rPr>
+        <w:t xml:space="preserve"> in the PB Branch</w:t>
+      </w:r>
+      <w:r>
+        <w:rPr>
+          <w:rFonts w:ascii="Calibri" w:hAnsi="Calibri" w:cs="Calibri"/>
+          <w:b/>
+          <w:bCs/>
           <w:color w:val="000000" w:themeColor="text1"/>
           <w:lang w:val="en-US"/>
         </w:rPr>
         <w:t xml:space="preserve">. </w:t>
       </w:r>
-      <w:r>
-        <w:rPr>
-          <w:rStyle w:val="Strong"/>
-          <w:rFonts w:ascii="Calibri" w:hAnsi="Calibri" w:cs="Calibri"/>
-          <w:color w:val="000000" w:themeColor="text1"/>
-          <w:lang w:val="en-US"/>
-        </w:rPr>
-        <w:t xml:space="preserve">Comparison of perturbation scores for FIREFate-prioritized </w:t>
-      </w:r>
-      <w:r>
-        <w:rPr>
-          <w:rStyle w:val="Strong"/>
-          <w:rFonts w:ascii="Calibri" w:hAnsi="Calibri" w:cs="Calibri"/>
-          <w:color w:val="000000" w:themeColor="text1"/>
-          <w:lang w:val="en-US"/>
-        </w:rPr>
-        <w:t xml:space="preserve">episodically enriched TFs </w:t>
-      </w:r>
-      <w:r>
-        <w:rPr>
-          <w:rStyle w:val="Strong"/>
-          <w:rFonts w:ascii="Calibri" w:hAnsi="Calibri" w:cs="Calibri"/>
-          <w:color w:val="000000" w:themeColor="text1"/>
-          <w:lang w:val="en-US"/>
-        </w:rPr>
-        <w:t>in primary human B cells</w:t>
-      </w:r>
-      <w:r>
-        <w:rPr>
-          <w:rStyle w:val="Strong"/>
-          <w:rFonts w:ascii="Calibri" w:hAnsi="Calibri" w:cs="Calibri"/>
-          <w:color w:val="000000" w:themeColor="text1"/>
-          <w:lang w:val="en-US"/>
-        </w:rPr>
-        <w:t>.</w:t>
-      </w:r>
-    </w:p>
-    <w:p>
-      <w:pPr>
-        <w:jc w:val="both"/>
-        <w:rPr>
-          <w:rStyle w:val="Strong"/>
-          <w:rFonts w:ascii="Calibri" w:hAnsi="Calibri" w:cs="Calibri"/>
-          <w:b w:val="0"/>
-          <w:bCs w:val="0"/>
-          <w:color w:val="000000" w:themeColor="text1"/>
-          <w:lang w:val="en-US"/>
-        </w:rPr>
-      </w:pPr>
-      <w:r>
-        <w:rPr>
-          <w:rStyle w:val="Strong"/>
-          <w:rFonts w:ascii="Calibri" w:hAnsi="Calibri" w:cs="Calibri"/>
-          <w:b w:val="0"/>
-          <w:bCs w:val="0"/>
-          <w:color w:val="000000" w:themeColor="text1"/>
-          <w:lang w:val="en-US"/>
-        </w:rPr>
-        <w:lastRenderedPageBreak/>
-        <w:t>In silico perturbation analysis contrasts FIREFate</w:t>
-      </w:r>
-      <w:r>
-        <w:rPr>
-          <w:rStyle w:val="Strong"/>
-          <w:rFonts w:ascii="Calibri" w:hAnsi="Calibri" w:cs="Calibri"/>
-          <w:b w:val="0"/>
-          <w:bCs w:val="0"/>
-          <w:color w:val="000000" w:themeColor="text1"/>
-          <w:lang w:val="en-US"/>
-        </w:rPr>
-        <w:t xml:space="preserve"> episodically </w:t>
-      </w:r>
-      <w:r>
-        <w:rPr>
-          <w:rStyle w:val="Strong"/>
-          <w:rFonts w:ascii="Calibri" w:hAnsi="Calibri" w:cs="Calibri"/>
-          <w:b w:val="0"/>
-          <w:bCs w:val="0"/>
-          <w:color w:val="000000" w:themeColor="text1"/>
-          <w:lang w:val="en-US"/>
-        </w:rPr>
-        <w:t>enriched TFs</w:t>
-      </w:r>
-      <w:r>
-        <w:rPr>
-          <w:rStyle w:val="Strong"/>
-          <w:rFonts w:ascii="Calibri" w:hAnsi="Calibri" w:cs="Calibri"/>
-          <w:b w:val="0"/>
-          <w:bCs w:val="0"/>
+    </w:p>
+    <w:p>
+      <w:pPr>
+        <w:jc w:val="both"/>
+        <w:rPr>
+          <w:rFonts w:ascii="Calibri" w:hAnsi="Calibri" w:cs="Calibri"/>
+          <w:color w:val="000000" w:themeColor="text1"/>
+          <w:lang w:val="en-US"/>
+        </w:rPr>
+      </w:pPr>
+      <w:r>
+        <w:rPr>
+          <w:rFonts w:ascii="Calibri" w:hAnsi="Calibri" w:cs="Calibri"/>
+          <w:color w:val="000000" w:themeColor="text1"/>
+          <w:lang w:val="en-US"/>
+        </w:rPr>
+        <w:t>Key transcription factors identified from cellular program enrichment exhibit progressive expression changes along differentiation branches.</w:t>
+      </w:r>
+    </w:p>
+    <w:p>
+      <w:pPr>
+        <w:jc w:val="both"/>
+        <w:rPr>
+          <w:rFonts w:ascii="Calibri" w:hAnsi="Calibri" w:cs="Calibri"/>
+          <w:color w:val="000000" w:themeColor="text1"/>
+          <w:lang w:val="en-US"/>
+        </w:rPr>
+      </w:pPr>
+    </w:p>
+    <w:p>
+      <w:pPr>
+        <w:jc w:val="both"/>
+        <w:rPr>
+          <w:rFonts w:ascii="Calibri" w:hAnsi="Calibri" w:cs="Calibri"/>
+          <w:b/>
+          <w:bCs/>
+          <w:color w:val="000000" w:themeColor="text1"/>
+          <w:lang w:val="en-US"/>
+        </w:rPr>
+      </w:pPr>
+      <w:r>
+        <w:rPr>
+          <w:rFonts w:ascii="Calibri" w:hAnsi="Calibri" w:cs="Calibri"/>
+          <w:b/>
+          <w:bCs/>
+          <w:color w:val="000000" w:themeColor="text1"/>
+          <w:lang w:val="en-US"/>
+        </w:rPr>
+        <w:t>F.</w:t>
+      </w:r>
+      <w:r>
+        <w:rPr>
+          <w:rFonts w:ascii="Calibri" w:hAnsi="Calibri" w:cs="Calibri"/>
+          <w:b/>
+          <w:bCs/>
+          <w:color w:val="000000" w:themeColor="text1"/>
+          <w:lang w:val="en-US"/>
+        </w:rPr>
+        <w:t xml:space="preserve"> Regulatory activity of key lineage defining TFs</w:t>
+      </w:r>
+      <w:r>
+        <w:rPr>
+          <w:rFonts w:ascii="Calibri" w:hAnsi="Calibri" w:cs="Calibri"/>
+          <w:b/>
+          <w:bCs/>
+          <w:color w:val="000000" w:themeColor="text1"/>
+          <w:lang w:val="en-US"/>
+        </w:rPr>
+        <w:t xml:space="preserve"> in the PB Branch</w:t>
+      </w:r>
+      <w:r>
+        <w:rPr>
+          <w:rFonts w:ascii="Calibri" w:hAnsi="Calibri" w:cs="Calibri"/>
+          <w:b/>
+          <w:bCs/>
           <w:color w:val="000000" w:themeColor="text1"/>
           <w:lang w:val="en-US"/>
         </w:rPr>
         <w:t xml:space="preserve"> </w:t>
       </w:r>
-      <w:r>
-        <w:rPr>
-          <w:rStyle w:val="Strong"/>
-          <w:rFonts w:ascii="Calibri" w:hAnsi="Calibri" w:cs="Calibri"/>
-          <w:b w:val="0"/>
-          <w:bCs w:val="0"/>
-          <w:color w:val="000000" w:themeColor="text1"/>
-          <w:lang w:val="en-US"/>
-        </w:rPr>
-        <w:t xml:space="preserve">with others, highlighting their impact on cell identity within GC–PB </w:t>
-      </w:r>
-      <w:r>
-        <w:rPr>
-          <w:rStyle w:val="Strong"/>
-          <w:rFonts w:ascii="Calibri" w:hAnsi="Calibri" w:cs="Calibri"/>
-          <w:b w:val="0"/>
-          <w:bCs w:val="0"/>
-          <w:color w:val="000000" w:themeColor="text1"/>
-          <w:lang w:val="en-US"/>
-        </w:rPr>
-        <w:t>dynamic GRNs</w:t>
-      </w:r>
-      <w:r>
-        <w:rPr>
-          <w:rStyle w:val="Strong"/>
-          <w:rFonts w:ascii="Calibri" w:hAnsi="Calibri" w:cs="Calibri"/>
-          <w:b w:val="0"/>
-          <w:bCs w:val="0"/>
-          <w:color w:val="000000" w:themeColor="text1"/>
-          <w:lang w:val="en-US"/>
-        </w:rPr>
-        <w:t xml:space="preserve"> derived from single-cell multiome data.</w:t>
-      </w:r>
-    </w:p>
-    <w:p>
-      <w:pPr>
-        <w:jc w:val="both"/>
-        <w:rPr>
-          <w:rStyle w:val="Strong"/>
-          <w:rFonts w:ascii="Calibri" w:hAnsi="Calibri" w:cs="Calibri"/>
-          <w:color w:val="000000" w:themeColor="text1"/>
-          <w:lang w:val="en-US"/>
-        </w:rPr>
-      </w:pPr>
-    </w:p>
-    <w:p>
-      <w:pPr>
-        <w:jc w:val="both"/>
-        <w:rPr>
-          <w:rStyle w:val="Strong"/>
-          <w:rFonts w:ascii="Calibri" w:hAnsi="Calibri" w:cs="Calibri"/>
-          <w:color w:val="000000" w:themeColor="text1"/>
-          <w:lang w:val="en-US"/>
-        </w:rPr>
-      </w:pPr>
-      <w:r>
-        <w:rPr>
-          <w:rStyle w:val="Strong"/>
-          <w:rFonts w:ascii="Calibri" w:hAnsi="Calibri" w:cs="Calibri"/>
-          <w:color w:val="000000" w:themeColor="text1"/>
-          <w:lang w:val="en-US"/>
-        </w:rPr>
-        <w:t>C</w:t>
-      </w:r>
-      <w:r>
-        <w:rPr>
-          <w:rStyle w:val="Strong"/>
-          <w:rFonts w:ascii="Calibri" w:hAnsi="Calibri" w:cs="Calibri"/>
+    </w:p>
+    <w:p>
+      <w:pPr>
+        <w:jc w:val="both"/>
+        <w:rPr>
+          <w:rFonts w:ascii="Calibri" w:hAnsi="Calibri" w:cs="Calibri"/>
+          <w:color w:val="000000" w:themeColor="text1"/>
+          <w:lang w:val="en-US"/>
+        </w:rPr>
+      </w:pPr>
+      <w:r>
+        <w:rPr>
+          <w:rFonts w:ascii="Calibri" w:hAnsi="Calibri" w:cs="Calibri"/>
+          <w:color w:val="000000" w:themeColor="text1"/>
+          <w:lang w:val="en-US"/>
+        </w:rPr>
+        <w:t xml:space="preserve">TF regulatory activity across </w:t>
+      </w:r>
+      <w:proofErr w:type="spellStart"/>
+      <w:r>
+        <w:rPr>
+          <w:rFonts w:ascii="Calibri" w:hAnsi="Calibri" w:cs="Calibri"/>
+          <w:color w:val="000000" w:themeColor="text1"/>
+          <w:lang w:val="en-US"/>
+        </w:rPr>
+        <w:t>pseudotime</w:t>
+      </w:r>
+      <w:proofErr w:type="spellEnd"/>
+      <w:r>
+        <w:rPr>
+          <w:rFonts w:ascii="Calibri" w:hAnsi="Calibri" w:cs="Calibri"/>
+          <w:color w:val="000000" w:themeColor="text1"/>
+          <w:lang w:val="en-US"/>
+        </w:rPr>
+        <w:t xml:space="preserve"> shows dynamic, wave-like patterns with distinct bursts, including an early peak at the bifurcation point.</w:t>
+      </w:r>
+    </w:p>
+    <w:p>
+      <w:pPr>
+        <w:jc w:val="both"/>
+        <w:rPr>
+          <w:rFonts w:ascii="Calibri" w:hAnsi="Calibri" w:cs="Calibri"/>
+          <w:color w:val="000000" w:themeColor="text1"/>
+          <w:lang w:val="en-US"/>
+        </w:rPr>
+      </w:pPr>
+    </w:p>
+    <w:p>
+      <w:pPr>
+        <w:jc w:val="both"/>
+        <w:rPr>
+          <w:rFonts w:ascii="Calibri" w:hAnsi="Calibri" w:cs="Calibri"/>
+          <w:b/>
+          <w:bCs/>
+          <w:color w:val="000000" w:themeColor="text1"/>
+          <w:lang w:val="en-US"/>
+        </w:rPr>
+      </w:pPr>
+      <w:r>
+        <w:rPr>
+          <w:rFonts w:ascii="Calibri" w:hAnsi="Calibri" w:cs="Calibri"/>
+          <w:b/>
+          <w:bCs/>
+          <w:color w:val="000000" w:themeColor="text1"/>
+          <w:lang w:val="en-US"/>
+        </w:rPr>
+        <w:t xml:space="preserve">G. </w:t>
+      </w:r>
+      <w:r>
+        <w:rPr>
+          <w:rFonts w:ascii="Calibri" w:hAnsi="Calibri" w:cs="Calibri"/>
+          <w:b/>
+          <w:bCs/>
+          <w:color w:val="000000" w:themeColor="text1"/>
+          <w:lang w:val="en-US"/>
+        </w:rPr>
+        <w:t>Gene expression of key lineage defining TFs</w:t>
+      </w:r>
+      <w:r>
+        <w:rPr>
+          <w:rFonts w:ascii="Calibri" w:hAnsi="Calibri" w:cs="Calibri"/>
+          <w:b/>
+          <w:bCs/>
+          <w:color w:val="000000" w:themeColor="text1"/>
+          <w:lang w:val="en-US"/>
+        </w:rPr>
+        <w:t xml:space="preserve"> in the GC Branch</w:t>
+      </w:r>
+      <w:r>
+        <w:rPr>
+          <w:rFonts w:ascii="Calibri" w:hAnsi="Calibri" w:cs="Calibri"/>
+          <w:b/>
+          <w:bCs/>
           <w:color w:val="000000" w:themeColor="text1"/>
           <w:lang w:val="en-US"/>
         </w:rPr>
         <w:t xml:space="preserve">. </w:t>
       </w:r>
-      <w:r>
-        <w:rPr>
-          <w:rStyle w:val="Strong"/>
-          <w:rFonts w:ascii="Calibri" w:hAnsi="Calibri" w:cs="Calibri"/>
-          <w:color w:val="000000" w:themeColor="text1"/>
-          <w:lang w:val="en-US"/>
-        </w:rPr>
-        <w:t xml:space="preserve">Comparison of perturbation scores for FIREFate-prioritized </w:t>
-      </w:r>
-      <w:r>
-        <w:rPr>
-          <w:rStyle w:val="Strong"/>
-          <w:rFonts w:ascii="Calibri" w:hAnsi="Calibri" w:cs="Calibri"/>
-          <w:color w:val="000000" w:themeColor="text1"/>
-          <w:lang w:val="en-US"/>
-        </w:rPr>
-        <w:t>episodically enriched TFs in</w:t>
-      </w:r>
-      <w:r>
-        <w:rPr>
-          <w:rStyle w:val="Strong"/>
-          <w:rFonts w:ascii="Calibri" w:hAnsi="Calibri" w:cs="Calibri"/>
+    </w:p>
+    <w:p>
+      <w:pPr>
+        <w:jc w:val="both"/>
+        <w:rPr>
+          <w:rFonts w:ascii="Calibri" w:hAnsi="Calibri" w:cs="Calibri"/>
+          <w:color w:val="000000" w:themeColor="text1"/>
+          <w:lang w:val="en-US"/>
+        </w:rPr>
+      </w:pPr>
+      <w:r>
+        <w:rPr>
+          <w:rFonts w:ascii="Calibri" w:hAnsi="Calibri" w:cs="Calibri"/>
+        </w:rPr>
+        <w:t xml:space="preserve">Key </w:t>
+      </w:r>
+      <w:r>
+        <w:rPr>
+          <w:rFonts w:ascii="Calibri" w:hAnsi="Calibri" w:cs="Calibri"/>
+        </w:rPr>
+        <w:t>TFs</w:t>
+      </w:r>
+      <w:r>
+        <w:rPr>
+          <w:rFonts w:ascii="Calibri" w:hAnsi="Calibri" w:cs="Calibri"/>
+        </w:rPr>
+        <w:t xml:space="preserve"> identified through cellular program enrichment display dynamic, progressive expression changes along differentiation branches.</w:t>
+      </w:r>
+    </w:p>
+    <w:p>
+      <w:pPr>
+        <w:jc w:val="both"/>
+        <w:rPr>
+          <w:rFonts w:ascii="Calibri" w:hAnsi="Calibri" w:cs="Calibri"/>
+          <w:color w:val="000000" w:themeColor="text1"/>
+          <w:lang w:val="en-US"/>
+        </w:rPr>
+      </w:pPr>
+    </w:p>
+    <w:p>
+      <w:pPr>
+        <w:jc w:val="both"/>
+        <w:rPr>
+          <w:rFonts w:ascii="Calibri" w:hAnsi="Calibri" w:cs="Calibri"/>
+          <w:b/>
+          <w:bCs/>
+          <w:color w:val="000000" w:themeColor="text1"/>
+          <w:lang w:val="en-US"/>
+        </w:rPr>
+      </w:pPr>
+      <w:r>
+        <w:rPr>
+          <w:rFonts w:ascii="Calibri" w:hAnsi="Calibri" w:cs="Calibri"/>
+          <w:b/>
+          <w:bCs/>
+          <w:color w:val="000000" w:themeColor="text1"/>
+          <w:lang w:val="en-US"/>
+        </w:rPr>
+        <w:t>H.</w:t>
+      </w:r>
+      <w:r>
+        <w:rPr>
+          <w:rFonts w:ascii="Calibri" w:hAnsi="Calibri" w:cs="Calibri"/>
+          <w:b/>
+          <w:bCs/>
+          <w:color w:val="000000" w:themeColor="text1"/>
+          <w:lang w:val="en-US"/>
+        </w:rPr>
+        <w:t xml:space="preserve"> Regulatory activity of key lineage defining TFs</w:t>
+      </w:r>
+      <w:r>
+        <w:rPr>
+          <w:rFonts w:ascii="Calibri" w:hAnsi="Calibri" w:cs="Calibri"/>
+          <w:b/>
+          <w:bCs/>
+          <w:color w:val="000000" w:themeColor="text1"/>
+          <w:lang w:val="en-US"/>
+        </w:rPr>
+        <w:t xml:space="preserve"> in the GC Branch.</w:t>
+      </w:r>
+      <w:r>
+        <w:rPr>
+          <w:rFonts w:ascii="Calibri" w:hAnsi="Calibri" w:cs="Calibri"/>
+          <w:b/>
+          <w:bCs/>
           <w:color w:val="000000" w:themeColor="text1"/>
           <w:lang w:val="en-US"/>
         </w:rPr>
         <w:t xml:space="preserve"> </w:t>
       </w:r>
-      <w:r>
-        <w:rPr>
-          <w:rStyle w:val="Strong"/>
-          <w:rFonts w:ascii="Calibri" w:hAnsi="Calibri" w:cs="Calibri"/>
-          <w:color w:val="000000" w:themeColor="text1"/>
-          <w:lang w:val="en-US"/>
-        </w:rPr>
-        <w:t>human B cell data from tonsil atlas data.</w:t>
-      </w:r>
-    </w:p>
-    <w:p>
-      <w:pPr>
-        <w:jc w:val="both"/>
-        <w:rPr>
-          <w:rStyle w:val="Strong"/>
-          <w:rFonts w:ascii="Calibri" w:hAnsi="Calibri" w:cs="Calibri"/>
-          <w:b w:val="0"/>
-          <w:bCs w:val="0"/>
-          <w:color w:val="000000" w:themeColor="text1"/>
-          <w:lang w:val="en-US"/>
-        </w:rPr>
-      </w:pPr>
-      <w:r>
-        <w:rPr>
-          <w:rStyle w:val="Strong"/>
-          <w:rFonts w:ascii="Calibri" w:hAnsi="Calibri" w:cs="Calibri"/>
-          <w:b w:val="0"/>
-          <w:bCs w:val="0"/>
-          <w:color w:val="000000" w:themeColor="text1"/>
-          <w:lang w:val="en-US"/>
-        </w:rPr>
-        <w:t>In silico perturbation analysis contrasts FIREFate</w:t>
-      </w:r>
-      <w:r>
-        <w:rPr>
-          <w:rStyle w:val="Strong"/>
-          <w:rFonts w:ascii="Calibri" w:hAnsi="Calibri" w:cs="Calibri"/>
-          <w:b w:val="0"/>
-          <w:bCs w:val="0"/>
-          <w:color w:val="000000" w:themeColor="text1"/>
-          <w:lang w:val="en-US"/>
-        </w:rPr>
-        <w:t xml:space="preserve"> episodically </w:t>
-      </w:r>
-      <w:r>
-        <w:rPr>
-          <w:rStyle w:val="Strong"/>
-          <w:rFonts w:ascii="Calibri" w:hAnsi="Calibri" w:cs="Calibri"/>
-          <w:b w:val="0"/>
-          <w:bCs w:val="0"/>
-          <w:color w:val="000000" w:themeColor="text1"/>
-          <w:lang w:val="en-US"/>
-        </w:rPr>
-        <w:t xml:space="preserve">enriched TFs with others, highlighting their impact on cell identity within GC–PB </w:t>
-      </w:r>
-      <w:r>
-        <w:rPr>
-          <w:rStyle w:val="Strong"/>
-          <w:rFonts w:ascii="Calibri" w:hAnsi="Calibri" w:cs="Calibri"/>
-          <w:b w:val="0"/>
-          <w:bCs w:val="0"/>
-          <w:color w:val="000000" w:themeColor="text1"/>
-          <w:lang w:val="en-US"/>
-        </w:rPr>
-        <w:t>dynamic GRNs</w:t>
-      </w:r>
-      <w:r>
-        <w:rPr>
-          <w:rStyle w:val="Strong"/>
-          <w:rFonts w:ascii="Calibri" w:hAnsi="Calibri" w:cs="Calibri"/>
-          <w:b w:val="0"/>
-          <w:bCs w:val="0"/>
-          <w:color w:val="000000" w:themeColor="text1"/>
-          <w:lang w:val="en-US"/>
-        </w:rPr>
-        <w:t xml:space="preserve"> derived from </w:t>
-      </w:r>
-      <w:r>
-        <w:rPr>
-          <w:rStyle w:val="Strong"/>
-          <w:rFonts w:ascii="Calibri" w:hAnsi="Calibri" w:cs="Calibri"/>
-          <w:b w:val="0"/>
-          <w:bCs w:val="0"/>
-          <w:color w:val="000000" w:themeColor="text1"/>
-          <w:lang w:val="en-US"/>
-        </w:rPr>
-        <w:t xml:space="preserve">sc-multiome data of B cells </w:t>
-      </w:r>
-      <w:r>
-        <w:rPr>
-          <w:rStyle w:val="Strong"/>
-          <w:rFonts w:ascii="Calibri" w:hAnsi="Calibri" w:cs="Calibri"/>
-          <w:b w:val="0"/>
-          <w:bCs w:val="0"/>
-          <w:color w:val="000000" w:themeColor="text1"/>
-          <w:lang w:val="en-US"/>
-        </w:rPr>
-        <w:t xml:space="preserve">from </w:t>
-      </w:r>
-      <w:r>
-        <w:rPr>
-          <w:rStyle w:val="Strong"/>
-          <w:rFonts w:ascii="Calibri" w:hAnsi="Calibri" w:cs="Calibri"/>
-          <w:b w:val="0"/>
-          <w:bCs w:val="0"/>
-          <w:color w:val="000000" w:themeColor="text1"/>
-          <w:lang w:val="en-US"/>
-        </w:rPr>
-        <w:t xml:space="preserve">human </w:t>
-      </w:r>
-      <w:r>
-        <w:rPr>
-          <w:rStyle w:val="Strong"/>
-          <w:rFonts w:ascii="Calibri" w:hAnsi="Calibri" w:cs="Calibri"/>
-          <w:b w:val="0"/>
-          <w:bCs w:val="0"/>
-          <w:color w:val="000000" w:themeColor="text1"/>
-          <w:lang w:val="en-US"/>
-        </w:rPr>
-        <w:t>tonsil atlas data</w:t>
-      </w:r>
-      <w:r>
-        <w:rPr>
-          <w:rStyle w:val="Strong"/>
-          <w:rFonts w:ascii="Calibri" w:hAnsi="Calibri" w:cs="Calibri"/>
-          <w:b w:val="0"/>
-          <w:bCs w:val="0"/>
-          <w:color w:val="000000" w:themeColor="text1"/>
-          <w:lang w:val="en-US"/>
-        </w:rPr>
-        <w:t>.</w:t>
-      </w:r>
-    </w:p>
-    <w:p>
-      <w:pPr>
-        <w:jc w:val="both"/>
-        <w:rPr>
-          <w:rFonts w:ascii="Calibri" w:hAnsi="Calibri" w:cs="Calibri"/>
-          <w:color w:val="000000" w:themeColor="text1"/>
-          <w:lang w:val="en-US"/>
-        </w:rPr>
-      </w:pPr>
-    </w:p>
-    <w:p>
-      <w:pPr>
-        <w:jc w:val="both"/>
-        <w:rPr>
-          <w:rFonts w:ascii="Calibri" w:hAnsi="Calibri" w:cs="Calibri"/>
-          <w:b/>
-          <w:bCs/>
-          <w:color w:val="000000" w:themeColor="text1"/>
-          <w:lang w:val="en-US"/>
-        </w:rPr>
-      </w:pPr>
-      <w:r>
-        <w:rPr>
-          <w:rFonts w:ascii="Calibri" w:hAnsi="Calibri" w:cs="Calibri"/>
-          <w:b/>
-          <w:bCs/>
-          <w:color w:val="000000" w:themeColor="text1"/>
-          <w:lang w:val="en-US"/>
-        </w:rPr>
-        <w:t>D</w:t>
-      </w:r>
-      <w:r>
-        <w:rPr>
-          <w:rFonts w:ascii="Calibri" w:hAnsi="Calibri" w:cs="Calibri"/>
-          <w:b/>
-          <w:bCs/>
-          <w:color w:val="000000" w:themeColor="text1"/>
-          <w:lang w:val="en-US"/>
-        </w:rPr>
-        <w:t>.</w:t>
-      </w:r>
-      <w:r>
-        <w:rPr>
-          <w:rFonts w:ascii="Calibri" w:hAnsi="Calibri" w:cs="Calibri"/>
-          <w:b/>
-          <w:bCs/>
-          <w:color w:val="000000" w:themeColor="text1"/>
-          <w:lang w:val="en-US"/>
-        </w:rPr>
-        <w:t xml:space="preserve"> </w:t>
-      </w:r>
-      <w:r>
-        <w:rPr>
-          <w:rFonts w:ascii="Calibri" w:hAnsi="Calibri" w:cs="Calibri"/>
-          <w:b/>
-          <w:bCs/>
-          <w:color w:val="000000" w:themeColor="text1"/>
-          <w:lang w:val="en-US"/>
-        </w:rPr>
-        <w:t>TF Binding Scores Across Pseudotime in GC and PB States</w:t>
-      </w:r>
-    </w:p>
-    <w:p>
-      <w:pPr>
-        <w:jc w:val="both"/>
-        <w:rPr>
-          <w:rFonts w:ascii="Calibri" w:hAnsi="Calibri" w:cs="Calibri"/>
-          <w:color w:val="000000" w:themeColor="text1"/>
-          <w:lang w:val="en-US"/>
-        </w:rPr>
-      </w:pPr>
-      <w:r>
-        <w:rPr>
-          <w:rFonts w:ascii="Calibri" w:hAnsi="Calibri" w:cs="Calibri"/>
-          <w:color w:val="000000" w:themeColor="text1"/>
-          <w:lang w:val="en-US"/>
-        </w:rPr>
-        <w:t>Comparison of TF binding scores across pseudotime for TFs enriched in static GRNs and episodic analyses along GC and PB trajectories.</w:t>
-      </w:r>
-    </w:p>
-    <w:p>
-      <w:pPr>
-        <w:jc w:val="both"/>
-        <w:rPr>
-          <w:rFonts w:ascii="Calibri" w:hAnsi="Calibri" w:cs="Calibri"/>
-          <w:color w:val="000000" w:themeColor="text1"/>
-          <w:lang w:val="en-US"/>
-        </w:rPr>
-      </w:pPr>
-    </w:p>
-    <w:p>
-      <w:pPr>
-        <w:jc w:val="both"/>
-        <w:rPr>
-          <w:rFonts w:ascii="Calibri" w:hAnsi="Calibri" w:cs="Calibri"/>
-          <w:b/>
-          <w:bCs/>
-          <w:color w:val="000000" w:themeColor="text1"/>
-          <w:lang w:val="en-US"/>
-        </w:rPr>
-      </w:pPr>
-      <w:r>
-        <w:rPr>
-          <w:rFonts w:ascii="Calibri" w:hAnsi="Calibri" w:cs="Calibri"/>
-          <w:b/>
-          <w:bCs/>
-          <w:color w:val="000000" w:themeColor="text1"/>
-          <w:lang w:val="en-US"/>
-        </w:rPr>
-        <w:t>E</w:t>
-      </w:r>
-      <w:r>
-        <w:rPr>
-          <w:rFonts w:ascii="Calibri" w:hAnsi="Calibri" w:cs="Calibri"/>
-          <w:b/>
-          <w:bCs/>
-          <w:color w:val="000000" w:themeColor="text1"/>
-          <w:lang w:val="en-US"/>
-        </w:rPr>
-        <w:t>.</w:t>
-      </w:r>
-      <w:r>
-        <w:rPr>
-          <w:rFonts w:ascii="Calibri" w:hAnsi="Calibri" w:cs="Calibri"/>
-          <w:b/>
-          <w:bCs/>
-          <w:color w:val="000000" w:themeColor="text1"/>
-          <w:lang w:val="en-US"/>
-        </w:rPr>
-        <w:t xml:space="preserve"> </w:t>
-      </w:r>
-      <w:r>
-        <w:rPr>
-          <w:rFonts w:ascii="Calibri" w:hAnsi="Calibri" w:cs="Calibri"/>
-          <w:b/>
-          <w:bCs/>
-          <w:color w:val="000000" w:themeColor="text1"/>
-          <w:lang w:val="en-US"/>
-        </w:rPr>
-        <w:t xml:space="preserve"> </w:t>
-      </w:r>
-      <w:r>
-        <w:rPr>
-          <w:rFonts w:ascii="Calibri" w:hAnsi="Calibri" w:cs="Calibri"/>
-          <w:b/>
-          <w:bCs/>
-          <w:color w:val="000000" w:themeColor="text1"/>
-          <w:lang w:val="en-US"/>
-        </w:rPr>
-        <w:t>T</w:t>
-      </w:r>
-      <w:r>
-        <w:rPr>
-          <w:rFonts w:ascii="Calibri" w:hAnsi="Calibri" w:cs="Calibri"/>
-          <w:b/>
-          <w:bCs/>
-          <w:color w:val="000000" w:themeColor="text1"/>
-          <w:lang w:val="en-US"/>
-        </w:rPr>
-        <w:t>F</w:t>
-      </w:r>
-      <w:r>
-        <w:rPr>
-          <w:rFonts w:ascii="Calibri" w:hAnsi="Calibri" w:cs="Calibri"/>
-          <w:b/>
-          <w:bCs/>
-          <w:color w:val="000000" w:themeColor="text1"/>
-          <w:lang w:val="en-US"/>
-        </w:rPr>
-        <w:t xml:space="preserve"> </w:t>
-      </w:r>
-      <w:r>
-        <w:rPr>
-          <w:rFonts w:ascii="Calibri" w:hAnsi="Calibri" w:cs="Calibri"/>
-          <w:b/>
-          <w:bCs/>
-          <w:color w:val="000000" w:themeColor="text1"/>
-          <w:lang w:val="en-US"/>
-        </w:rPr>
-        <w:t>b</w:t>
-      </w:r>
-      <w:r>
-        <w:rPr>
-          <w:rFonts w:ascii="Calibri" w:hAnsi="Calibri" w:cs="Calibri"/>
-          <w:b/>
-          <w:bCs/>
-          <w:color w:val="000000" w:themeColor="text1"/>
-          <w:lang w:val="en-US"/>
-        </w:rPr>
-        <w:t xml:space="preserve">inding </w:t>
-      </w:r>
-      <w:r>
-        <w:rPr>
-          <w:rFonts w:ascii="Calibri" w:hAnsi="Calibri" w:cs="Calibri"/>
-          <w:b/>
-          <w:bCs/>
-          <w:color w:val="000000" w:themeColor="text1"/>
-          <w:lang w:val="en-US"/>
-        </w:rPr>
-        <w:t>s</w:t>
-      </w:r>
-      <w:r>
-        <w:rPr>
-          <w:rFonts w:ascii="Calibri" w:hAnsi="Calibri" w:cs="Calibri"/>
-          <w:b/>
-          <w:bCs/>
-          <w:color w:val="000000" w:themeColor="text1"/>
-          <w:lang w:val="en-US"/>
-        </w:rPr>
-        <w:t>core</w:t>
-      </w:r>
-      <w:r>
-        <w:rPr>
-          <w:rFonts w:ascii="Calibri" w:hAnsi="Calibri" w:cs="Calibri"/>
-          <w:b/>
-          <w:bCs/>
-          <w:color w:val="000000" w:themeColor="text1"/>
-          <w:lang w:val="en-US"/>
-        </w:rPr>
-        <w:t xml:space="preserve"> </w:t>
-      </w:r>
-      <w:r>
-        <w:rPr>
-          <w:rFonts w:ascii="Calibri" w:hAnsi="Calibri" w:cs="Calibri"/>
-          <w:b/>
-          <w:bCs/>
-          <w:color w:val="000000" w:themeColor="text1"/>
-          <w:lang w:val="en-US"/>
-        </w:rPr>
-        <w:t>for TFs</w:t>
-      </w:r>
-      <w:r>
-        <w:rPr>
-          <w:rFonts w:ascii="Calibri" w:hAnsi="Calibri" w:cs="Calibri"/>
-          <w:b/>
-          <w:bCs/>
-          <w:color w:val="000000" w:themeColor="text1"/>
-          <w:lang w:val="en-US"/>
-        </w:rPr>
-        <w:t xml:space="preserve"> </w:t>
-      </w:r>
-      <w:r>
-        <w:rPr>
-          <w:rFonts w:ascii="Calibri" w:hAnsi="Calibri" w:cs="Calibri"/>
-          <w:b/>
-          <w:bCs/>
-          <w:color w:val="000000" w:themeColor="text1"/>
-          <w:lang w:val="en-US"/>
-        </w:rPr>
-        <w:t>enriched</w:t>
-      </w:r>
-      <w:r>
-        <w:rPr>
-          <w:rFonts w:ascii="Calibri" w:hAnsi="Calibri" w:cs="Calibri"/>
-          <w:b/>
-          <w:bCs/>
-          <w:color w:val="000000" w:themeColor="text1"/>
-          <w:lang w:val="en-US"/>
-        </w:rPr>
-        <w:t xml:space="preserve"> </w:t>
-      </w:r>
-      <w:r>
-        <w:rPr>
-          <w:rFonts w:ascii="Calibri" w:hAnsi="Calibri" w:cs="Calibri"/>
-          <w:b/>
-          <w:bCs/>
-          <w:color w:val="000000" w:themeColor="text1"/>
-          <w:lang w:val="en-US"/>
-        </w:rPr>
-        <w:t>in</w:t>
-      </w:r>
-      <w:r>
-        <w:rPr>
-          <w:rFonts w:ascii="Calibri" w:hAnsi="Calibri" w:cs="Calibri"/>
-          <w:b/>
-          <w:bCs/>
-          <w:color w:val="000000" w:themeColor="text1"/>
-          <w:lang w:val="en-US"/>
-        </w:rPr>
-        <w:t xml:space="preserve"> </w:t>
-      </w:r>
-      <w:r>
-        <w:rPr>
-          <w:rFonts w:ascii="Calibri" w:hAnsi="Calibri" w:cs="Calibri"/>
-          <w:b/>
-          <w:bCs/>
-          <w:color w:val="000000" w:themeColor="text1"/>
-          <w:lang w:val="en-US"/>
-        </w:rPr>
-        <w:t xml:space="preserve">state specific </w:t>
-      </w:r>
-      <w:r>
-        <w:rPr>
-          <w:rFonts w:ascii="Calibri" w:hAnsi="Calibri" w:cs="Calibri"/>
-          <w:b/>
-          <w:bCs/>
-          <w:color w:val="000000" w:themeColor="text1"/>
-          <w:lang w:val="en-US"/>
-        </w:rPr>
-        <w:t>PB</w:t>
-      </w:r>
-      <w:r>
-        <w:rPr>
-          <w:rFonts w:ascii="Calibri" w:hAnsi="Calibri" w:cs="Calibri"/>
-          <w:b/>
-          <w:bCs/>
-          <w:color w:val="000000" w:themeColor="text1"/>
-          <w:lang w:val="en-US"/>
-        </w:rPr>
-        <w:t xml:space="preserve"> </w:t>
-      </w:r>
-      <w:r>
-        <w:rPr>
-          <w:rFonts w:ascii="Calibri" w:hAnsi="Calibri" w:cs="Calibri"/>
-          <w:b/>
-          <w:bCs/>
-          <w:color w:val="000000" w:themeColor="text1"/>
-          <w:lang w:val="en-US"/>
-        </w:rPr>
-        <w:t xml:space="preserve">and </w:t>
-      </w:r>
-      <w:r>
-        <w:rPr>
-          <w:rFonts w:ascii="Calibri" w:hAnsi="Calibri" w:cs="Calibri"/>
-          <w:b/>
-          <w:bCs/>
-          <w:color w:val="000000" w:themeColor="text1"/>
-          <w:lang w:val="en-US"/>
-        </w:rPr>
-        <w:t xml:space="preserve">GC </w:t>
-      </w:r>
-      <w:r>
-        <w:rPr>
-          <w:rFonts w:ascii="Calibri" w:hAnsi="Calibri" w:cs="Calibri"/>
-          <w:b/>
-          <w:bCs/>
-          <w:color w:val="000000" w:themeColor="text1"/>
-          <w:lang w:val="en-US"/>
-        </w:rPr>
-        <w:t>state.</w:t>
-      </w:r>
-    </w:p>
-    <w:p>
-      <w:pPr>
-        <w:jc w:val="both"/>
-        <w:rPr>
-          <w:rFonts w:ascii="Calibri" w:hAnsi="Calibri" w:cs="Calibri"/>
-          <w:b/>
-          <w:bCs/>
-          <w:color w:val="000000" w:themeColor="text1"/>
-          <w:lang w:val="en-US"/>
-        </w:rPr>
-      </w:pPr>
-    </w:p>
-    <w:p>
-      <w:pPr>
-        <w:jc w:val="both"/>
-        <w:rPr>
-          <w:rFonts w:ascii="Calibri" w:hAnsi="Calibri" w:cs="Calibri"/>
-          <w:b/>
-          <w:bCs/>
-          <w:color w:val="000000" w:themeColor="text1"/>
-          <w:lang w:val="en-US"/>
-        </w:rPr>
-      </w:pPr>
-      <w:r>
-        <w:rPr>
-          <w:rFonts w:ascii="Calibri" w:hAnsi="Calibri" w:cs="Calibri"/>
-          <w:b/>
-          <w:bCs/>
-          <w:color w:val="000000" w:themeColor="text1"/>
-          <w:lang w:val="en-US"/>
-        </w:rPr>
-        <w:t>F</w:t>
-      </w:r>
-      <w:r>
-        <w:rPr>
-          <w:rFonts w:ascii="Calibri" w:hAnsi="Calibri" w:cs="Calibri"/>
-          <w:b/>
-          <w:bCs/>
-          <w:color w:val="000000" w:themeColor="text1"/>
-          <w:lang w:val="en-US"/>
-        </w:rPr>
-        <w:t xml:space="preserve">. </w:t>
-      </w:r>
-      <w:r>
-        <w:rPr>
-          <w:rFonts w:ascii="Calibri" w:hAnsi="Calibri" w:cs="Calibri"/>
-          <w:b/>
-          <w:bCs/>
-          <w:color w:val="000000" w:themeColor="text1"/>
-          <w:lang w:val="en-US"/>
-        </w:rPr>
-        <w:t>T</w:t>
-      </w:r>
-      <w:r>
-        <w:rPr>
-          <w:rFonts w:ascii="Calibri" w:hAnsi="Calibri" w:cs="Calibri"/>
-          <w:b/>
-          <w:bCs/>
-          <w:color w:val="000000" w:themeColor="text1"/>
-          <w:lang w:val="en-US"/>
-        </w:rPr>
-        <w:t>F</w:t>
-      </w:r>
-      <w:r>
-        <w:rPr>
-          <w:rFonts w:ascii="Calibri" w:hAnsi="Calibri" w:cs="Calibri"/>
-          <w:b/>
-          <w:bCs/>
-          <w:color w:val="000000" w:themeColor="text1"/>
-          <w:lang w:val="en-US"/>
-        </w:rPr>
-        <w:t xml:space="preserve"> </w:t>
-      </w:r>
-      <w:r>
-        <w:rPr>
-          <w:rFonts w:ascii="Calibri" w:hAnsi="Calibri" w:cs="Calibri"/>
-          <w:b/>
-          <w:bCs/>
-          <w:color w:val="000000" w:themeColor="text1"/>
-          <w:lang w:val="en-US"/>
-        </w:rPr>
-        <w:t>b</w:t>
-      </w:r>
-      <w:r>
-        <w:rPr>
-          <w:rFonts w:ascii="Calibri" w:hAnsi="Calibri" w:cs="Calibri"/>
-          <w:b/>
-          <w:bCs/>
-          <w:color w:val="000000" w:themeColor="text1"/>
-          <w:lang w:val="en-US"/>
-        </w:rPr>
-        <w:t xml:space="preserve">inding </w:t>
-      </w:r>
-      <w:r>
-        <w:rPr>
-          <w:rFonts w:ascii="Calibri" w:hAnsi="Calibri" w:cs="Calibri"/>
-          <w:b/>
-          <w:bCs/>
-          <w:color w:val="000000" w:themeColor="text1"/>
-          <w:lang w:val="en-US"/>
-        </w:rPr>
-        <w:t>s</w:t>
-      </w:r>
-      <w:r>
-        <w:rPr>
-          <w:rFonts w:ascii="Calibri" w:hAnsi="Calibri" w:cs="Calibri"/>
-          <w:b/>
-          <w:bCs/>
-          <w:color w:val="000000" w:themeColor="text1"/>
-          <w:lang w:val="en-US"/>
-        </w:rPr>
-        <w:t xml:space="preserve">core </w:t>
-      </w:r>
-      <w:r>
-        <w:rPr>
-          <w:rFonts w:ascii="Calibri" w:hAnsi="Calibri" w:cs="Calibri"/>
-          <w:b/>
-          <w:bCs/>
-          <w:color w:val="000000" w:themeColor="text1"/>
-          <w:lang w:val="en-US"/>
-        </w:rPr>
-        <w:t>for TFs either enriched in static GRNs or episodic analysis across the pseudotime in GC/PB states.</w:t>
-      </w:r>
+    </w:p>
+    <w:p>
+      <w:pPr>
+        <w:jc w:val="both"/>
+        <w:rPr>
+          <w:rFonts w:ascii="Calibri" w:hAnsi="Calibri" w:cs="Calibri"/>
+          <w:lang w:val="en-US"/>
+        </w:rPr>
+      </w:pPr>
+      <w:r>
+        <w:rPr>
+          <w:rFonts w:ascii="Calibri" w:hAnsi="Calibri" w:cs="Calibri"/>
+          <w:lang w:val="en-US"/>
+        </w:rPr>
+        <w:t xml:space="preserve">TF regulatory activity across </w:t>
+      </w:r>
+      <w:proofErr w:type="spellStart"/>
+      <w:r>
+        <w:rPr>
+          <w:rFonts w:ascii="Calibri" w:hAnsi="Calibri" w:cs="Calibri"/>
+          <w:lang w:val="en-US"/>
+        </w:rPr>
+        <w:t>pseudotime</w:t>
+      </w:r>
+      <w:proofErr w:type="spellEnd"/>
+      <w:r>
+        <w:rPr>
+          <w:rFonts w:ascii="Calibri" w:hAnsi="Calibri" w:cs="Calibri"/>
+          <w:lang w:val="en-US"/>
+        </w:rPr>
+        <w:t xml:space="preserve"> reveals wave-like patterns with distinct bursts, reflecting dynamic changes in target gene interactions.</w:t>
+      </w:r>
+    </w:p>
+    <w:p>
+      <w:pPr>
+        <w:jc w:val="both"/>
+        <w:rPr>
+          <w:rFonts w:ascii="Calibri" w:hAnsi="Calibri" w:cs="Calibri"/>
+          <w:b/>
+          <w:bCs/>
+          <w:color w:val="000000" w:themeColor="text1"/>
+          <w:lang w:val="en-US"/>
+        </w:rPr>
+      </w:pPr>
+    </w:p>
+    <w:p>
+      <w:pPr>
+        <w:jc w:val="both"/>
+        <w:rPr>
+          <w:rFonts w:ascii="Calibri" w:hAnsi="Calibri" w:cs="Calibri"/>
+          <w:b/>
+          <w:bCs/>
+          <w:color w:val="000000" w:themeColor="text1"/>
+          <w:lang w:val="en-US"/>
+        </w:rPr>
+      </w:pPr>
     </w:p>
     <w:p>
       <w:pPr>
@@ -8631,6 +9303,7 @@
           <w:sz w:val="22"/>
           <w:szCs w:val="22"/>
         </w:rPr>
+        <w:lastRenderedPageBreak/>
         <w:t xml:space="preserve">Lasso classification of PRDM1/IRF4 KO versus </w:t>
       </w:r>
       <w:r>
@@ -8744,15 +9417,27 @@
         </w:rPr>
         <w:t xml:space="preserve">F. </w:t>
       </w:r>
-      <w:r>
-        <w:rPr>
-          <w:rFonts w:ascii="Calibri" w:hAnsi="Calibri" w:cs="Calibri"/>
-          <w:b/>
-          <w:bCs/>
-          <w:color w:val="000000" w:themeColor="text1"/>
-          <w:lang w:val="en-US"/>
-        </w:rPr>
-        <w:t xml:space="preserve">FIREFate Revealed </w:t>
+      <w:proofErr w:type="spellStart"/>
+      <w:r>
+        <w:rPr>
+          <w:rFonts w:ascii="Calibri" w:hAnsi="Calibri" w:cs="Calibri"/>
+          <w:b/>
+          <w:bCs/>
+          <w:color w:val="000000" w:themeColor="text1"/>
+          <w:lang w:val="en-US"/>
+        </w:rPr>
+        <w:t>FIREFate</w:t>
+      </w:r>
+      <w:proofErr w:type="spellEnd"/>
+      <w:r>
+        <w:rPr>
+          <w:rFonts w:ascii="Calibri" w:hAnsi="Calibri" w:cs="Calibri"/>
+          <w:b/>
+          <w:bCs/>
+          <w:color w:val="000000" w:themeColor="text1"/>
+          <w:lang w:val="en-US"/>
+        </w:rPr>
+        <w:t xml:space="preserve"> Revealed </w:t>
       </w:r>
       <w:r>
         <w:rPr>
@@ -8828,7 +9513,6 @@
           <w:color w:val="000000" w:themeColor="text1"/>
           <w:lang w:val="en-US"/>
         </w:rPr>
-        <w:lastRenderedPageBreak/>
         <w:t>G</w:t>
       </w:r>
       <w:r>
@@ -8839,7 +9523,29 @@
           <w:color w:val="000000" w:themeColor="text1"/>
           <w:lang w:val="en-US"/>
         </w:rPr>
-        <w:t xml:space="preserve">. FIREFate Revealed </w:t>
+        <w:t xml:space="preserve">. </w:t>
+      </w:r>
+      <w:proofErr w:type="spellStart"/>
+      <w:r>
+        <w:rPr>
+          <w:rFonts w:ascii="Calibri" w:hAnsi="Calibri" w:cs="Calibri"/>
+          <w:b/>
+          <w:bCs/>
+          <w:color w:val="000000" w:themeColor="text1"/>
+          <w:lang w:val="en-US"/>
+        </w:rPr>
+        <w:t>FIREFate</w:t>
+      </w:r>
+      <w:proofErr w:type="spellEnd"/>
+      <w:r>
+        <w:rPr>
+          <w:rFonts w:ascii="Calibri" w:hAnsi="Calibri" w:cs="Calibri"/>
+          <w:b/>
+          <w:bCs/>
+          <w:color w:val="000000" w:themeColor="text1"/>
+          <w:lang w:val="en-US"/>
+        </w:rPr>
+        <w:t xml:space="preserve"> Revealed </w:t>
       </w:r>
       <w:r>
         <w:rPr>
@@ -8941,8 +9647,9 @@
         <w:jc w:val="both"/>
         <w:rPr>
           <w:rFonts w:ascii="Calibri" w:hAnsi="Calibri" w:cs="Calibri"/>
-          <w:color w:val="000000" w:themeColor="text1"/>
-          <w:lang w:val="en-US"/>
+          <w:b/>
+          <w:bCs/>
+          <w:color w:val="000000" w:themeColor="text1"/>
         </w:rPr>
       </w:pPr>
       <w:r>
@@ -8962,6 +9669,25 @@
           <w:color w:val="000000" w:themeColor="text1"/>
         </w:rPr>
         <w:t xml:space="preserve">. </w:t>
+      </w:r>
+    </w:p>
+    <w:p>
+      <w:pPr>
+        <w:jc w:val="both"/>
+        <w:rPr>
+          <w:rFonts w:ascii="Calibri" w:hAnsi="Calibri" w:cs="Calibri"/>
+          <w:color w:val="000000" w:themeColor="text1"/>
+          <w:lang w:val="en-US"/>
+        </w:rPr>
+      </w:pPr>
+      <w:r>
+        <w:rPr>
+          <w:rFonts w:ascii="Calibri" w:hAnsi="Calibri" w:cs="Calibri"/>
+          <w:b/>
+          <w:bCs/>
+          <w:color w:val="000000" w:themeColor="text1"/>
+        </w:rPr>
+        <w:t>J.</w:t>
       </w:r>
     </w:p>
     <w:p>
@@ -9055,7 +9781,27 @@
           <w:color w:val="000000" w:themeColor="text1"/>
           <w:lang w:val="en-US"/>
         </w:rPr>
-        <w:t>A. Schematic overview of applying FIREFate to</w:t>
+        <w:t xml:space="preserve">A. Schematic overview of applying </w:t>
+      </w:r>
+      <w:proofErr w:type="spellStart"/>
+      <w:r>
+        <w:rPr>
+          <w:rFonts w:ascii="Calibri" w:hAnsi="Calibri" w:cs="Calibri"/>
+          <w:b/>
+          <w:color w:val="000000" w:themeColor="text1"/>
+          <w:lang w:val="en-US"/>
+        </w:rPr>
+        <w:t>FIREFate</w:t>
+      </w:r>
+      <w:proofErr w:type="spellEnd"/>
+      <w:r>
+        <w:rPr>
+          <w:rFonts w:ascii="Calibri" w:hAnsi="Calibri" w:cs="Calibri"/>
+          <w:b/>
+          <w:color w:val="000000" w:themeColor="text1"/>
+          <w:lang w:val="en-US"/>
+        </w:rPr>
+        <w:t xml:space="preserve"> to</w:t>
       </w:r>
       <w:r>
         <w:rPr>
@@ -9119,7 +9865,25 @@
           <w:color w:val="000000" w:themeColor="text1"/>
           <w:lang w:val="en-US"/>
         </w:rPr>
-        <w:t xml:space="preserve">Schematic overview of FIREFate applied to infer </w:t>
+        <w:t xml:space="preserve">Schematic overview of </w:t>
+      </w:r>
+      <w:proofErr w:type="spellStart"/>
+      <w:r>
+        <w:rPr>
+          <w:rFonts w:ascii="Calibri" w:hAnsi="Calibri" w:cs="Calibri"/>
+          <w:color w:val="000000" w:themeColor="text1"/>
+          <w:lang w:val="en-US"/>
+        </w:rPr>
+        <w:t>FIREFate</w:t>
+      </w:r>
+      <w:proofErr w:type="spellEnd"/>
+      <w:r>
+        <w:rPr>
+          <w:rFonts w:ascii="Calibri" w:hAnsi="Calibri" w:cs="Calibri"/>
+          <w:color w:val="000000" w:themeColor="text1"/>
+          <w:lang w:val="en-US"/>
+        </w:rPr>
+        <w:t xml:space="preserve"> applied to infer </w:t>
       </w:r>
       <w:r>
         <w:rPr>
@@ -9685,7 +10449,29 @@
           <w:color w:val="000000" w:themeColor="text1"/>
           <w:lang w:val="en-US"/>
         </w:rPr>
-        <w:t>E. Validation of fate-predisposing signatures predicted by FIREFate framework.</w:t>
+        <w:t xml:space="preserve">E. Validation of fate-predisposing signatures predicted by </w:t>
+      </w:r>
+      <w:proofErr w:type="spellStart"/>
+      <w:r>
+        <w:rPr>
+          <w:rFonts w:ascii="Calibri" w:hAnsi="Calibri" w:cs="Calibri"/>
+          <w:b/>
+          <w:bCs/>
+          <w:color w:val="000000" w:themeColor="text1"/>
+          <w:lang w:val="en-US"/>
+        </w:rPr>
+        <w:t>FIREFate</w:t>
+      </w:r>
+      <w:proofErr w:type="spellEnd"/>
+      <w:r>
+        <w:rPr>
+          <w:rFonts w:ascii="Calibri" w:hAnsi="Calibri" w:cs="Calibri"/>
+          <w:b/>
+          <w:bCs/>
+          <w:color w:val="000000" w:themeColor="text1"/>
+          <w:lang w:val="en-US"/>
+        </w:rPr>
+        <w:t xml:space="preserve"> framework.</w:t>
       </w:r>
       <w:r>
         <w:rPr>
@@ -9852,7 +10638,25 @@
           <w:color w:val="000000" w:themeColor="text1"/>
           <w:lang w:val="en-US"/>
         </w:rPr>
-        <w:t xml:space="preserve">Canonical Tpex (green) and Tex (pink) marker enrichment scores were compared between the two groups predicted by a baseline LASSO classifier trained on Ikzf1-KO. </w:t>
+        <w:t xml:space="preserve">Canonical </w:t>
+      </w:r>
+      <w:proofErr w:type="spellStart"/>
+      <w:r>
+        <w:rPr>
+          <w:rFonts w:ascii="Calibri" w:hAnsi="Calibri" w:cs="Calibri"/>
+          <w:color w:val="000000" w:themeColor="text1"/>
+          <w:lang w:val="en-US"/>
+        </w:rPr>
+        <w:t>Tpex</w:t>
+      </w:r>
+      <w:proofErr w:type="spellEnd"/>
+      <w:r>
+        <w:rPr>
+          <w:rFonts w:ascii="Calibri" w:hAnsi="Calibri" w:cs="Calibri"/>
+          <w:color w:val="000000" w:themeColor="text1"/>
+          <w:lang w:val="en-US"/>
+        </w:rPr>
+        <w:t xml:space="preserve"> (green) and Tex (pink) marker enrichment scores were compared between the two groups predicted by a baseline LASSO classifier trained on Ikzf1-KO. </w:t>
       </w:r>
     </w:p>
     <w:p>
@@ -9908,35 +10712,52 @@
           <w:color w:val="000000" w:themeColor="text1"/>
           <w:lang w:val="en-US"/>
         </w:rPr>
-        <w:t xml:space="preserve">Canonical Tpex (green) and Tex (pink) marker enrichment scores were compared between the two groups predicted by a baseline classifier trained on Ikzf1-KO DEGs from perturbation data vs. unperturbed control cells. </w:t>
-      </w:r>
-    </w:p>
-    <w:p>
-      <w:pPr>
-        <w:jc w:val="both"/>
-        <w:rPr>
-          <w:rFonts w:ascii="Calibri" w:hAnsi="Calibri" w:cs="Calibri"/>
-          <w:color w:val="000000" w:themeColor="text1"/>
-          <w:lang w:val="en-US"/>
-        </w:rPr>
-      </w:pPr>
-    </w:p>
-    <w:p>
-      <w:pPr>
-        <w:jc w:val="both"/>
-        <w:rPr>
-          <w:rFonts w:ascii="Calibri" w:hAnsi="Calibri" w:cs="Calibri"/>
-          <w:color w:val="000000" w:themeColor="text1"/>
-        </w:rPr>
-      </w:pPr>
-      <w:r>
-        <w:rPr>
-          <w:rFonts w:ascii="Calibri" w:hAnsi="Calibri" w:cs="Calibri"/>
-          <w:b/>
-          <w:bCs/>
-          <w:color w:val="000000" w:themeColor="text1"/>
-        </w:rPr>
-        <w:lastRenderedPageBreak/>
+        <w:t xml:space="preserve">Canonical </w:t>
+      </w:r>
+      <w:proofErr w:type="spellStart"/>
+      <w:r>
+        <w:rPr>
+          <w:rFonts w:ascii="Calibri" w:hAnsi="Calibri" w:cs="Calibri"/>
+          <w:color w:val="000000" w:themeColor="text1"/>
+          <w:lang w:val="en-US"/>
+        </w:rPr>
+        <w:t>Tpex</w:t>
+      </w:r>
+      <w:proofErr w:type="spellEnd"/>
+      <w:r>
+        <w:rPr>
+          <w:rFonts w:ascii="Calibri" w:hAnsi="Calibri" w:cs="Calibri"/>
+          <w:color w:val="000000" w:themeColor="text1"/>
+          <w:lang w:val="en-US"/>
+        </w:rPr>
+        <w:t xml:space="preserve"> (green) and Tex (pink) marker enrichment scores were compared between the two groups predicted by a baseline classifier trained on Ikzf1-KO DEGs from perturbation data vs. unperturbed control cells. </w:t>
+      </w:r>
+    </w:p>
+    <w:p>
+      <w:pPr>
+        <w:jc w:val="both"/>
+        <w:rPr>
+          <w:rFonts w:ascii="Calibri" w:hAnsi="Calibri" w:cs="Calibri"/>
+          <w:color w:val="000000" w:themeColor="text1"/>
+          <w:lang w:val="en-US"/>
+        </w:rPr>
+      </w:pPr>
+    </w:p>
+    <w:p>
+      <w:pPr>
+        <w:jc w:val="both"/>
+        <w:rPr>
+          <w:rFonts w:ascii="Calibri" w:hAnsi="Calibri" w:cs="Calibri"/>
+          <w:color w:val="000000" w:themeColor="text1"/>
+        </w:rPr>
+      </w:pPr>
+      <w:r>
+        <w:rPr>
+          <w:rFonts w:ascii="Calibri" w:hAnsi="Calibri" w:cs="Calibri"/>
+          <w:b/>
+          <w:bCs/>
+          <w:color w:val="000000" w:themeColor="text1"/>
+        </w:rPr>
         <w:t>H.</w:t>
       </w:r>
       <w:r>
@@ -10044,7 +10865,25 @@
           <w:color w:val="000000" w:themeColor="text1"/>
           <w:lang w:val="en-US"/>
         </w:rPr>
-        <w:t xml:space="preserve"> FIREFates’ programs </w:t>
+        <w:t xml:space="preserve"> </w:t>
+      </w:r>
+      <w:proofErr w:type="spellStart"/>
+      <w:r>
+        <w:rPr>
+          <w:rFonts w:ascii="Calibri" w:hAnsi="Calibri" w:cs="Calibri"/>
+          <w:color w:val="000000" w:themeColor="text1"/>
+          <w:lang w:val="en-US"/>
+        </w:rPr>
+        <w:t>FIREFates</w:t>
+      </w:r>
+      <w:proofErr w:type="spellEnd"/>
+      <w:r>
+        <w:rPr>
+          <w:rFonts w:ascii="Calibri" w:hAnsi="Calibri" w:cs="Calibri"/>
+          <w:color w:val="000000" w:themeColor="text1"/>
+          <w:lang w:val="en-US"/>
+        </w:rPr>
+        <w:t xml:space="preserve">’ programs </w:t>
       </w:r>
       <w:r>
         <w:rPr>
@@ -10212,6 +11051,7 @@
         </w:rPr>
         <w:t xml:space="preserve">within each TF regulon relative to the </w:t>
       </w:r>
+      <w:proofErr w:type="spellStart"/>
       <w:r>
         <w:rPr>
           <w:rFonts w:ascii="Calibri" w:hAnsi="Calibri" w:cs="Calibri"/>
@@ -10236,6 +11076,7 @@
         </w:rPr>
         <w:t>ex</w:t>
       </w:r>
+      <w:proofErr w:type="spellEnd"/>
       <w:r>
         <w:rPr>
           <w:rFonts w:ascii="Calibri" w:hAnsi="Calibri" w:cs="Calibri"/>
@@ -10365,7 +11206,55 @@
           <w:sz w:val="22"/>
           <w:szCs w:val="22"/>
         </w:rPr>
-        <w:t>STREAM-inferred pseudotime trajectory of Tpex and Tex cells</w:t>
+        <w:t xml:space="preserve">STREAM-inferred </w:t>
+      </w:r>
+      <w:proofErr w:type="spellStart"/>
+      <w:r>
+        <w:rPr>
+          <w:rFonts w:ascii="Calibri" w:hAnsi="Calibri" w:cs="Calibri"/>
+          <w:b/>
+          <w:bCs/>
+          <w:color w:val="000000" w:themeColor="text1"/>
+          <w:sz w:val="22"/>
+          <w:szCs w:val="22"/>
+        </w:rPr>
+        <w:t>pseudotime</w:t>
+      </w:r>
+      <w:proofErr w:type="spellEnd"/>
+      <w:r>
+        <w:rPr>
+          <w:rFonts w:ascii="Calibri" w:hAnsi="Calibri" w:cs="Calibri"/>
+          <w:b/>
+          <w:bCs/>
+          <w:color w:val="000000" w:themeColor="text1"/>
+          <w:sz w:val="22"/>
+          <w:szCs w:val="22"/>
+        </w:rPr>
+        <w:t xml:space="preserve"> trajectory of </w:t>
+      </w:r>
+      <w:proofErr w:type="spellStart"/>
+      <w:r>
+        <w:rPr>
+          <w:rFonts w:ascii="Calibri" w:hAnsi="Calibri" w:cs="Calibri"/>
+          <w:b/>
+          <w:bCs/>
+          <w:color w:val="000000" w:themeColor="text1"/>
+          <w:sz w:val="22"/>
+          <w:szCs w:val="22"/>
+        </w:rPr>
+        <w:t>Tpex</w:t>
+      </w:r>
+      <w:proofErr w:type="spellEnd"/>
+      <w:r>
+        <w:rPr>
+          <w:rFonts w:ascii="Calibri" w:hAnsi="Calibri" w:cs="Calibri"/>
+          <w:b/>
+          <w:bCs/>
+          <w:color w:val="000000" w:themeColor="text1"/>
+          <w:sz w:val="22"/>
+          <w:szCs w:val="22"/>
+        </w:rPr>
+        <w:t xml:space="preserve"> and Tex cells</w:t>
       </w:r>
       <w:r>
         <w:rPr>
@@ -11115,7 +12004,29 @@
           <w:color w:val="000000" w:themeColor="text1"/>
           <w:lang w:val="en-US"/>
         </w:rPr>
-        <w:t>Validation of fate-predisposing signatures predicted by FIREFate framework.</w:t>
+        <w:t xml:space="preserve">Validation of fate-predisposing signatures predicted by </w:t>
+      </w:r>
+      <w:proofErr w:type="spellStart"/>
+      <w:r>
+        <w:rPr>
+          <w:rFonts w:ascii="Calibri" w:hAnsi="Calibri" w:cs="Calibri"/>
+          <w:b/>
+          <w:bCs/>
+          <w:color w:val="000000" w:themeColor="text1"/>
+          <w:lang w:val="en-US"/>
+        </w:rPr>
+        <w:t>FIREFate</w:t>
+      </w:r>
+      <w:proofErr w:type="spellEnd"/>
+      <w:r>
+        <w:rPr>
+          <w:rFonts w:ascii="Calibri" w:hAnsi="Calibri" w:cs="Calibri"/>
+          <w:b/>
+          <w:bCs/>
+          <w:color w:val="000000" w:themeColor="text1"/>
+          <w:lang w:val="en-US"/>
+        </w:rPr>
+        <w:t xml:space="preserve"> framework.</w:t>
       </w:r>
       <w:r>
         <w:rPr>
@@ -11293,7 +12204,25 @@
           <w:color w:val="000000" w:themeColor="text1"/>
           <w:lang w:val="en-US"/>
         </w:rPr>
-        <w:t xml:space="preserve">Canonical Tpex (green) and Tex (pink) marker enrichment scores were compared between the two groups predicted by a baseline LASSO classifier trained on </w:t>
+        <w:t xml:space="preserve">Canonical </w:t>
+      </w:r>
+      <w:proofErr w:type="spellStart"/>
+      <w:r>
+        <w:rPr>
+          <w:rFonts w:ascii="Calibri" w:hAnsi="Calibri" w:cs="Calibri"/>
+          <w:color w:val="000000" w:themeColor="text1"/>
+          <w:lang w:val="en-US"/>
+        </w:rPr>
+        <w:t>Tpex</w:t>
+      </w:r>
+      <w:proofErr w:type="spellEnd"/>
+      <w:r>
+        <w:rPr>
+          <w:rFonts w:ascii="Calibri" w:hAnsi="Calibri" w:cs="Calibri"/>
+          <w:color w:val="000000" w:themeColor="text1"/>
+          <w:lang w:val="en-US"/>
+        </w:rPr>
+        <w:t xml:space="preserve"> (green) and Tex (pink) marker enrichment scores were compared between the two groups predicted by a baseline LASSO classifier trained on </w:t>
       </w:r>
       <w:r>
         <w:rPr>
@@ -11367,8 +12296,25 @@
           <w:color w:val="000000" w:themeColor="text1"/>
           <w:lang w:val="en-US"/>
         </w:rPr>
-        <w:lastRenderedPageBreak/>
-        <w:t xml:space="preserve">Canonical Tpex (green) and Tex (pink) marker enrichment scores were compared between the two groups predicted by a baseline classifier trained on Ets1-KO DEGs from perturbation data vs. unperturbed control cells. </w:t>
+        <w:t xml:space="preserve">Canonical </w:t>
+      </w:r>
+      <w:proofErr w:type="spellStart"/>
+      <w:r>
+        <w:rPr>
+          <w:rFonts w:ascii="Calibri" w:hAnsi="Calibri" w:cs="Calibri"/>
+          <w:color w:val="000000" w:themeColor="text1"/>
+          <w:lang w:val="en-US"/>
+        </w:rPr>
+        <w:t>Tpex</w:t>
+      </w:r>
+      <w:proofErr w:type="spellEnd"/>
+      <w:r>
+        <w:rPr>
+          <w:rFonts w:ascii="Calibri" w:hAnsi="Calibri" w:cs="Calibri"/>
+          <w:color w:val="000000" w:themeColor="text1"/>
+          <w:lang w:val="en-US"/>
+        </w:rPr>
+        <w:t xml:space="preserve"> (green) and Tex (pink) marker enrichment scores were compared between the two groups predicted by a baseline classifier trained on Ets1-KO DEGs from perturbation data vs. unperturbed control cells. </w:t>
       </w:r>
     </w:p>
     <w:p>
@@ -11497,7 +12443,25 @@
           <w:color w:val="000000" w:themeColor="text1"/>
           <w:lang w:val="en-US"/>
         </w:rPr>
-        <w:t xml:space="preserve"> FIREFates’ programs </w:t>
+        <w:t xml:space="preserve"> </w:t>
+      </w:r>
+      <w:proofErr w:type="spellStart"/>
+      <w:r>
+        <w:rPr>
+          <w:rFonts w:ascii="Calibri" w:hAnsi="Calibri" w:cs="Calibri"/>
+          <w:color w:val="000000" w:themeColor="text1"/>
+          <w:lang w:val="en-US"/>
+        </w:rPr>
+        <w:t>FIREFates</w:t>
+      </w:r>
+      <w:proofErr w:type="spellEnd"/>
+      <w:r>
+        <w:rPr>
+          <w:rFonts w:ascii="Calibri" w:hAnsi="Calibri" w:cs="Calibri"/>
+          <w:color w:val="000000" w:themeColor="text1"/>
+          <w:lang w:val="en-US"/>
+        </w:rPr>
+        <w:t xml:space="preserve">’ programs </w:t>
       </w:r>
       <w:r>
         <w:rPr>
@@ -11682,13 +12646,23 @@
         </w:rPr>
         <w:t xml:space="preserve">within each TF regulon relative to the </w:t>
       </w:r>
-      <w:r>
-        <w:rPr>
-          <w:rFonts w:ascii="Calibri" w:hAnsi="Calibri" w:cs="Calibri"/>
-          <w:color w:val="000000" w:themeColor="text1"/>
-          <w:lang w:val="en-US"/>
-        </w:rPr>
-        <w:t>Tpex-Tex</w:t>
+      <w:proofErr w:type="spellStart"/>
+      <w:r>
+        <w:rPr>
+          <w:rFonts w:ascii="Calibri" w:hAnsi="Calibri" w:cs="Calibri"/>
+          <w:color w:val="000000" w:themeColor="text1"/>
+          <w:lang w:val="en-US"/>
+        </w:rPr>
+        <w:t>Tpex</w:t>
+      </w:r>
+      <w:proofErr w:type="spellEnd"/>
+      <w:r>
+        <w:rPr>
+          <w:rFonts w:ascii="Calibri" w:hAnsi="Calibri" w:cs="Calibri"/>
+          <w:color w:val="000000" w:themeColor="text1"/>
+          <w:lang w:val="en-US"/>
+        </w:rPr>
+        <w:t>-Tex</w:t>
       </w:r>
       <w:r>
         <w:rPr>
@@ -11879,6 +12853,9 @@
     </w:p>
     <w:p>
       <w:pPr>
+        <w:pBdr>
+          <w:bottom w:val="single" w:sz="4" w:space="1" w:color="auto"/>
+        </w:pBdr>
         <w:jc w:val="both"/>
         <w:rPr>
           <w:rFonts w:ascii="Calibri" w:hAnsi="Calibri" w:cs="Calibri"/>
@@ -11992,6 +12969,7 @@
           <w:color w:val="000000" w:themeColor="text1"/>
           <w:lang w:val="en-US"/>
         </w:rPr>
+        <w:lastRenderedPageBreak/>
         <w:t>B. SLIDE models on IRF8, SPIB BATF perturb seq data show high performance over permutation controls.</w:t>
       </w:r>
       <w:r>
@@ -12127,7 +13105,6 @@
           <w:color w:val="000000" w:themeColor="text1"/>
           <w:lang w:val="en-US"/>
         </w:rPr>
-        <w:lastRenderedPageBreak/>
         <w:t xml:space="preserve">Distribution of ABCs at Day 2 and Day 4, respectively. The pink portion highlights a subset of ABCs exhibiting early PB-like fate bias prior to bifurcation. </w:t>
       </w:r>
     </w:p>
@@ -12222,7 +13199,7 @@
 </file>
 
 <file path=word/numbering.xml><?xml version="1.0" encoding="utf-8"?>
-<w:numbering xmlns:wpc="http://schemas.microsoft.com/office/word/2010/wordprocessingCanvas" xmlns:cx="http://schemas.microsoft.com/office/drawing/2014/chartex" xmlns:cx1="http://schemas.microsoft.com/office/drawing/2015/9/8/chartex" xmlns:cx2="http://schemas.microsoft.com/office/drawing/2015/10/21/chartex" xmlns:cx3="http://schemas.microsoft.com/office/drawing/2016/5/9/chartex" xmlns:cx4="http://schemas.microsoft.com/office/drawing/2016/5/10/chartex" xmlns:cx5="http://schemas.microsoft.com/office/drawing/2016/5/11/chartex" xmlns:cx6="http://schemas.microsoft.com/office/drawing/2016/5/12/chartex" xmlns:cx7="http://schemas.microsoft.com/office/drawing/2016/5/13/chartex" xmlns:cx8="http://schemas.microsoft.com/office/drawing/2016/5/14/chartex" xmlns:mc="http://schemas.openxmlformats.org/markup-compatibility/2006" xmlns:aink="http://schemas.microsoft.com/office/drawing/2016/ink" xmlns:am3d="http://schemas.microsoft.com/office/drawing/2017/model3d" xmlns:o="urn:schemas-microsoft-com:office:office" xmlns:oel="http://schemas.microsoft.com/office/2019/extlst" xmlns:r="http://schemas.openxmlformats.org/officeDocument/2006/relationships" xmlns:m="http://schemas.openxmlformats.org/officeDocument/2006/math" xmlns:v="urn:schemas-microsoft-com:vml" xmlns:wp14="http://schemas.microsoft.com/office/word/2010/wordprocessingDrawing" xmlns:wp="http://schemas.openxmlformats.org/drawingml/2006/wordprocessingDrawing" xmlns:w10="urn:schemas-microsoft-com:office:word" xmlns:w="http://schemas.openxmlformats.org/wordprocessingml/2006/main" xmlns:w14="http://schemas.microsoft.com/office/word/2010/wordml" xmlns:w15="http://schemas.microsoft.com/office/word/2012/wordml" xmlns:w16cex="http://schemas.microsoft.com/office/word/2018/wordml/cex" xmlns:w16cid="http://schemas.microsoft.com/office/word/2016/wordml/cid" xmlns:w16="http://schemas.microsoft.com/office/word/2018/wordml" xmlns:w16du="http://schemas.microsoft.com/office/word/2023/wordml/word16du" xmlns:w16sdtdh="http://schemas.microsoft.com/office/word/2020/wordml/sdtdatahash" xmlns:w16sdtfl="http://schemas.microsoft.com/office/word/2024/wordml/sdtformatlock" xmlns:w16se="http://schemas.microsoft.com/office/word/2015/wordml/symex" xmlns:wpg="http://schemas.microsoft.com/office/word/2010/wordprocessingGroup" xmlns:wpi="http://schemas.microsoft.com/office/word/2010/wordprocessingInk" xmlns:wne="http://schemas.microsoft.com/office/word/2006/wordml" xmlns:wps="http://schemas.microsoft.com/office/word/2010/wordprocessingShape" mc:Ignorable="w14 w15 w16se w16cid w16 w16cex w16sdtdh w16sdtfl w16du wp14">
+<w:numbering xmlns:wpc="http://schemas.microsoft.com/office/word/2010/wordprocessingCanvas" xmlns:cx="http://schemas.microsoft.com/office/drawing/2014/chartex" xmlns:cx1="http://schemas.microsoft.com/office/drawing/2015/9/8/chartex" xmlns:cx2="http://schemas.microsoft.com/office/drawing/2015/10/21/chartex" xmlns:cx3="http://schemas.microsoft.com/office/drawing/2016/5/9/chartex" xmlns:cx4="http://schemas.microsoft.com/office/drawing/2016/5/10/chartex" xmlns:cx5="http://schemas.microsoft.com/office/drawing/2016/5/11/chartex" xmlns:cx6="http://schemas.microsoft.com/office/drawing/2016/5/12/chartex" xmlns:cx7="http://schemas.microsoft.com/office/drawing/2016/5/13/chartex" xmlns:cx8="http://schemas.microsoft.com/office/drawing/2016/5/14/chartex" xmlns:mc="http://schemas.openxmlformats.org/markup-compatibility/2006" xmlns:m="http://schemas.openxmlformats.org/officeDocument/2006/math" xmlns:aink="http://schemas.microsoft.com/office/drawing/2016/ink" xmlns:am3d="http://schemas.microsoft.com/office/drawing/2017/model3d" xmlns:oel="http://schemas.microsoft.com/office/2019/extlst" xmlns:r="http://schemas.openxmlformats.org/officeDocument/2006/relationships" xmlns:wp14="http://schemas.microsoft.com/office/word/2010/wordprocessingDrawing" xmlns:wp="http://schemas.openxmlformats.org/drawingml/2006/wordprocessingDrawing" xmlns:wpg="http://schemas.microsoft.com/office/word/2010/wordprocessingGroup" xmlns:wpi="http://schemas.microsoft.com/office/word/2010/wordprocessingInk" xmlns:wps="http://schemas.microsoft.com/office/word/2010/wordprocessingShape" xmlns:o="urn:schemas-microsoft-com:office:office" xmlns:v="urn:schemas-microsoft-com:vml" xmlns:w10="urn:schemas-microsoft-com:office:word" xmlns:w="http://schemas.openxmlformats.org/wordprocessingml/2006/main" xmlns:w14="http://schemas.microsoft.com/office/word/2010/wordml" xmlns:w15="http://schemas.microsoft.com/office/word/2012/wordml" xmlns:w16cex="http://schemas.microsoft.com/office/word/2018/wordml/cex" xmlns:w16cid="http://schemas.microsoft.com/office/word/2016/wordml/cid" xmlns:w16="http://schemas.microsoft.com/office/word/2018/wordml" xmlns:w16sdtdh="http://schemas.microsoft.com/office/word/2020/wordml/sdtdatahash" xmlns:w16sdtfl="http://schemas.microsoft.com/office/word/2024/wordml/sdtformatlock" xmlns:w16se="http://schemas.microsoft.com/office/word/2015/wordml/symex" xmlns:w16du="http://schemas.microsoft.com/office/word/2023/wordml/word16du" xmlns:wne="http://schemas.microsoft.com/office/word/2006/wordml" mc:Ignorable="w14 w15 w16se w16cid w16 w16cex w16sdtdh w16sdtfl w16du wp14">
   <w:abstractNum w:abstractNumId="0" w15:restartNumberingAfterBreak="0">
     <w:nsid w:val="47FE2638"/>
     <w:multiLevelType w:val="hybridMultilevel"/>
@@ -12595,7 +13572,7 @@
 </file>
 
 <file path=word/styles.xml><?xml version="1.0" encoding="utf-8"?>
-<w:styles xmlns:mc="http://schemas.openxmlformats.org/markup-compatibility/2006" xmlns:r="http://schemas.openxmlformats.org/officeDocument/2006/relationships" xmlns:w="http://schemas.openxmlformats.org/wordprocessingml/2006/main" xmlns:w14="http://schemas.microsoft.com/office/word/2010/wordml" xmlns:w15="http://schemas.microsoft.com/office/word/2012/wordml" xmlns:w16cex="http://schemas.microsoft.com/office/word/2018/wordml/cex" xmlns:w16cid="http://schemas.microsoft.com/office/word/2016/wordml/cid" xmlns:w16="http://schemas.microsoft.com/office/word/2018/wordml" xmlns:w16du="http://schemas.microsoft.com/office/word/2023/wordml/word16du" xmlns:w16sdtdh="http://schemas.microsoft.com/office/word/2020/wordml/sdtdatahash" xmlns:w16sdtfl="http://schemas.microsoft.com/office/word/2024/wordml/sdtformatlock" xmlns:w16se="http://schemas.microsoft.com/office/word/2015/wordml/symex" mc:Ignorable="w14 w15 w16se w16cid w16 w16cex w16sdtdh w16sdtfl w16du">
+<w:styles xmlns:mc="http://schemas.openxmlformats.org/markup-compatibility/2006" xmlns:r="http://schemas.openxmlformats.org/officeDocument/2006/relationships" xmlns:w="http://schemas.openxmlformats.org/wordprocessingml/2006/main" xmlns:w14="http://schemas.microsoft.com/office/word/2010/wordml" xmlns:w15="http://schemas.microsoft.com/office/word/2012/wordml" xmlns:w16cex="http://schemas.microsoft.com/office/word/2018/wordml/cex" xmlns:w16cid="http://schemas.microsoft.com/office/word/2016/wordml/cid" xmlns:w16="http://schemas.microsoft.com/office/word/2018/wordml" xmlns:w16sdtdh="http://schemas.microsoft.com/office/word/2020/wordml/sdtdatahash" xmlns:w16sdtfl="http://schemas.microsoft.com/office/word/2024/wordml/sdtformatlock" xmlns:w16se="http://schemas.microsoft.com/office/word/2015/wordml/symex" xmlns:w16du="http://schemas.microsoft.com/office/word/2023/wordml/word16du" mc:Ignorable="w14 w15 w16se w16cid w16 w16cex w16sdtdh w16sdtfl w16du">
   <w:docDefaults>
     <w:rPrDefault>
       <w:rPr>
